--- a/NextJS/NextJS-Notes-01.docx
+++ b/NextJS/NextJS-Notes-01.docx
@@ -135,7 +135,19 @@
           <w:szCs w:val="21"/>
           <w14:ligatures w14:val="none"/>
         </w:rPr>
-        <w:t xml:space="preserve"> { </w:t>
+        <w:t xml:space="preserve"> </w:t>
+      </w:r>
+      <w:proofErr w:type="gramStart"/>
+      <w:r>
+        <w:rPr>
+          <w:rFonts w:ascii="Consolas" w:eastAsia="Times New Roman" w:hAnsi="Consolas" w:cs="Times New Roman"/>
+          <w:color w:val="3B3B3B"/>
+          <w:kern w:val="0"/>
+          <w:sz w:val="21"/>
+          <w:szCs w:val="21"/>
+          <w14:ligatures w14:val="none"/>
+        </w:rPr>
+        <w:t xml:space="preserve">{ </w:t>
       </w:r>
       <w:r>
         <w:rPr>
@@ -148,6 +160,7 @@
         </w:rPr>
         <w:t>Inter</w:t>
       </w:r>
+      <w:proofErr w:type="gramEnd"/>
       <w:r>
         <w:rPr>
           <w:rFonts w:ascii="Consolas" w:eastAsia="Times New Roman" w:hAnsi="Consolas" w:cs="Times New Roman"/>
@@ -308,6 +321,7 @@
         </w:rPr>
         <w:t xml:space="preserve"> </w:t>
       </w:r>
+      <w:proofErr w:type="gramStart"/>
       <w:r>
         <w:rPr>
           <w:rFonts w:ascii="Consolas" w:eastAsia="Times New Roman" w:hAnsi="Consolas" w:cs="Times New Roman"/>
@@ -339,7 +353,19 @@
           <w:szCs w:val="21"/>
           <w14:ligatures w14:val="none"/>
         </w:rPr>
-        <w:t>subsets:</w:t>
+        <w:t>subsets</w:t>
+      </w:r>
+      <w:proofErr w:type="gramEnd"/>
+      <w:r>
+        <w:rPr>
+          <w:rFonts w:ascii="Consolas" w:eastAsia="Times New Roman" w:hAnsi="Consolas" w:cs="Times New Roman"/>
+          <w:color w:val="001080"/>
+          <w:kern w:val="0"/>
+          <w:sz w:val="21"/>
+          <w:szCs w:val="21"/>
+          <w14:ligatures w14:val="none"/>
+        </w:rPr>
+        <w:t>:</w:t>
       </w:r>
       <w:r>
         <w:rPr>
@@ -363,16 +389,29 @@
         </w:rPr>
         <w:t>'latin'</w:t>
       </w:r>
-      <w:r>
-        <w:rPr>
-          <w:rFonts w:ascii="Consolas" w:eastAsia="Times New Roman" w:hAnsi="Consolas" w:cs="Times New Roman"/>
-          <w:color w:val="3B3B3B"/>
-          <w:kern w:val="0"/>
-          <w:sz w:val="21"/>
-          <w:szCs w:val="21"/>
-          <w14:ligatures w14:val="none"/>
-        </w:rPr>
-        <w:t>] })</w:t>
+      <w:proofErr w:type="gramStart"/>
+      <w:r>
+        <w:rPr>
+          <w:rFonts w:ascii="Consolas" w:eastAsia="Times New Roman" w:hAnsi="Consolas" w:cs="Times New Roman"/>
+          <w:color w:val="3B3B3B"/>
+          <w:kern w:val="0"/>
+          <w:sz w:val="21"/>
+          <w:szCs w:val="21"/>
+          <w14:ligatures w14:val="none"/>
+        </w:rPr>
+        <w:t>] }</w:t>
+      </w:r>
+      <w:proofErr w:type="gramEnd"/>
+      <w:r>
+        <w:rPr>
+          <w:rFonts w:ascii="Consolas" w:eastAsia="Times New Roman" w:hAnsi="Consolas" w:cs="Times New Roman"/>
+          <w:color w:val="3B3B3B"/>
+          <w:kern w:val="0"/>
+          <w:sz w:val="21"/>
+          <w:szCs w:val="21"/>
+          <w14:ligatures w14:val="none"/>
+        </w:rPr>
+        <w:t>)</w:t>
       </w:r>
     </w:p>
     <w:p>
@@ -456,7 +495,31 @@
           <w:szCs w:val="21"/>
           <w14:ligatures w14:val="none"/>
         </w:rPr>
-        <w:t>'@/app/ui/global.css'</w:t>
+        <w:t>'@/app/</w:t>
+      </w:r>
+      <w:proofErr w:type="spellStart"/>
+      <w:r>
+        <w:rPr>
+          <w:rFonts w:ascii="Consolas" w:eastAsia="Times New Roman" w:hAnsi="Consolas" w:cs="Times New Roman"/>
+          <w:color w:val="A31515"/>
+          <w:kern w:val="0"/>
+          <w:sz w:val="21"/>
+          <w:szCs w:val="21"/>
+          <w14:ligatures w14:val="none"/>
+        </w:rPr>
+        <w:t>ui</w:t>
+      </w:r>
+      <w:proofErr w:type="spellEnd"/>
+      <w:r>
+        <w:rPr>
+          <w:rFonts w:ascii="Consolas" w:eastAsia="Times New Roman" w:hAnsi="Consolas" w:cs="Times New Roman"/>
+          <w:color w:val="A31515"/>
+          <w:kern w:val="0"/>
+          <w:sz w:val="21"/>
+          <w:szCs w:val="21"/>
+          <w14:ligatures w14:val="none"/>
+        </w:rPr>
+        <w:t>/global.css'</w:t>
       </w:r>
       <w:r>
         <w:rPr>
@@ -503,7 +566,19 @@
           <w:szCs w:val="21"/>
           <w14:ligatures w14:val="none"/>
         </w:rPr>
-        <w:t xml:space="preserve"> { </w:t>
+        <w:t xml:space="preserve"> </w:t>
+      </w:r>
+      <w:proofErr w:type="gramStart"/>
+      <w:r>
+        <w:rPr>
+          <w:rFonts w:ascii="Consolas" w:eastAsia="Times New Roman" w:hAnsi="Consolas" w:cs="Times New Roman"/>
+          <w:color w:val="3B3B3B"/>
+          <w:kern w:val="0"/>
+          <w:sz w:val="21"/>
+          <w:szCs w:val="21"/>
+          <w14:ligatures w14:val="none"/>
+        </w:rPr>
+        <w:t xml:space="preserve">{ </w:t>
       </w:r>
       <w:r>
         <w:rPr>
@@ -516,6 +591,7 @@
         </w:rPr>
         <w:t>inter</w:t>
       </w:r>
+      <w:proofErr w:type="gramEnd"/>
       <w:r>
         <w:rPr>
           <w:rFonts w:ascii="Consolas" w:eastAsia="Times New Roman" w:hAnsi="Consolas" w:cs="Times New Roman"/>
@@ -558,7 +634,31 @@
           <w:szCs w:val="21"/>
           <w14:ligatures w14:val="none"/>
         </w:rPr>
-        <w:t>'@/app/ui/fonts'</w:t>
+        <w:t>'@/app/</w:t>
+      </w:r>
+      <w:proofErr w:type="spellStart"/>
+      <w:r>
+        <w:rPr>
+          <w:rFonts w:ascii="Consolas" w:eastAsia="Times New Roman" w:hAnsi="Consolas" w:cs="Times New Roman"/>
+          <w:color w:val="A31515"/>
+          <w:kern w:val="0"/>
+          <w:sz w:val="21"/>
+          <w:szCs w:val="21"/>
+          <w14:ligatures w14:val="none"/>
+        </w:rPr>
+        <w:t>ui</w:t>
+      </w:r>
+      <w:proofErr w:type="spellEnd"/>
+      <w:r>
+        <w:rPr>
+          <w:rFonts w:ascii="Consolas" w:eastAsia="Times New Roman" w:hAnsi="Consolas" w:cs="Times New Roman"/>
+          <w:color w:val="A31515"/>
+          <w:kern w:val="0"/>
+          <w:sz w:val="21"/>
+          <w:szCs w:val="21"/>
+          <w14:ligatures w14:val="none"/>
+        </w:rPr>
+        <w:t>/fonts'</w:t>
       </w:r>
       <w:r>
         <w:rPr>
@@ -665,6 +765,7 @@
         </w:rPr>
         <w:t xml:space="preserve"> </w:t>
       </w:r>
+      <w:proofErr w:type="gramStart"/>
       <w:r>
         <w:rPr>
           <w:rFonts w:ascii="Consolas" w:eastAsia="Times New Roman" w:hAnsi="Consolas" w:cs="Times New Roman"/>
@@ -685,7 +786,19 @@
           <w:szCs w:val="21"/>
           <w14:ligatures w14:val="none"/>
         </w:rPr>
-        <w:t>({</w:t>
+        <w:t>(</w:t>
+      </w:r>
+      <w:proofErr w:type="gramEnd"/>
+      <w:r>
+        <w:rPr>
+          <w:rFonts w:ascii="Consolas" w:eastAsia="Times New Roman" w:hAnsi="Consolas" w:cs="Times New Roman"/>
+          <w:color w:val="3B3B3B"/>
+          <w:kern w:val="0"/>
+          <w:sz w:val="21"/>
+          <w:szCs w:val="21"/>
+          <w14:ligatures w14:val="none"/>
+        </w:rPr>
+        <w:t>{</w:t>
       </w:r>
     </w:p>
     <w:p>
@@ -1148,6 +1261,7 @@
         </w:rPr>
         <w:t>${</w:t>
       </w:r>
+      <w:proofErr w:type="gramStart"/>
       <w:r>
         <w:rPr>
           <w:rFonts w:ascii="Consolas" w:eastAsia="Times New Roman" w:hAnsi="Consolas" w:cs="Times New Roman"/>
@@ -1181,6 +1295,7 @@
         </w:rPr>
         <w:t>className</w:t>
       </w:r>
+      <w:proofErr w:type="gramEnd"/>
       <w:r>
         <w:rPr>
           <w:rFonts w:ascii="Consolas" w:eastAsia="Times New Roman" w:hAnsi="Consolas" w:cs="Times New Roman"/>
@@ -1385,6 +1500,7 @@
       <w:r>
         <w:rPr>
           <w:rFonts w:ascii="Sakkal Majalla" w:hAnsi="Sakkal Majalla" w:cs="Sakkal Majalla"/>
+          <w:noProof/>
           <w:sz w:val="28"/>
           <w:szCs w:val="28"/>
         </w:rPr>
@@ -1518,6 +1634,7 @@
       <w:r>
         <w:rPr>
           <w:rFonts w:ascii="Sakkal Majalla" w:hAnsi="Sakkal Majalla" w:cs="Sakkal Majalla"/>
+          <w:noProof/>
           <w:sz w:val="28"/>
           <w:szCs w:val="28"/>
         </w:rPr>
@@ -1808,7 +1925,55 @@
           <w:szCs w:val="21"/>
           <w14:ligatures w14:val="none"/>
         </w:rPr>
-        <w:t>"flex items-center justify-center p-6 md:w-3/5 md:px-28 md:py-12"</w:t>
+        <w:t xml:space="preserve">"flex items-center justify-center p-6 </w:t>
+      </w:r>
+      <w:proofErr w:type="gramStart"/>
+      <w:r>
+        <w:rPr>
+          <w:rFonts w:ascii="Consolas" w:eastAsia="Times New Roman" w:hAnsi="Consolas" w:cs="Times New Roman"/>
+          <w:color w:val="A31515"/>
+          <w:kern w:val="0"/>
+          <w:sz w:val="21"/>
+          <w:szCs w:val="21"/>
+          <w14:ligatures w14:val="none"/>
+        </w:rPr>
+        <w:t>md:w</w:t>
+      </w:r>
+      <w:proofErr w:type="gramEnd"/>
+      <w:r>
+        <w:rPr>
+          <w:rFonts w:ascii="Consolas" w:eastAsia="Times New Roman" w:hAnsi="Consolas" w:cs="Times New Roman"/>
+          <w:color w:val="A31515"/>
+          <w:kern w:val="0"/>
+          <w:sz w:val="21"/>
+          <w:szCs w:val="21"/>
+          <w14:ligatures w14:val="none"/>
+        </w:rPr>
+        <w:t xml:space="preserve">-3/5 </w:t>
+      </w:r>
+      <w:proofErr w:type="gramStart"/>
+      <w:r>
+        <w:rPr>
+          <w:rFonts w:ascii="Consolas" w:eastAsia="Times New Roman" w:hAnsi="Consolas" w:cs="Times New Roman"/>
+          <w:color w:val="A31515"/>
+          <w:kern w:val="0"/>
+          <w:sz w:val="21"/>
+          <w:szCs w:val="21"/>
+          <w14:ligatures w14:val="none"/>
+        </w:rPr>
+        <w:t>md:px</w:t>
+      </w:r>
+      <w:proofErr w:type="gramEnd"/>
+      <w:r>
+        <w:rPr>
+          <w:rFonts w:ascii="Consolas" w:eastAsia="Times New Roman" w:hAnsi="Consolas" w:cs="Times New Roman"/>
+          <w:color w:val="A31515"/>
+          <w:kern w:val="0"/>
+          <w:sz w:val="21"/>
+          <w:szCs w:val="21"/>
+          <w14:ligatures w14:val="none"/>
+        </w:rPr>
+        <w:t>-28 md:py-12"</w:t>
       </w:r>
       <w:r>
         <w:rPr>
@@ -1951,6 +2116,7 @@
         </w:rPr>
         <w:t xml:space="preserve">            </w:t>
       </w:r>
+      <w:proofErr w:type="spellStart"/>
       <w:r>
         <w:rPr>
           <w:rFonts w:ascii="Consolas" w:eastAsia="Times New Roman" w:hAnsi="Consolas" w:cs="Times New Roman"/>
@@ -1962,6 +2128,7 @@
         </w:rPr>
         <w:t>src</w:t>
       </w:r>
+      <w:proofErr w:type="spellEnd"/>
       <w:r>
         <w:rPr>
           <w:rFonts w:ascii="Consolas" w:eastAsia="Times New Roman" w:hAnsi="Consolas" w:cs="Times New Roman"/>
@@ -2042,6 +2209,7 @@
         </w:rPr>
         <w:t>width</w:t>
       </w:r>
+      <w:proofErr w:type="gramStart"/>
       <w:r>
         <w:rPr>
           <w:rFonts w:ascii="Consolas" w:eastAsia="Times New Roman" w:hAnsi="Consolas" w:cs="Times New Roman"/>
@@ -2064,6 +2232,7 @@
         </w:rPr>
         <w:t>{</w:t>
       </w:r>
+      <w:proofErr w:type="gramEnd"/>
       <w:r>
         <w:rPr>
           <w:rFonts w:ascii="Consolas" w:eastAsia="Times New Roman" w:hAnsi="Consolas" w:cs="Times New Roman"/>
@@ -2122,6 +2291,7 @@
         </w:rPr>
         <w:t>height</w:t>
       </w:r>
+      <w:proofErr w:type="gramStart"/>
       <w:r>
         <w:rPr>
           <w:rFonts w:ascii="Consolas" w:eastAsia="Times New Roman" w:hAnsi="Consolas" w:cs="Times New Roman"/>
@@ -2144,6 +2314,7 @@
         </w:rPr>
         <w:t>{</w:t>
       </w:r>
+      <w:proofErr w:type="gramEnd"/>
       <w:r>
         <w:rPr>
           <w:rFonts w:ascii="Consolas" w:eastAsia="Times New Roman" w:hAnsi="Consolas" w:cs="Times New Roman"/>
@@ -2222,7 +2393,31 @@
           <w:szCs w:val="21"/>
           <w14:ligatures w14:val="none"/>
         </w:rPr>
-        <w:t>'hidden md:block'</w:t>
+        <w:t xml:space="preserve">'hidden </w:t>
+      </w:r>
+      <w:proofErr w:type="gramStart"/>
+      <w:r>
+        <w:rPr>
+          <w:rFonts w:ascii="Consolas" w:eastAsia="Times New Roman" w:hAnsi="Consolas" w:cs="Times New Roman"/>
+          <w:color w:val="A31515"/>
+          <w:kern w:val="0"/>
+          <w:sz w:val="21"/>
+          <w:szCs w:val="21"/>
+          <w14:ligatures w14:val="none"/>
+        </w:rPr>
+        <w:t>md:block</w:t>
+      </w:r>
+      <w:proofErr w:type="gramEnd"/>
+      <w:r>
+        <w:rPr>
+          <w:rFonts w:ascii="Consolas" w:eastAsia="Times New Roman" w:hAnsi="Consolas" w:cs="Times New Roman"/>
+          <w:color w:val="A31515"/>
+          <w:kern w:val="0"/>
+          <w:sz w:val="21"/>
+          <w:szCs w:val="21"/>
+          <w14:ligatures w14:val="none"/>
+        </w:rPr>
+        <w:t>'</w:t>
       </w:r>
     </w:p>
     <w:p>
@@ -2390,6 +2585,7 @@
         </w:rPr>
         <w:t xml:space="preserve">            </w:t>
       </w:r>
+      <w:proofErr w:type="spellStart"/>
       <w:r>
         <w:rPr>
           <w:rFonts w:ascii="Consolas" w:eastAsia="Times New Roman" w:hAnsi="Consolas" w:cs="Times New Roman"/>
@@ -2401,6 +2597,7 @@
         </w:rPr>
         <w:t>src</w:t>
       </w:r>
+      <w:proofErr w:type="spellEnd"/>
       <w:r>
         <w:rPr>
           <w:rFonts w:ascii="Consolas" w:eastAsia="Times New Roman" w:hAnsi="Consolas" w:cs="Times New Roman"/>
@@ -2459,6 +2656,7 @@
         </w:rPr>
         <w:t>width</w:t>
       </w:r>
+      <w:proofErr w:type="gramStart"/>
       <w:r>
         <w:rPr>
           <w:rFonts w:ascii="Consolas" w:eastAsia="Times New Roman" w:hAnsi="Consolas" w:cs="Times New Roman"/>
@@ -2481,6 +2679,7 @@
         </w:rPr>
         <w:t>{</w:t>
       </w:r>
+      <w:proofErr w:type="gramEnd"/>
       <w:r>
         <w:rPr>
           <w:rFonts w:ascii="Consolas" w:eastAsia="Times New Roman" w:hAnsi="Consolas" w:cs="Times New Roman"/>
@@ -2539,6 +2738,7 @@
         </w:rPr>
         <w:t>height</w:t>
       </w:r>
+      <w:proofErr w:type="gramStart"/>
       <w:r>
         <w:rPr>
           <w:rFonts w:ascii="Consolas" w:eastAsia="Times New Roman" w:hAnsi="Consolas" w:cs="Times New Roman"/>
@@ -2561,6 +2761,7 @@
         </w:rPr>
         <w:t>{</w:t>
       </w:r>
+      <w:proofErr w:type="gramEnd"/>
       <w:r>
         <w:rPr>
           <w:rFonts w:ascii="Consolas" w:eastAsia="Times New Roman" w:hAnsi="Consolas" w:cs="Times New Roman"/>
@@ -2639,7 +2840,31 @@
           <w:szCs w:val="21"/>
           <w14:ligatures w14:val="none"/>
         </w:rPr>
-        <w:t>'block md:hidden'</w:t>
+        <w:t xml:space="preserve">'block </w:t>
+      </w:r>
+      <w:proofErr w:type="gramStart"/>
+      <w:r>
+        <w:rPr>
+          <w:rFonts w:ascii="Consolas" w:eastAsia="Times New Roman" w:hAnsi="Consolas" w:cs="Times New Roman"/>
+          <w:color w:val="A31515"/>
+          <w:kern w:val="0"/>
+          <w:sz w:val="21"/>
+          <w:szCs w:val="21"/>
+          <w14:ligatures w14:val="none"/>
+        </w:rPr>
+        <w:t>md:hidden</w:t>
+      </w:r>
+      <w:proofErr w:type="gramEnd"/>
+      <w:r>
+        <w:rPr>
+          <w:rFonts w:ascii="Consolas" w:eastAsia="Times New Roman" w:hAnsi="Consolas" w:cs="Times New Roman"/>
+          <w:color w:val="A31515"/>
+          <w:kern w:val="0"/>
+          <w:sz w:val="21"/>
+          <w:szCs w:val="21"/>
+          <w14:ligatures w14:val="none"/>
+        </w:rPr>
+        <w:t>'</w:t>
       </w:r>
     </w:p>
     <w:p>
@@ -2787,6 +3012,579 @@
           <w:szCs w:val="28"/>
         </w:rPr>
       </w:pPr>
+      <w:r>
+        <w:rPr>
+          <w:rFonts w:ascii="Sakkal Majalla" w:hAnsi="Sakkal Majalla" w:cs="Sakkal Majalla"/>
+          <w:sz w:val="28"/>
+          <w:szCs w:val="28"/>
+        </w:rPr>
+        <w:t>Here, you're setting the </w:t>
+      </w:r>
+      <w:r>
+        <w:rPr>
+          <w:rFonts w:ascii="Sakkal Majalla" w:hAnsi="Sakkal Majalla" w:cs="Sakkal Majalla"/>
+          <w:b/>
+          <w:bCs/>
+          <w:color w:val="EE0000"/>
+          <w:sz w:val="28"/>
+          <w:szCs w:val="28"/>
+        </w:rPr>
+        <w:t>width</w:t>
+      </w:r>
+      <w:r>
+        <w:rPr>
+          <w:rFonts w:ascii="Sakkal Majalla" w:hAnsi="Sakkal Majalla" w:cs="Sakkal Majalla"/>
+          <w:color w:val="EE0000"/>
+          <w:sz w:val="28"/>
+          <w:szCs w:val="28"/>
+        </w:rPr>
+        <w:t> </w:t>
+      </w:r>
+      <w:r>
+        <w:rPr>
+          <w:rFonts w:ascii="Sakkal Majalla" w:hAnsi="Sakkal Majalla" w:cs="Sakkal Majalla"/>
+          <w:sz w:val="28"/>
+          <w:szCs w:val="28"/>
+        </w:rPr>
+        <w:t>to 1000 and </w:t>
+      </w:r>
+      <w:r>
+        <w:rPr>
+          <w:rFonts w:ascii="Sakkal Majalla" w:hAnsi="Sakkal Majalla" w:cs="Sakkal Majalla"/>
+          <w:b/>
+          <w:bCs/>
+          <w:color w:val="EE0000"/>
+          <w:sz w:val="28"/>
+          <w:szCs w:val="28"/>
+        </w:rPr>
+        <w:t>height</w:t>
+      </w:r>
+      <w:r>
+        <w:rPr>
+          <w:rFonts w:ascii="Sakkal Majalla" w:hAnsi="Sakkal Majalla" w:cs="Sakkal Majalla"/>
+          <w:color w:val="EE0000"/>
+          <w:sz w:val="28"/>
+          <w:szCs w:val="28"/>
+        </w:rPr>
+        <w:t> </w:t>
+      </w:r>
+      <w:r>
+        <w:rPr>
+          <w:rFonts w:ascii="Sakkal Majalla" w:hAnsi="Sakkal Majalla" w:cs="Sakkal Majalla"/>
+          <w:sz w:val="28"/>
+          <w:szCs w:val="28"/>
+        </w:rPr>
+        <w:t>to 760 </w:t>
+      </w:r>
+      <w:r>
+        <w:rPr>
+          <w:rFonts w:ascii="Sakkal Majalla" w:hAnsi="Sakkal Majalla" w:cs="Sakkal Majalla"/>
+          <w:b/>
+          <w:bCs/>
+          <w:color w:val="EE0000"/>
+          <w:sz w:val="28"/>
+          <w:szCs w:val="28"/>
+        </w:rPr>
+        <w:t>pixels</w:t>
+      </w:r>
+      <w:r>
+        <w:rPr>
+          <w:rFonts w:ascii="Sakkal Majalla" w:hAnsi="Sakkal Majalla" w:cs="Sakkal Majalla"/>
+          <w:sz w:val="28"/>
+          <w:szCs w:val="28"/>
+        </w:rPr>
+        <w:t>. It's good practice to set the width and height of your images to avoid layout shift</w:t>
+      </w:r>
+      <w:r>
+        <w:rPr>
+          <w:rFonts w:ascii="Sakkal Majalla" w:hAnsi="Sakkal Majalla" w:cs="Sakkal Majalla"/>
+          <w:sz w:val="28"/>
+          <w:szCs w:val="28"/>
+        </w:rPr>
+        <w:t>;</w:t>
+      </w:r>
+      <w:r>
+        <w:rPr>
+          <w:rFonts w:ascii="Sakkal Majalla" w:hAnsi="Sakkal Majalla" w:cs="Sakkal Majalla"/>
+          <w:sz w:val="28"/>
+          <w:szCs w:val="28"/>
+        </w:rPr>
+        <w:t xml:space="preserve"> these should be an aspect ratio </w:t>
+      </w:r>
+      <w:r>
+        <w:rPr>
+          <w:rFonts w:ascii="Sakkal Majalla" w:hAnsi="Sakkal Majalla" w:cs="Sakkal Majalla"/>
+          <w:b/>
+          <w:bCs/>
+          <w:sz w:val="28"/>
+          <w:szCs w:val="28"/>
+        </w:rPr>
+        <w:t>identical</w:t>
+      </w:r>
+      <w:r>
+        <w:rPr>
+          <w:rFonts w:ascii="Sakkal Majalla" w:hAnsi="Sakkal Majalla" w:cs="Sakkal Majalla"/>
+          <w:sz w:val="28"/>
+          <w:szCs w:val="28"/>
+        </w:rPr>
+        <w:t> to the source image. These values are </w:t>
+      </w:r>
+      <w:r>
+        <w:rPr>
+          <w:rFonts w:ascii="Sakkal Majalla" w:hAnsi="Sakkal Majalla" w:cs="Sakkal Majalla"/>
+          <w:i/>
+          <w:iCs/>
+          <w:sz w:val="28"/>
+          <w:szCs w:val="28"/>
+        </w:rPr>
+        <w:t>not</w:t>
+      </w:r>
+      <w:r>
+        <w:rPr>
+          <w:rFonts w:ascii="Sakkal Majalla" w:hAnsi="Sakkal Majalla" w:cs="Sakkal Majalla"/>
+          <w:sz w:val="28"/>
+          <w:szCs w:val="28"/>
+        </w:rPr>
+        <w:t> the size the image is rendered, but instead the size of the actual image file used to understand the aspect ratio.</w:t>
+      </w:r>
+    </w:p>
+    <w:p>
+      <w:pPr>
+        <w:ind w:left="720" w:firstLine="720"/>
+        <w:rPr>
+          <w:rFonts w:ascii="Sakkal Majalla" w:hAnsi="Sakkal Majalla" w:cs="Sakkal Majalla"/>
+          <w:sz w:val="28"/>
+          <w:szCs w:val="28"/>
+        </w:rPr>
+      </w:pPr>
+      <w:r>
+        <w:rPr>
+          <w:rFonts w:ascii="Sakkal Majalla" w:hAnsi="Sakkal Majalla" w:cs="Sakkal Majalla"/>
+          <w:sz w:val="28"/>
+          <w:szCs w:val="28"/>
+        </w:rPr>
+        <w:t>==========================================================</w:t>
+      </w:r>
+    </w:p>
+    <w:p>
+      <w:pPr>
+        <w:rPr>
+          <w:rFonts w:ascii="Sakkal Majalla" w:hAnsi="Sakkal Majalla" w:cs="Sakkal Majalla"/>
+          <w:sz w:val="28"/>
+          <w:szCs w:val="28"/>
+        </w:rPr>
+      </w:pPr>
+      <w:r>
+        <w:rPr>
+          <w:rFonts w:ascii="Sakkal Majalla" w:hAnsi="Sakkal Majalla" w:cs="Sakkal Majalla"/>
+          <w:sz w:val="28"/>
+          <w:szCs w:val="28"/>
+        </w:rPr>
+        <w:t>Next.js uses file-system routing</w:t>
+      </w:r>
+      <w:r>
+        <w:rPr>
+          <w:rFonts w:ascii="Sakkal Majalla" w:hAnsi="Sakkal Majalla" w:cs="Sakkal Majalla"/>
+          <w:sz w:val="28"/>
+          <w:szCs w:val="28"/>
+        </w:rPr>
+        <w:t>,</w:t>
+      </w:r>
+      <w:r>
+        <w:rPr>
+          <w:rFonts w:ascii="Sakkal Majalla" w:hAnsi="Sakkal Majalla" w:cs="Sakkal Majalla"/>
+          <w:sz w:val="28"/>
+          <w:szCs w:val="28"/>
+        </w:rPr>
+        <w:t xml:space="preserve"> where </w:t>
+      </w:r>
+      <w:r>
+        <w:rPr>
+          <w:rFonts w:ascii="Sakkal Majalla" w:hAnsi="Sakkal Majalla" w:cs="Sakkal Majalla"/>
+          <w:b/>
+          <w:bCs/>
+          <w:color w:val="0070C0"/>
+          <w:sz w:val="28"/>
+          <w:szCs w:val="28"/>
+        </w:rPr>
+        <w:t>folders</w:t>
+      </w:r>
+      <w:r>
+        <w:rPr>
+          <w:rFonts w:ascii="Sakkal Majalla" w:hAnsi="Sakkal Majalla" w:cs="Sakkal Majalla"/>
+          <w:color w:val="0070C0"/>
+          <w:sz w:val="28"/>
+          <w:szCs w:val="28"/>
+        </w:rPr>
+        <w:t> </w:t>
+      </w:r>
+      <w:r>
+        <w:rPr>
+          <w:rFonts w:ascii="Sakkal Majalla" w:hAnsi="Sakkal Majalla" w:cs="Sakkal Majalla"/>
+          <w:sz w:val="28"/>
+          <w:szCs w:val="28"/>
+        </w:rPr>
+        <w:t>are used to create nested routes. Each folder represents a </w:t>
+      </w:r>
+      <w:r>
+        <w:rPr>
+          <w:rFonts w:ascii="Sakkal Majalla" w:hAnsi="Sakkal Majalla" w:cs="Sakkal Majalla"/>
+          <w:b/>
+          <w:bCs/>
+          <w:color w:val="0070C0"/>
+          <w:sz w:val="28"/>
+          <w:szCs w:val="28"/>
+        </w:rPr>
+        <w:t>route segment</w:t>
+      </w:r>
+      <w:r>
+        <w:rPr>
+          <w:rFonts w:ascii="Sakkal Majalla" w:hAnsi="Sakkal Majalla" w:cs="Sakkal Majalla"/>
+          <w:color w:val="0070C0"/>
+          <w:sz w:val="28"/>
+          <w:szCs w:val="28"/>
+        </w:rPr>
+        <w:t> </w:t>
+      </w:r>
+      <w:r>
+        <w:rPr>
+          <w:rFonts w:ascii="Sakkal Majalla" w:hAnsi="Sakkal Majalla" w:cs="Sakkal Majalla"/>
+          <w:sz w:val="28"/>
+          <w:szCs w:val="28"/>
+        </w:rPr>
+        <w:t>that maps to a </w:t>
+      </w:r>
+      <w:r>
+        <w:rPr>
+          <w:rFonts w:ascii="Sakkal Majalla" w:hAnsi="Sakkal Majalla" w:cs="Sakkal Majalla"/>
+          <w:b/>
+          <w:bCs/>
+          <w:color w:val="0070C0"/>
+          <w:sz w:val="28"/>
+          <w:szCs w:val="28"/>
+        </w:rPr>
+        <w:t>URL segment</w:t>
+      </w:r>
+      <w:r>
+        <w:rPr>
+          <w:rFonts w:ascii="Sakkal Majalla" w:hAnsi="Sakkal Majalla" w:cs="Sakkal Majalla"/>
+          <w:sz w:val="28"/>
+          <w:szCs w:val="28"/>
+        </w:rPr>
+        <w:t>.</w:t>
+      </w:r>
+    </w:p>
+    <w:p>
+      <w:pPr>
+        <w:ind w:left="720" w:firstLine="720"/>
+        <w:rPr>
+          <w:rFonts w:ascii="Sakkal Majalla" w:hAnsi="Sakkal Majalla" w:cs="Sakkal Majalla"/>
+          <w:sz w:val="28"/>
+          <w:szCs w:val="28"/>
+        </w:rPr>
+      </w:pPr>
+      <w:r>
+        <w:rPr>
+          <w:rFonts w:ascii="Sakkal Majalla" w:hAnsi="Sakkal Majalla" w:cs="Sakkal Majalla"/>
+          <w:sz w:val="28"/>
+          <w:szCs w:val="28"/>
+        </w:rPr>
+        <w:t>==========================================================</w:t>
+      </w:r>
+    </w:p>
+    <w:p>
+      <w:pPr>
+        <w:rPr>
+          <w:rFonts w:ascii="Sakkal Majalla" w:hAnsi="Sakkal Majalla" w:cs="Sakkal Majalla"/>
+          <w:sz w:val="28"/>
+          <w:szCs w:val="28"/>
+        </w:rPr>
+      </w:pPr>
+      <w:r>
+        <w:rPr>
+          <w:rFonts w:ascii="Sakkal Majalla" w:hAnsi="Sakkal Majalla" w:cs="Sakkal Majalla"/>
+          <w:sz w:val="28"/>
+          <w:szCs w:val="28"/>
+        </w:rPr>
+        <w:t>You can create separate UIs for each route using </w:t>
+      </w:r>
+      <w:r>
+        <w:rPr>
+          <w:rFonts w:ascii="Sakkal Majalla" w:hAnsi="Sakkal Majalla" w:cs="Sakkal Majalla"/>
+          <w:b/>
+          <w:bCs/>
+          <w:color w:val="002060"/>
+          <w:sz w:val="28"/>
+          <w:szCs w:val="28"/>
+        </w:rPr>
+        <w:t>layout.tsx</w:t>
+      </w:r>
+      <w:r>
+        <w:rPr>
+          <w:rFonts w:ascii="Sakkal Majalla" w:hAnsi="Sakkal Majalla" w:cs="Sakkal Majalla"/>
+          <w:color w:val="002060"/>
+          <w:sz w:val="28"/>
+          <w:szCs w:val="28"/>
+        </w:rPr>
+        <w:t> </w:t>
+      </w:r>
+      <w:r>
+        <w:rPr>
+          <w:rFonts w:ascii="Sakkal Majalla" w:hAnsi="Sakkal Majalla" w:cs="Sakkal Majalla"/>
+          <w:sz w:val="28"/>
+          <w:szCs w:val="28"/>
+        </w:rPr>
+        <w:t>and </w:t>
+      </w:r>
+      <w:r>
+        <w:rPr>
+          <w:rFonts w:ascii="Sakkal Majalla" w:hAnsi="Sakkal Majalla" w:cs="Sakkal Majalla"/>
+          <w:b/>
+          <w:bCs/>
+          <w:color w:val="002060"/>
+          <w:sz w:val="28"/>
+          <w:szCs w:val="28"/>
+        </w:rPr>
+        <w:t>page.tsx</w:t>
+      </w:r>
+      <w:r>
+        <w:rPr>
+          <w:rFonts w:ascii="Sakkal Majalla" w:hAnsi="Sakkal Majalla" w:cs="Sakkal Majalla"/>
+          <w:color w:val="002060"/>
+          <w:sz w:val="28"/>
+          <w:szCs w:val="28"/>
+        </w:rPr>
+        <w:t> </w:t>
+      </w:r>
+      <w:r>
+        <w:rPr>
+          <w:rFonts w:ascii="Sakkal Majalla" w:hAnsi="Sakkal Majalla" w:cs="Sakkal Majalla"/>
+          <w:sz w:val="28"/>
+          <w:szCs w:val="28"/>
+        </w:rPr>
+        <w:t>files.</w:t>
+      </w:r>
+      <w:r>
+        <w:rPr>
+          <w:rFonts w:ascii="Sakkal Majalla" w:hAnsi="Sakkal Majalla" w:cs="Sakkal Majalla"/>
+          <w:sz w:val="28"/>
+          <w:szCs w:val="28"/>
+        </w:rPr>
+        <w:t xml:space="preserve"> The </w:t>
+      </w:r>
+      <w:r>
+        <w:rPr>
+          <w:rFonts w:ascii="Sakkal Majalla" w:hAnsi="Sakkal Majalla" w:cs="Sakkal Majalla"/>
+          <w:b/>
+          <w:bCs/>
+          <w:color w:val="002060"/>
+          <w:sz w:val="28"/>
+          <w:szCs w:val="28"/>
+        </w:rPr>
+        <w:t>page.tsx</w:t>
+      </w:r>
+      <w:r>
+        <w:rPr>
+          <w:rFonts w:ascii="Sakkal Majalla" w:hAnsi="Sakkal Majalla" w:cs="Sakkal Majalla"/>
+          <w:color w:val="002060"/>
+          <w:sz w:val="28"/>
+          <w:szCs w:val="28"/>
+        </w:rPr>
+        <w:t> </w:t>
+      </w:r>
+      <w:r>
+        <w:rPr>
+          <w:rFonts w:ascii="Sakkal Majalla" w:hAnsi="Sakkal Majalla" w:cs="Sakkal Majalla"/>
+          <w:sz w:val="28"/>
+          <w:szCs w:val="28"/>
+        </w:rPr>
+        <w:t>is a special Next.js file that exports a React component, and it's required for the route to be accessible.</w:t>
+      </w:r>
+    </w:p>
+    <w:p>
+      <w:pPr>
+        <w:ind w:left="720" w:firstLine="720"/>
+        <w:rPr>
+          <w:rFonts w:ascii="Sakkal Majalla" w:hAnsi="Sakkal Majalla" w:cs="Sakkal Majalla"/>
+          <w:sz w:val="28"/>
+          <w:szCs w:val="28"/>
+        </w:rPr>
+      </w:pPr>
+      <w:r>
+        <w:rPr>
+          <w:rFonts w:ascii="Sakkal Majalla" w:hAnsi="Sakkal Majalla" w:cs="Sakkal Majalla"/>
+          <w:sz w:val="28"/>
+          <w:szCs w:val="28"/>
+        </w:rPr>
+        <w:t>==========================================================</w:t>
+      </w:r>
+    </w:p>
+    <w:p>
+      <w:pPr>
+        <w:rPr>
+          <w:rFonts w:ascii="Sakkal Majalla" w:hAnsi="Sakkal Majalla" w:cs="Sakkal Majalla"/>
+          <w:sz w:val="28"/>
+          <w:szCs w:val="28"/>
+        </w:rPr>
+      </w:pPr>
+    </w:p>
+    <w:p>
+      <w:pPr>
+        <w:rPr>
+          <w:rFonts w:ascii="Sakkal Majalla" w:hAnsi="Sakkal Majalla" w:cs="Sakkal Majalla"/>
+          <w:sz w:val="28"/>
+          <w:szCs w:val="28"/>
+        </w:rPr>
+      </w:pPr>
+      <w:r>
+        <w:rPr>
+          <w:rFonts w:ascii="Sakkal Majalla" w:hAnsi="Sakkal Majalla" w:cs="Sakkal Majalla"/>
+          <w:sz w:val="28"/>
+          <w:szCs w:val="28"/>
+        </w:rPr>
+        <w:lastRenderedPageBreak/>
+        <w:t>To create a nested route, you can nest folders inside each other and add </w:t>
+      </w:r>
+      <w:r>
+        <w:rPr>
+          <w:rFonts w:ascii="Sakkal Majalla" w:hAnsi="Sakkal Majalla" w:cs="Sakkal Majalla"/>
+          <w:b/>
+          <w:bCs/>
+          <w:color w:val="EE0000"/>
+          <w:sz w:val="28"/>
+          <w:szCs w:val="28"/>
+        </w:rPr>
+        <w:t>page.tsx</w:t>
+      </w:r>
+      <w:r>
+        <w:rPr>
+          <w:rFonts w:ascii="Sakkal Majalla" w:hAnsi="Sakkal Majalla" w:cs="Sakkal Majalla"/>
+          <w:color w:val="EE0000"/>
+          <w:sz w:val="28"/>
+          <w:szCs w:val="28"/>
+        </w:rPr>
+        <w:t> </w:t>
+      </w:r>
+      <w:r>
+        <w:rPr>
+          <w:rFonts w:ascii="Sakkal Majalla" w:hAnsi="Sakkal Majalla" w:cs="Sakkal Majalla"/>
+          <w:sz w:val="28"/>
+          <w:szCs w:val="28"/>
+        </w:rPr>
+        <w:t>files inside them.</w:t>
+      </w:r>
+    </w:p>
+    <w:p>
+      <w:pPr>
+        <w:rPr>
+          <w:rFonts w:ascii="Sakkal Majalla" w:hAnsi="Sakkal Majalla" w:cs="Sakkal Majalla"/>
+          <w:sz w:val="28"/>
+          <w:szCs w:val="28"/>
+        </w:rPr>
+      </w:pPr>
+      <w:r>
+        <w:rPr>
+          <w:rFonts w:ascii="Sakkal Majalla" w:hAnsi="Sakkal Majalla" w:cs="Sakkal Majalla"/>
+          <w:sz w:val="28"/>
+          <w:szCs w:val="28"/>
+        </w:rPr>
+        <w:drawing>
+          <wp:inline distT="0" distB="0" distL="0" distR="0" wp14:anchorId="09F27E8F" wp14:editId="77BA2664">
+            <wp:extent cx="5943600" cy="1984375"/>
+            <wp:effectExtent l="0" t="0" r="0" b="0"/>
+            <wp:docPr id="1008778460" name="Picture 1"/>
+            <wp:cNvGraphicFramePr>
+              <a:graphicFrameLocks xmlns:a="http://schemas.openxmlformats.org/drawingml/2006/main" noChangeAspect="1"/>
+            </wp:cNvGraphicFramePr>
+            <a:graphic xmlns:a="http://schemas.openxmlformats.org/drawingml/2006/main">
+              <a:graphicData uri="http://schemas.openxmlformats.org/drawingml/2006/picture">
+                <pic:pic xmlns:pic="http://schemas.openxmlformats.org/drawingml/2006/picture">
+                  <pic:nvPicPr>
+                    <pic:cNvPr id="1008778460" name=""/>
+                    <pic:cNvPicPr/>
+                  </pic:nvPicPr>
+                  <pic:blipFill>
+                    <a:blip r:embed="rId6"/>
+                    <a:stretch>
+                      <a:fillRect/>
+                    </a:stretch>
+                  </pic:blipFill>
+                  <pic:spPr>
+                    <a:xfrm>
+                      <a:off x="0" y="0"/>
+                      <a:ext cx="5943600" cy="1984375"/>
+                    </a:xfrm>
+                    <a:prstGeom prst="rect">
+                      <a:avLst/>
+                    </a:prstGeom>
+                  </pic:spPr>
+                </pic:pic>
+              </a:graphicData>
+            </a:graphic>
+          </wp:inline>
+        </w:drawing>
+      </w:r>
+    </w:p>
+    <w:p>
+      <w:pPr>
+        <w:ind w:left="720" w:firstLine="720"/>
+        <w:rPr>
+          <w:rFonts w:ascii="Sakkal Majalla" w:hAnsi="Sakkal Majalla" w:cs="Sakkal Majalla"/>
+          <w:sz w:val="28"/>
+          <w:szCs w:val="28"/>
+        </w:rPr>
+      </w:pPr>
+      <w:r>
+        <w:rPr>
+          <w:rFonts w:ascii="Sakkal Majalla" w:hAnsi="Sakkal Majalla" w:cs="Sakkal Majalla"/>
+          <w:sz w:val="28"/>
+          <w:szCs w:val="28"/>
+        </w:rPr>
+        <w:t>==========================================================</w:t>
+      </w:r>
+    </w:p>
+    <w:p>
+      <w:pPr>
+        <w:rPr>
+          <w:rFonts w:ascii="Sakkal Majalla" w:hAnsi="Sakkal Majalla" w:cs="Sakkal Majalla"/>
+          <w:sz w:val="28"/>
+          <w:szCs w:val="28"/>
+        </w:rPr>
+      </w:pPr>
+      <w:r>
+        <w:rPr>
+          <w:rFonts w:ascii="Sakkal Majalla" w:hAnsi="Sakkal Majalla" w:cs="Sakkal Majalla"/>
+          <w:sz w:val="28"/>
+          <w:szCs w:val="28"/>
+        </w:rPr>
+        <w:t>T</w:t>
+      </w:r>
+      <w:r>
+        <w:rPr>
+          <w:rFonts w:ascii="Sakkal Majalla" w:hAnsi="Sakkal Majalla" w:cs="Sakkal Majalla"/>
+          <w:sz w:val="28"/>
+          <w:szCs w:val="28"/>
+        </w:rPr>
+        <w:t>he layout file is the best way to create a shared layout that all pages in your application can use.</w:t>
+      </w:r>
+    </w:p>
+    <w:p>
+      <w:pPr>
+        <w:ind w:left="720" w:firstLine="720"/>
+        <w:rPr>
+          <w:rFonts w:ascii="Sakkal Majalla" w:hAnsi="Sakkal Majalla" w:cs="Sakkal Majalla"/>
+          <w:sz w:val="28"/>
+          <w:szCs w:val="28"/>
+        </w:rPr>
+      </w:pPr>
+      <w:r>
+        <w:rPr>
+          <w:rFonts w:ascii="Sakkal Majalla" w:hAnsi="Sakkal Majalla" w:cs="Sakkal Majalla"/>
+          <w:sz w:val="28"/>
+          <w:szCs w:val="28"/>
+        </w:rPr>
+        <w:t>==========================================================</w:t>
+      </w:r>
     </w:p>
     <w:p>
       <w:pPr>

--- a/NextJS/NextJS-Notes-01.docx
+++ b/NextJS/NextJS-Notes-01.docx
@@ -75,31 +75,7 @@
           <w:sz w:val="28"/>
           <w:szCs w:val="28"/>
         </w:rPr>
-        <w:t xml:space="preserve">To add </w:t>
-      </w:r>
-      <w:r>
-        <w:rPr>
-          <w:rFonts w:ascii="Sakkal Majalla" w:hAnsi="Sakkal Majalla" w:cs="Sakkal Majalla"/>
-          <w:sz w:val="28"/>
-          <w:szCs w:val="28"/>
-        </w:rPr>
-        <w:t xml:space="preserve">a </w:t>
-      </w:r>
-      <w:r>
-        <w:rPr>
-          <w:rFonts w:ascii="Sakkal Majalla" w:hAnsi="Sakkal Majalla" w:cs="Sakkal Majalla"/>
-          <w:sz w:val="28"/>
-          <w:szCs w:val="28"/>
-        </w:rPr>
-        <w:t>new font</w:t>
-      </w:r>
-      <w:r>
-        <w:rPr>
-          <w:rFonts w:ascii="Sakkal Majalla" w:hAnsi="Sakkal Majalla" w:cs="Sakkal Majalla"/>
-          <w:sz w:val="28"/>
-          <w:szCs w:val="28"/>
-        </w:rPr>
-        <w:t>, first create font.ts:</w:t>
+        <w:t>To add a new font, first create font.ts:</w:t>
       </w:r>
     </w:p>
     <w:p>
@@ -107,100 +83,87 @@
         <w:shd w:val="clear" w:color="auto" w:fill="FFFFFF"/>
         <w:spacing w:after="0" w:line="285" w:lineRule="atLeast"/>
         <w:rPr>
-          <w:rFonts w:ascii="Consolas" w:eastAsia="Times New Roman" w:hAnsi="Consolas" w:cs="Times New Roman"/>
-          <w:color w:val="3B3B3B"/>
-          <w:kern w:val="0"/>
-          <w:sz w:val="21"/>
-          <w:szCs w:val="21"/>
-          <w14:ligatures w14:val="none"/>
-        </w:rPr>
-      </w:pPr>
-      <w:r>
-        <w:rPr>
-          <w:rFonts w:ascii="Consolas" w:eastAsia="Times New Roman" w:hAnsi="Consolas" w:cs="Times New Roman"/>
+          <w:rFonts w:ascii="Sakkal Majalla" w:eastAsia="Times New Roman" w:hAnsi="Sakkal Majalla" w:cs="Sakkal Majalla"/>
+          <w:color w:val="3B3B3B"/>
+          <w:kern w:val="0"/>
+          <w:sz w:val="28"/>
+          <w:szCs w:val="28"/>
+          <w14:ligatures w14:val="none"/>
+        </w:rPr>
+      </w:pPr>
+      <w:r>
+        <w:rPr>
+          <w:rFonts w:ascii="Sakkal Majalla" w:eastAsia="Times New Roman" w:hAnsi="Sakkal Majalla" w:cs="Sakkal Majalla"/>
           <w:color w:val="AF00DB"/>
           <w:kern w:val="0"/>
-          <w:sz w:val="21"/>
-          <w:szCs w:val="21"/>
+          <w:sz w:val="28"/>
+          <w:szCs w:val="28"/>
           <w14:ligatures w14:val="none"/>
         </w:rPr>
         <w:t>import</w:t>
       </w:r>
       <w:r>
         <w:rPr>
-          <w:rFonts w:ascii="Consolas" w:eastAsia="Times New Roman" w:hAnsi="Consolas" w:cs="Times New Roman"/>
-          <w:color w:val="3B3B3B"/>
-          <w:kern w:val="0"/>
-          <w:sz w:val="21"/>
-          <w:szCs w:val="21"/>
+          <w:rFonts w:ascii="Sakkal Majalla" w:eastAsia="Times New Roman" w:hAnsi="Sakkal Majalla" w:cs="Sakkal Majalla"/>
+          <w:color w:val="3B3B3B"/>
+          <w:kern w:val="0"/>
+          <w:sz w:val="28"/>
+          <w:szCs w:val="28"/>
+          <w14:ligatures w14:val="none"/>
+        </w:rPr>
+        <w:t xml:space="preserve"> { </w:t>
+      </w:r>
+      <w:r>
+        <w:rPr>
+          <w:rFonts w:ascii="Sakkal Majalla" w:eastAsia="Times New Roman" w:hAnsi="Sakkal Majalla" w:cs="Sakkal Majalla"/>
+          <w:color w:val="001080"/>
+          <w:kern w:val="0"/>
+          <w:sz w:val="28"/>
+          <w:szCs w:val="28"/>
+          <w14:ligatures w14:val="none"/>
+        </w:rPr>
+        <w:t>Inter</w:t>
+      </w:r>
+      <w:r>
+        <w:rPr>
+          <w:rFonts w:ascii="Sakkal Majalla" w:eastAsia="Times New Roman" w:hAnsi="Sakkal Majalla" w:cs="Sakkal Majalla"/>
+          <w:color w:val="3B3B3B"/>
+          <w:kern w:val="0"/>
+          <w:sz w:val="28"/>
+          <w:szCs w:val="28"/>
+          <w14:ligatures w14:val="none"/>
+        </w:rPr>
+        <w:t xml:space="preserve"> } </w:t>
+      </w:r>
+      <w:r>
+        <w:rPr>
+          <w:rFonts w:ascii="Sakkal Majalla" w:eastAsia="Times New Roman" w:hAnsi="Sakkal Majalla" w:cs="Sakkal Majalla"/>
+          <w:color w:val="AF00DB"/>
+          <w:kern w:val="0"/>
+          <w:sz w:val="28"/>
+          <w:szCs w:val="28"/>
+          <w14:ligatures w14:val="none"/>
+        </w:rPr>
+        <w:t>from</w:t>
+      </w:r>
+      <w:r>
+        <w:rPr>
+          <w:rFonts w:ascii="Sakkal Majalla" w:eastAsia="Times New Roman" w:hAnsi="Sakkal Majalla" w:cs="Sakkal Majalla"/>
+          <w:color w:val="3B3B3B"/>
+          <w:kern w:val="0"/>
+          <w:sz w:val="28"/>
+          <w:szCs w:val="28"/>
           <w14:ligatures w14:val="none"/>
         </w:rPr>
         <w:t xml:space="preserve"> </w:t>
       </w:r>
-      <w:proofErr w:type="gramStart"/>
-      <w:r>
-        <w:rPr>
-          <w:rFonts w:ascii="Consolas" w:eastAsia="Times New Roman" w:hAnsi="Consolas" w:cs="Times New Roman"/>
-          <w:color w:val="3B3B3B"/>
-          <w:kern w:val="0"/>
-          <w:sz w:val="21"/>
-          <w:szCs w:val="21"/>
-          <w14:ligatures w14:val="none"/>
-        </w:rPr>
-        <w:t xml:space="preserve">{ </w:t>
-      </w:r>
-      <w:r>
-        <w:rPr>
-          <w:rFonts w:ascii="Consolas" w:eastAsia="Times New Roman" w:hAnsi="Consolas" w:cs="Times New Roman"/>
-          <w:color w:val="001080"/>
-          <w:kern w:val="0"/>
-          <w:sz w:val="21"/>
-          <w:szCs w:val="21"/>
-          <w14:ligatures w14:val="none"/>
-        </w:rPr>
-        <w:t>Inter</w:t>
-      </w:r>
-      <w:proofErr w:type="gramEnd"/>
-      <w:r>
-        <w:rPr>
-          <w:rFonts w:ascii="Consolas" w:eastAsia="Times New Roman" w:hAnsi="Consolas" w:cs="Times New Roman"/>
-          <w:color w:val="3B3B3B"/>
-          <w:kern w:val="0"/>
-          <w:sz w:val="21"/>
-          <w:szCs w:val="21"/>
-          <w14:ligatures w14:val="none"/>
-        </w:rPr>
-        <w:t xml:space="preserve"> } </w:t>
-      </w:r>
-      <w:r>
-        <w:rPr>
-          <w:rFonts w:ascii="Consolas" w:eastAsia="Times New Roman" w:hAnsi="Consolas" w:cs="Times New Roman"/>
-          <w:color w:val="AF00DB"/>
-          <w:kern w:val="0"/>
-          <w:sz w:val="21"/>
-          <w:szCs w:val="21"/>
-          <w14:ligatures w14:val="none"/>
-        </w:rPr>
-        <w:t>from</w:t>
-      </w:r>
-      <w:r>
-        <w:rPr>
-          <w:rFonts w:ascii="Consolas" w:eastAsia="Times New Roman" w:hAnsi="Consolas" w:cs="Times New Roman"/>
-          <w:color w:val="3B3B3B"/>
-          <w:kern w:val="0"/>
-          <w:sz w:val="21"/>
-          <w:szCs w:val="21"/>
-          <w14:ligatures w14:val="none"/>
-        </w:rPr>
-        <w:t xml:space="preserve"> </w:t>
-      </w:r>
-      <w:r>
-        <w:rPr>
-          <w:rFonts w:ascii="Consolas" w:eastAsia="Times New Roman" w:hAnsi="Consolas" w:cs="Times New Roman"/>
+      <w:r>
+        <w:rPr>
+          <w:rFonts w:ascii="Sakkal Majalla" w:eastAsia="Times New Roman" w:hAnsi="Sakkal Majalla" w:cs="Sakkal Majalla"/>
           <w:color w:val="A31515"/>
           <w:kern w:val="0"/>
-          <w:sz w:val="21"/>
-          <w:szCs w:val="21"/>
+          <w:sz w:val="28"/>
+          <w:szCs w:val="28"/>
           <w14:ligatures w14:val="none"/>
         </w:rPr>
         <w:t>'next/font/google'</w:t>
@@ -211,11 +174,11 @@
         <w:shd w:val="clear" w:color="auto" w:fill="FFFFFF"/>
         <w:spacing w:after="0" w:line="285" w:lineRule="atLeast"/>
         <w:rPr>
-          <w:rFonts w:ascii="Consolas" w:eastAsia="Times New Roman" w:hAnsi="Consolas" w:cs="Times New Roman"/>
-          <w:color w:val="3B3B3B"/>
-          <w:kern w:val="0"/>
-          <w:sz w:val="21"/>
-          <w:szCs w:val="21"/>
+          <w:rFonts w:ascii="Sakkal Majalla" w:eastAsia="Times New Roman" w:hAnsi="Sakkal Majalla" w:cs="Sakkal Majalla"/>
+          <w:color w:val="3B3B3B"/>
+          <w:kern w:val="0"/>
+          <w:sz w:val="28"/>
+          <w:szCs w:val="28"/>
           <w14:ligatures w14:val="none"/>
         </w:rPr>
       </w:pPr>
@@ -225,193 +188,167 @@
         <w:shd w:val="clear" w:color="auto" w:fill="FFFFFF"/>
         <w:spacing w:after="0" w:line="285" w:lineRule="atLeast"/>
         <w:rPr>
-          <w:rFonts w:ascii="Consolas" w:eastAsia="Times New Roman" w:hAnsi="Consolas" w:cs="Times New Roman"/>
-          <w:color w:val="3B3B3B"/>
-          <w:kern w:val="0"/>
-          <w:sz w:val="21"/>
-          <w:szCs w:val="21"/>
-          <w14:ligatures w14:val="none"/>
-        </w:rPr>
-      </w:pPr>
-      <w:r>
-        <w:rPr>
-          <w:rFonts w:ascii="Consolas" w:eastAsia="Times New Roman" w:hAnsi="Consolas" w:cs="Times New Roman"/>
+          <w:rFonts w:ascii="Sakkal Majalla" w:eastAsia="Times New Roman" w:hAnsi="Sakkal Majalla" w:cs="Sakkal Majalla"/>
+          <w:color w:val="3B3B3B"/>
+          <w:kern w:val="0"/>
+          <w:sz w:val="28"/>
+          <w:szCs w:val="28"/>
+          <w14:ligatures w14:val="none"/>
+        </w:rPr>
+      </w:pPr>
+      <w:r>
+        <w:rPr>
+          <w:rFonts w:ascii="Sakkal Majalla" w:eastAsia="Times New Roman" w:hAnsi="Sakkal Majalla" w:cs="Sakkal Majalla"/>
           <w:color w:val="AF00DB"/>
           <w:kern w:val="0"/>
-          <w:sz w:val="21"/>
-          <w:szCs w:val="21"/>
+          <w:sz w:val="28"/>
+          <w:szCs w:val="28"/>
           <w14:ligatures w14:val="none"/>
         </w:rPr>
         <w:t>export</w:t>
       </w:r>
       <w:r>
         <w:rPr>
-          <w:rFonts w:ascii="Consolas" w:eastAsia="Times New Roman" w:hAnsi="Consolas" w:cs="Times New Roman"/>
-          <w:color w:val="3B3B3B"/>
-          <w:kern w:val="0"/>
-          <w:sz w:val="21"/>
-          <w:szCs w:val="21"/>
+          <w:rFonts w:ascii="Sakkal Majalla" w:eastAsia="Times New Roman" w:hAnsi="Sakkal Majalla" w:cs="Sakkal Majalla"/>
+          <w:color w:val="3B3B3B"/>
+          <w:kern w:val="0"/>
+          <w:sz w:val="28"/>
+          <w:szCs w:val="28"/>
           <w14:ligatures w14:val="none"/>
         </w:rPr>
         <w:t xml:space="preserve"> </w:t>
       </w:r>
       <w:r>
         <w:rPr>
-          <w:rFonts w:ascii="Consolas" w:eastAsia="Times New Roman" w:hAnsi="Consolas" w:cs="Times New Roman"/>
+          <w:rFonts w:ascii="Sakkal Majalla" w:eastAsia="Times New Roman" w:hAnsi="Sakkal Majalla" w:cs="Sakkal Majalla"/>
           <w:color w:val="0000FF"/>
           <w:kern w:val="0"/>
-          <w:sz w:val="21"/>
-          <w:szCs w:val="21"/>
+          <w:sz w:val="28"/>
+          <w:szCs w:val="28"/>
           <w14:ligatures w14:val="none"/>
         </w:rPr>
         <w:t>const</w:t>
       </w:r>
       <w:r>
         <w:rPr>
-          <w:rFonts w:ascii="Consolas" w:eastAsia="Times New Roman" w:hAnsi="Consolas" w:cs="Times New Roman"/>
-          <w:color w:val="3B3B3B"/>
-          <w:kern w:val="0"/>
-          <w:sz w:val="21"/>
-          <w:szCs w:val="21"/>
+          <w:rFonts w:ascii="Sakkal Majalla" w:eastAsia="Times New Roman" w:hAnsi="Sakkal Majalla" w:cs="Sakkal Majalla"/>
+          <w:color w:val="3B3B3B"/>
+          <w:kern w:val="0"/>
+          <w:sz w:val="28"/>
+          <w:szCs w:val="28"/>
           <w14:ligatures w14:val="none"/>
         </w:rPr>
         <w:t xml:space="preserve"> </w:t>
       </w:r>
       <w:r>
         <w:rPr>
-          <w:rFonts w:ascii="Consolas" w:eastAsia="Times New Roman" w:hAnsi="Consolas" w:cs="Times New Roman"/>
+          <w:rFonts w:ascii="Sakkal Majalla" w:eastAsia="Times New Roman" w:hAnsi="Sakkal Majalla" w:cs="Sakkal Majalla"/>
           <w:color w:val="0070C1"/>
           <w:kern w:val="0"/>
-          <w:sz w:val="21"/>
-          <w:szCs w:val="21"/>
+          <w:sz w:val="28"/>
+          <w:szCs w:val="28"/>
           <w14:ligatures w14:val="none"/>
         </w:rPr>
         <w:t>inter</w:t>
       </w:r>
       <w:r>
         <w:rPr>
-          <w:rFonts w:ascii="Consolas" w:eastAsia="Times New Roman" w:hAnsi="Consolas" w:cs="Times New Roman"/>
-          <w:color w:val="3B3B3B"/>
-          <w:kern w:val="0"/>
-          <w:sz w:val="21"/>
-          <w:szCs w:val="21"/>
+          <w:rFonts w:ascii="Sakkal Majalla" w:eastAsia="Times New Roman" w:hAnsi="Sakkal Majalla" w:cs="Sakkal Majalla"/>
+          <w:color w:val="3B3B3B"/>
+          <w:kern w:val="0"/>
+          <w:sz w:val="28"/>
+          <w:szCs w:val="28"/>
           <w14:ligatures w14:val="none"/>
         </w:rPr>
         <w:t xml:space="preserve"> </w:t>
       </w:r>
       <w:r>
         <w:rPr>
-          <w:rFonts w:ascii="Consolas" w:eastAsia="Times New Roman" w:hAnsi="Consolas" w:cs="Times New Roman"/>
+          <w:rFonts w:ascii="Sakkal Majalla" w:eastAsia="Times New Roman" w:hAnsi="Sakkal Majalla" w:cs="Sakkal Majalla"/>
           <w:color w:val="000000"/>
           <w:kern w:val="0"/>
-          <w:sz w:val="21"/>
-          <w:szCs w:val="21"/>
+          <w:sz w:val="28"/>
+          <w:szCs w:val="28"/>
           <w14:ligatures w14:val="none"/>
         </w:rPr>
         <w:t>=</w:t>
       </w:r>
       <w:r>
         <w:rPr>
-          <w:rFonts w:ascii="Consolas" w:eastAsia="Times New Roman" w:hAnsi="Consolas" w:cs="Times New Roman"/>
-          <w:color w:val="3B3B3B"/>
-          <w:kern w:val="0"/>
-          <w:sz w:val="21"/>
-          <w:szCs w:val="21"/>
+          <w:rFonts w:ascii="Sakkal Majalla" w:eastAsia="Times New Roman" w:hAnsi="Sakkal Majalla" w:cs="Sakkal Majalla"/>
+          <w:color w:val="3B3B3B"/>
+          <w:kern w:val="0"/>
+          <w:sz w:val="28"/>
+          <w:szCs w:val="28"/>
           <w14:ligatures w14:val="none"/>
         </w:rPr>
         <w:t xml:space="preserve"> </w:t>
       </w:r>
-      <w:proofErr w:type="gramStart"/>
-      <w:r>
-        <w:rPr>
-          <w:rFonts w:ascii="Consolas" w:eastAsia="Times New Roman" w:hAnsi="Consolas" w:cs="Times New Roman"/>
+      <w:r>
+        <w:rPr>
+          <w:rFonts w:ascii="Sakkal Majalla" w:eastAsia="Times New Roman" w:hAnsi="Sakkal Majalla" w:cs="Sakkal Majalla"/>
           <w:color w:val="795E26"/>
           <w:kern w:val="0"/>
-          <w:sz w:val="21"/>
-          <w:szCs w:val="21"/>
+          <w:sz w:val="28"/>
+          <w:szCs w:val="28"/>
           <w14:ligatures w14:val="none"/>
         </w:rPr>
         <w:t>Inter</w:t>
       </w:r>
       <w:r>
         <w:rPr>
-          <w:rFonts w:ascii="Consolas" w:eastAsia="Times New Roman" w:hAnsi="Consolas" w:cs="Times New Roman"/>
-          <w:color w:val="3B3B3B"/>
-          <w:kern w:val="0"/>
-          <w:sz w:val="21"/>
-          <w:szCs w:val="21"/>
+          <w:rFonts w:ascii="Sakkal Majalla" w:eastAsia="Times New Roman" w:hAnsi="Sakkal Majalla" w:cs="Sakkal Majalla"/>
+          <w:color w:val="3B3B3B"/>
+          <w:kern w:val="0"/>
+          <w:sz w:val="28"/>
+          <w:szCs w:val="28"/>
           <w14:ligatures w14:val="none"/>
         </w:rPr>
         <w:t xml:space="preserve">({ </w:t>
       </w:r>
       <w:r>
         <w:rPr>
-          <w:rFonts w:ascii="Consolas" w:eastAsia="Times New Roman" w:hAnsi="Consolas" w:cs="Times New Roman"/>
+          <w:rFonts w:ascii="Sakkal Majalla" w:eastAsia="Times New Roman" w:hAnsi="Sakkal Majalla" w:cs="Sakkal Majalla"/>
           <w:color w:val="001080"/>
           <w:kern w:val="0"/>
-          <w:sz w:val="21"/>
-          <w:szCs w:val="21"/>
-          <w14:ligatures w14:val="none"/>
-        </w:rPr>
-        <w:t>subsets</w:t>
-      </w:r>
-      <w:proofErr w:type="gramEnd"/>
-      <w:r>
-        <w:rPr>
-          <w:rFonts w:ascii="Consolas" w:eastAsia="Times New Roman" w:hAnsi="Consolas" w:cs="Times New Roman"/>
-          <w:color w:val="001080"/>
-          <w:kern w:val="0"/>
-          <w:sz w:val="21"/>
-          <w:szCs w:val="21"/>
-          <w14:ligatures w14:val="none"/>
-        </w:rPr>
-        <w:t>:</w:t>
-      </w:r>
-      <w:r>
-        <w:rPr>
-          <w:rFonts w:ascii="Consolas" w:eastAsia="Times New Roman" w:hAnsi="Consolas" w:cs="Times New Roman"/>
-          <w:color w:val="3B3B3B"/>
-          <w:kern w:val="0"/>
-          <w:sz w:val="21"/>
-          <w:szCs w:val="21"/>
+          <w:sz w:val="28"/>
+          <w:szCs w:val="28"/>
+          <w14:ligatures w14:val="none"/>
+        </w:rPr>
+        <w:t>subsets:</w:t>
+      </w:r>
+      <w:r>
+        <w:rPr>
+          <w:rFonts w:ascii="Sakkal Majalla" w:eastAsia="Times New Roman" w:hAnsi="Sakkal Majalla" w:cs="Sakkal Majalla"/>
+          <w:color w:val="3B3B3B"/>
+          <w:kern w:val="0"/>
+          <w:sz w:val="28"/>
+          <w:szCs w:val="28"/>
           <w14:ligatures w14:val="none"/>
         </w:rPr>
         <w:t xml:space="preserve"> [</w:t>
       </w:r>
       <w:r>
         <w:rPr>
-          <w:rFonts w:ascii="Consolas" w:eastAsia="Times New Roman" w:hAnsi="Consolas" w:cs="Times New Roman"/>
+          <w:rFonts w:ascii="Sakkal Majalla" w:eastAsia="Times New Roman" w:hAnsi="Sakkal Majalla" w:cs="Sakkal Majalla"/>
           <w:color w:val="A31515"/>
           <w:kern w:val="0"/>
-          <w:sz w:val="21"/>
-          <w:szCs w:val="21"/>
+          <w:sz w:val="28"/>
+          <w:szCs w:val="28"/>
           <w14:ligatures w14:val="none"/>
         </w:rPr>
         <w:t>'latin'</w:t>
       </w:r>
-      <w:proofErr w:type="gramStart"/>
-      <w:r>
-        <w:rPr>
-          <w:rFonts w:ascii="Consolas" w:eastAsia="Times New Roman" w:hAnsi="Consolas" w:cs="Times New Roman"/>
-          <w:color w:val="3B3B3B"/>
-          <w:kern w:val="0"/>
-          <w:sz w:val="21"/>
-          <w:szCs w:val="21"/>
-          <w14:ligatures w14:val="none"/>
-        </w:rPr>
-        <w:t>] }</w:t>
-      </w:r>
-      <w:proofErr w:type="gramEnd"/>
-      <w:r>
-        <w:rPr>
-          <w:rFonts w:ascii="Consolas" w:eastAsia="Times New Roman" w:hAnsi="Consolas" w:cs="Times New Roman"/>
-          <w:color w:val="3B3B3B"/>
-          <w:kern w:val="0"/>
-          <w:sz w:val="21"/>
-          <w:szCs w:val="21"/>
-          <w14:ligatures w14:val="none"/>
-        </w:rPr>
-        <w:t>)</w:t>
+      <w:r>
+        <w:rPr>
+          <w:rFonts w:ascii="Sakkal Majalla" w:eastAsia="Times New Roman" w:hAnsi="Sakkal Majalla" w:cs="Sakkal Majalla"/>
+          <w:color w:val="3B3B3B"/>
+          <w:kern w:val="0"/>
+          <w:sz w:val="28"/>
+          <w:szCs w:val="28"/>
+          <w14:ligatures w14:val="none"/>
+        </w:rPr>
+        <w:t>] })</w:t>
       </w:r>
     </w:p>
     <w:p>
@@ -466,33 +403,33 @@
       </w:pPr>
       <w:r>
         <w:rPr>
-          <w:rFonts w:ascii="Consolas" w:eastAsia="Times New Roman" w:hAnsi="Consolas" w:cs="Times New Roman"/>
+          <w:rFonts w:ascii="Sakkal Majalla" w:eastAsia="Times New Roman" w:hAnsi="Sakkal Majalla" w:cs="Sakkal Majalla"/>
           <w:color w:val="AF00DB"/>
           <w:kern w:val="0"/>
-          <w:sz w:val="21"/>
-          <w:szCs w:val="21"/>
+          <w:sz w:val="28"/>
+          <w:szCs w:val="28"/>
           <w14:ligatures w14:val="none"/>
         </w:rPr>
         <w:t>import</w:t>
       </w:r>
       <w:r>
         <w:rPr>
-          <w:rFonts w:ascii="Consolas" w:eastAsia="Times New Roman" w:hAnsi="Consolas" w:cs="Times New Roman"/>
-          <w:color w:val="3B3B3B"/>
-          <w:kern w:val="0"/>
-          <w:sz w:val="21"/>
-          <w:szCs w:val="21"/>
+          <w:rFonts w:ascii="Sakkal Majalla" w:eastAsia="Times New Roman" w:hAnsi="Sakkal Majalla" w:cs="Sakkal Majalla"/>
+          <w:color w:val="3B3B3B"/>
+          <w:kern w:val="0"/>
+          <w:sz w:val="28"/>
+          <w:szCs w:val="28"/>
           <w14:ligatures w14:val="none"/>
         </w:rPr>
         <w:t xml:space="preserve"> </w:t>
       </w:r>
       <w:r>
         <w:rPr>
-          <w:rFonts w:ascii="Consolas" w:eastAsia="Times New Roman" w:hAnsi="Consolas" w:cs="Times New Roman"/>
+          <w:rFonts w:ascii="Sakkal Majalla" w:eastAsia="Times New Roman" w:hAnsi="Sakkal Majalla" w:cs="Sakkal Majalla"/>
           <w:color w:val="A31515"/>
           <w:kern w:val="0"/>
-          <w:sz w:val="21"/>
-          <w:szCs w:val="21"/>
+          <w:sz w:val="28"/>
+          <w:szCs w:val="28"/>
           <w14:ligatures w14:val="none"/>
         </w:rPr>
         <w:t>'@/app/</w:t>
@@ -500,11 +437,11 @@
       <w:proofErr w:type="spellStart"/>
       <w:r>
         <w:rPr>
-          <w:rFonts w:ascii="Consolas" w:eastAsia="Times New Roman" w:hAnsi="Consolas" w:cs="Times New Roman"/>
+          <w:rFonts w:ascii="Sakkal Majalla" w:eastAsia="Times New Roman" w:hAnsi="Sakkal Majalla" w:cs="Sakkal Majalla"/>
           <w:color w:val="A31515"/>
           <w:kern w:val="0"/>
-          <w:sz w:val="21"/>
-          <w:szCs w:val="21"/>
+          <w:sz w:val="28"/>
+          <w:szCs w:val="28"/>
           <w14:ligatures w14:val="none"/>
         </w:rPr>
         <w:t>ui</w:t>
@@ -512,22 +449,22 @@
       <w:proofErr w:type="spellEnd"/>
       <w:r>
         <w:rPr>
-          <w:rFonts w:ascii="Consolas" w:eastAsia="Times New Roman" w:hAnsi="Consolas" w:cs="Times New Roman"/>
+          <w:rFonts w:ascii="Sakkal Majalla" w:eastAsia="Times New Roman" w:hAnsi="Sakkal Majalla" w:cs="Sakkal Majalla"/>
           <w:color w:val="A31515"/>
           <w:kern w:val="0"/>
-          <w:sz w:val="21"/>
-          <w:szCs w:val="21"/>
+          <w:sz w:val="28"/>
+          <w:szCs w:val="28"/>
           <w14:ligatures w14:val="none"/>
         </w:rPr>
         <w:t>/global.css'</w:t>
       </w:r>
       <w:r>
         <w:rPr>
-          <w:rFonts w:ascii="Consolas" w:eastAsia="Times New Roman" w:hAnsi="Consolas" w:cs="Times New Roman"/>
-          <w:color w:val="3B3B3B"/>
-          <w:kern w:val="0"/>
-          <w:sz w:val="21"/>
-          <w:szCs w:val="21"/>
+          <w:rFonts w:ascii="Sakkal Majalla" w:eastAsia="Times New Roman" w:hAnsi="Sakkal Majalla" w:cs="Sakkal Majalla"/>
+          <w:color w:val="3B3B3B"/>
+          <w:kern w:val="0"/>
+          <w:sz w:val="28"/>
+          <w:szCs w:val="28"/>
           <w14:ligatures w14:val="none"/>
         </w:rPr>
         <w:t>;</w:t>
@@ -538,100 +475,87 @@
         <w:shd w:val="clear" w:color="auto" w:fill="FFFFFF"/>
         <w:spacing w:after="0" w:line="285" w:lineRule="atLeast"/>
         <w:rPr>
-          <w:rFonts w:ascii="Consolas" w:eastAsia="Times New Roman" w:hAnsi="Consolas" w:cs="Times New Roman"/>
-          <w:color w:val="3B3B3B"/>
-          <w:kern w:val="0"/>
-          <w:sz w:val="21"/>
-          <w:szCs w:val="21"/>
-          <w14:ligatures w14:val="none"/>
-        </w:rPr>
-      </w:pPr>
-      <w:r>
-        <w:rPr>
-          <w:rFonts w:ascii="Consolas" w:eastAsia="Times New Roman" w:hAnsi="Consolas" w:cs="Times New Roman"/>
+          <w:rFonts w:ascii="Sakkal Majalla" w:eastAsia="Times New Roman" w:hAnsi="Sakkal Majalla" w:cs="Sakkal Majalla"/>
+          <w:color w:val="3B3B3B"/>
+          <w:kern w:val="0"/>
+          <w:sz w:val="28"/>
+          <w:szCs w:val="28"/>
+          <w14:ligatures w14:val="none"/>
+        </w:rPr>
+      </w:pPr>
+      <w:r>
+        <w:rPr>
+          <w:rFonts w:ascii="Sakkal Majalla" w:eastAsia="Times New Roman" w:hAnsi="Sakkal Majalla" w:cs="Sakkal Majalla"/>
           <w:color w:val="AF00DB"/>
           <w:kern w:val="0"/>
-          <w:sz w:val="21"/>
-          <w:szCs w:val="21"/>
+          <w:sz w:val="28"/>
+          <w:szCs w:val="28"/>
           <w14:ligatures w14:val="none"/>
         </w:rPr>
         <w:t>import</w:t>
       </w:r>
       <w:r>
         <w:rPr>
-          <w:rFonts w:ascii="Consolas" w:eastAsia="Times New Roman" w:hAnsi="Consolas" w:cs="Times New Roman"/>
-          <w:color w:val="3B3B3B"/>
-          <w:kern w:val="0"/>
-          <w:sz w:val="21"/>
-          <w:szCs w:val="21"/>
+          <w:rFonts w:ascii="Sakkal Majalla" w:eastAsia="Times New Roman" w:hAnsi="Sakkal Majalla" w:cs="Sakkal Majalla"/>
+          <w:color w:val="3B3B3B"/>
+          <w:kern w:val="0"/>
+          <w:sz w:val="28"/>
+          <w:szCs w:val="28"/>
+          <w14:ligatures w14:val="none"/>
+        </w:rPr>
+        <w:t xml:space="preserve"> { </w:t>
+      </w:r>
+      <w:r>
+        <w:rPr>
+          <w:rFonts w:ascii="Sakkal Majalla" w:eastAsia="Times New Roman" w:hAnsi="Sakkal Majalla" w:cs="Sakkal Majalla"/>
+          <w:color w:val="001080"/>
+          <w:kern w:val="0"/>
+          <w:sz w:val="28"/>
+          <w:szCs w:val="28"/>
+          <w14:ligatures w14:val="none"/>
+        </w:rPr>
+        <w:t>inter</w:t>
+      </w:r>
+      <w:r>
+        <w:rPr>
+          <w:rFonts w:ascii="Sakkal Majalla" w:eastAsia="Times New Roman" w:hAnsi="Sakkal Majalla" w:cs="Sakkal Majalla"/>
+          <w:color w:val="3B3B3B"/>
+          <w:kern w:val="0"/>
+          <w:sz w:val="28"/>
+          <w:szCs w:val="28"/>
+          <w14:ligatures w14:val="none"/>
+        </w:rPr>
+        <w:t xml:space="preserve"> } </w:t>
+      </w:r>
+      <w:r>
+        <w:rPr>
+          <w:rFonts w:ascii="Sakkal Majalla" w:eastAsia="Times New Roman" w:hAnsi="Sakkal Majalla" w:cs="Sakkal Majalla"/>
+          <w:color w:val="AF00DB"/>
+          <w:kern w:val="0"/>
+          <w:sz w:val="28"/>
+          <w:szCs w:val="28"/>
+          <w14:ligatures w14:val="none"/>
+        </w:rPr>
+        <w:t>from</w:t>
+      </w:r>
+      <w:r>
+        <w:rPr>
+          <w:rFonts w:ascii="Sakkal Majalla" w:eastAsia="Times New Roman" w:hAnsi="Sakkal Majalla" w:cs="Sakkal Majalla"/>
+          <w:color w:val="3B3B3B"/>
+          <w:kern w:val="0"/>
+          <w:sz w:val="28"/>
+          <w:szCs w:val="28"/>
           <w14:ligatures w14:val="none"/>
         </w:rPr>
         <w:t xml:space="preserve"> </w:t>
       </w:r>
-      <w:proofErr w:type="gramStart"/>
-      <w:r>
-        <w:rPr>
-          <w:rFonts w:ascii="Consolas" w:eastAsia="Times New Roman" w:hAnsi="Consolas" w:cs="Times New Roman"/>
-          <w:color w:val="3B3B3B"/>
-          <w:kern w:val="0"/>
-          <w:sz w:val="21"/>
-          <w:szCs w:val="21"/>
-          <w14:ligatures w14:val="none"/>
-        </w:rPr>
-        <w:t xml:space="preserve">{ </w:t>
-      </w:r>
-      <w:r>
-        <w:rPr>
-          <w:rFonts w:ascii="Consolas" w:eastAsia="Times New Roman" w:hAnsi="Consolas" w:cs="Times New Roman"/>
-          <w:color w:val="001080"/>
-          <w:kern w:val="0"/>
-          <w:sz w:val="21"/>
-          <w:szCs w:val="21"/>
-          <w14:ligatures w14:val="none"/>
-        </w:rPr>
-        <w:t>inter</w:t>
-      </w:r>
-      <w:proofErr w:type="gramEnd"/>
-      <w:r>
-        <w:rPr>
-          <w:rFonts w:ascii="Consolas" w:eastAsia="Times New Roman" w:hAnsi="Consolas" w:cs="Times New Roman"/>
-          <w:color w:val="3B3B3B"/>
-          <w:kern w:val="0"/>
-          <w:sz w:val="21"/>
-          <w:szCs w:val="21"/>
-          <w14:ligatures w14:val="none"/>
-        </w:rPr>
-        <w:t xml:space="preserve"> } </w:t>
-      </w:r>
-      <w:r>
-        <w:rPr>
-          <w:rFonts w:ascii="Consolas" w:eastAsia="Times New Roman" w:hAnsi="Consolas" w:cs="Times New Roman"/>
-          <w:color w:val="AF00DB"/>
-          <w:kern w:val="0"/>
-          <w:sz w:val="21"/>
-          <w:szCs w:val="21"/>
-          <w14:ligatures w14:val="none"/>
-        </w:rPr>
-        <w:t>from</w:t>
-      </w:r>
-      <w:r>
-        <w:rPr>
-          <w:rFonts w:ascii="Consolas" w:eastAsia="Times New Roman" w:hAnsi="Consolas" w:cs="Times New Roman"/>
-          <w:color w:val="3B3B3B"/>
-          <w:kern w:val="0"/>
-          <w:sz w:val="21"/>
-          <w:szCs w:val="21"/>
-          <w14:ligatures w14:val="none"/>
-        </w:rPr>
-        <w:t xml:space="preserve"> </w:t>
-      </w:r>
-      <w:r>
-        <w:rPr>
-          <w:rFonts w:ascii="Consolas" w:eastAsia="Times New Roman" w:hAnsi="Consolas" w:cs="Times New Roman"/>
+      <w:r>
+        <w:rPr>
+          <w:rFonts w:ascii="Sakkal Majalla" w:eastAsia="Times New Roman" w:hAnsi="Sakkal Majalla" w:cs="Sakkal Majalla"/>
           <w:color w:val="A31515"/>
           <w:kern w:val="0"/>
-          <w:sz w:val="21"/>
-          <w:szCs w:val="21"/>
+          <w:sz w:val="28"/>
+          <w:szCs w:val="28"/>
           <w14:ligatures w14:val="none"/>
         </w:rPr>
         <w:t>'@/app/</w:t>
@@ -639,11 +563,11 @@
       <w:proofErr w:type="spellStart"/>
       <w:r>
         <w:rPr>
-          <w:rFonts w:ascii="Consolas" w:eastAsia="Times New Roman" w:hAnsi="Consolas" w:cs="Times New Roman"/>
+          <w:rFonts w:ascii="Sakkal Majalla" w:eastAsia="Times New Roman" w:hAnsi="Sakkal Majalla" w:cs="Sakkal Majalla"/>
           <w:color w:val="A31515"/>
           <w:kern w:val="0"/>
-          <w:sz w:val="21"/>
-          <w:szCs w:val="21"/>
+          <w:sz w:val="28"/>
+          <w:szCs w:val="28"/>
           <w14:ligatures w14:val="none"/>
         </w:rPr>
         <w:t>ui</w:t>
@@ -651,22 +575,22 @@
       <w:proofErr w:type="spellEnd"/>
       <w:r>
         <w:rPr>
-          <w:rFonts w:ascii="Consolas" w:eastAsia="Times New Roman" w:hAnsi="Consolas" w:cs="Times New Roman"/>
+          <w:rFonts w:ascii="Sakkal Majalla" w:eastAsia="Times New Roman" w:hAnsi="Sakkal Majalla" w:cs="Sakkal Majalla"/>
           <w:color w:val="A31515"/>
           <w:kern w:val="0"/>
-          <w:sz w:val="21"/>
-          <w:szCs w:val="21"/>
+          <w:sz w:val="28"/>
+          <w:szCs w:val="28"/>
           <w14:ligatures w14:val="none"/>
         </w:rPr>
         <w:t>/fonts'</w:t>
       </w:r>
       <w:r>
         <w:rPr>
-          <w:rFonts w:ascii="Consolas" w:eastAsia="Times New Roman" w:hAnsi="Consolas" w:cs="Times New Roman"/>
-          <w:color w:val="3B3B3B"/>
-          <w:kern w:val="0"/>
-          <w:sz w:val="21"/>
-          <w:szCs w:val="21"/>
+          <w:rFonts w:ascii="Sakkal Majalla" w:eastAsia="Times New Roman" w:hAnsi="Sakkal Majalla" w:cs="Sakkal Majalla"/>
+          <w:color w:val="3B3B3B"/>
+          <w:kern w:val="0"/>
+          <w:sz w:val="28"/>
+          <w:szCs w:val="28"/>
           <w14:ligatures w14:val="none"/>
         </w:rPr>
         <w:t>;</w:t>
@@ -677,11 +601,11 @@
         <w:shd w:val="clear" w:color="auto" w:fill="FFFFFF"/>
         <w:spacing w:after="0" w:line="285" w:lineRule="atLeast"/>
         <w:rPr>
-          <w:rFonts w:ascii="Consolas" w:eastAsia="Times New Roman" w:hAnsi="Consolas" w:cs="Times New Roman"/>
-          <w:color w:val="3B3B3B"/>
-          <w:kern w:val="0"/>
-          <w:sz w:val="21"/>
-          <w:szCs w:val="21"/>
+          <w:rFonts w:ascii="Sakkal Majalla" w:eastAsia="Times New Roman" w:hAnsi="Sakkal Majalla" w:cs="Sakkal Majalla"/>
+          <w:color w:val="3B3B3B"/>
+          <w:kern w:val="0"/>
+          <w:sz w:val="28"/>
+          <w:szCs w:val="28"/>
           <w14:ligatures w14:val="none"/>
         </w:rPr>
       </w:pPr>
@@ -691,114 +615,101 @@
         <w:shd w:val="clear" w:color="auto" w:fill="FFFFFF"/>
         <w:spacing w:after="0" w:line="285" w:lineRule="atLeast"/>
         <w:rPr>
-          <w:rFonts w:ascii="Consolas" w:eastAsia="Times New Roman" w:hAnsi="Consolas" w:cs="Times New Roman"/>
-          <w:color w:val="3B3B3B"/>
-          <w:kern w:val="0"/>
-          <w:sz w:val="21"/>
-          <w:szCs w:val="21"/>
-          <w14:ligatures w14:val="none"/>
-        </w:rPr>
-      </w:pPr>
-      <w:r>
-        <w:rPr>
-          <w:rFonts w:ascii="Consolas" w:eastAsia="Times New Roman" w:hAnsi="Consolas" w:cs="Times New Roman"/>
+          <w:rFonts w:ascii="Sakkal Majalla" w:eastAsia="Times New Roman" w:hAnsi="Sakkal Majalla" w:cs="Sakkal Majalla"/>
+          <w:color w:val="3B3B3B"/>
+          <w:kern w:val="0"/>
+          <w:sz w:val="28"/>
+          <w:szCs w:val="28"/>
+          <w14:ligatures w14:val="none"/>
+        </w:rPr>
+      </w:pPr>
+      <w:r>
+        <w:rPr>
+          <w:rFonts w:ascii="Sakkal Majalla" w:eastAsia="Times New Roman" w:hAnsi="Sakkal Majalla" w:cs="Sakkal Majalla"/>
           <w:color w:val="AF00DB"/>
           <w:kern w:val="0"/>
-          <w:sz w:val="21"/>
-          <w:szCs w:val="21"/>
+          <w:sz w:val="28"/>
+          <w:szCs w:val="28"/>
           <w14:ligatures w14:val="none"/>
         </w:rPr>
         <w:t>export</w:t>
       </w:r>
       <w:r>
         <w:rPr>
-          <w:rFonts w:ascii="Consolas" w:eastAsia="Times New Roman" w:hAnsi="Consolas" w:cs="Times New Roman"/>
-          <w:color w:val="3B3B3B"/>
-          <w:kern w:val="0"/>
-          <w:sz w:val="21"/>
-          <w:szCs w:val="21"/>
+          <w:rFonts w:ascii="Sakkal Majalla" w:eastAsia="Times New Roman" w:hAnsi="Sakkal Majalla" w:cs="Sakkal Majalla"/>
+          <w:color w:val="3B3B3B"/>
+          <w:kern w:val="0"/>
+          <w:sz w:val="28"/>
+          <w:szCs w:val="28"/>
           <w14:ligatures w14:val="none"/>
         </w:rPr>
         <w:t xml:space="preserve"> </w:t>
       </w:r>
       <w:r>
         <w:rPr>
-          <w:rFonts w:ascii="Consolas" w:eastAsia="Times New Roman" w:hAnsi="Consolas" w:cs="Times New Roman"/>
+          <w:rFonts w:ascii="Sakkal Majalla" w:eastAsia="Times New Roman" w:hAnsi="Sakkal Majalla" w:cs="Sakkal Majalla"/>
           <w:color w:val="AF00DB"/>
           <w:kern w:val="0"/>
-          <w:sz w:val="21"/>
-          <w:szCs w:val="21"/>
+          <w:sz w:val="28"/>
+          <w:szCs w:val="28"/>
           <w14:ligatures w14:val="none"/>
         </w:rPr>
         <w:t>default</w:t>
       </w:r>
       <w:r>
         <w:rPr>
-          <w:rFonts w:ascii="Consolas" w:eastAsia="Times New Roman" w:hAnsi="Consolas" w:cs="Times New Roman"/>
-          <w:color w:val="3B3B3B"/>
-          <w:kern w:val="0"/>
-          <w:sz w:val="21"/>
-          <w:szCs w:val="21"/>
+          <w:rFonts w:ascii="Sakkal Majalla" w:eastAsia="Times New Roman" w:hAnsi="Sakkal Majalla" w:cs="Sakkal Majalla"/>
+          <w:color w:val="3B3B3B"/>
+          <w:kern w:val="0"/>
+          <w:sz w:val="28"/>
+          <w:szCs w:val="28"/>
           <w14:ligatures w14:val="none"/>
         </w:rPr>
         <w:t xml:space="preserve"> </w:t>
       </w:r>
       <w:r>
         <w:rPr>
-          <w:rFonts w:ascii="Consolas" w:eastAsia="Times New Roman" w:hAnsi="Consolas" w:cs="Times New Roman"/>
+          <w:rFonts w:ascii="Sakkal Majalla" w:eastAsia="Times New Roman" w:hAnsi="Sakkal Majalla" w:cs="Sakkal Majalla"/>
           <w:color w:val="0000FF"/>
           <w:kern w:val="0"/>
-          <w:sz w:val="21"/>
-          <w:szCs w:val="21"/>
+          <w:sz w:val="28"/>
+          <w:szCs w:val="28"/>
           <w14:ligatures w14:val="none"/>
         </w:rPr>
         <w:t>function</w:t>
       </w:r>
       <w:r>
         <w:rPr>
-          <w:rFonts w:ascii="Consolas" w:eastAsia="Times New Roman" w:hAnsi="Consolas" w:cs="Times New Roman"/>
-          <w:color w:val="3B3B3B"/>
-          <w:kern w:val="0"/>
-          <w:sz w:val="21"/>
-          <w:szCs w:val="21"/>
+          <w:rFonts w:ascii="Sakkal Majalla" w:eastAsia="Times New Roman" w:hAnsi="Sakkal Majalla" w:cs="Sakkal Majalla"/>
+          <w:color w:val="3B3B3B"/>
+          <w:kern w:val="0"/>
+          <w:sz w:val="28"/>
+          <w:szCs w:val="28"/>
           <w14:ligatures w14:val="none"/>
         </w:rPr>
         <w:t xml:space="preserve"> </w:t>
       </w:r>
-      <w:proofErr w:type="gramStart"/>
-      <w:r>
-        <w:rPr>
-          <w:rFonts w:ascii="Consolas" w:eastAsia="Times New Roman" w:hAnsi="Consolas" w:cs="Times New Roman"/>
+      <w:r>
+        <w:rPr>
+          <w:rFonts w:ascii="Sakkal Majalla" w:eastAsia="Times New Roman" w:hAnsi="Sakkal Majalla" w:cs="Sakkal Majalla"/>
           <w:color w:val="795E26"/>
           <w:kern w:val="0"/>
-          <w:sz w:val="21"/>
-          <w:szCs w:val="21"/>
+          <w:sz w:val="28"/>
+          <w:szCs w:val="28"/>
           <w14:ligatures w14:val="none"/>
         </w:rPr>
         <w:t>RootLayout</w:t>
       </w:r>
       <w:r>
         <w:rPr>
-          <w:rFonts w:ascii="Consolas" w:eastAsia="Times New Roman" w:hAnsi="Consolas" w:cs="Times New Roman"/>
-          <w:color w:val="3B3B3B"/>
-          <w:kern w:val="0"/>
-          <w:sz w:val="21"/>
-          <w:szCs w:val="21"/>
-          <w14:ligatures w14:val="none"/>
-        </w:rPr>
-        <w:t>(</w:t>
-      </w:r>
-      <w:proofErr w:type="gramEnd"/>
-      <w:r>
-        <w:rPr>
-          <w:rFonts w:ascii="Consolas" w:eastAsia="Times New Roman" w:hAnsi="Consolas" w:cs="Times New Roman"/>
-          <w:color w:val="3B3B3B"/>
-          <w:kern w:val="0"/>
-          <w:sz w:val="21"/>
-          <w:szCs w:val="21"/>
-          <w14:ligatures w14:val="none"/>
-        </w:rPr>
-        <w:t>{</w:t>
+          <w:rFonts w:ascii="Sakkal Majalla" w:eastAsia="Times New Roman" w:hAnsi="Sakkal Majalla" w:cs="Sakkal Majalla"/>
+          <w:color w:val="3B3B3B"/>
+          <w:kern w:val="0"/>
+          <w:sz w:val="28"/>
+          <w:szCs w:val="28"/>
+          <w14:ligatures w14:val="none"/>
+        </w:rPr>
+        <w:t>({</w:t>
       </w:r>
     </w:p>
     <w:p>
@@ -806,43 +717,43 @@
         <w:shd w:val="clear" w:color="auto" w:fill="FFFFFF"/>
         <w:spacing w:after="0" w:line="285" w:lineRule="atLeast"/>
         <w:rPr>
-          <w:rFonts w:ascii="Consolas" w:eastAsia="Times New Roman" w:hAnsi="Consolas" w:cs="Times New Roman"/>
-          <w:color w:val="3B3B3B"/>
-          <w:kern w:val="0"/>
-          <w:sz w:val="21"/>
-          <w:szCs w:val="21"/>
-          <w14:ligatures w14:val="none"/>
-        </w:rPr>
-      </w:pPr>
-      <w:r>
-        <w:rPr>
-          <w:rFonts w:ascii="Consolas" w:eastAsia="Times New Roman" w:hAnsi="Consolas" w:cs="Times New Roman"/>
-          <w:color w:val="3B3B3B"/>
-          <w:kern w:val="0"/>
-          <w:sz w:val="21"/>
-          <w:szCs w:val="21"/>
+          <w:rFonts w:ascii="Sakkal Majalla" w:eastAsia="Times New Roman" w:hAnsi="Sakkal Majalla" w:cs="Sakkal Majalla"/>
+          <w:color w:val="3B3B3B"/>
+          <w:kern w:val="0"/>
+          <w:sz w:val="28"/>
+          <w:szCs w:val="28"/>
+          <w14:ligatures w14:val="none"/>
+        </w:rPr>
+      </w:pPr>
+      <w:r>
+        <w:rPr>
+          <w:rFonts w:ascii="Sakkal Majalla" w:eastAsia="Times New Roman" w:hAnsi="Sakkal Majalla" w:cs="Sakkal Majalla"/>
+          <w:color w:val="3B3B3B"/>
+          <w:kern w:val="0"/>
+          <w:sz w:val="28"/>
+          <w:szCs w:val="28"/>
           <w14:ligatures w14:val="none"/>
         </w:rPr>
         <w:t xml:space="preserve">  </w:t>
       </w:r>
       <w:r>
         <w:rPr>
-          <w:rFonts w:ascii="Consolas" w:eastAsia="Times New Roman" w:hAnsi="Consolas" w:cs="Times New Roman"/>
+          <w:rFonts w:ascii="Sakkal Majalla" w:eastAsia="Times New Roman" w:hAnsi="Sakkal Majalla" w:cs="Sakkal Majalla"/>
           <w:color w:val="001080"/>
           <w:kern w:val="0"/>
-          <w:sz w:val="21"/>
-          <w:szCs w:val="21"/>
+          <w:sz w:val="28"/>
+          <w:szCs w:val="28"/>
           <w14:ligatures w14:val="none"/>
         </w:rPr>
         <w:t>children</w:t>
       </w:r>
       <w:r>
         <w:rPr>
-          <w:rFonts w:ascii="Consolas" w:eastAsia="Times New Roman" w:hAnsi="Consolas" w:cs="Times New Roman"/>
-          <w:color w:val="3B3B3B"/>
-          <w:kern w:val="0"/>
-          <w:sz w:val="21"/>
-          <w:szCs w:val="21"/>
+          <w:rFonts w:ascii="Sakkal Majalla" w:eastAsia="Times New Roman" w:hAnsi="Sakkal Majalla" w:cs="Sakkal Majalla"/>
+          <w:color w:val="3B3B3B"/>
+          <w:kern w:val="0"/>
+          <w:sz w:val="28"/>
+          <w:szCs w:val="28"/>
           <w14:ligatures w14:val="none"/>
         </w:rPr>
         <w:t>,</w:t>
@@ -853,43 +764,43 @@
         <w:shd w:val="clear" w:color="auto" w:fill="FFFFFF"/>
         <w:spacing w:after="0" w:line="285" w:lineRule="atLeast"/>
         <w:rPr>
-          <w:rFonts w:ascii="Consolas" w:eastAsia="Times New Roman" w:hAnsi="Consolas" w:cs="Times New Roman"/>
-          <w:color w:val="3B3B3B"/>
-          <w:kern w:val="0"/>
-          <w:sz w:val="21"/>
-          <w:szCs w:val="21"/>
-          <w14:ligatures w14:val="none"/>
-        </w:rPr>
-      </w:pPr>
-      <w:r>
-        <w:rPr>
-          <w:rFonts w:ascii="Consolas" w:eastAsia="Times New Roman" w:hAnsi="Consolas" w:cs="Times New Roman"/>
-          <w:color w:val="3B3B3B"/>
-          <w:kern w:val="0"/>
-          <w:sz w:val="21"/>
-          <w:szCs w:val="21"/>
+          <w:rFonts w:ascii="Sakkal Majalla" w:eastAsia="Times New Roman" w:hAnsi="Sakkal Majalla" w:cs="Sakkal Majalla"/>
+          <w:color w:val="3B3B3B"/>
+          <w:kern w:val="0"/>
+          <w:sz w:val="28"/>
+          <w:szCs w:val="28"/>
+          <w14:ligatures w14:val="none"/>
+        </w:rPr>
+      </w:pPr>
+      <w:r>
+        <w:rPr>
+          <w:rFonts w:ascii="Sakkal Majalla" w:eastAsia="Times New Roman" w:hAnsi="Sakkal Majalla" w:cs="Sakkal Majalla"/>
+          <w:color w:val="3B3B3B"/>
+          <w:kern w:val="0"/>
+          <w:sz w:val="28"/>
+          <w:szCs w:val="28"/>
           <w14:ligatures w14:val="none"/>
         </w:rPr>
         <w:t>}</w:t>
       </w:r>
       <w:r>
         <w:rPr>
-          <w:rFonts w:ascii="Consolas" w:eastAsia="Times New Roman" w:hAnsi="Consolas" w:cs="Times New Roman"/>
+          <w:rFonts w:ascii="Sakkal Majalla" w:eastAsia="Times New Roman" w:hAnsi="Sakkal Majalla" w:cs="Sakkal Majalla"/>
           <w:color w:val="000000"/>
           <w:kern w:val="0"/>
-          <w:sz w:val="21"/>
-          <w:szCs w:val="21"/>
+          <w:sz w:val="28"/>
+          <w:szCs w:val="28"/>
           <w14:ligatures w14:val="none"/>
         </w:rPr>
         <w:t>:</w:t>
       </w:r>
       <w:r>
         <w:rPr>
-          <w:rFonts w:ascii="Consolas" w:eastAsia="Times New Roman" w:hAnsi="Consolas" w:cs="Times New Roman"/>
-          <w:color w:val="3B3B3B"/>
-          <w:kern w:val="0"/>
-          <w:sz w:val="21"/>
-          <w:szCs w:val="21"/>
+          <w:rFonts w:ascii="Sakkal Majalla" w:eastAsia="Times New Roman" w:hAnsi="Sakkal Majalla" w:cs="Sakkal Majalla"/>
+          <w:color w:val="3B3B3B"/>
+          <w:kern w:val="0"/>
+          <w:sz w:val="28"/>
+          <w:szCs w:val="28"/>
           <w14:ligatures w14:val="none"/>
         </w:rPr>
         <w:t xml:space="preserve"> {</w:t>
@@ -900,98 +811,98 @@
         <w:shd w:val="clear" w:color="auto" w:fill="FFFFFF"/>
         <w:spacing w:after="0" w:line="285" w:lineRule="atLeast"/>
         <w:rPr>
-          <w:rFonts w:ascii="Consolas" w:eastAsia="Times New Roman" w:hAnsi="Consolas" w:cs="Times New Roman"/>
-          <w:color w:val="3B3B3B"/>
-          <w:kern w:val="0"/>
-          <w:sz w:val="21"/>
-          <w:szCs w:val="21"/>
-          <w14:ligatures w14:val="none"/>
-        </w:rPr>
-      </w:pPr>
-      <w:r>
-        <w:rPr>
-          <w:rFonts w:ascii="Consolas" w:eastAsia="Times New Roman" w:hAnsi="Consolas" w:cs="Times New Roman"/>
-          <w:color w:val="3B3B3B"/>
-          <w:kern w:val="0"/>
-          <w:sz w:val="21"/>
-          <w:szCs w:val="21"/>
+          <w:rFonts w:ascii="Sakkal Majalla" w:eastAsia="Times New Roman" w:hAnsi="Sakkal Majalla" w:cs="Sakkal Majalla"/>
+          <w:color w:val="3B3B3B"/>
+          <w:kern w:val="0"/>
+          <w:sz w:val="28"/>
+          <w:szCs w:val="28"/>
+          <w14:ligatures w14:val="none"/>
+        </w:rPr>
+      </w:pPr>
+      <w:r>
+        <w:rPr>
+          <w:rFonts w:ascii="Sakkal Majalla" w:eastAsia="Times New Roman" w:hAnsi="Sakkal Majalla" w:cs="Sakkal Majalla"/>
+          <w:color w:val="3B3B3B"/>
+          <w:kern w:val="0"/>
+          <w:sz w:val="28"/>
+          <w:szCs w:val="28"/>
           <w14:ligatures w14:val="none"/>
         </w:rPr>
         <w:t xml:space="preserve">  </w:t>
       </w:r>
       <w:r>
         <w:rPr>
-          <w:rFonts w:ascii="Consolas" w:eastAsia="Times New Roman" w:hAnsi="Consolas" w:cs="Times New Roman"/>
+          <w:rFonts w:ascii="Sakkal Majalla" w:eastAsia="Times New Roman" w:hAnsi="Sakkal Majalla" w:cs="Sakkal Majalla"/>
           <w:color w:val="001080"/>
           <w:kern w:val="0"/>
-          <w:sz w:val="21"/>
-          <w:szCs w:val="21"/>
+          <w:sz w:val="28"/>
+          <w:szCs w:val="28"/>
           <w14:ligatures w14:val="none"/>
         </w:rPr>
         <w:t>children</w:t>
       </w:r>
       <w:r>
         <w:rPr>
-          <w:rFonts w:ascii="Consolas" w:eastAsia="Times New Roman" w:hAnsi="Consolas" w:cs="Times New Roman"/>
+          <w:rFonts w:ascii="Sakkal Majalla" w:eastAsia="Times New Roman" w:hAnsi="Sakkal Majalla" w:cs="Sakkal Majalla"/>
           <w:color w:val="000000"/>
           <w:kern w:val="0"/>
-          <w:sz w:val="21"/>
-          <w:szCs w:val="21"/>
+          <w:sz w:val="28"/>
+          <w:szCs w:val="28"/>
           <w14:ligatures w14:val="none"/>
         </w:rPr>
         <w:t>:</w:t>
       </w:r>
       <w:r>
         <w:rPr>
-          <w:rFonts w:ascii="Consolas" w:eastAsia="Times New Roman" w:hAnsi="Consolas" w:cs="Times New Roman"/>
-          <w:color w:val="3B3B3B"/>
-          <w:kern w:val="0"/>
-          <w:sz w:val="21"/>
-          <w:szCs w:val="21"/>
+          <w:rFonts w:ascii="Sakkal Majalla" w:eastAsia="Times New Roman" w:hAnsi="Sakkal Majalla" w:cs="Sakkal Majalla"/>
+          <w:color w:val="3B3B3B"/>
+          <w:kern w:val="0"/>
+          <w:sz w:val="28"/>
+          <w:szCs w:val="28"/>
           <w14:ligatures w14:val="none"/>
         </w:rPr>
         <w:t xml:space="preserve"> </w:t>
       </w:r>
       <w:r>
         <w:rPr>
-          <w:rFonts w:ascii="Consolas" w:eastAsia="Times New Roman" w:hAnsi="Consolas" w:cs="Times New Roman"/>
+          <w:rFonts w:ascii="Sakkal Majalla" w:eastAsia="Times New Roman" w:hAnsi="Sakkal Majalla" w:cs="Sakkal Majalla"/>
           <w:color w:val="267F99"/>
           <w:kern w:val="0"/>
-          <w:sz w:val="21"/>
-          <w:szCs w:val="21"/>
+          <w:sz w:val="28"/>
+          <w:szCs w:val="28"/>
           <w14:ligatures w14:val="none"/>
         </w:rPr>
         <w:t>React</w:t>
       </w:r>
       <w:r>
         <w:rPr>
-          <w:rFonts w:ascii="Consolas" w:eastAsia="Times New Roman" w:hAnsi="Consolas" w:cs="Times New Roman"/>
-          <w:color w:val="3B3B3B"/>
-          <w:kern w:val="0"/>
-          <w:sz w:val="21"/>
-          <w:szCs w:val="21"/>
+          <w:rFonts w:ascii="Sakkal Majalla" w:eastAsia="Times New Roman" w:hAnsi="Sakkal Majalla" w:cs="Sakkal Majalla"/>
+          <w:color w:val="3B3B3B"/>
+          <w:kern w:val="0"/>
+          <w:sz w:val="28"/>
+          <w:szCs w:val="28"/>
           <w14:ligatures w14:val="none"/>
         </w:rPr>
         <w:t>.</w:t>
       </w:r>
       <w:r>
         <w:rPr>
-          <w:rFonts w:ascii="Consolas" w:eastAsia="Times New Roman" w:hAnsi="Consolas" w:cs="Times New Roman"/>
+          <w:rFonts w:ascii="Sakkal Majalla" w:eastAsia="Times New Roman" w:hAnsi="Sakkal Majalla" w:cs="Sakkal Majalla"/>
           <w:color w:val="267F99"/>
           <w:kern w:val="0"/>
-          <w:sz w:val="21"/>
-          <w:szCs w:val="21"/>
+          <w:sz w:val="28"/>
+          <w:szCs w:val="28"/>
           <w14:ligatures w14:val="none"/>
         </w:rPr>
         <w:t>ReactNode</w:t>
       </w:r>
       <w:r>
         <w:rPr>
-          <w:rFonts w:ascii="Consolas" w:eastAsia="Times New Roman" w:hAnsi="Consolas" w:cs="Times New Roman"/>
-          <w:color w:val="3B3B3B"/>
-          <w:kern w:val="0"/>
-          <w:sz w:val="21"/>
-          <w:szCs w:val="21"/>
+          <w:rFonts w:ascii="Sakkal Majalla" w:eastAsia="Times New Roman" w:hAnsi="Sakkal Majalla" w:cs="Sakkal Majalla"/>
+          <w:color w:val="3B3B3B"/>
+          <w:kern w:val="0"/>
+          <w:sz w:val="28"/>
+          <w:szCs w:val="28"/>
           <w14:ligatures w14:val="none"/>
         </w:rPr>
         <w:t>;</w:t>
@@ -1002,21 +913,21 @@
         <w:shd w:val="clear" w:color="auto" w:fill="FFFFFF"/>
         <w:spacing w:after="0" w:line="285" w:lineRule="atLeast"/>
         <w:rPr>
-          <w:rFonts w:ascii="Consolas" w:eastAsia="Times New Roman" w:hAnsi="Consolas" w:cs="Times New Roman"/>
-          <w:color w:val="3B3B3B"/>
-          <w:kern w:val="0"/>
-          <w:sz w:val="21"/>
-          <w:szCs w:val="21"/>
-          <w14:ligatures w14:val="none"/>
-        </w:rPr>
-      </w:pPr>
-      <w:r>
-        <w:rPr>
-          <w:rFonts w:ascii="Consolas" w:eastAsia="Times New Roman" w:hAnsi="Consolas" w:cs="Times New Roman"/>
-          <w:color w:val="3B3B3B"/>
-          <w:kern w:val="0"/>
-          <w:sz w:val="21"/>
-          <w:szCs w:val="21"/>
+          <w:rFonts w:ascii="Sakkal Majalla" w:eastAsia="Times New Roman" w:hAnsi="Sakkal Majalla" w:cs="Sakkal Majalla"/>
+          <w:color w:val="3B3B3B"/>
+          <w:kern w:val="0"/>
+          <w:sz w:val="28"/>
+          <w:szCs w:val="28"/>
+          <w14:ligatures w14:val="none"/>
+        </w:rPr>
+      </w:pPr>
+      <w:r>
+        <w:rPr>
+          <w:rFonts w:ascii="Sakkal Majalla" w:eastAsia="Times New Roman" w:hAnsi="Sakkal Majalla" w:cs="Sakkal Majalla"/>
+          <w:color w:val="3B3B3B"/>
+          <w:kern w:val="0"/>
+          <w:sz w:val="28"/>
+          <w:szCs w:val="28"/>
           <w14:ligatures w14:val="none"/>
         </w:rPr>
         <w:t>}) {</w:t>
@@ -1027,43 +938,43 @@
         <w:shd w:val="clear" w:color="auto" w:fill="FFFFFF"/>
         <w:spacing w:after="0" w:line="285" w:lineRule="atLeast"/>
         <w:rPr>
-          <w:rFonts w:ascii="Consolas" w:eastAsia="Times New Roman" w:hAnsi="Consolas" w:cs="Times New Roman"/>
-          <w:color w:val="3B3B3B"/>
-          <w:kern w:val="0"/>
-          <w:sz w:val="21"/>
-          <w:szCs w:val="21"/>
-          <w14:ligatures w14:val="none"/>
-        </w:rPr>
-      </w:pPr>
-      <w:r>
-        <w:rPr>
-          <w:rFonts w:ascii="Consolas" w:eastAsia="Times New Roman" w:hAnsi="Consolas" w:cs="Times New Roman"/>
-          <w:color w:val="3B3B3B"/>
-          <w:kern w:val="0"/>
-          <w:sz w:val="21"/>
-          <w:szCs w:val="21"/>
+          <w:rFonts w:ascii="Sakkal Majalla" w:eastAsia="Times New Roman" w:hAnsi="Sakkal Majalla" w:cs="Sakkal Majalla"/>
+          <w:color w:val="3B3B3B"/>
+          <w:kern w:val="0"/>
+          <w:sz w:val="28"/>
+          <w:szCs w:val="28"/>
+          <w14:ligatures w14:val="none"/>
+        </w:rPr>
+      </w:pPr>
+      <w:r>
+        <w:rPr>
+          <w:rFonts w:ascii="Sakkal Majalla" w:eastAsia="Times New Roman" w:hAnsi="Sakkal Majalla" w:cs="Sakkal Majalla"/>
+          <w:color w:val="3B3B3B"/>
+          <w:kern w:val="0"/>
+          <w:sz w:val="28"/>
+          <w:szCs w:val="28"/>
           <w14:ligatures w14:val="none"/>
         </w:rPr>
         <w:t xml:space="preserve">  </w:t>
       </w:r>
       <w:r>
         <w:rPr>
-          <w:rFonts w:ascii="Consolas" w:eastAsia="Times New Roman" w:hAnsi="Consolas" w:cs="Times New Roman"/>
+          <w:rFonts w:ascii="Sakkal Majalla" w:eastAsia="Times New Roman" w:hAnsi="Sakkal Majalla" w:cs="Sakkal Majalla"/>
           <w:color w:val="AF00DB"/>
           <w:kern w:val="0"/>
-          <w:sz w:val="21"/>
-          <w:szCs w:val="21"/>
+          <w:sz w:val="28"/>
+          <w:szCs w:val="28"/>
           <w14:ligatures w14:val="none"/>
         </w:rPr>
         <w:t>return</w:t>
       </w:r>
       <w:r>
         <w:rPr>
-          <w:rFonts w:ascii="Consolas" w:eastAsia="Times New Roman" w:hAnsi="Consolas" w:cs="Times New Roman"/>
-          <w:color w:val="3B3B3B"/>
-          <w:kern w:val="0"/>
-          <w:sz w:val="21"/>
-          <w:szCs w:val="21"/>
+          <w:rFonts w:ascii="Sakkal Majalla" w:eastAsia="Times New Roman" w:hAnsi="Sakkal Majalla" w:cs="Sakkal Majalla"/>
+          <w:color w:val="3B3B3B"/>
+          <w:kern w:val="0"/>
+          <w:sz w:val="28"/>
+          <w:szCs w:val="28"/>
           <w14:ligatures w14:val="none"/>
         </w:rPr>
         <w:t xml:space="preserve"> (</w:t>
@@ -1074,87 +985,87 @@
         <w:shd w:val="clear" w:color="auto" w:fill="FFFFFF"/>
         <w:spacing w:after="0" w:line="285" w:lineRule="atLeast"/>
         <w:rPr>
-          <w:rFonts w:ascii="Consolas" w:eastAsia="Times New Roman" w:hAnsi="Consolas" w:cs="Times New Roman"/>
-          <w:color w:val="3B3B3B"/>
-          <w:kern w:val="0"/>
-          <w:sz w:val="21"/>
-          <w:szCs w:val="21"/>
-          <w14:ligatures w14:val="none"/>
-        </w:rPr>
-      </w:pPr>
-      <w:r>
-        <w:rPr>
-          <w:rFonts w:ascii="Consolas" w:eastAsia="Times New Roman" w:hAnsi="Consolas" w:cs="Times New Roman"/>
-          <w:color w:val="3B3B3B"/>
-          <w:kern w:val="0"/>
-          <w:sz w:val="21"/>
-          <w:szCs w:val="21"/>
+          <w:rFonts w:ascii="Sakkal Majalla" w:eastAsia="Times New Roman" w:hAnsi="Sakkal Majalla" w:cs="Sakkal Majalla"/>
+          <w:color w:val="3B3B3B"/>
+          <w:kern w:val="0"/>
+          <w:sz w:val="28"/>
+          <w:szCs w:val="28"/>
+          <w14:ligatures w14:val="none"/>
+        </w:rPr>
+      </w:pPr>
+      <w:r>
+        <w:rPr>
+          <w:rFonts w:ascii="Sakkal Majalla" w:eastAsia="Times New Roman" w:hAnsi="Sakkal Majalla" w:cs="Sakkal Majalla"/>
+          <w:color w:val="3B3B3B"/>
+          <w:kern w:val="0"/>
+          <w:sz w:val="28"/>
+          <w:szCs w:val="28"/>
           <w14:ligatures w14:val="none"/>
         </w:rPr>
         <w:t xml:space="preserve">    </w:t>
       </w:r>
       <w:r>
         <w:rPr>
-          <w:rFonts w:ascii="Consolas" w:eastAsia="Times New Roman" w:hAnsi="Consolas" w:cs="Times New Roman"/>
+          <w:rFonts w:ascii="Sakkal Majalla" w:eastAsia="Times New Roman" w:hAnsi="Sakkal Majalla" w:cs="Sakkal Majalla"/>
           <w:color w:val="800000"/>
           <w:kern w:val="0"/>
-          <w:sz w:val="21"/>
-          <w:szCs w:val="21"/>
+          <w:sz w:val="28"/>
+          <w:szCs w:val="28"/>
           <w14:ligatures w14:val="none"/>
         </w:rPr>
         <w:t>&lt;html</w:t>
       </w:r>
       <w:r>
         <w:rPr>
-          <w:rFonts w:ascii="Consolas" w:eastAsia="Times New Roman" w:hAnsi="Consolas" w:cs="Times New Roman"/>
-          <w:color w:val="3B3B3B"/>
-          <w:kern w:val="0"/>
-          <w:sz w:val="21"/>
-          <w:szCs w:val="21"/>
+          <w:rFonts w:ascii="Sakkal Majalla" w:eastAsia="Times New Roman" w:hAnsi="Sakkal Majalla" w:cs="Sakkal Majalla"/>
+          <w:color w:val="3B3B3B"/>
+          <w:kern w:val="0"/>
+          <w:sz w:val="28"/>
+          <w:szCs w:val="28"/>
           <w14:ligatures w14:val="none"/>
         </w:rPr>
         <w:t xml:space="preserve"> </w:t>
       </w:r>
       <w:r>
         <w:rPr>
-          <w:rFonts w:ascii="Consolas" w:eastAsia="Times New Roman" w:hAnsi="Consolas" w:cs="Times New Roman"/>
+          <w:rFonts w:ascii="Sakkal Majalla" w:eastAsia="Times New Roman" w:hAnsi="Sakkal Majalla" w:cs="Sakkal Majalla"/>
           <w:color w:val="E50000"/>
           <w:kern w:val="0"/>
-          <w:sz w:val="21"/>
-          <w:szCs w:val="21"/>
+          <w:sz w:val="28"/>
+          <w:szCs w:val="28"/>
           <w14:ligatures w14:val="none"/>
         </w:rPr>
         <w:t>lang</w:t>
       </w:r>
       <w:r>
         <w:rPr>
-          <w:rFonts w:ascii="Consolas" w:eastAsia="Times New Roman" w:hAnsi="Consolas" w:cs="Times New Roman"/>
+          <w:rFonts w:ascii="Sakkal Majalla" w:eastAsia="Times New Roman" w:hAnsi="Sakkal Majalla" w:cs="Sakkal Majalla"/>
           <w:color w:val="000000"/>
           <w:kern w:val="0"/>
-          <w:sz w:val="21"/>
-          <w:szCs w:val="21"/>
+          <w:sz w:val="28"/>
+          <w:szCs w:val="28"/>
           <w14:ligatures w14:val="none"/>
         </w:rPr>
         <w:t>=</w:t>
       </w:r>
       <w:r>
         <w:rPr>
-          <w:rFonts w:ascii="Consolas" w:eastAsia="Times New Roman" w:hAnsi="Consolas" w:cs="Times New Roman"/>
+          <w:rFonts w:ascii="Sakkal Majalla" w:eastAsia="Times New Roman" w:hAnsi="Sakkal Majalla" w:cs="Sakkal Majalla"/>
           <w:color w:val="A31515"/>
           <w:kern w:val="0"/>
-          <w:sz w:val="21"/>
-          <w:szCs w:val="21"/>
+          <w:sz w:val="28"/>
+          <w:szCs w:val="28"/>
           <w14:ligatures w14:val="none"/>
         </w:rPr>
         <w:t>"en"</w:t>
       </w:r>
       <w:r>
         <w:rPr>
-          <w:rFonts w:ascii="Consolas" w:eastAsia="Times New Roman" w:hAnsi="Consolas" w:cs="Times New Roman"/>
+          <w:rFonts w:ascii="Sakkal Majalla" w:eastAsia="Times New Roman" w:hAnsi="Sakkal Majalla" w:cs="Sakkal Majalla"/>
           <w:color w:val="800000"/>
           <w:kern w:val="0"/>
-          <w:sz w:val="21"/>
-          <w:szCs w:val="21"/>
+          <w:sz w:val="28"/>
+          <w:szCs w:val="28"/>
           <w14:ligatures w14:val="none"/>
         </w:rPr>
         <w:t>&gt;</w:t>
@@ -1165,221 +1076,219 @@
         <w:shd w:val="clear" w:color="auto" w:fill="FFFFFF"/>
         <w:spacing w:after="0" w:line="285" w:lineRule="atLeast"/>
         <w:rPr>
-          <w:rFonts w:ascii="Consolas" w:eastAsia="Times New Roman" w:hAnsi="Consolas" w:cs="Times New Roman"/>
-          <w:color w:val="3B3B3B"/>
-          <w:kern w:val="0"/>
-          <w:sz w:val="21"/>
-          <w:szCs w:val="21"/>
-          <w14:ligatures w14:val="none"/>
-        </w:rPr>
-      </w:pPr>
-      <w:r>
-        <w:rPr>
-          <w:rFonts w:ascii="Consolas" w:eastAsia="Times New Roman" w:hAnsi="Consolas" w:cs="Times New Roman"/>
-          <w:color w:val="3B3B3B"/>
-          <w:kern w:val="0"/>
-          <w:sz w:val="21"/>
-          <w:szCs w:val="21"/>
+          <w:rFonts w:ascii="Sakkal Majalla" w:eastAsia="Times New Roman" w:hAnsi="Sakkal Majalla" w:cs="Sakkal Majalla"/>
+          <w:color w:val="3B3B3B"/>
+          <w:kern w:val="0"/>
+          <w:sz w:val="28"/>
+          <w:szCs w:val="28"/>
+          <w14:ligatures w14:val="none"/>
+        </w:rPr>
+      </w:pPr>
+      <w:r>
+        <w:rPr>
+          <w:rFonts w:ascii="Sakkal Majalla" w:eastAsia="Times New Roman" w:hAnsi="Sakkal Majalla" w:cs="Sakkal Majalla"/>
+          <w:color w:val="3B3B3B"/>
+          <w:kern w:val="0"/>
+          <w:sz w:val="28"/>
+          <w:szCs w:val="28"/>
           <w14:ligatures w14:val="none"/>
         </w:rPr>
         <w:t xml:space="preserve">      </w:t>
       </w:r>
       <w:r>
         <w:rPr>
-          <w:rFonts w:ascii="Consolas" w:eastAsia="Times New Roman" w:hAnsi="Consolas" w:cs="Times New Roman"/>
+          <w:rFonts w:ascii="Sakkal Majalla" w:eastAsia="Times New Roman" w:hAnsi="Sakkal Majalla" w:cs="Sakkal Majalla"/>
           <w:color w:val="800000"/>
           <w:kern w:val="0"/>
-          <w:sz w:val="21"/>
-          <w:szCs w:val="21"/>
+          <w:sz w:val="28"/>
+          <w:szCs w:val="28"/>
           <w14:ligatures w14:val="none"/>
         </w:rPr>
         <w:t>&lt;body</w:t>
       </w:r>
       <w:r>
         <w:rPr>
-          <w:rFonts w:ascii="Consolas" w:eastAsia="Times New Roman" w:hAnsi="Consolas" w:cs="Times New Roman"/>
-          <w:color w:val="3B3B3B"/>
-          <w:kern w:val="0"/>
-          <w:sz w:val="21"/>
-          <w:szCs w:val="21"/>
+          <w:rFonts w:ascii="Sakkal Majalla" w:eastAsia="Times New Roman" w:hAnsi="Sakkal Majalla" w:cs="Sakkal Majalla"/>
+          <w:color w:val="3B3B3B"/>
+          <w:kern w:val="0"/>
+          <w:sz w:val="28"/>
+          <w:szCs w:val="28"/>
           <w14:ligatures w14:val="none"/>
         </w:rPr>
         <w:t xml:space="preserve"> </w:t>
       </w:r>
       <w:r>
         <w:rPr>
-          <w:rFonts w:ascii="Consolas" w:eastAsia="Times New Roman" w:hAnsi="Consolas" w:cs="Times New Roman"/>
+          <w:rFonts w:ascii="Sakkal Majalla" w:eastAsia="Times New Roman" w:hAnsi="Sakkal Majalla" w:cs="Sakkal Majalla"/>
           <w:color w:val="E50000"/>
           <w:kern w:val="0"/>
-          <w:sz w:val="21"/>
-          <w:szCs w:val="21"/>
+          <w:sz w:val="28"/>
+          <w:szCs w:val="28"/>
           <w14:ligatures w14:val="none"/>
         </w:rPr>
         <w:t>className</w:t>
       </w:r>
       <w:r>
         <w:rPr>
-          <w:rFonts w:ascii="Consolas" w:eastAsia="Times New Roman" w:hAnsi="Consolas" w:cs="Times New Roman"/>
+          <w:rFonts w:ascii="Sakkal Majalla" w:eastAsia="Times New Roman" w:hAnsi="Sakkal Majalla" w:cs="Sakkal Majalla"/>
           <w:color w:val="000000"/>
           <w:kern w:val="0"/>
-          <w:sz w:val="21"/>
-          <w:szCs w:val="21"/>
+          <w:sz w:val="28"/>
+          <w:szCs w:val="28"/>
           <w14:ligatures w14:val="none"/>
         </w:rPr>
         <w:t>=</w:t>
       </w:r>
       <w:r>
         <w:rPr>
-          <w:rFonts w:ascii="Consolas" w:eastAsia="Times New Roman" w:hAnsi="Consolas" w:cs="Times New Roman"/>
+          <w:rFonts w:ascii="Sakkal Majalla" w:eastAsia="Times New Roman" w:hAnsi="Sakkal Majalla" w:cs="Sakkal Majalla"/>
           <w:color w:val="0000FF"/>
           <w:kern w:val="0"/>
-          <w:sz w:val="21"/>
-          <w:szCs w:val="21"/>
+          <w:sz w:val="28"/>
+          <w:szCs w:val="28"/>
           <w14:ligatures w14:val="none"/>
         </w:rPr>
         <w:t>{</w:t>
       </w:r>
       <w:r>
         <w:rPr>
-          <w:rFonts w:ascii="Consolas" w:eastAsia="Times New Roman" w:hAnsi="Consolas" w:cs="Times New Roman"/>
+          <w:rFonts w:ascii="Sakkal Majalla" w:eastAsia="Times New Roman" w:hAnsi="Sakkal Majalla" w:cs="Sakkal Majalla"/>
           <w:color w:val="A31515"/>
           <w:kern w:val="0"/>
-          <w:sz w:val="21"/>
-          <w:szCs w:val="21"/>
+          <w:sz w:val="28"/>
+          <w:szCs w:val="28"/>
           <w14:ligatures w14:val="none"/>
         </w:rPr>
         <w:t>`</w:t>
       </w:r>
       <w:r>
         <w:rPr>
-          <w:rFonts w:ascii="Consolas" w:eastAsia="Times New Roman" w:hAnsi="Consolas" w:cs="Times New Roman"/>
+          <w:rFonts w:ascii="Sakkal Majalla" w:eastAsia="Times New Roman" w:hAnsi="Sakkal Majalla" w:cs="Sakkal Majalla"/>
           <w:color w:val="0000FF"/>
           <w:kern w:val="0"/>
-          <w:sz w:val="21"/>
-          <w:szCs w:val="21"/>
+          <w:sz w:val="28"/>
+          <w:szCs w:val="28"/>
           <w14:ligatures w14:val="none"/>
         </w:rPr>
         <w:t>${</w:t>
       </w:r>
-      <w:proofErr w:type="gramStart"/>
-      <w:r>
-        <w:rPr>
-          <w:rFonts w:ascii="Consolas" w:eastAsia="Times New Roman" w:hAnsi="Consolas" w:cs="Times New Roman"/>
+      <w:r>
+        <w:rPr>
+          <w:rFonts w:ascii="Sakkal Majalla" w:eastAsia="Times New Roman" w:hAnsi="Sakkal Majalla" w:cs="Sakkal Majalla"/>
           <w:color w:val="0070C1"/>
           <w:kern w:val="0"/>
-          <w:sz w:val="21"/>
-          <w:szCs w:val="21"/>
+          <w:sz w:val="28"/>
+          <w:szCs w:val="28"/>
           <w14:ligatures w14:val="none"/>
         </w:rPr>
         <w:t>inter</w:t>
       </w:r>
       <w:r>
         <w:rPr>
-          <w:rFonts w:ascii="Consolas" w:eastAsia="Times New Roman" w:hAnsi="Consolas" w:cs="Times New Roman"/>
+          <w:rFonts w:ascii="Sakkal Majalla" w:eastAsia="Times New Roman" w:hAnsi="Sakkal Majalla" w:cs="Sakkal Majalla"/>
           <w:color w:val="000000"/>
           <w:kern w:val="0"/>
-          <w:sz w:val="21"/>
-          <w:szCs w:val="21"/>
+          <w:sz w:val="28"/>
+          <w:szCs w:val="28"/>
           <w14:ligatures w14:val="none"/>
         </w:rPr>
         <w:t>.</w:t>
       </w:r>
       <w:r>
         <w:rPr>
-          <w:rFonts w:ascii="Consolas" w:eastAsia="Times New Roman" w:hAnsi="Consolas" w:cs="Times New Roman"/>
+          <w:rFonts w:ascii="Sakkal Majalla" w:eastAsia="Times New Roman" w:hAnsi="Sakkal Majalla" w:cs="Sakkal Majalla"/>
           <w:color w:val="001080"/>
           <w:kern w:val="0"/>
-          <w:sz w:val="21"/>
-          <w:szCs w:val="21"/>
+          <w:sz w:val="28"/>
+          <w:szCs w:val="28"/>
           <w14:ligatures w14:val="none"/>
         </w:rPr>
         <w:t>className</w:t>
       </w:r>
-      <w:proofErr w:type="gramEnd"/>
-      <w:r>
-        <w:rPr>
-          <w:rFonts w:ascii="Consolas" w:eastAsia="Times New Roman" w:hAnsi="Consolas" w:cs="Times New Roman"/>
+      <w:r>
+        <w:rPr>
+          <w:rFonts w:ascii="Sakkal Majalla" w:eastAsia="Times New Roman" w:hAnsi="Sakkal Majalla" w:cs="Sakkal Majalla"/>
           <w:color w:val="0000FF"/>
           <w:kern w:val="0"/>
-          <w:sz w:val="21"/>
-          <w:szCs w:val="21"/>
+          <w:sz w:val="28"/>
+          <w:szCs w:val="28"/>
           <w14:ligatures w14:val="none"/>
         </w:rPr>
         <w:t>}</w:t>
       </w:r>
       <w:r>
         <w:rPr>
-          <w:rFonts w:ascii="Consolas" w:eastAsia="Times New Roman" w:hAnsi="Consolas" w:cs="Times New Roman"/>
+          <w:rFonts w:ascii="Sakkal Majalla" w:eastAsia="Times New Roman" w:hAnsi="Sakkal Majalla" w:cs="Sakkal Majalla"/>
           <w:color w:val="A31515"/>
           <w:kern w:val="0"/>
-          <w:sz w:val="21"/>
-          <w:szCs w:val="21"/>
+          <w:sz w:val="28"/>
+          <w:szCs w:val="28"/>
           <w14:ligatures w14:val="none"/>
         </w:rPr>
         <w:t xml:space="preserve"> antialiased`</w:t>
       </w:r>
       <w:r>
         <w:rPr>
-          <w:rFonts w:ascii="Consolas" w:eastAsia="Times New Roman" w:hAnsi="Consolas" w:cs="Times New Roman"/>
+          <w:rFonts w:ascii="Sakkal Majalla" w:eastAsia="Times New Roman" w:hAnsi="Sakkal Majalla" w:cs="Sakkal Majalla"/>
           <w:color w:val="0000FF"/>
           <w:kern w:val="0"/>
-          <w:sz w:val="21"/>
-          <w:szCs w:val="21"/>
+          <w:sz w:val="28"/>
+          <w:szCs w:val="28"/>
           <w14:ligatures w14:val="none"/>
         </w:rPr>
         <w:t>}</w:t>
       </w:r>
       <w:r>
         <w:rPr>
-          <w:rFonts w:ascii="Consolas" w:eastAsia="Times New Roman" w:hAnsi="Consolas" w:cs="Times New Roman"/>
+          <w:rFonts w:ascii="Sakkal Majalla" w:eastAsia="Times New Roman" w:hAnsi="Sakkal Majalla" w:cs="Sakkal Majalla"/>
           <w:color w:val="800000"/>
           <w:kern w:val="0"/>
-          <w:sz w:val="21"/>
-          <w:szCs w:val="21"/>
+          <w:sz w:val="28"/>
+          <w:szCs w:val="28"/>
           <w14:ligatures w14:val="none"/>
         </w:rPr>
         <w:t>&gt;</w:t>
       </w:r>
       <w:r>
         <w:rPr>
-          <w:rFonts w:ascii="Consolas" w:eastAsia="Times New Roman" w:hAnsi="Consolas" w:cs="Times New Roman"/>
+          <w:rFonts w:ascii="Sakkal Majalla" w:eastAsia="Times New Roman" w:hAnsi="Sakkal Majalla" w:cs="Sakkal Majalla"/>
           <w:color w:val="0000FF"/>
           <w:kern w:val="0"/>
-          <w:sz w:val="21"/>
-          <w:szCs w:val="21"/>
+          <w:sz w:val="28"/>
+          <w:szCs w:val="28"/>
           <w14:ligatures w14:val="none"/>
         </w:rPr>
         <w:t>{</w:t>
       </w:r>
       <w:r>
         <w:rPr>
-          <w:rFonts w:ascii="Consolas" w:eastAsia="Times New Roman" w:hAnsi="Consolas" w:cs="Times New Roman"/>
+          <w:rFonts w:ascii="Sakkal Majalla" w:eastAsia="Times New Roman" w:hAnsi="Sakkal Majalla" w:cs="Sakkal Majalla"/>
           <w:color w:val="001080"/>
           <w:kern w:val="0"/>
-          <w:sz w:val="21"/>
-          <w:szCs w:val="21"/>
+          <w:sz w:val="28"/>
+          <w:szCs w:val="28"/>
           <w14:ligatures w14:val="none"/>
         </w:rPr>
         <w:t>children</w:t>
       </w:r>
       <w:r>
         <w:rPr>
-          <w:rFonts w:ascii="Consolas" w:eastAsia="Times New Roman" w:hAnsi="Consolas" w:cs="Times New Roman"/>
+          <w:rFonts w:ascii="Sakkal Majalla" w:eastAsia="Times New Roman" w:hAnsi="Sakkal Majalla" w:cs="Sakkal Majalla"/>
           <w:color w:val="0000FF"/>
           <w:kern w:val="0"/>
-          <w:sz w:val="21"/>
-          <w:szCs w:val="21"/>
+          <w:sz w:val="28"/>
+          <w:szCs w:val="28"/>
           <w14:ligatures w14:val="none"/>
         </w:rPr>
         <w:t>}</w:t>
       </w:r>
       <w:r>
         <w:rPr>
-          <w:rFonts w:ascii="Consolas" w:eastAsia="Times New Roman" w:hAnsi="Consolas" w:cs="Times New Roman"/>
+          <w:rFonts w:ascii="Sakkal Majalla" w:eastAsia="Times New Roman" w:hAnsi="Sakkal Majalla" w:cs="Sakkal Majalla"/>
           <w:color w:val="800000"/>
           <w:kern w:val="0"/>
-          <w:sz w:val="21"/>
-          <w:szCs w:val="21"/>
+          <w:sz w:val="28"/>
+          <w:szCs w:val="28"/>
           <w14:ligatures w14:val="none"/>
         </w:rPr>
         <w:t>&lt;/body&gt;</w:t>
@@ -1390,32 +1299,32 @@
         <w:shd w:val="clear" w:color="auto" w:fill="FFFFFF"/>
         <w:spacing w:after="0" w:line="285" w:lineRule="atLeast"/>
         <w:rPr>
-          <w:rFonts w:ascii="Consolas" w:eastAsia="Times New Roman" w:hAnsi="Consolas" w:cs="Times New Roman"/>
-          <w:color w:val="3B3B3B"/>
-          <w:kern w:val="0"/>
-          <w:sz w:val="21"/>
-          <w:szCs w:val="21"/>
-          <w14:ligatures w14:val="none"/>
-        </w:rPr>
-      </w:pPr>
-      <w:r>
-        <w:rPr>
-          <w:rFonts w:ascii="Consolas" w:eastAsia="Times New Roman" w:hAnsi="Consolas" w:cs="Times New Roman"/>
-          <w:color w:val="3B3B3B"/>
-          <w:kern w:val="0"/>
-          <w:sz w:val="21"/>
-          <w:szCs w:val="21"/>
+          <w:rFonts w:ascii="Sakkal Majalla" w:eastAsia="Times New Roman" w:hAnsi="Sakkal Majalla" w:cs="Sakkal Majalla"/>
+          <w:color w:val="3B3B3B"/>
+          <w:kern w:val="0"/>
+          <w:sz w:val="28"/>
+          <w:szCs w:val="28"/>
+          <w14:ligatures w14:val="none"/>
+        </w:rPr>
+      </w:pPr>
+      <w:r>
+        <w:rPr>
+          <w:rFonts w:ascii="Sakkal Majalla" w:eastAsia="Times New Roman" w:hAnsi="Sakkal Majalla" w:cs="Sakkal Majalla"/>
+          <w:color w:val="3B3B3B"/>
+          <w:kern w:val="0"/>
+          <w:sz w:val="28"/>
+          <w:szCs w:val="28"/>
           <w14:ligatures w14:val="none"/>
         </w:rPr>
         <w:t xml:space="preserve">    </w:t>
       </w:r>
       <w:r>
         <w:rPr>
-          <w:rFonts w:ascii="Consolas" w:eastAsia="Times New Roman" w:hAnsi="Consolas" w:cs="Times New Roman"/>
+          <w:rFonts w:ascii="Sakkal Majalla" w:eastAsia="Times New Roman" w:hAnsi="Sakkal Majalla" w:cs="Sakkal Majalla"/>
           <w:color w:val="800000"/>
           <w:kern w:val="0"/>
-          <w:sz w:val="21"/>
-          <w:szCs w:val="21"/>
+          <w:sz w:val="28"/>
+          <w:szCs w:val="28"/>
           <w14:ligatures w14:val="none"/>
         </w:rPr>
         <w:t>&lt;/html&gt;</w:t>
@@ -1426,21 +1335,21 @@
         <w:shd w:val="clear" w:color="auto" w:fill="FFFFFF"/>
         <w:spacing w:after="0" w:line="285" w:lineRule="atLeast"/>
         <w:rPr>
-          <w:rFonts w:ascii="Consolas" w:eastAsia="Times New Roman" w:hAnsi="Consolas" w:cs="Times New Roman"/>
-          <w:color w:val="3B3B3B"/>
-          <w:kern w:val="0"/>
-          <w:sz w:val="21"/>
-          <w:szCs w:val="21"/>
-          <w14:ligatures w14:val="none"/>
-        </w:rPr>
-      </w:pPr>
-      <w:r>
-        <w:rPr>
-          <w:rFonts w:ascii="Consolas" w:eastAsia="Times New Roman" w:hAnsi="Consolas" w:cs="Times New Roman"/>
-          <w:color w:val="3B3B3B"/>
-          <w:kern w:val="0"/>
-          <w:sz w:val="21"/>
-          <w:szCs w:val="21"/>
+          <w:rFonts w:ascii="Sakkal Majalla" w:eastAsia="Times New Roman" w:hAnsi="Sakkal Majalla" w:cs="Sakkal Majalla"/>
+          <w:color w:val="3B3B3B"/>
+          <w:kern w:val="0"/>
+          <w:sz w:val="28"/>
+          <w:szCs w:val="28"/>
+          <w14:ligatures w14:val="none"/>
+        </w:rPr>
+      </w:pPr>
+      <w:r>
+        <w:rPr>
+          <w:rFonts w:ascii="Sakkal Majalla" w:eastAsia="Times New Roman" w:hAnsi="Sakkal Majalla" w:cs="Sakkal Majalla"/>
+          <w:color w:val="3B3B3B"/>
+          <w:kern w:val="0"/>
+          <w:sz w:val="28"/>
+          <w:szCs w:val="28"/>
           <w14:ligatures w14:val="none"/>
         </w:rPr>
         <w:t>  );</w:t>
@@ -1451,21 +1360,21 @@
         <w:shd w:val="clear" w:color="auto" w:fill="FFFFFF"/>
         <w:spacing w:after="0" w:line="285" w:lineRule="atLeast"/>
         <w:rPr>
-          <w:rFonts w:ascii="Consolas" w:eastAsia="Times New Roman" w:hAnsi="Consolas" w:cs="Times New Roman"/>
-          <w:color w:val="3B3B3B"/>
-          <w:kern w:val="0"/>
-          <w:sz w:val="21"/>
-          <w:szCs w:val="21"/>
-          <w14:ligatures w14:val="none"/>
-        </w:rPr>
-      </w:pPr>
-      <w:r>
-        <w:rPr>
-          <w:rFonts w:ascii="Consolas" w:eastAsia="Times New Roman" w:hAnsi="Consolas" w:cs="Times New Roman"/>
-          <w:color w:val="3B3B3B"/>
-          <w:kern w:val="0"/>
-          <w:sz w:val="21"/>
-          <w:szCs w:val="21"/>
+          <w:rFonts w:ascii="Sakkal Majalla" w:eastAsia="Times New Roman" w:hAnsi="Sakkal Majalla" w:cs="Sakkal Majalla"/>
+          <w:color w:val="3B3B3B"/>
+          <w:kern w:val="0"/>
+          <w:sz w:val="28"/>
+          <w:szCs w:val="28"/>
+          <w14:ligatures w14:val="none"/>
+        </w:rPr>
+      </w:pPr>
+      <w:r>
+        <w:rPr>
+          <w:rFonts w:ascii="Sakkal Majalla" w:eastAsia="Times New Roman" w:hAnsi="Sakkal Majalla" w:cs="Sakkal Majalla"/>
+          <w:color w:val="3B3B3B"/>
+          <w:kern w:val="0"/>
+          <w:sz w:val="28"/>
+          <w:szCs w:val="28"/>
           <w14:ligatures w14:val="none"/>
         </w:rPr>
         <w:t>}</w:t>
@@ -1521,7 +1430,7 @@
                     <pic:cNvPicPr/>
                   </pic:nvPicPr>
                   <pic:blipFill>
-                    <a:blip r:embed="rId4"/>
+                    <a:blip r:embed="rId5"/>
                     <a:stretch>
                       <a:fillRect/>
                     </a:stretch>
@@ -1654,7 +1563,7 @@
                     <pic:cNvPicPr/>
                   </pic:nvPicPr>
                   <pic:blipFill>
-                    <a:blip r:embed="rId5"/>
+                    <a:blip r:embed="rId6"/>
                     <a:stretch>
                       <a:fillRect/>
                     </a:stretch>
@@ -1733,11 +1642,11 @@
         <w:shd w:val="clear" w:color="auto" w:fill="FFFFFF"/>
         <w:spacing w:after="0" w:line="285" w:lineRule="atLeast"/>
         <w:rPr>
-          <w:rFonts w:ascii="Consolas" w:eastAsia="Times New Roman" w:hAnsi="Consolas" w:cs="Times New Roman"/>
+          <w:rFonts w:ascii="Sakkal Majalla" w:eastAsia="Times New Roman" w:hAnsi="Sakkal Majalla" w:cs="Sakkal Majalla"/>
           <w:color w:val="AF00DB"/>
           <w:kern w:val="0"/>
-          <w:sz w:val="21"/>
-          <w:szCs w:val="21"/>
+          <w:sz w:val="28"/>
+          <w:szCs w:val="28"/>
           <w14:ligatures w14:val="none"/>
         </w:rPr>
       </w:pPr>
@@ -1747,99 +1656,98 @@
         <w:shd w:val="clear" w:color="auto" w:fill="FFFFFF"/>
         <w:spacing w:after="0" w:line="285" w:lineRule="atLeast"/>
         <w:rPr>
-          <w:rFonts w:ascii="Consolas" w:eastAsia="Times New Roman" w:hAnsi="Consolas" w:cs="Times New Roman"/>
-          <w:color w:val="3B3B3B"/>
-          <w:kern w:val="0"/>
-          <w:sz w:val="21"/>
-          <w:szCs w:val="21"/>
-          <w14:ligatures w14:val="none"/>
-        </w:rPr>
-      </w:pPr>
-      <w:r>
-        <w:rPr>
-          <w:rFonts w:ascii="Consolas" w:eastAsia="Times New Roman" w:hAnsi="Consolas" w:cs="Times New Roman"/>
+          <w:rFonts w:ascii="Sakkal Majalla" w:eastAsia="Times New Roman" w:hAnsi="Sakkal Majalla" w:cs="Sakkal Majalla"/>
+          <w:color w:val="3B3B3B"/>
+          <w:kern w:val="0"/>
+          <w:sz w:val="28"/>
+          <w:szCs w:val="28"/>
+          <w14:ligatures w14:val="none"/>
+        </w:rPr>
+      </w:pPr>
+      <w:r>
+        <w:rPr>
+          <w:rFonts w:ascii="Sakkal Majalla" w:eastAsia="Times New Roman" w:hAnsi="Sakkal Majalla" w:cs="Sakkal Majalla"/>
           <w:color w:val="AF00DB"/>
           <w:kern w:val="0"/>
-          <w:sz w:val="21"/>
-          <w:szCs w:val="21"/>
-          <w14:ligatures w14:val="none"/>
-        </w:rPr>
-        <w:lastRenderedPageBreak/>
+          <w:sz w:val="28"/>
+          <w:szCs w:val="28"/>
+          <w14:ligatures w14:val="none"/>
+        </w:rPr>
         <w:t>import</w:t>
       </w:r>
       <w:r>
         <w:rPr>
-          <w:rFonts w:ascii="Consolas" w:eastAsia="Times New Roman" w:hAnsi="Consolas" w:cs="Times New Roman"/>
-          <w:color w:val="3B3B3B"/>
-          <w:kern w:val="0"/>
-          <w:sz w:val="21"/>
-          <w:szCs w:val="21"/>
+          <w:rFonts w:ascii="Sakkal Majalla" w:eastAsia="Times New Roman" w:hAnsi="Sakkal Majalla" w:cs="Sakkal Majalla"/>
+          <w:color w:val="3B3B3B"/>
+          <w:kern w:val="0"/>
+          <w:sz w:val="28"/>
+          <w:szCs w:val="28"/>
           <w14:ligatures w14:val="none"/>
         </w:rPr>
         <w:t xml:space="preserve"> </w:t>
       </w:r>
       <w:r>
         <w:rPr>
-          <w:rFonts w:ascii="Consolas" w:eastAsia="Times New Roman" w:hAnsi="Consolas" w:cs="Times New Roman"/>
+          <w:rFonts w:ascii="Sakkal Majalla" w:eastAsia="Times New Roman" w:hAnsi="Sakkal Majalla" w:cs="Sakkal Majalla"/>
           <w:color w:val="001080"/>
           <w:kern w:val="0"/>
-          <w:sz w:val="21"/>
-          <w:szCs w:val="21"/>
+          <w:sz w:val="28"/>
+          <w:szCs w:val="28"/>
           <w14:ligatures w14:val="none"/>
         </w:rPr>
         <w:t>Image</w:t>
       </w:r>
       <w:r>
         <w:rPr>
-          <w:rFonts w:ascii="Consolas" w:eastAsia="Times New Roman" w:hAnsi="Consolas" w:cs="Times New Roman"/>
-          <w:color w:val="3B3B3B"/>
-          <w:kern w:val="0"/>
-          <w:sz w:val="21"/>
-          <w:szCs w:val="21"/>
+          <w:rFonts w:ascii="Sakkal Majalla" w:eastAsia="Times New Roman" w:hAnsi="Sakkal Majalla" w:cs="Sakkal Majalla"/>
+          <w:color w:val="3B3B3B"/>
+          <w:kern w:val="0"/>
+          <w:sz w:val="28"/>
+          <w:szCs w:val="28"/>
           <w14:ligatures w14:val="none"/>
         </w:rPr>
         <w:t xml:space="preserve"> </w:t>
       </w:r>
       <w:r>
         <w:rPr>
-          <w:rFonts w:ascii="Consolas" w:eastAsia="Times New Roman" w:hAnsi="Consolas" w:cs="Times New Roman"/>
+          <w:rFonts w:ascii="Sakkal Majalla" w:eastAsia="Times New Roman" w:hAnsi="Sakkal Majalla" w:cs="Sakkal Majalla"/>
           <w:color w:val="AF00DB"/>
           <w:kern w:val="0"/>
-          <w:sz w:val="21"/>
-          <w:szCs w:val="21"/>
+          <w:sz w:val="28"/>
+          <w:szCs w:val="28"/>
           <w14:ligatures w14:val="none"/>
         </w:rPr>
         <w:t>from</w:t>
       </w:r>
       <w:r>
         <w:rPr>
-          <w:rFonts w:ascii="Consolas" w:eastAsia="Times New Roman" w:hAnsi="Consolas" w:cs="Times New Roman"/>
-          <w:color w:val="3B3B3B"/>
-          <w:kern w:val="0"/>
-          <w:sz w:val="21"/>
-          <w:szCs w:val="21"/>
+          <w:rFonts w:ascii="Sakkal Majalla" w:eastAsia="Times New Roman" w:hAnsi="Sakkal Majalla" w:cs="Sakkal Majalla"/>
+          <w:color w:val="3B3B3B"/>
+          <w:kern w:val="0"/>
+          <w:sz w:val="28"/>
+          <w:szCs w:val="28"/>
           <w14:ligatures w14:val="none"/>
         </w:rPr>
         <w:t xml:space="preserve"> </w:t>
       </w:r>
       <w:r>
         <w:rPr>
-          <w:rFonts w:ascii="Consolas" w:eastAsia="Times New Roman" w:hAnsi="Consolas" w:cs="Times New Roman"/>
+          <w:rFonts w:ascii="Sakkal Majalla" w:eastAsia="Times New Roman" w:hAnsi="Sakkal Majalla" w:cs="Sakkal Majalla"/>
           <w:color w:val="A31515"/>
           <w:kern w:val="0"/>
-          <w:sz w:val="21"/>
-          <w:szCs w:val="21"/>
+          <w:sz w:val="28"/>
+          <w:szCs w:val="28"/>
           <w14:ligatures w14:val="none"/>
         </w:rPr>
         <w:t>'next/image'</w:t>
       </w:r>
       <w:r>
         <w:rPr>
-          <w:rFonts w:ascii="Consolas" w:eastAsia="Times New Roman" w:hAnsi="Consolas" w:cs="Times New Roman"/>
-          <w:color w:val="3B3B3B"/>
-          <w:kern w:val="0"/>
-          <w:sz w:val="21"/>
-          <w:szCs w:val="21"/>
+          <w:rFonts w:ascii="Sakkal Majalla" w:eastAsia="Times New Roman" w:hAnsi="Sakkal Majalla" w:cs="Sakkal Majalla"/>
+          <w:color w:val="3B3B3B"/>
+          <w:kern w:val="0"/>
+          <w:sz w:val="28"/>
+          <w:szCs w:val="28"/>
           <w14:ligatures w14:val="none"/>
         </w:rPr>
         <w:t>;</w:t>
@@ -1850,11 +1758,11 @@
         <w:shd w:val="clear" w:color="auto" w:fill="FFFFFF"/>
         <w:spacing w:after="0" w:line="285" w:lineRule="atLeast"/>
         <w:rPr>
-          <w:rFonts w:ascii="Consolas" w:eastAsia="Times New Roman" w:hAnsi="Consolas" w:cs="Times New Roman"/>
-          <w:color w:val="3B3B3B"/>
-          <w:kern w:val="0"/>
-          <w:sz w:val="21"/>
-          <w:szCs w:val="21"/>
+          <w:rFonts w:ascii="Sakkal Majalla" w:eastAsia="Times New Roman" w:hAnsi="Sakkal Majalla" w:cs="Sakkal Majalla"/>
+          <w:color w:val="3B3B3B"/>
+          <w:kern w:val="0"/>
+          <w:sz w:val="28"/>
+          <w:szCs w:val="28"/>
           <w14:ligatures w14:val="none"/>
         </w:rPr>
       </w:pPr>
@@ -1864,124 +1772,76 @@
         <w:shd w:val="clear" w:color="auto" w:fill="FFFFFF"/>
         <w:spacing w:after="0" w:line="285" w:lineRule="atLeast"/>
         <w:rPr>
-          <w:rFonts w:ascii="Consolas" w:eastAsia="Times New Roman" w:hAnsi="Consolas" w:cs="Times New Roman"/>
-          <w:color w:val="3B3B3B"/>
-          <w:kern w:val="0"/>
-          <w:sz w:val="21"/>
-          <w:szCs w:val="21"/>
-          <w14:ligatures w14:val="none"/>
-        </w:rPr>
-      </w:pPr>
-      <w:r>
-        <w:rPr>
-          <w:rFonts w:ascii="Consolas" w:eastAsia="Times New Roman" w:hAnsi="Consolas" w:cs="Times New Roman"/>
+          <w:rFonts w:ascii="Sakkal Majalla" w:eastAsia="Times New Roman" w:hAnsi="Sakkal Majalla" w:cs="Sakkal Majalla"/>
+          <w:color w:val="3B3B3B"/>
+          <w:kern w:val="0"/>
+          <w:sz w:val="28"/>
+          <w:szCs w:val="28"/>
+          <w14:ligatures w14:val="none"/>
+        </w:rPr>
+      </w:pPr>
+      <w:r>
+        <w:rPr>
+          <w:rFonts w:ascii="Sakkal Majalla" w:eastAsia="Times New Roman" w:hAnsi="Sakkal Majalla" w:cs="Sakkal Majalla"/>
           <w:color w:val="800000"/>
           <w:kern w:val="0"/>
-          <w:sz w:val="21"/>
-          <w:szCs w:val="21"/>
+          <w:sz w:val="28"/>
+          <w:szCs w:val="28"/>
           <w14:ligatures w14:val="none"/>
         </w:rPr>
         <w:t>&lt;div</w:t>
       </w:r>
       <w:r>
         <w:rPr>
-          <w:rFonts w:ascii="Consolas" w:eastAsia="Times New Roman" w:hAnsi="Consolas" w:cs="Times New Roman"/>
-          <w:color w:val="3B3B3B"/>
-          <w:kern w:val="0"/>
-          <w:sz w:val="21"/>
-          <w:szCs w:val="21"/>
+          <w:rFonts w:ascii="Sakkal Majalla" w:eastAsia="Times New Roman" w:hAnsi="Sakkal Majalla" w:cs="Sakkal Majalla"/>
+          <w:color w:val="3B3B3B"/>
+          <w:kern w:val="0"/>
+          <w:sz w:val="28"/>
+          <w:szCs w:val="28"/>
           <w14:ligatures w14:val="none"/>
         </w:rPr>
         <w:t xml:space="preserve"> </w:t>
       </w:r>
       <w:r>
         <w:rPr>
-          <w:rFonts w:ascii="Consolas" w:eastAsia="Times New Roman" w:hAnsi="Consolas" w:cs="Times New Roman"/>
+          <w:rFonts w:ascii="Sakkal Majalla" w:eastAsia="Times New Roman" w:hAnsi="Sakkal Majalla" w:cs="Sakkal Majalla"/>
           <w:color w:val="E50000"/>
           <w:kern w:val="0"/>
-          <w:sz w:val="21"/>
-          <w:szCs w:val="21"/>
+          <w:sz w:val="28"/>
+          <w:szCs w:val="28"/>
           <w14:ligatures w14:val="none"/>
         </w:rPr>
         <w:t>className</w:t>
       </w:r>
       <w:r>
         <w:rPr>
-          <w:rFonts w:ascii="Consolas" w:eastAsia="Times New Roman" w:hAnsi="Consolas" w:cs="Times New Roman"/>
+          <w:rFonts w:ascii="Sakkal Majalla" w:eastAsia="Times New Roman" w:hAnsi="Sakkal Majalla" w:cs="Sakkal Majalla"/>
           <w:color w:val="000000"/>
           <w:kern w:val="0"/>
-          <w:sz w:val="21"/>
-          <w:szCs w:val="21"/>
+          <w:sz w:val="28"/>
+          <w:szCs w:val="28"/>
           <w14:ligatures w14:val="none"/>
         </w:rPr>
         <w:t>=</w:t>
       </w:r>
       <w:r>
         <w:rPr>
-          <w:rFonts w:ascii="Consolas" w:eastAsia="Times New Roman" w:hAnsi="Consolas" w:cs="Times New Roman"/>
+          <w:rFonts w:ascii="Sakkal Majalla" w:eastAsia="Times New Roman" w:hAnsi="Sakkal Majalla" w:cs="Sakkal Majalla"/>
           <w:color w:val="A31515"/>
           <w:kern w:val="0"/>
-          <w:sz w:val="21"/>
-          <w:szCs w:val="21"/>
-          <w14:ligatures w14:val="none"/>
-        </w:rPr>
-        <w:t xml:space="preserve">"flex items-center justify-center p-6 </w:t>
-      </w:r>
-      <w:proofErr w:type="gramStart"/>
-      <w:r>
-        <w:rPr>
-          <w:rFonts w:ascii="Consolas" w:eastAsia="Times New Roman" w:hAnsi="Consolas" w:cs="Times New Roman"/>
-          <w:color w:val="A31515"/>
-          <w:kern w:val="0"/>
-          <w:sz w:val="21"/>
-          <w:szCs w:val="21"/>
-          <w14:ligatures w14:val="none"/>
-        </w:rPr>
-        <w:t>md:w</w:t>
-      </w:r>
-      <w:proofErr w:type="gramEnd"/>
-      <w:r>
-        <w:rPr>
-          <w:rFonts w:ascii="Consolas" w:eastAsia="Times New Roman" w:hAnsi="Consolas" w:cs="Times New Roman"/>
-          <w:color w:val="A31515"/>
-          <w:kern w:val="0"/>
-          <w:sz w:val="21"/>
-          <w:szCs w:val="21"/>
-          <w14:ligatures w14:val="none"/>
-        </w:rPr>
-        <w:t xml:space="preserve">-3/5 </w:t>
-      </w:r>
-      <w:proofErr w:type="gramStart"/>
-      <w:r>
-        <w:rPr>
-          <w:rFonts w:ascii="Consolas" w:eastAsia="Times New Roman" w:hAnsi="Consolas" w:cs="Times New Roman"/>
-          <w:color w:val="A31515"/>
-          <w:kern w:val="0"/>
-          <w:sz w:val="21"/>
-          <w:szCs w:val="21"/>
-          <w14:ligatures w14:val="none"/>
-        </w:rPr>
-        <w:t>md:px</w:t>
-      </w:r>
-      <w:proofErr w:type="gramEnd"/>
-      <w:r>
-        <w:rPr>
-          <w:rFonts w:ascii="Consolas" w:eastAsia="Times New Roman" w:hAnsi="Consolas" w:cs="Times New Roman"/>
-          <w:color w:val="A31515"/>
-          <w:kern w:val="0"/>
-          <w:sz w:val="21"/>
-          <w:szCs w:val="21"/>
-          <w14:ligatures w14:val="none"/>
-        </w:rPr>
-        <w:t>-28 md:py-12"</w:t>
-      </w:r>
-      <w:r>
-        <w:rPr>
-          <w:rFonts w:ascii="Consolas" w:eastAsia="Times New Roman" w:hAnsi="Consolas" w:cs="Times New Roman"/>
+          <w:sz w:val="28"/>
+          <w:szCs w:val="28"/>
+          <w14:ligatures w14:val="none"/>
+        </w:rPr>
+        <w:t>"flex items-center justify-center p-6 md:w-3/5 md:px-28 md:py-12"</w:t>
+      </w:r>
+      <w:r>
+        <w:rPr>
+          <w:rFonts w:ascii="Sakkal Majalla" w:eastAsia="Times New Roman" w:hAnsi="Sakkal Majalla" w:cs="Sakkal Majalla"/>
           <w:color w:val="800000"/>
           <w:kern w:val="0"/>
-          <w:sz w:val="21"/>
-          <w:szCs w:val="21"/>
+          <w:sz w:val="28"/>
+          <w:szCs w:val="28"/>
           <w14:ligatures w14:val="none"/>
         </w:rPr>
         <w:t>&gt;</w:t>
@@ -1992,54 +1852,54 @@
         <w:shd w:val="clear" w:color="auto" w:fill="FFFFFF"/>
         <w:spacing w:after="0" w:line="285" w:lineRule="atLeast"/>
         <w:rPr>
-          <w:rFonts w:ascii="Consolas" w:eastAsia="Times New Roman" w:hAnsi="Consolas" w:cs="Times New Roman"/>
-          <w:color w:val="3B3B3B"/>
-          <w:kern w:val="0"/>
-          <w:sz w:val="21"/>
-          <w:szCs w:val="21"/>
-          <w14:ligatures w14:val="none"/>
-        </w:rPr>
-      </w:pPr>
-      <w:r>
-        <w:rPr>
-          <w:rFonts w:ascii="Consolas" w:eastAsia="Times New Roman" w:hAnsi="Consolas" w:cs="Times New Roman"/>
-          <w:color w:val="3B3B3B"/>
-          <w:kern w:val="0"/>
-          <w:sz w:val="21"/>
-          <w:szCs w:val="21"/>
+          <w:rFonts w:ascii="Sakkal Majalla" w:eastAsia="Times New Roman" w:hAnsi="Sakkal Majalla" w:cs="Sakkal Majalla"/>
+          <w:color w:val="3B3B3B"/>
+          <w:kern w:val="0"/>
+          <w:sz w:val="28"/>
+          <w:szCs w:val="28"/>
+          <w14:ligatures w14:val="none"/>
+        </w:rPr>
+      </w:pPr>
+      <w:r>
+        <w:rPr>
+          <w:rFonts w:ascii="Sakkal Majalla" w:eastAsia="Times New Roman" w:hAnsi="Sakkal Majalla" w:cs="Sakkal Majalla"/>
+          <w:color w:val="3B3B3B"/>
+          <w:kern w:val="0"/>
+          <w:sz w:val="28"/>
+          <w:szCs w:val="28"/>
           <w14:ligatures w14:val="none"/>
         </w:rPr>
         <w:t xml:space="preserve">          </w:t>
       </w:r>
       <w:r>
         <w:rPr>
-          <w:rFonts w:ascii="Consolas" w:eastAsia="Times New Roman" w:hAnsi="Consolas" w:cs="Times New Roman"/>
+          <w:rFonts w:ascii="Sakkal Majalla" w:eastAsia="Times New Roman" w:hAnsi="Sakkal Majalla" w:cs="Sakkal Majalla"/>
           <w:color w:val="0000FF"/>
           <w:kern w:val="0"/>
-          <w:sz w:val="21"/>
-          <w:szCs w:val="21"/>
+          <w:sz w:val="28"/>
+          <w:szCs w:val="28"/>
           <w14:ligatures w14:val="none"/>
         </w:rPr>
         <w:t>{</w:t>
       </w:r>
       <w:r>
         <w:rPr>
-          <w:rFonts w:ascii="Consolas" w:eastAsia="Times New Roman" w:hAnsi="Consolas" w:cs="Times New Roman"/>
+          <w:rFonts w:ascii="Sakkal Majalla" w:eastAsia="Times New Roman" w:hAnsi="Sakkal Majalla" w:cs="Sakkal Majalla"/>
           <w:color w:val="008000"/>
           <w:kern w:val="0"/>
-          <w:sz w:val="21"/>
-          <w:szCs w:val="21"/>
+          <w:sz w:val="28"/>
+          <w:szCs w:val="28"/>
           <w14:ligatures w14:val="none"/>
         </w:rPr>
         <w:t>/* Add Hero Images Here */</w:t>
       </w:r>
       <w:r>
         <w:rPr>
-          <w:rFonts w:ascii="Consolas" w:eastAsia="Times New Roman" w:hAnsi="Consolas" w:cs="Times New Roman"/>
+          <w:rFonts w:ascii="Sakkal Majalla" w:eastAsia="Times New Roman" w:hAnsi="Sakkal Majalla" w:cs="Sakkal Majalla"/>
           <w:color w:val="0000FF"/>
           <w:kern w:val="0"/>
-          <w:sz w:val="21"/>
-          <w:szCs w:val="21"/>
+          <w:sz w:val="28"/>
+          <w:szCs w:val="28"/>
           <w14:ligatures w14:val="none"/>
         </w:rPr>
         <w:t>}</w:t>
@@ -2050,43 +1910,43 @@
         <w:shd w:val="clear" w:color="auto" w:fill="FFFFFF"/>
         <w:spacing w:after="0" w:line="285" w:lineRule="atLeast"/>
         <w:rPr>
-          <w:rFonts w:ascii="Consolas" w:eastAsia="Times New Roman" w:hAnsi="Consolas" w:cs="Times New Roman"/>
-          <w:color w:val="3B3B3B"/>
-          <w:kern w:val="0"/>
-          <w:sz w:val="21"/>
-          <w:szCs w:val="21"/>
-          <w14:ligatures w14:val="none"/>
-        </w:rPr>
-      </w:pPr>
-      <w:r>
-        <w:rPr>
-          <w:rFonts w:ascii="Consolas" w:eastAsia="Times New Roman" w:hAnsi="Consolas" w:cs="Times New Roman"/>
-          <w:color w:val="3B3B3B"/>
-          <w:kern w:val="0"/>
-          <w:sz w:val="21"/>
-          <w:szCs w:val="21"/>
+          <w:rFonts w:ascii="Sakkal Majalla" w:eastAsia="Times New Roman" w:hAnsi="Sakkal Majalla" w:cs="Sakkal Majalla"/>
+          <w:color w:val="3B3B3B"/>
+          <w:kern w:val="0"/>
+          <w:sz w:val="28"/>
+          <w:szCs w:val="28"/>
+          <w14:ligatures w14:val="none"/>
+        </w:rPr>
+      </w:pPr>
+      <w:r>
+        <w:rPr>
+          <w:rFonts w:ascii="Sakkal Majalla" w:eastAsia="Times New Roman" w:hAnsi="Sakkal Majalla" w:cs="Sakkal Majalla"/>
+          <w:color w:val="3B3B3B"/>
+          <w:kern w:val="0"/>
+          <w:sz w:val="28"/>
+          <w:szCs w:val="28"/>
           <w14:ligatures w14:val="none"/>
         </w:rPr>
         <w:t xml:space="preserve">          </w:t>
       </w:r>
       <w:r>
         <w:rPr>
-          <w:rFonts w:ascii="Consolas" w:eastAsia="Times New Roman" w:hAnsi="Consolas" w:cs="Times New Roman"/>
+          <w:rFonts w:ascii="Sakkal Majalla" w:eastAsia="Times New Roman" w:hAnsi="Sakkal Majalla" w:cs="Sakkal Majalla"/>
           <w:color w:val="800000"/>
           <w:kern w:val="0"/>
-          <w:sz w:val="21"/>
-          <w:szCs w:val="21"/>
+          <w:sz w:val="28"/>
+          <w:szCs w:val="28"/>
           <w14:ligatures w14:val="none"/>
         </w:rPr>
         <w:t>&lt;</w:t>
       </w:r>
       <w:r>
         <w:rPr>
-          <w:rFonts w:ascii="Consolas" w:eastAsia="Times New Roman" w:hAnsi="Consolas" w:cs="Times New Roman"/>
+          <w:rFonts w:ascii="Sakkal Majalla" w:eastAsia="Times New Roman" w:hAnsi="Sakkal Majalla" w:cs="Sakkal Majalla"/>
           <w:color w:val="267F99"/>
           <w:kern w:val="0"/>
-          <w:sz w:val="21"/>
-          <w:szCs w:val="21"/>
+          <w:sz w:val="28"/>
+          <w:szCs w:val="28"/>
           <w14:ligatures w14:val="none"/>
         </w:rPr>
         <w:t>Image</w:t>
@@ -2097,78 +1957,76 @@
         <w:shd w:val="clear" w:color="auto" w:fill="FFFFFF"/>
         <w:spacing w:after="0" w:line="285" w:lineRule="atLeast"/>
         <w:rPr>
-          <w:rFonts w:ascii="Consolas" w:eastAsia="Times New Roman" w:hAnsi="Consolas" w:cs="Times New Roman"/>
-          <w:color w:val="3B3B3B"/>
-          <w:kern w:val="0"/>
-          <w:sz w:val="21"/>
-          <w:szCs w:val="21"/>
-          <w14:ligatures w14:val="none"/>
-        </w:rPr>
-      </w:pPr>
-      <w:r>
-        <w:rPr>
-          <w:rFonts w:ascii="Consolas" w:eastAsia="Times New Roman" w:hAnsi="Consolas" w:cs="Times New Roman"/>
-          <w:color w:val="3B3B3B"/>
-          <w:kern w:val="0"/>
-          <w:sz w:val="21"/>
-          <w:szCs w:val="21"/>
+          <w:rFonts w:ascii="Sakkal Majalla" w:eastAsia="Times New Roman" w:hAnsi="Sakkal Majalla" w:cs="Sakkal Majalla"/>
+          <w:color w:val="3B3B3B"/>
+          <w:kern w:val="0"/>
+          <w:sz w:val="28"/>
+          <w:szCs w:val="28"/>
+          <w14:ligatures w14:val="none"/>
+        </w:rPr>
+      </w:pPr>
+      <w:r>
+        <w:rPr>
+          <w:rFonts w:ascii="Sakkal Majalla" w:eastAsia="Times New Roman" w:hAnsi="Sakkal Majalla" w:cs="Sakkal Majalla"/>
+          <w:color w:val="3B3B3B"/>
+          <w:kern w:val="0"/>
+          <w:sz w:val="28"/>
+          <w:szCs w:val="28"/>
           <w14:ligatures w14:val="none"/>
         </w:rPr>
         <w:t xml:space="preserve">            </w:t>
       </w:r>
-      <w:proofErr w:type="spellStart"/>
-      <w:r>
-        <w:rPr>
-          <w:rFonts w:ascii="Consolas" w:eastAsia="Times New Roman" w:hAnsi="Consolas" w:cs="Times New Roman"/>
+      <w:r>
+        <w:rPr>
+          <w:rFonts w:ascii="Sakkal Majalla" w:eastAsia="Times New Roman" w:hAnsi="Sakkal Majalla" w:cs="Sakkal Majalla"/>
           <w:color w:val="E50000"/>
           <w:kern w:val="0"/>
-          <w:sz w:val="21"/>
-          <w:szCs w:val="21"/>
+          <w:sz w:val="28"/>
+          <w:szCs w:val="28"/>
           <w14:ligatures w14:val="none"/>
         </w:rPr>
         <w:t>src</w:t>
       </w:r>
-      <w:proofErr w:type="spellEnd"/>
-      <w:r>
-        <w:rPr>
-          <w:rFonts w:ascii="Consolas" w:eastAsia="Times New Roman" w:hAnsi="Consolas" w:cs="Times New Roman"/>
+      <w:r>
+        <w:rPr>
+          <w:rFonts w:ascii="Sakkal Majalla" w:eastAsia="Times New Roman" w:hAnsi="Sakkal Majalla" w:cs="Sakkal Majalla"/>
           <w:color w:val="000000"/>
           <w:kern w:val="0"/>
-          <w:sz w:val="21"/>
-          <w:szCs w:val="21"/>
+          <w:sz w:val="28"/>
+          <w:szCs w:val="28"/>
           <w14:ligatures w14:val="none"/>
         </w:rPr>
         <w:t>=</w:t>
       </w:r>
       <w:r>
         <w:rPr>
-          <w:rFonts w:ascii="Consolas" w:eastAsia="Times New Roman" w:hAnsi="Consolas" w:cs="Times New Roman"/>
+          <w:rFonts w:ascii="Sakkal Majalla" w:eastAsia="Times New Roman" w:hAnsi="Sakkal Majalla" w:cs="Sakkal Majalla"/>
           <w:color w:val="0000FF"/>
           <w:kern w:val="0"/>
-          <w:sz w:val="21"/>
-          <w:szCs w:val="21"/>
+          <w:sz w:val="28"/>
+          <w:szCs w:val="28"/>
           <w14:ligatures w14:val="none"/>
         </w:rPr>
         <w:t>{</w:t>
       </w:r>
       <w:r>
         <w:rPr>
-          <w:rFonts w:ascii="Consolas" w:eastAsia="Times New Roman" w:hAnsi="Consolas" w:cs="Times New Roman"/>
+          <w:rFonts w:ascii="Sakkal Majalla" w:eastAsia="Times New Roman" w:hAnsi="Sakkal Majalla" w:cs="Sakkal Majalla"/>
           <w:color w:val="A31515"/>
           <w:kern w:val="0"/>
-          <w:sz w:val="21"/>
-          <w:szCs w:val="21"/>
+          <w:sz w:val="28"/>
+          <w:szCs w:val="28"/>
           <w14:ligatures w14:val="none"/>
         </w:rPr>
         <w:t>"/hero-desktop.png"</w:t>
       </w:r>
       <w:r>
         <w:rPr>
-          <w:rFonts w:ascii="Consolas" w:eastAsia="Times New Roman" w:hAnsi="Consolas" w:cs="Times New Roman"/>
+          <w:rFonts w:ascii="Sakkal Majalla" w:eastAsia="Times New Roman" w:hAnsi="Sakkal Majalla" w:cs="Sakkal Majalla"/>
           <w:color w:val="0000FF"/>
           <w:kern w:val="0"/>
-          <w:sz w:val="21"/>
-          <w:szCs w:val="21"/>
+          <w:sz w:val="28"/>
+          <w:szCs w:val="28"/>
           <w14:ligatures w14:val="none"/>
         </w:rPr>
         <w:t>}</w:t>
@@ -2179,78 +2037,76 @@
         <w:shd w:val="clear" w:color="auto" w:fill="FFFFFF"/>
         <w:spacing w:after="0" w:line="285" w:lineRule="atLeast"/>
         <w:rPr>
-          <w:rFonts w:ascii="Consolas" w:eastAsia="Times New Roman" w:hAnsi="Consolas" w:cs="Times New Roman"/>
-          <w:color w:val="3B3B3B"/>
-          <w:kern w:val="0"/>
-          <w:sz w:val="21"/>
-          <w:szCs w:val="21"/>
-          <w14:ligatures w14:val="none"/>
-        </w:rPr>
-      </w:pPr>
-      <w:r>
-        <w:rPr>
-          <w:rFonts w:ascii="Consolas" w:eastAsia="Times New Roman" w:hAnsi="Consolas" w:cs="Times New Roman"/>
-          <w:color w:val="3B3B3B"/>
-          <w:kern w:val="0"/>
-          <w:sz w:val="21"/>
-          <w:szCs w:val="21"/>
+          <w:rFonts w:ascii="Sakkal Majalla" w:eastAsia="Times New Roman" w:hAnsi="Sakkal Majalla" w:cs="Sakkal Majalla"/>
+          <w:color w:val="3B3B3B"/>
+          <w:kern w:val="0"/>
+          <w:sz w:val="28"/>
+          <w:szCs w:val="28"/>
+          <w14:ligatures w14:val="none"/>
+        </w:rPr>
+      </w:pPr>
+      <w:r>
+        <w:rPr>
+          <w:rFonts w:ascii="Sakkal Majalla" w:eastAsia="Times New Roman" w:hAnsi="Sakkal Majalla" w:cs="Sakkal Majalla"/>
+          <w:color w:val="3B3B3B"/>
+          <w:kern w:val="0"/>
+          <w:sz w:val="28"/>
+          <w:szCs w:val="28"/>
           <w14:ligatures w14:val="none"/>
         </w:rPr>
         <w:t xml:space="preserve">            </w:t>
       </w:r>
       <w:r>
         <w:rPr>
-          <w:rFonts w:ascii="Consolas" w:eastAsia="Times New Roman" w:hAnsi="Consolas" w:cs="Times New Roman"/>
+          <w:rFonts w:ascii="Sakkal Majalla" w:eastAsia="Times New Roman" w:hAnsi="Sakkal Majalla" w:cs="Sakkal Majalla"/>
           <w:color w:val="E50000"/>
           <w:kern w:val="0"/>
-          <w:sz w:val="21"/>
-          <w:szCs w:val="21"/>
+          <w:sz w:val="28"/>
+          <w:szCs w:val="28"/>
           <w14:ligatures w14:val="none"/>
         </w:rPr>
         <w:t>width</w:t>
       </w:r>
-      <w:proofErr w:type="gramStart"/>
-      <w:r>
-        <w:rPr>
-          <w:rFonts w:ascii="Consolas" w:eastAsia="Times New Roman" w:hAnsi="Consolas" w:cs="Times New Roman"/>
+      <w:r>
+        <w:rPr>
+          <w:rFonts w:ascii="Sakkal Majalla" w:eastAsia="Times New Roman" w:hAnsi="Sakkal Majalla" w:cs="Sakkal Majalla"/>
           <w:color w:val="000000"/>
           <w:kern w:val="0"/>
-          <w:sz w:val="21"/>
-          <w:szCs w:val="21"/>
+          <w:sz w:val="28"/>
+          <w:szCs w:val="28"/>
           <w14:ligatures w14:val="none"/>
         </w:rPr>
         <w:t>=</w:t>
       </w:r>
       <w:r>
         <w:rPr>
-          <w:rFonts w:ascii="Consolas" w:eastAsia="Times New Roman" w:hAnsi="Consolas" w:cs="Times New Roman"/>
+          <w:rFonts w:ascii="Sakkal Majalla" w:eastAsia="Times New Roman" w:hAnsi="Sakkal Majalla" w:cs="Sakkal Majalla"/>
           <w:color w:val="0000FF"/>
           <w:kern w:val="0"/>
-          <w:sz w:val="21"/>
-          <w:szCs w:val="21"/>
+          <w:sz w:val="28"/>
+          <w:szCs w:val="28"/>
           <w14:ligatures w14:val="none"/>
         </w:rPr>
         <w:t>{</w:t>
       </w:r>
-      <w:proofErr w:type="gramEnd"/>
-      <w:r>
-        <w:rPr>
-          <w:rFonts w:ascii="Consolas" w:eastAsia="Times New Roman" w:hAnsi="Consolas" w:cs="Times New Roman"/>
+      <w:r>
+        <w:rPr>
+          <w:rFonts w:ascii="Sakkal Majalla" w:eastAsia="Times New Roman" w:hAnsi="Sakkal Majalla" w:cs="Sakkal Majalla"/>
           <w:color w:val="098658"/>
           <w:kern w:val="0"/>
-          <w:sz w:val="21"/>
-          <w:szCs w:val="21"/>
+          <w:sz w:val="28"/>
+          <w:szCs w:val="28"/>
           <w14:ligatures w14:val="none"/>
         </w:rPr>
         <w:t>1000</w:t>
       </w:r>
       <w:r>
         <w:rPr>
-          <w:rFonts w:ascii="Consolas" w:eastAsia="Times New Roman" w:hAnsi="Consolas" w:cs="Times New Roman"/>
+          <w:rFonts w:ascii="Sakkal Majalla" w:eastAsia="Times New Roman" w:hAnsi="Sakkal Majalla" w:cs="Sakkal Majalla"/>
           <w:color w:val="0000FF"/>
           <w:kern w:val="0"/>
-          <w:sz w:val="21"/>
-          <w:szCs w:val="21"/>
+          <w:sz w:val="28"/>
+          <w:szCs w:val="28"/>
           <w14:ligatures w14:val="none"/>
         </w:rPr>
         <w:t>}</w:t>
@@ -2261,78 +2117,76 @@
         <w:shd w:val="clear" w:color="auto" w:fill="FFFFFF"/>
         <w:spacing w:after="0" w:line="285" w:lineRule="atLeast"/>
         <w:rPr>
-          <w:rFonts w:ascii="Consolas" w:eastAsia="Times New Roman" w:hAnsi="Consolas" w:cs="Times New Roman"/>
-          <w:color w:val="3B3B3B"/>
-          <w:kern w:val="0"/>
-          <w:sz w:val="21"/>
-          <w:szCs w:val="21"/>
-          <w14:ligatures w14:val="none"/>
-        </w:rPr>
-      </w:pPr>
-      <w:r>
-        <w:rPr>
-          <w:rFonts w:ascii="Consolas" w:eastAsia="Times New Roman" w:hAnsi="Consolas" w:cs="Times New Roman"/>
-          <w:color w:val="3B3B3B"/>
-          <w:kern w:val="0"/>
-          <w:sz w:val="21"/>
-          <w:szCs w:val="21"/>
+          <w:rFonts w:ascii="Sakkal Majalla" w:eastAsia="Times New Roman" w:hAnsi="Sakkal Majalla" w:cs="Sakkal Majalla"/>
+          <w:color w:val="3B3B3B"/>
+          <w:kern w:val="0"/>
+          <w:sz w:val="28"/>
+          <w:szCs w:val="28"/>
+          <w14:ligatures w14:val="none"/>
+        </w:rPr>
+      </w:pPr>
+      <w:r>
+        <w:rPr>
+          <w:rFonts w:ascii="Sakkal Majalla" w:eastAsia="Times New Roman" w:hAnsi="Sakkal Majalla" w:cs="Sakkal Majalla"/>
+          <w:color w:val="3B3B3B"/>
+          <w:kern w:val="0"/>
+          <w:sz w:val="28"/>
+          <w:szCs w:val="28"/>
           <w14:ligatures w14:val="none"/>
         </w:rPr>
         <w:t xml:space="preserve">            </w:t>
       </w:r>
       <w:r>
         <w:rPr>
-          <w:rFonts w:ascii="Consolas" w:eastAsia="Times New Roman" w:hAnsi="Consolas" w:cs="Times New Roman"/>
+          <w:rFonts w:ascii="Sakkal Majalla" w:eastAsia="Times New Roman" w:hAnsi="Sakkal Majalla" w:cs="Sakkal Majalla"/>
           <w:color w:val="E50000"/>
           <w:kern w:val="0"/>
-          <w:sz w:val="21"/>
-          <w:szCs w:val="21"/>
+          <w:sz w:val="28"/>
+          <w:szCs w:val="28"/>
           <w14:ligatures w14:val="none"/>
         </w:rPr>
         <w:t>height</w:t>
       </w:r>
-      <w:proofErr w:type="gramStart"/>
-      <w:r>
-        <w:rPr>
-          <w:rFonts w:ascii="Consolas" w:eastAsia="Times New Roman" w:hAnsi="Consolas" w:cs="Times New Roman"/>
+      <w:r>
+        <w:rPr>
+          <w:rFonts w:ascii="Sakkal Majalla" w:eastAsia="Times New Roman" w:hAnsi="Sakkal Majalla" w:cs="Sakkal Majalla"/>
           <w:color w:val="000000"/>
           <w:kern w:val="0"/>
-          <w:sz w:val="21"/>
-          <w:szCs w:val="21"/>
+          <w:sz w:val="28"/>
+          <w:szCs w:val="28"/>
           <w14:ligatures w14:val="none"/>
         </w:rPr>
         <w:t>=</w:t>
       </w:r>
       <w:r>
         <w:rPr>
-          <w:rFonts w:ascii="Consolas" w:eastAsia="Times New Roman" w:hAnsi="Consolas" w:cs="Times New Roman"/>
+          <w:rFonts w:ascii="Sakkal Majalla" w:eastAsia="Times New Roman" w:hAnsi="Sakkal Majalla" w:cs="Sakkal Majalla"/>
           <w:color w:val="0000FF"/>
           <w:kern w:val="0"/>
-          <w:sz w:val="21"/>
-          <w:szCs w:val="21"/>
+          <w:sz w:val="28"/>
+          <w:szCs w:val="28"/>
           <w14:ligatures w14:val="none"/>
         </w:rPr>
         <w:t>{</w:t>
       </w:r>
-      <w:proofErr w:type="gramEnd"/>
-      <w:r>
-        <w:rPr>
-          <w:rFonts w:ascii="Consolas" w:eastAsia="Times New Roman" w:hAnsi="Consolas" w:cs="Times New Roman"/>
+      <w:r>
+        <w:rPr>
+          <w:rFonts w:ascii="Sakkal Majalla" w:eastAsia="Times New Roman" w:hAnsi="Sakkal Majalla" w:cs="Sakkal Majalla"/>
           <w:color w:val="098658"/>
           <w:kern w:val="0"/>
-          <w:sz w:val="21"/>
-          <w:szCs w:val="21"/>
+          <w:sz w:val="28"/>
+          <w:szCs w:val="28"/>
           <w14:ligatures w14:val="none"/>
         </w:rPr>
         <w:t>760</w:t>
       </w:r>
       <w:r>
         <w:rPr>
-          <w:rFonts w:ascii="Consolas" w:eastAsia="Times New Roman" w:hAnsi="Consolas" w:cs="Times New Roman"/>
+          <w:rFonts w:ascii="Sakkal Majalla" w:eastAsia="Times New Roman" w:hAnsi="Sakkal Majalla" w:cs="Sakkal Majalla"/>
           <w:color w:val="0000FF"/>
           <w:kern w:val="0"/>
-          <w:sz w:val="21"/>
-          <w:szCs w:val="21"/>
+          <w:sz w:val="28"/>
+          <w:szCs w:val="28"/>
           <w14:ligatures w14:val="none"/>
         </w:rPr>
         <w:t>}</w:t>
@@ -2343,81 +2197,57 @@
         <w:shd w:val="clear" w:color="auto" w:fill="FFFFFF"/>
         <w:spacing w:after="0" w:line="285" w:lineRule="atLeast"/>
         <w:rPr>
-          <w:rFonts w:ascii="Consolas" w:eastAsia="Times New Roman" w:hAnsi="Consolas" w:cs="Times New Roman"/>
-          <w:color w:val="3B3B3B"/>
-          <w:kern w:val="0"/>
-          <w:sz w:val="21"/>
-          <w:szCs w:val="21"/>
-          <w14:ligatures w14:val="none"/>
-        </w:rPr>
-      </w:pPr>
-      <w:r>
-        <w:rPr>
-          <w:rFonts w:ascii="Consolas" w:eastAsia="Times New Roman" w:hAnsi="Consolas" w:cs="Times New Roman"/>
-          <w:color w:val="3B3B3B"/>
-          <w:kern w:val="0"/>
-          <w:sz w:val="21"/>
-          <w:szCs w:val="21"/>
+          <w:rFonts w:ascii="Sakkal Majalla" w:eastAsia="Times New Roman" w:hAnsi="Sakkal Majalla" w:cs="Sakkal Majalla"/>
+          <w:color w:val="3B3B3B"/>
+          <w:kern w:val="0"/>
+          <w:sz w:val="28"/>
+          <w:szCs w:val="28"/>
+          <w14:ligatures w14:val="none"/>
+        </w:rPr>
+      </w:pPr>
+      <w:r>
+        <w:rPr>
+          <w:rFonts w:ascii="Sakkal Majalla" w:eastAsia="Times New Roman" w:hAnsi="Sakkal Majalla" w:cs="Sakkal Majalla"/>
+          <w:color w:val="3B3B3B"/>
+          <w:kern w:val="0"/>
+          <w:sz w:val="28"/>
+          <w:szCs w:val="28"/>
           <w14:ligatures w14:val="none"/>
         </w:rPr>
         <w:t xml:space="preserve">            </w:t>
       </w:r>
       <w:r>
         <w:rPr>
-          <w:rFonts w:ascii="Consolas" w:eastAsia="Times New Roman" w:hAnsi="Consolas" w:cs="Times New Roman"/>
+          <w:rFonts w:ascii="Sakkal Majalla" w:eastAsia="Times New Roman" w:hAnsi="Sakkal Majalla" w:cs="Sakkal Majalla"/>
           <w:color w:val="E50000"/>
           <w:kern w:val="0"/>
-          <w:sz w:val="21"/>
-          <w:szCs w:val="21"/>
+          <w:sz w:val="28"/>
+          <w:szCs w:val="28"/>
           <w14:ligatures w14:val="none"/>
         </w:rPr>
         <w:t>className</w:t>
       </w:r>
       <w:r>
         <w:rPr>
-          <w:rFonts w:ascii="Consolas" w:eastAsia="Times New Roman" w:hAnsi="Consolas" w:cs="Times New Roman"/>
+          <w:rFonts w:ascii="Sakkal Majalla" w:eastAsia="Times New Roman" w:hAnsi="Sakkal Majalla" w:cs="Sakkal Majalla"/>
           <w:color w:val="000000"/>
           <w:kern w:val="0"/>
-          <w:sz w:val="21"/>
-          <w:szCs w:val="21"/>
+          <w:sz w:val="28"/>
+          <w:szCs w:val="28"/>
           <w14:ligatures w14:val="none"/>
         </w:rPr>
         <w:t>=</w:t>
       </w:r>
       <w:r>
         <w:rPr>
-          <w:rFonts w:ascii="Consolas" w:eastAsia="Times New Roman" w:hAnsi="Consolas" w:cs="Times New Roman"/>
+          <w:rFonts w:ascii="Sakkal Majalla" w:eastAsia="Times New Roman" w:hAnsi="Sakkal Majalla" w:cs="Sakkal Majalla"/>
           <w:color w:val="A31515"/>
           <w:kern w:val="0"/>
-          <w:sz w:val="21"/>
-          <w:szCs w:val="21"/>
-          <w14:ligatures w14:val="none"/>
-        </w:rPr>
-        <w:t xml:space="preserve">'hidden </w:t>
-      </w:r>
-      <w:proofErr w:type="gramStart"/>
-      <w:r>
-        <w:rPr>
-          <w:rFonts w:ascii="Consolas" w:eastAsia="Times New Roman" w:hAnsi="Consolas" w:cs="Times New Roman"/>
-          <w:color w:val="A31515"/>
-          <w:kern w:val="0"/>
-          <w:sz w:val="21"/>
-          <w:szCs w:val="21"/>
-          <w14:ligatures w14:val="none"/>
-        </w:rPr>
-        <w:t>md:block</w:t>
-      </w:r>
-      <w:proofErr w:type="gramEnd"/>
-      <w:r>
-        <w:rPr>
-          <w:rFonts w:ascii="Consolas" w:eastAsia="Times New Roman" w:hAnsi="Consolas" w:cs="Times New Roman"/>
-          <w:color w:val="A31515"/>
-          <w:kern w:val="0"/>
-          <w:sz w:val="21"/>
-          <w:szCs w:val="21"/>
-          <w14:ligatures w14:val="none"/>
-        </w:rPr>
-        <w:t>'</w:t>
+          <w:sz w:val="28"/>
+          <w:szCs w:val="28"/>
+          <w14:ligatures w14:val="none"/>
+        </w:rPr>
+        <w:t>'hidden md:block'</w:t>
       </w:r>
     </w:p>
     <w:p>
@@ -2425,54 +2255,54 @@
         <w:shd w:val="clear" w:color="auto" w:fill="FFFFFF"/>
         <w:spacing w:after="0" w:line="285" w:lineRule="atLeast"/>
         <w:rPr>
-          <w:rFonts w:ascii="Consolas" w:eastAsia="Times New Roman" w:hAnsi="Consolas" w:cs="Times New Roman"/>
-          <w:color w:val="3B3B3B"/>
-          <w:kern w:val="0"/>
-          <w:sz w:val="21"/>
-          <w:szCs w:val="21"/>
-          <w14:ligatures w14:val="none"/>
-        </w:rPr>
-      </w:pPr>
-      <w:r>
-        <w:rPr>
-          <w:rFonts w:ascii="Consolas" w:eastAsia="Times New Roman" w:hAnsi="Consolas" w:cs="Times New Roman"/>
-          <w:color w:val="3B3B3B"/>
-          <w:kern w:val="0"/>
-          <w:sz w:val="21"/>
-          <w:szCs w:val="21"/>
+          <w:rFonts w:ascii="Sakkal Majalla" w:eastAsia="Times New Roman" w:hAnsi="Sakkal Majalla" w:cs="Sakkal Majalla"/>
+          <w:color w:val="3B3B3B"/>
+          <w:kern w:val="0"/>
+          <w:sz w:val="28"/>
+          <w:szCs w:val="28"/>
+          <w14:ligatures w14:val="none"/>
+        </w:rPr>
+      </w:pPr>
+      <w:r>
+        <w:rPr>
+          <w:rFonts w:ascii="Sakkal Majalla" w:eastAsia="Times New Roman" w:hAnsi="Sakkal Majalla" w:cs="Sakkal Majalla"/>
+          <w:color w:val="3B3B3B"/>
+          <w:kern w:val="0"/>
+          <w:sz w:val="28"/>
+          <w:szCs w:val="28"/>
           <w14:ligatures w14:val="none"/>
         </w:rPr>
         <w:t xml:space="preserve">            </w:t>
       </w:r>
       <w:r>
         <w:rPr>
-          <w:rFonts w:ascii="Consolas" w:eastAsia="Times New Roman" w:hAnsi="Consolas" w:cs="Times New Roman"/>
+          <w:rFonts w:ascii="Sakkal Majalla" w:eastAsia="Times New Roman" w:hAnsi="Sakkal Majalla" w:cs="Sakkal Majalla"/>
           <w:color w:val="E50000"/>
           <w:kern w:val="0"/>
-          <w:sz w:val="21"/>
-          <w:szCs w:val="21"/>
+          <w:sz w:val="28"/>
+          <w:szCs w:val="28"/>
           <w14:ligatures w14:val="none"/>
         </w:rPr>
         <w:t>alt</w:t>
       </w:r>
       <w:r>
         <w:rPr>
-          <w:rFonts w:ascii="Consolas" w:eastAsia="Times New Roman" w:hAnsi="Consolas" w:cs="Times New Roman"/>
+          <w:rFonts w:ascii="Sakkal Majalla" w:eastAsia="Times New Roman" w:hAnsi="Sakkal Majalla" w:cs="Sakkal Majalla"/>
           <w:color w:val="000000"/>
           <w:kern w:val="0"/>
-          <w:sz w:val="21"/>
-          <w:szCs w:val="21"/>
+          <w:sz w:val="28"/>
+          <w:szCs w:val="28"/>
           <w14:ligatures w14:val="none"/>
         </w:rPr>
         <w:t>=</w:t>
       </w:r>
       <w:r>
         <w:rPr>
-          <w:rFonts w:ascii="Consolas" w:eastAsia="Times New Roman" w:hAnsi="Consolas" w:cs="Times New Roman"/>
+          <w:rFonts w:ascii="Sakkal Majalla" w:eastAsia="Times New Roman" w:hAnsi="Sakkal Majalla" w:cs="Sakkal Majalla"/>
           <w:color w:val="A31515"/>
           <w:kern w:val="0"/>
-          <w:sz w:val="21"/>
-          <w:szCs w:val="21"/>
+          <w:sz w:val="28"/>
+          <w:szCs w:val="28"/>
           <w14:ligatures w14:val="none"/>
         </w:rPr>
         <w:t>"Screenshots of the dashboard project showing desktop version"</w:t>
@@ -2483,32 +2313,32 @@
         <w:shd w:val="clear" w:color="auto" w:fill="FFFFFF"/>
         <w:spacing w:after="0" w:line="285" w:lineRule="atLeast"/>
         <w:rPr>
-          <w:rFonts w:ascii="Consolas" w:eastAsia="Times New Roman" w:hAnsi="Consolas" w:cs="Times New Roman"/>
-          <w:color w:val="3B3B3B"/>
-          <w:kern w:val="0"/>
-          <w:sz w:val="21"/>
-          <w:szCs w:val="21"/>
-          <w14:ligatures w14:val="none"/>
-        </w:rPr>
-      </w:pPr>
-      <w:r>
-        <w:rPr>
-          <w:rFonts w:ascii="Consolas" w:eastAsia="Times New Roman" w:hAnsi="Consolas" w:cs="Times New Roman"/>
-          <w:color w:val="3B3B3B"/>
-          <w:kern w:val="0"/>
-          <w:sz w:val="21"/>
-          <w:szCs w:val="21"/>
+          <w:rFonts w:ascii="Sakkal Majalla" w:eastAsia="Times New Roman" w:hAnsi="Sakkal Majalla" w:cs="Sakkal Majalla"/>
+          <w:color w:val="3B3B3B"/>
+          <w:kern w:val="0"/>
+          <w:sz w:val="28"/>
+          <w:szCs w:val="28"/>
+          <w14:ligatures w14:val="none"/>
+        </w:rPr>
+      </w:pPr>
+      <w:r>
+        <w:rPr>
+          <w:rFonts w:ascii="Sakkal Majalla" w:eastAsia="Times New Roman" w:hAnsi="Sakkal Majalla" w:cs="Sakkal Majalla"/>
+          <w:color w:val="3B3B3B"/>
+          <w:kern w:val="0"/>
+          <w:sz w:val="28"/>
+          <w:szCs w:val="28"/>
           <w14:ligatures w14:val="none"/>
         </w:rPr>
         <w:t xml:space="preserve">          </w:t>
       </w:r>
       <w:r>
         <w:rPr>
-          <w:rFonts w:ascii="Consolas" w:eastAsia="Times New Roman" w:hAnsi="Consolas" w:cs="Times New Roman"/>
+          <w:rFonts w:ascii="Sakkal Majalla" w:eastAsia="Times New Roman" w:hAnsi="Sakkal Majalla" w:cs="Sakkal Majalla"/>
           <w:color w:val="800000"/>
           <w:kern w:val="0"/>
-          <w:sz w:val="21"/>
-          <w:szCs w:val="21"/>
+          <w:sz w:val="28"/>
+          <w:szCs w:val="28"/>
           <w14:ligatures w14:val="none"/>
         </w:rPr>
         <w:t>/&gt;</w:t>
@@ -2519,43 +2349,43 @@
         <w:shd w:val="clear" w:color="auto" w:fill="FFFFFF"/>
         <w:spacing w:after="0" w:line="285" w:lineRule="atLeast"/>
         <w:rPr>
-          <w:rFonts w:ascii="Consolas" w:eastAsia="Times New Roman" w:hAnsi="Consolas" w:cs="Times New Roman"/>
-          <w:color w:val="3B3B3B"/>
-          <w:kern w:val="0"/>
-          <w:sz w:val="21"/>
-          <w:szCs w:val="21"/>
-          <w14:ligatures w14:val="none"/>
-        </w:rPr>
-      </w:pPr>
-      <w:r>
-        <w:rPr>
-          <w:rFonts w:ascii="Consolas" w:eastAsia="Times New Roman" w:hAnsi="Consolas" w:cs="Times New Roman"/>
-          <w:color w:val="3B3B3B"/>
-          <w:kern w:val="0"/>
-          <w:sz w:val="21"/>
-          <w:szCs w:val="21"/>
+          <w:rFonts w:ascii="Sakkal Majalla" w:eastAsia="Times New Roman" w:hAnsi="Sakkal Majalla" w:cs="Sakkal Majalla"/>
+          <w:color w:val="3B3B3B"/>
+          <w:kern w:val="0"/>
+          <w:sz w:val="28"/>
+          <w:szCs w:val="28"/>
+          <w14:ligatures w14:val="none"/>
+        </w:rPr>
+      </w:pPr>
+      <w:r>
+        <w:rPr>
+          <w:rFonts w:ascii="Sakkal Majalla" w:eastAsia="Times New Roman" w:hAnsi="Sakkal Majalla" w:cs="Sakkal Majalla"/>
+          <w:color w:val="3B3B3B"/>
+          <w:kern w:val="0"/>
+          <w:sz w:val="28"/>
+          <w:szCs w:val="28"/>
           <w14:ligatures w14:val="none"/>
         </w:rPr>
         <w:t xml:space="preserve">          </w:t>
       </w:r>
       <w:r>
         <w:rPr>
-          <w:rFonts w:ascii="Consolas" w:eastAsia="Times New Roman" w:hAnsi="Consolas" w:cs="Times New Roman"/>
+          <w:rFonts w:ascii="Sakkal Majalla" w:eastAsia="Times New Roman" w:hAnsi="Sakkal Majalla" w:cs="Sakkal Majalla"/>
           <w:color w:val="800000"/>
           <w:kern w:val="0"/>
-          <w:sz w:val="21"/>
-          <w:szCs w:val="21"/>
+          <w:sz w:val="28"/>
+          <w:szCs w:val="28"/>
           <w14:ligatures w14:val="none"/>
         </w:rPr>
         <w:t>&lt;</w:t>
       </w:r>
       <w:r>
         <w:rPr>
-          <w:rFonts w:ascii="Consolas" w:eastAsia="Times New Roman" w:hAnsi="Consolas" w:cs="Times New Roman"/>
+          <w:rFonts w:ascii="Sakkal Majalla" w:eastAsia="Times New Roman" w:hAnsi="Sakkal Majalla" w:cs="Sakkal Majalla"/>
           <w:color w:val="267F99"/>
           <w:kern w:val="0"/>
-          <w:sz w:val="21"/>
-          <w:szCs w:val="21"/>
+          <w:sz w:val="28"/>
+          <w:szCs w:val="28"/>
           <w14:ligatures w14:val="none"/>
         </w:rPr>
         <w:t>Image</w:t>
@@ -2566,56 +2396,54 @@
         <w:shd w:val="clear" w:color="auto" w:fill="FFFFFF"/>
         <w:spacing w:after="0" w:line="285" w:lineRule="atLeast"/>
         <w:rPr>
-          <w:rFonts w:ascii="Consolas" w:eastAsia="Times New Roman" w:hAnsi="Consolas" w:cs="Times New Roman"/>
-          <w:color w:val="3B3B3B"/>
-          <w:kern w:val="0"/>
-          <w:sz w:val="21"/>
-          <w:szCs w:val="21"/>
-          <w14:ligatures w14:val="none"/>
-        </w:rPr>
-      </w:pPr>
-      <w:r>
-        <w:rPr>
-          <w:rFonts w:ascii="Consolas" w:eastAsia="Times New Roman" w:hAnsi="Consolas" w:cs="Times New Roman"/>
-          <w:color w:val="3B3B3B"/>
-          <w:kern w:val="0"/>
-          <w:sz w:val="21"/>
-          <w:szCs w:val="21"/>
+          <w:rFonts w:ascii="Sakkal Majalla" w:eastAsia="Times New Roman" w:hAnsi="Sakkal Majalla" w:cs="Sakkal Majalla"/>
+          <w:color w:val="3B3B3B"/>
+          <w:kern w:val="0"/>
+          <w:sz w:val="28"/>
+          <w:szCs w:val="28"/>
+          <w14:ligatures w14:val="none"/>
+        </w:rPr>
+      </w:pPr>
+      <w:r>
+        <w:rPr>
+          <w:rFonts w:ascii="Sakkal Majalla" w:eastAsia="Times New Roman" w:hAnsi="Sakkal Majalla" w:cs="Sakkal Majalla"/>
+          <w:color w:val="3B3B3B"/>
+          <w:kern w:val="0"/>
+          <w:sz w:val="28"/>
+          <w:szCs w:val="28"/>
           <w14:ligatures w14:val="none"/>
         </w:rPr>
         <w:t xml:space="preserve">            </w:t>
       </w:r>
-      <w:proofErr w:type="spellStart"/>
-      <w:r>
-        <w:rPr>
-          <w:rFonts w:ascii="Consolas" w:eastAsia="Times New Roman" w:hAnsi="Consolas" w:cs="Times New Roman"/>
+      <w:r>
+        <w:rPr>
+          <w:rFonts w:ascii="Sakkal Majalla" w:eastAsia="Times New Roman" w:hAnsi="Sakkal Majalla" w:cs="Sakkal Majalla"/>
           <w:color w:val="E50000"/>
           <w:kern w:val="0"/>
-          <w:sz w:val="21"/>
-          <w:szCs w:val="21"/>
+          <w:sz w:val="28"/>
+          <w:szCs w:val="28"/>
           <w14:ligatures w14:val="none"/>
         </w:rPr>
         <w:t>src</w:t>
       </w:r>
-      <w:proofErr w:type="spellEnd"/>
-      <w:r>
-        <w:rPr>
-          <w:rFonts w:ascii="Consolas" w:eastAsia="Times New Roman" w:hAnsi="Consolas" w:cs="Times New Roman"/>
+      <w:r>
+        <w:rPr>
+          <w:rFonts w:ascii="Sakkal Majalla" w:eastAsia="Times New Roman" w:hAnsi="Sakkal Majalla" w:cs="Sakkal Majalla"/>
           <w:color w:val="000000"/>
           <w:kern w:val="0"/>
-          <w:sz w:val="21"/>
-          <w:szCs w:val="21"/>
+          <w:sz w:val="28"/>
+          <w:szCs w:val="28"/>
           <w14:ligatures w14:val="none"/>
         </w:rPr>
         <w:t>=</w:t>
       </w:r>
       <w:r>
         <w:rPr>
-          <w:rFonts w:ascii="Consolas" w:eastAsia="Times New Roman" w:hAnsi="Consolas" w:cs="Times New Roman"/>
+          <w:rFonts w:ascii="Sakkal Majalla" w:eastAsia="Times New Roman" w:hAnsi="Sakkal Majalla" w:cs="Sakkal Majalla"/>
           <w:color w:val="A31515"/>
           <w:kern w:val="0"/>
-          <w:sz w:val="21"/>
-          <w:szCs w:val="21"/>
+          <w:sz w:val="28"/>
+          <w:szCs w:val="28"/>
           <w14:ligatures w14:val="none"/>
         </w:rPr>
         <w:t>"/hero-mobile.png"</w:t>
@@ -2626,78 +2454,76 @@
         <w:shd w:val="clear" w:color="auto" w:fill="FFFFFF"/>
         <w:spacing w:after="0" w:line="285" w:lineRule="atLeast"/>
         <w:rPr>
-          <w:rFonts w:ascii="Consolas" w:eastAsia="Times New Roman" w:hAnsi="Consolas" w:cs="Times New Roman"/>
-          <w:color w:val="3B3B3B"/>
-          <w:kern w:val="0"/>
-          <w:sz w:val="21"/>
-          <w:szCs w:val="21"/>
-          <w14:ligatures w14:val="none"/>
-        </w:rPr>
-      </w:pPr>
-      <w:r>
-        <w:rPr>
-          <w:rFonts w:ascii="Consolas" w:eastAsia="Times New Roman" w:hAnsi="Consolas" w:cs="Times New Roman"/>
-          <w:color w:val="3B3B3B"/>
-          <w:kern w:val="0"/>
-          <w:sz w:val="21"/>
-          <w:szCs w:val="21"/>
+          <w:rFonts w:ascii="Sakkal Majalla" w:eastAsia="Times New Roman" w:hAnsi="Sakkal Majalla" w:cs="Sakkal Majalla"/>
+          <w:color w:val="3B3B3B"/>
+          <w:kern w:val="0"/>
+          <w:sz w:val="28"/>
+          <w:szCs w:val="28"/>
+          <w14:ligatures w14:val="none"/>
+        </w:rPr>
+      </w:pPr>
+      <w:r>
+        <w:rPr>
+          <w:rFonts w:ascii="Sakkal Majalla" w:eastAsia="Times New Roman" w:hAnsi="Sakkal Majalla" w:cs="Sakkal Majalla"/>
+          <w:color w:val="3B3B3B"/>
+          <w:kern w:val="0"/>
+          <w:sz w:val="28"/>
+          <w:szCs w:val="28"/>
           <w14:ligatures w14:val="none"/>
         </w:rPr>
         <w:t xml:space="preserve">            </w:t>
       </w:r>
       <w:r>
         <w:rPr>
-          <w:rFonts w:ascii="Consolas" w:eastAsia="Times New Roman" w:hAnsi="Consolas" w:cs="Times New Roman"/>
+          <w:rFonts w:ascii="Sakkal Majalla" w:eastAsia="Times New Roman" w:hAnsi="Sakkal Majalla" w:cs="Sakkal Majalla"/>
           <w:color w:val="E50000"/>
           <w:kern w:val="0"/>
-          <w:sz w:val="21"/>
-          <w:szCs w:val="21"/>
+          <w:sz w:val="28"/>
+          <w:szCs w:val="28"/>
           <w14:ligatures w14:val="none"/>
         </w:rPr>
         <w:t>width</w:t>
       </w:r>
-      <w:proofErr w:type="gramStart"/>
-      <w:r>
-        <w:rPr>
-          <w:rFonts w:ascii="Consolas" w:eastAsia="Times New Roman" w:hAnsi="Consolas" w:cs="Times New Roman"/>
+      <w:r>
+        <w:rPr>
+          <w:rFonts w:ascii="Sakkal Majalla" w:eastAsia="Times New Roman" w:hAnsi="Sakkal Majalla" w:cs="Sakkal Majalla"/>
           <w:color w:val="000000"/>
           <w:kern w:val="0"/>
-          <w:sz w:val="21"/>
-          <w:szCs w:val="21"/>
+          <w:sz w:val="28"/>
+          <w:szCs w:val="28"/>
           <w14:ligatures w14:val="none"/>
         </w:rPr>
         <w:t>=</w:t>
       </w:r>
       <w:r>
         <w:rPr>
-          <w:rFonts w:ascii="Consolas" w:eastAsia="Times New Roman" w:hAnsi="Consolas" w:cs="Times New Roman"/>
+          <w:rFonts w:ascii="Sakkal Majalla" w:eastAsia="Times New Roman" w:hAnsi="Sakkal Majalla" w:cs="Sakkal Majalla"/>
           <w:color w:val="0000FF"/>
           <w:kern w:val="0"/>
-          <w:sz w:val="21"/>
-          <w:szCs w:val="21"/>
+          <w:sz w:val="28"/>
+          <w:szCs w:val="28"/>
           <w14:ligatures w14:val="none"/>
         </w:rPr>
         <w:t>{</w:t>
       </w:r>
-      <w:proofErr w:type="gramEnd"/>
-      <w:r>
-        <w:rPr>
-          <w:rFonts w:ascii="Consolas" w:eastAsia="Times New Roman" w:hAnsi="Consolas" w:cs="Times New Roman"/>
+      <w:r>
+        <w:rPr>
+          <w:rFonts w:ascii="Sakkal Majalla" w:eastAsia="Times New Roman" w:hAnsi="Sakkal Majalla" w:cs="Sakkal Majalla"/>
           <w:color w:val="098658"/>
           <w:kern w:val="0"/>
-          <w:sz w:val="21"/>
-          <w:szCs w:val="21"/>
+          <w:sz w:val="28"/>
+          <w:szCs w:val="28"/>
           <w14:ligatures w14:val="none"/>
         </w:rPr>
         <w:t>560</w:t>
       </w:r>
       <w:r>
         <w:rPr>
-          <w:rFonts w:ascii="Consolas" w:eastAsia="Times New Roman" w:hAnsi="Consolas" w:cs="Times New Roman"/>
+          <w:rFonts w:ascii="Sakkal Majalla" w:eastAsia="Times New Roman" w:hAnsi="Sakkal Majalla" w:cs="Sakkal Majalla"/>
           <w:color w:val="0000FF"/>
           <w:kern w:val="0"/>
-          <w:sz w:val="21"/>
-          <w:szCs w:val="21"/>
+          <w:sz w:val="28"/>
+          <w:szCs w:val="28"/>
           <w14:ligatures w14:val="none"/>
         </w:rPr>
         <w:t>}</w:t>
@@ -2708,78 +2534,76 @@
         <w:shd w:val="clear" w:color="auto" w:fill="FFFFFF"/>
         <w:spacing w:after="0" w:line="285" w:lineRule="atLeast"/>
         <w:rPr>
-          <w:rFonts w:ascii="Consolas" w:eastAsia="Times New Roman" w:hAnsi="Consolas" w:cs="Times New Roman"/>
-          <w:color w:val="3B3B3B"/>
-          <w:kern w:val="0"/>
-          <w:sz w:val="21"/>
-          <w:szCs w:val="21"/>
-          <w14:ligatures w14:val="none"/>
-        </w:rPr>
-      </w:pPr>
-      <w:r>
-        <w:rPr>
-          <w:rFonts w:ascii="Consolas" w:eastAsia="Times New Roman" w:hAnsi="Consolas" w:cs="Times New Roman"/>
-          <w:color w:val="3B3B3B"/>
-          <w:kern w:val="0"/>
-          <w:sz w:val="21"/>
-          <w:szCs w:val="21"/>
+          <w:rFonts w:ascii="Sakkal Majalla" w:eastAsia="Times New Roman" w:hAnsi="Sakkal Majalla" w:cs="Sakkal Majalla"/>
+          <w:color w:val="3B3B3B"/>
+          <w:kern w:val="0"/>
+          <w:sz w:val="28"/>
+          <w:szCs w:val="28"/>
+          <w14:ligatures w14:val="none"/>
+        </w:rPr>
+      </w:pPr>
+      <w:r>
+        <w:rPr>
+          <w:rFonts w:ascii="Sakkal Majalla" w:eastAsia="Times New Roman" w:hAnsi="Sakkal Majalla" w:cs="Sakkal Majalla"/>
+          <w:color w:val="3B3B3B"/>
+          <w:kern w:val="0"/>
+          <w:sz w:val="28"/>
+          <w:szCs w:val="28"/>
           <w14:ligatures w14:val="none"/>
         </w:rPr>
         <w:t xml:space="preserve">            </w:t>
       </w:r>
       <w:r>
         <w:rPr>
-          <w:rFonts w:ascii="Consolas" w:eastAsia="Times New Roman" w:hAnsi="Consolas" w:cs="Times New Roman"/>
+          <w:rFonts w:ascii="Sakkal Majalla" w:eastAsia="Times New Roman" w:hAnsi="Sakkal Majalla" w:cs="Sakkal Majalla"/>
           <w:color w:val="E50000"/>
           <w:kern w:val="0"/>
-          <w:sz w:val="21"/>
-          <w:szCs w:val="21"/>
+          <w:sz w:val="28"/>
+          <w:szCs w:val="28"/>
           <w14:ligatures w14:val="none"/>
         </w:rPr>
         <w:t>height</w:t>
       </w:r>
-      <w:proofErr w:type="gramStart"/>
-      <w:r>
-        <w:rPr>
-          <w:rFonts w:ascii="Consolas" w:eastAsia="Times New Roman" w:hAnsi="Consolas" w:cs="Times New Roman"/>
+      <w:r>
+        <w:rPr>
+          <w:rFonts w:ascii="Sakkal Majalla" w:eastAsia="Times New Roman" w:hAnsi="Sakkal Majalla" w:cs="Sakkal Majalla"/>
           <w:color w:val="000000"/>
           <w:kern w:val="0"/>
-          <w:sz w:val="21"/>
-          <w:szCs w:val="21"/>
+          <w:sz w:val="28"/>
+          <w:szCs w:val="28"/>
           <w14:ligatures w14:val="none"/>
         </w:rPr>
         <w:t>=</w:t>
       </w:r>
       <w:r>
         <w:rPr>
-          <w:rFonts w:ascii="Consolas" w:eastAsia="Times New Roman" w:hAnsi="Consolas" w:cs="Times New Roman"/>
+          <w:rFonts w:ascii="Sakkal Majalla" w:eastAsia="Times New Roman" w:hAnsi="Sakkal Majalla" w:cs="Sakkal Majalla"/>
           <w:color w:val="0000FF"/>
           <w:kern w:val="0"/>
-          <w:sz w:val="21"/>
-          <w:szCs w:val="21"/>
+          <w:sz w:val="28"/>
+          <w:szCs w:val="28"/>
           <w14:ligatures w14:val="none"/>
         </w:rPr>
         <w:t>{</w:t>
       </w:r>
-      <w:proofErr w:type="gramEnd"/>
-      <w:r>
-        <w:rPr>
-          <w:rFonts w:ascii="Consolas" w:eastAsia="Times New Roman" w:hAnsi="Consolas" w:cs="Times New Roman"/>
+      <w:r>
+        <w:rPr>
+          <w:rFonts w:ascii="Sakkal Majalla" w:eastAsia="Times New Roman" w:hAnsi="Sakkal Majalla" w:cs="Sakkal Majalla"/>
           <w:color w:val="098658"/>
           <w:kern w:val="0"/>
-          <w:sz w:val="21"/>
-          <w:szCs w:val="21"/>
+          <w:sz w:val="28"/>
+          <w:szCs w:val="28"/>
           <w14:ligatures w14:val="none"/>
         </w:rPr>
         <w:t>620</w:t>
       </w:r>
       <w:r>
         <w:rPr>
-          <w:rFonts w:ascii="Consolas" w:eastAsia="Times New Roman" w:hAnsi="Consolas" w:cs="Times New Roman"/>
+          <w:rFonts w:ascii="Sakkal Majalla" w:eastAsia="Times New Roman" w:hAnsi="Sakkal Majalla" w:cs="Sakkal Majalla"/>
           <w:color w:val="0000FF"/>
           <w:kern w:val="0"/>
-          <w:sz w:val="21"/>
-          <w:szCs w:val="21"/>
+          <w:sz w:val="28"/>
+          <w:szCs w:val="28"/>
           <w14:ligatures w14:val="none"/>
         </w:rPr>
         <w:t>}</w:t>
@@ -2790,81 +2614,57 @@
         <w:shd w:val="clear" w:color="auto" w:fill="FFFFFF"/>
         <w:spacing w:after="0" w:line="285" w:lineRule="atLeast"/>
         <w:rPr>
-          <w:rFonts w:ascii="Consolas" w:eastAsia="Times New Roman" w:hAnsi="Consolas" w:cs="Times New Roman"/>
-          <w:color w:val="3B3B3B"/>
-          <w:kern w:val="0"/>
-          <w:sz w:val="21"/>
-          <w:szCs w:val="21"/>
-          <w14:ligatures w14:val="none"/>
-        </w:rPr>
-      </w:pPr>
-      <w:r>
-        <w:rPr>
-          <w:rFonts w:ascii="Consolas" w:eastAsia="Times New Roman" w:hAnsi="Consolas" w:cs="Times New Roman"/>
-          <w:color w:val="3B3B3B"/>
-          <w:kern w:val="0"/>
-          <w:sz w:val="21"/>
-          <w:szCs w:val="21"/>
+          <w:rFonts w:ascii="Sakkal Majalla" w:eastAsia="Times New Roman" w:hAnsi="Sakkal Majalla" w:cs="Sakkal Majalla"/>
+          <w:color w:val="3B3B3B"/>
+          <w:kern w:val="0"/>
+          <w:sz w:val="28"/>
+          <w:szCs w:val="28"/>
+          <w14:ligatures w14:val="none"/>
+        </w:rPr>
+      </w:pPr>
+      <w:r>
+        <w:rPr>
+          <w:rFonts w:ascii="Sakkal Majalla" w:eastAsia="Times New Roman" w:hAnsi="Sakkal Majalla" w:cs="Sakkal Majalla"/>
+          <w:color w:val="3B3B3B"/>
+          <w:kern w:val="0"/>
+          <w:sz w:val="28"/>
+          <w:szCs w:val="28"/>
           <w14:ligatures w14:val="none"/>
         </w:rPr>
         <w:t xml:space="preserve">            </w:t>
       </w:r>
       <w:r>
         <w:rPr>
-          <w:rFonts w:ascii="Consolas" w:eastAsia="Times New Roman" w:hAnsi="Consolas" w:cs="Times New Roman"/>
+          <w:rFonts w:ascii="Sakkal Majalla" w:eastAsia="Times New Roman" w:hAnsi="Sakkal Majalla" w:cs="Sakkal Majalla"/>
           <w:color w:val="E50000"/>
           <w:kern w:val="0"/>
-          <w:sz w:val="21"/>
-          <w:szCs w:val="21"/>
+          <w:sz w:val="28"/>
+          <w:szCs w:val="28"/>
           <w14:ligatures w14:val="none"/>
         </w:rPr>
         <w:t>className</w:t>
       </w:r>
       <w:r>
         <w:rPr>
-          <w:rFonts w:ascii="Consolas" w:eastAsia="Times New Roman" w:hAnsi="Consolas" w:cs="Times New Roman"/>
+          <w:rFonts w:ascii="Sakkal Majalla" w:eastAsia="Times New Roman" w:hAnsi="Sakkal Majalla" w:cs="Sakkal Majalla"/>
           <w:color w:val="000000"/>
           <w:kern w:val="0"/>
-          <w:sz w:val="21"/>
-          <w:szCs w:val="21"/>
+          <w:sz w:val="28"/>
+          <w:szCs w:val="28"/>
           <w14:ligatures w14:val="none"/>
         </w:rPr>
         <w:t>=</w:t>
       </w:r>
       <w:r>
         <w:rPr>
-          <w:rFonts w:ascii="Consolas" w:eastAsia="Times New Roman" w:hAnsi="Consolas" w:cs="Times New Roman"/>
+          <w:rFonts w:ascii="Sakkal Majalla" w:eastAsia="Times New Roman" w:hAnsi="Sakkal Majalla" w:cs="Sakkal Majalla"/>
           <w:color w:val="A31515"/>
           <w:kern w:val="0"/>
-          <w:sz w:val="21"/>
-          <w:szCs w:val="21"/>
-          <w14:ligatures w14:val="none"/>
-        </w:rPr>
-        <w:t xml:space="preserve">'block </w:t>
-      </w:r>
-      <w:proofErr w:type="gramStart"/>
-      <w:r>
-        <w:rPr>
-          <w:rFonts w:ascii="Consolas" w:eastAsia="Times New Roman" w:hAnsi="Consolas" w:cs="Times New Roman"/>
-          <w:color w:val="A31515"/>
-          <w:kern w:val="0"/>
-          <w:sz w:val="21"/>
-          <w:szCs w:val="21"/>
-          <w14:ligatures w14:val="none"/>
-        </w:rPr>
-        <w:t>md:hidden</w:t>
-      </w:r>
-      <w:proofErr w:type="gramEnd"/>
-      <w:r>
-        <w:rPr>
-          <w:rFonts w:ascii="Consolas" w:eastAsia="Times New Roman" w:hAnsi="Consolas" w:cs="Times New Roman"/>
-          <w:color w:val="A31515"/>
-          <w:kern w:val="0"/>
-          <w:sz w:val="21"/>
-          <w:szCs w:val="21"/>
-          <w14:ligatures w14:val="none"/>
-        </w:rPr>
-        <w:t>'</w:t>
+          <w:sz w:val="28"/>
+          <w:szCs w:val="28"/>
+          <w14:ligatures w14:val="none"/>
+        </w:rPr>
+        <w:t>'block md:hidden'</w:t>
       </w:r>
     </w:p>
     <w:p>
@@ -2872,54 +2672,54 @@
         <w:shd w:val="clear" w:color="auto" w:fill="FFFFFF"/>
         <w:spacing w:after="0" w:line="285" w:lineRule="atLeast"/>
         <w:rPr>
-          <w:rFonts w:ascii="Consolas" w:eastAsia="Times New Roman" w:hAnsi="Consolas" w:cs="Times New Roman"/>
-          <w:color w:val="3B3B3B"/>
-          <w:kern w:val="0"/>
-          <w:sz w:val="21"/>
-          <w:szCs w:val="21"/>
-          <w14:ligatures w14:val="none"/>
-        </w:rPr>
-      </w:pPr>
-      <w:r>
-        <w:rPr>
-          <w:rFonts w:ascii="Consolas" w:eastAsia="Times New Roman" w:hAnsi="Consolas" w:cs="Times New Roman"/>
-          <w:color w:val="3B3B3B"/>
-          <w:kern w:val="0"/>
-          <w:sz w:val="21"/>
-          <w:szCs w:val="21"/>
+          <w:rFonts w:ascii="Sakkal Majalla" w:eastAsia="Times New Roman" w:hAnsi="Sakkal Majalla" w:cs="Sakkal Majalla"/>
+          <w:color w:val="3B3B3B"/>
+          <w:kern w:val="0"/>
+          <w:sz w:val="28"/>
+          <w:szCs w:val="28"/>
+          <w14:ligatures w14:val="none"/>
+        </w:rPr>
+      </w:pPr>
+      <w:r>
+        <w:rPr>
+          <w:rFonts w:ascii="Sakkal Majalla" w:eastAsia="Times New Roman" w:hAnsi="Sakkal Majalla" w:cs="Sakkal Majalla"/>
+          <w:color w:val="3B3B3B"/>
+          <w:kern w:val="0"/>
+          <w:sz w:val="28"/>
+          <w:szCs w:val="28"/>
           <w14:ligatures w14:val="none"/>
         </w:rPr>
         <w:t xml:space="preserve">            </w:t>
       </w:r>
       <w:r>
         <w:rPr>
-          <w:rFonts w:ascii="Consolas" w:eastAsia="Times New Roman" w:hAnsi="Consolas" w:cs="Times New Roman"/>
+          <w:rFonts w:ascii="Sakkal Majalla" w:eastAsia="Times New Roman" w:hAnsi="Sakkal Majalla" w:cs="Sakkal Majalla"/>
           <w:color w:val="E50000"/>
           <w:kern w:val="0"/>
-          <w:sz w:val="21"/>
-          <w:szCs w:val="21"/>
+          <w:sz w:val="28"/>
+          <w:szCs w:val="28"/>
           <w14:ligatures w14:val="none"/>
         </w:rPr>
         <w:t>alt</w:t>
       </w:r>
       <w:r>
         <w:rPr>
-          <w:rFonts w:ascii="Consolas" w:eastAsia="Times New Roman" w:hAnsi="Consolas" w:cs="Times New Roman"/>
+          <w:rFonts w:ascii="Sakkal Majalla" w:eastAsia="Times New Roman" w:hAnsi="Sakkal Majalla" w:cs="Sakkal Majalla"/>
           <w:color w:val="000000"/>
           <w:kern w:val="0"/>
-          <w:sz w:val="21"/>
-          <w:szCs w:val="21"/>
+          <w:sz w:val="28"/>
+          <w:szCs w:val="28"/>
           <w14:ligatures w14:val="none"/>
         </w:rPr>
         <w:t>=</w:t>
       </w:r>
       <w:r>
         <w:rPr>
-          <w:rFonts w:ascii="Consolas" w:eastAsia="Times New Roman" w:hAnsi="Consolas" w:cs="Times New Roman"/>
+          <w:rFonts w:ascii="Sakkal Majalla" w:eastAsia="Times New Roman" w:hAnsi="Sakkal Majalla" w:cs="Sakkal Majalla"/>
           <w:color w:val="A31515"/>
           <w:kern w:val="0"/>
-          <w:sz w:val="21"/>
-          <w:szCs w:val="21"/>
+          <w:sz w:val="28"/>
+          <w:szCs w:val="28"/>
           <w14:ligatures w14:val="none"/>
         </w:rPr>
         <w:t>"Screenshots of the dashboard project showing mobile version"</w:t>
@@ -2930,32 +2730,32 @@
         <w:shd w:val="clear" w:color="auto" w:fill="FFFFFF"/>
         <w:spacing w:after="0" w:line="285" w:lineRule="atLeast"/>
         <w:rPr>
-          <w:rFonts w:ascii="Consolas" w:eastAsia="Times New Roman" w:hAnsi="Consolas" w:cs="Times New Roman"/>
-          <w:color w:val="3B3B3B"/>
-          <w:kern w:val="0"/>
-          <w:sz w:val="21"/>
-          <w:szCs w:val="21"/>
-          <w14:ligatures w14:val="none"/>
-        </w:rPr>
-      </w:pPr>
-      <w:r>
-        <w:rPr>
-          <w:rFonts w:ascii="Consolas" w:eastAsia="Times New Roman" w:hAnsi="Consolas" w:cs="Times New Roman"/>
-          <w:color w:val="3B3B3B"/>
-          <w:kern w:val="0"/>
-          <w:sz w:val="21"/>
-          <w:szCs w:val="21"/>
+          <w:rFonts w:ascii="Sakkal Majalla" w:eastAsia="Times New Roman" w:hAnsi="Sakkal Majalla" w:cs="Sakkal Majalla"/>
+          <w:color w:val="3B3B3B"/>
+          <w:kern w:val="0"/>
+          <w:sz w:val="28"/>
+          <w:szCs w:val="28"/>
+          <w14:ligatures w14:val="none"/>
+        </w:rPr>
+      </w:pPr>
+      <w:r>
+        <w:rPr>
+          <w:rFonts w:ascii="Sakkal Majalla" w:eastAsia="Times New Roman" w:hAnsi="Sakkal Majalla" w:cs="Sakkal Majalla"/>
+          <w:color w:val="3B3B3B"/>
+          <w:kern w:val="0"/>
+          <w:sz w:val="28"/>
+          <w:szCs w:val="28"/>
           <w14:ligatures w14:val="none"/>
         </w:rPr>
         <w:t xml:space="preserve">          </w:t>
       </w:r>
       <w:r>
         <w:rPr>
-          <w:rFonts w:ascii="Consolas" w:eastAsia="Times New Roman" w:hAnsi="Consolas" w:cs="Times New Roman"/>
+          <w:rFonts w:ascii="Sakkal Majalla" w:eastAsia="Times New Roman" w:hAnsi="Sakkal Majalla" w:cs="Sakkal Majalla"/>
           <w:color w:val="800000"/>
           <w:kern w:val="0"/>
-          <w:sz w:val="21"/>
-          <w:szCs w:val="21"/>
+          <w:sz w:val="28"/>
+          <w:szCs w:val="28"/>
           <w14:ligatures w14:val="none"/>
         </w:rPr>
         <w:t>/&gt;</w:t>
@@ -2966,21 +2766,21 @@
         <w:shd w:val="clear" w:color="auto" w:fill="FFFFFF"/>
         <w:spacing w:after="0" w:line="285" w:lineRule="atLeast"/>
         <w:rPr>
-          <w:rFonts w:ascii="Consolas" w:eastAsia="Times New Roman" w:hAnsi="Consolas" w:cs="Times New Roman"/>
-          <w:color w:val="3B3B3B"/>
-          <w:kern w:val="0"/>
-          <w:sz w:val="21"/>
-          <w:szCs w:val="21"/>
-          <w14:ligatures w14:val="none"/>
-        </w:rPr>
-      </w:pPr>
-      <w:r>
-        <w:rPr>
-          <w:rFonts w:ascii="Consolas" w:eastAsia="Times New Roman" w:hAnsi="Consolas" w:cs="Times New Roman"/>
+          <w:rFonts w:ascii="Sakkal Majalla" w:eastAsia="Times New Roman" w:hAnsi="Sakkal Majalla" w:cs="Sakkal Majalla"/>
+          <w:color w:val="3B3B3B"/>
+          <w:kern w:val="0"/>
+          <w:sz w:val="28"/>
+          <w:szCs w:val="28"/>
+          <w14:ligatures w14:val="none"/>
+        </w:rPr>
+      </w:pPr>
+      <w:r>
+        <w:rPr>
+          <w:rFonts w:ascii="Sakkal Majalla" w:eastAsia="Times New Roman" w:hAnsi="Sakkal Majalla" w:cs="Sakkal Majalla"/>
           <w:color w:val="800000"/>
           <w:kern w:val="0"/>
-          <w:sz w:val="21"/>
-          <w:szCs w:val="21"/>
+          <w:sz w:val="28"/>
+          <w:szCs w:val="28"/>
           <w14:ligatures w14:val="none"/>
         </w:rPr>
         <w:t>&lt;/div&gt;</w:t>
@@ -3180,23 +2980,7 @@
           <w:sz w:val="28"/>
           <w:szCs w:val="28"/>
         </w:rPr>
-        <w:t>Next.js uses file-system routing</w:t>
-      </w:r>
-      <w:r>
-        <w:rPr>
-          <w:rFonts w:ascii="Sakkal Majalla" w:hAnsi="Sakkal Majalla" w:cs="Sakkal Majalla"/>
-          <w:sz w:val="28"/>
-          <w:szCs w:val="28"/>
-        </w:rPr>
-        <w:t>,</w:t>
-      </w:r>
-      <w:r>
-        <w:rPr>
-          <w:rFonts w:ascii="Sakkal Majalla" w:hAnsi="Sakkal Majalla" w:cs="Sakkal Majalla"/>
-          <w:sz w:val="28"/>
-          <w:szCs w:val="28"/>
-        </w:rPr>
-        <w:t xml:space="preserve"> where </w:t>
+        <w:t>Next.js uses file-system routing, where </w:t>
       </w:r>
       <w:r>
         <w:rPr>
@@ -3306,6 +3090,7 @@
           <w:sz w:val="28"/>
           <w:szCs w:val="28"/>
         </w:rPr>
+        <w:lastRenderedPageBreak/>
         <w:t>You can create separate UIs for each route using </w:t>
       </w:r>
       <w:r>
@@ -3442,7 +3227,6 @@
           <w:sz w:val="28"/>
           <w:szCs w:val="28"/>
         </w:rPr>
-        <w:lastRenderedPageBreak/>
         <w:t>To create a nested route, you can nest folders inside each other and add </w:t>
       </w:r>
       <w:r>
@@ -3485,6 +3269,7 @@
       <w:r>
         <w:rPr>
           <w:rFonts w:ascii="Sakkal Majalla" w:hAnsi="Sakkal Majalla" w:cs="Sakkal Majalla"/>
+          <w:noProof/>
           <w:sz w:val="28"/>
           <w:szCs w:val="28"/>
         </w:rPr>
@@ -3504,7 +3289,7 @@
                     <pic:cNvPicPr/>
                   </pic:nvPicPr>
                   <pic:blipFill>
-                    <a:blip r:embed="rId6"/>
+                    <a:blip r:embed="rId7"/>
                     <a:stretch>
                       <a:fillRect/>
                     </a:stretch>
@@ -3595,6 +3380,798 @@
         </w:rPr>
       </w:pPr>
     </w:p>
+    <w:p>
+      <w:pPr>
+        <w:rPr>
+          <w:rFonts w:ascii="Sakkal Majalla" w:hAnsi="Sakkal Majalla" w:cs="Sakkal Majalla"/>
+          <w:sz w:val="28"/>
+          <w:szCs w:val="28"/>
+        </w:rPr>
+      </w:pPr>
+    </w:p>
+    <w:p>
+      <w:pPr>
+        <w:rPr>
+          <w:rFonts w:ascii="Sakkal Majalla" w:hAnsi="Sakkal Majalla" w:cs="Sakkal Majalla"/>
+          <w:sz w:val="28"/>
+          <w:szCs w:val="28"/>
+        </w:rPr>
+      </w:pPr>
+    </w:p>
+    <w:p>
+      <w:pPr>
+        <w:rPr>
+          <w:rFonts w:ascii="Sakkal Majalla" w:hAnsi="Sakkal Majalla" w:cs="Sakkal Majalla"/>
+          <w:sz w:val="28"/>
+          <w:szCs w:val="28"/>
+        </w:rPr>
+      </w:pPr>
+    </w:p>
+    <w:p>
+      <w:pPr>
+        <w:rPr>
+          <w:rFonts w:ascii="Sakkal Majalla" w:hAnsi="Sakkal Majalla" w:cs="Sakkal Majalla"/>
+          <w:sz w:val="28"/>
+          <w:szCs w:val="28"/>
+        </w:rPr>
+      </w:pPr>
+    </w:p>
+    <w:p>
+      <w:pPr>
+        <w:rPr>
+          <w:rFonts w:ascii="Sakkal Majalla" w:hAnsi="Sakkal Majalla" w:cs="Sakkal Majalla"/>
+          <w:sz w:val="28"/>
+          <w:szCs w:val="28"/>
+        </w:rPr>
+      </w:pPr>
+    </w:p>
+    <w:p>
+      <w:pPr>
+        <w:rPr>
+          <w:rFonts w:ascii="Sakkal Majalla" w:hAnsi="Sakkal Majalla" w:cs="Sakkal Majalla"/>
+          <w:sz w:val="28"/>
+          <w:szCs w:val="28"/>
+        </w:rPr>
+      </w:pPr>
+    </w:p>
+    <w:p>
+      <w:pPr>
+        <w:rPr>
+          <w:rFonts w:ascii="Sakkal Majalla" w:hAnsi="Sakkal Majalla" w:cs="Sakkal Majalla"/>
+          <w:sz w:val="28"/>
+          <w:szCs w:val="28"/>
+        </w:rPr>
+      </w:pPr>
+    </w:p>
+    <w:p>
+      <w:pPr>
+        <w:rPr>
+          <w:rFonts w:ascii="Sakkal Majalla" w:hAnsi="Sakkal Majalla" w:cs="Sakkal Majalla"/>
+          <w:sz w:val="28"/>
+          <w:szCs w:val="28"/>
+        </w:rPr>
+      </w:pPr>
+      <w:r>
+        <w:rPr>
+          <w:rFonts w:ascii="Sakkal Majalla" w:hAnsi="Sakkal Majalla" w:cs="Sakkal Majalla"/>
+          <w:sz w:val="28"/>
+          <w:szCs w:val="28"/>
+        </w:rPr>
+        <w:lastRenderedPageBreak/>
+        <w:t xml:space="preserve">The </w:t>
+      </w:r>
+      <w:r>
+        <w:rPr>
+          <w:rFonts w:ascii="Sakkal Majalla" w:hAnsi="Sakkal Majalla" w:cs="Sakkal Majalla"/>
+          <w:sz w:val="28"/>
+          <w:szCs w:val="28"/>
+        </w:rPr>
+        <w:t>flex: none is equivalent to flex: 0 0 auto, which is shorthand for:</w:t>
+      </w:r>
+    </w:p>
+    <w:p>
+      <w:pPr>
+        <w:numPr>
+          <w:ilvl w:val="0"/>
+          <w:numId w:val="1"/>
+        </w:numPr>
+        <w:rPr>
+          <w:rFonts w:ascii="Sakkal Majalla" w:hAnsi="Sakkal Majalla" w:cs="Sakkal Majalla"/>
+          <w:sz w:val="28"/>
+          <w:szCs w:val="28"/>
+        </w:rPr>
+      </w:pPr>
+      <w:r>
+        <w:rPr>
+          <w:rFonts w:ascii="Sakkal Majalla" w:hAnsi="Sakkal Majalla" w:cs="Sakkal Majalla"/>
+          <w:b/>
+          <w:bCs/>
+          <w:color w:val="0070C0"/>
+          <w:sz w:val="28"/>
+          <w:szCs w:val="28"/>
+        </w:rPr>
+        <w:t>flex-grow</w:t>
+      </w:r>
+      <w:r>
+        <w:rPr>
+          <w:rFonts w:ascii="Sakkal Majalla" w:hAnsi="Sakkal Majalla" w:cs="Sakkal Majalla"/>
+          <w:sz w:val="28"/>
+          <w:szCs w:val="28"/>
+        </w:rPr>
+        <w:t>: 0</w:t>
+      </w:r>
+    </w:p>
+    <w:p>
+      <w:pPr>
+        <w:numPr>
+          <w:ilvl w:val="0"/>
+          <w:numId w:val="1"/>
+        </w:numPr>
+        <w:rPr>
+          <w:rFonts w:ascii="Sakkal Majalla" w:hAnsi="Sakkal Majalla" w:cs="Sakkal Majalla"/>
+          <w:sz w:val="28"/>
+          <w:szCs w:val="28"/>
+        </w:rPr>
+      </w:pPr>
+      <w:r>
+        <w:rPr>
+          <w:rFonts w:ascii="Sakkal Majalla" w:hAnsi="Sakkal Majalla" w:cs="Sakkal Majalla"/>
+          <w:b/>
+          <w:bCs/>
+          <w:color w:val="0070C0"/>
+          <w:sz w:val="28"/>
+          <w:szCs w:val="28"/>
+        </w:rPr>
+        <w:t>flex-shrink</w:t>
+      </w:r>
+      <w:r>
+        <w:rPr>
+          <w:rFonts w:ascii="Sakkal Majalla" w:hAnsi="Sakkal Majalla" w:cs="Sakkal Majalla"/>
+          <w:sz w:val="28"/>
+          <w:szCs w:val="28"/>
+        </w:rPr>
+        <w:t>: 0</w:t>
+      </w:r>
+    </w:p>
+    <w:p>
+      <w:pPr>
+        <w:numPr>
+          <w:ilvl w:val="0"/>
+          <w:numId w:val="1"/>
+        </w:numPr>
+        <w:rPr>
+          <w:rFonts w:ascii="Sakkal Majalla" w:hAnsi="Sakkal Majalla" w:cs="Sakkal Majalla"/>
+          <w:sz w:val="28"/>
+          <w:szCs w:val="28"/>
+        </w:rPr>
+      </w:pPr>
+      <w:r>
+        <w:rPr>
+          <w:rFonts w:ascii="Sakkal Majalla" w:hAnsi="Sakkal Majalla" w:cs="Sakkal Majalla"/>
+          <w:b/>
+          <w:bCs/>
+          <w:color w:val="0070C0"/>
+          <w:sz w:val="28"/>
+          <w:szCs w:val="28"/>
+        </w:rPr>
+        <w:t>flex-basis</w:t>
+      </w:r>
+      <w:r>
+        <w:rPr>
+          <w:rFonts w:ascii="Sakkal Majalla" w:hAnsi="Sakkal Majalla" w:cs="Sakkal Majalla"/>
+          <w:sz w:val="28"/>
+          <w:szCs w:val="28"/>
+        </w:rPr>
+        <w:t>: auto</w:t>
+      </w:r>
+    </w:p>
+    <w:p>
+      <w:pPr>
+        <w:rPr>
+          <w:rFonts w:ascii="Sakkal Majalla" w:hAnsi="Sakkal Majalla" w:cs="Sakkal Majalla"/>
+          <w:sz w:val="28"/>
+          <w:szCs w:val="28"/>
+        </w:rPr>
+      </w:pPr>
+      <w:r>
+        <w:rPr>
+          <w:rFonts w:ascii="Sakkal Majalla" w:hAnsi="Sakkal Majalla" w:cs="Sakkal Majalla"/>
+          <w:sz w:val="28"/>
+          <w:szCs w:val="28"/>
+        </w:rPr>
+        <w:t>Simply put, </w:t>
+      </w:r>
+      <w:r>
+        <w:rPr>
+          <w:rFonts w:ascii="Sakkal Majalla" w:hAnsi="Sakkal Majalla" w:cs="Sakkal Majalla"/>
+          <w:b/>
+          <w:bCs/>
+          <w:color w:val="C00000"/>
+          <w:sz w:val="28"/>
+          <w:szCs w:val="28"/>
+        </w:rPr>
+        <w:t>flex: none</w:t>
+      </w:r>
+      <w:r>
+        <w:rPr>
+          <w:rFonts w:ascii="Sakkal Majalla" w:hAnsi="Sakkal Majalla" w:cs="Sakkal Majalla"/>
+          <w:color w:val="C00000"/>
+          <w:sz w:val="28"/>
+          <w:szCs w:val="28"/>
+        </w:rPr>
+        <w:t> </w:t>
+      </w:r>
+      <w:r>
+        <w:rPr>
+          <w:rFonts w:ascii="Sakkal Majalla" w:hAnsi="Sakkal Majalla" w:cs="Sakkal Majalla"/>
+          <w:sz w:val="28"/>
+          <w:szCs w:val="28"/>
+        </w:rPr>
+        <w:t>sizes the flex item according to the width/height of the content, but doesn't allow it to shrink. This means the item has the potential to overflow the container.</w:t>
+      </w:r>
+    </w:p>
+    <w:p>
+      <w:pPr>
+        <w:rPr>
+          <w:rFonts w:ascii="Sakkal Majalla" w:hAnsi="Sakkal Majalla" w:cs="Sakkal Majalla"/>
+          <w:sz w:val="28"/>
+          <w:szCs w:val="28"/>
+        </w:rPr>
+      </w:pPr>
+      <w:r>
+        <w:rPr>
+          <w:rFonts w:ascii="Sakkal Majalla" w:hAnsi="Sakkal Majalla" w:cs="Sakkal Majalla"/>
+          <w:sz w:val="28"/>
+          <w:szCs w:val="28"/>
+        </w:rPr>
+        <w:t>If you omit the flex property (and longhand properties), the initial values are as follows:</w:t>
+      </w:r>
+    </w:p>
+    <w:p>
+      <w:pPr>
+        <w:numPr>
+          <w:ilvl w:val="0"/>
+          <w:numId w:val="2"/>
+        </w:numPr>
+        <w:rPr>
+          <w:rFonts w:ascii="Sakkal Majalla" w:hAnsi="Sakkal Majalla" w:cs="Sakkal Majalla"/>
+          <w:sz w:val="28"/>
+          <w:szCs w:val="28"/>
+        </w:rPr>
+      </w:pPr>
+      <w:r>
+        <w:rPr>
+          <w:rFonts w:ascii="Sakkal Majalla" w:hAnsi="Sakkal Majalla" w:cs="Sakkal Majalla"/>
+          <w:b/>
+          <w:bCs/>
+          <w:color w:val="BF4E14" w:themeColor="accent2" w:themeShade="BF"/>
+          <w:sz w:val="28"/>
+          <w:szCs w:val="28"/>
+        </w:rPr>
+        <w:t>flex-grow</w:t>
+      </w:r>
+      <w:r>
+        <w:rPr>
+          <w:rFonts w:ascii="Sakkal Majalla" w:hAnsi="Sakkal Majalla" w:cs="Sakkal Majalla"/>
+          <w:sz w:val="28"/>
+          <w:szCs w:val="28"/>
+        </w:rPr>
+        <w:t>: 0</w:t>
+      </w:r>
+    </w:p>
+    <w:p>
+      <w:pPr>
+        <w:numPr>
+          <w:ilvl w:val="0"/>
+          <w:numId w:val="2"/>
+        </w:numPr>
+        <w:rPr>
+          <w:rFonts w:ascii="Sakkal Majalla" w:hAnsi="Sakkal Majalla" w:cs="Sakkal Majalla"/>
+          <w:sz w:val="28"/>
+          <w:szCs w:val="28"/>
+        </w:rPr>
+      </w:pPr>
+      <w:r>
+        <w:rPr>
+          <w:rFonts w:ascii="Sakkal Majalla" w:hAnsi="Sakkal Majalla" w:cs="Sakkal Majalla"/>
+          <w:b/>
+          <w:bCs/>
+          <w:color w:val="BF4E14" w:themeColor="accent2" w:themeShade="BF"/>
+          <w:sz w:val="28"/>
+          <w:szCs w:val="28"/>
+        </w:rPr>
+        <w:t>flex-shrink</w:t>
+      </w:r>
+      <w:r>
+        <w:rPr>
+          <w:rFonts w:ascii="Sakkal Majalla" w:hAnsi="Sakkal Majalla" w:cs="Sakkal Majalla"/>
+          <w:sz w:val="28"/>
+          <w:szCs w:val="28"/>
+        </w:rPr>
+        <w:t>: 1</w:t>
+      </w:r>
+    </w:p>
+    <w:p>
+      <w:pPr>
+        <w:numPr>
+          <w:ilvl w:val="0"/>
+          <w:numId w:val="2"/>
+        </w:numPr>
+        <w:rPr>
+          <w:rFonts w:ascii="Sakkal Majalla" w:hAnsi="Sakkal Majalla" w:cs="Sakkal Majalla"/>
+          <w:sz w:val="28"/>
+          <w:szCs w:val="28"/>
+        </w:rPr>
+      </w:pPr>
+      <w:r>
+        <w:rPr>
+          <w:rFonts w:ascii="Sakkal Majalla" w:hAnsi="Sakkal Majalla" w:cs="Sakkal Majalla"/>
+          <w:b/>
+          <w:bCs/>
+          <w:color w:val="BF4E14" w:themeColor="accent2" w:themeShade="BF"/>
+          <w:sz w:val="28"/>
+          <w:szCs w:val="28"/>
+        </w:rPr>
+        <w:t>flex-basis</w:t>
+      </w:r>
+      <w:r>
+        <w:rPr>
+          <w:rFonts w:ascii="Sakkal Majalla" w:hAnsi="Sakkal Majalla" w:cs="Sakkal Majalla"/>
+          <w:sz w:val="28"/>
+          <w:szCs w:val="28"/>
+        </w:rPr>
+        <w:t>: auto</w:t>
+      </w:r>
+    </w:p>
+    <w:p>
+      <w:pPr>
+        <w:rPr>
+          <w:rFonts w:ascii="Sakkal Majalla" w:hAnsi="Sakkal Majalla" w:cs="Sakkal Majalla"/>
+          <w:sz w:val="28"/>
+          <w:szCs w:val="28"/>
+        </w:rPr>
+      </w:pPr>
+      <w:r>
+        <w:rPr>
+          <w:rFonts w:ascii="Sakkal Majalla" w:hAnsi="Sakkal Majalla" w:cs="Sakkal Majalla"/>
+          <w:sz w:val="28"/>
+          <w:szCs w:val="28"/>
+        </w:rPr>
+        <w:t>This is known as </w:t>
+      </w:r>
+      <w:r>
+        <w:rPr>
+          <w:rFonts w:ascii="Sakkal Majalla" w:hAnsi="Sakkal Majalla" w:cs="Sakkal Majalla"/>
+          <w:b/>
+          <w:bCs/>
+          <w:color w:val="BF4E14" w:themeColor="accent2" w:themeShade="BF"/>
+          <w:sz w:val="28"/>
+          <w:szCs w:val="28"/>
+        </w:rPr>
+        <w:t>flex</w:t>
+      </w:r>
+      <w:r>
+        <w:rPr>
+          <w:rFonts w:ascii="Sakkal Majalla" w:hAnsi="Sakkal Majalla" w:cs="Sakkal Majalla"/>
+          <w:sz w:val="28"/>
+          <w:szCs w:val="28"/>
+        </w:rPr>
+        <w:t xml:space="preserve">: </w:t>
+      </w:r>
+      <w:r>
+        <w:rPr>
+          <w:rFonts w:ascii="Sakkal Majalla" w:hAnsi="Sakkal Majalla" w:cs="Sakkal Majalla"/>
+          <w:b/>
+          <w:bCs/>
+          <w:color w:val="002060"/>
+          <w:sz w:val="28"/>
+          <w:szCs w:val="28"/>
+        </w:rPr>
+        <w:t>initial</w:t>
+      </w:r>
+      <w:r>
+        <w:rPr>
+          <w:rFonts w:ascii="Sakkal Majalla" w:hAnsi="Sakkal Majalla" w:cs="Sakkal Majalla"/>
+          <w:sz w:val="28"/>
+          <w:szCs w:val="28"/>
+        </w:rPr>
+        <w:t>.</w:t>
+      </w:r>
+    </w:p>
+    <w:p>
+      <w:pPr>
+        <w:rPr>
+          <w:rFonts w:ascii="Sakkal Majalla" w:hAnsi="Sakkal Majalla" w:cs="Sakkal Majalla"/>
+          <w:sz w:val="28"/>
+          <w:szCs w:val="28"/>
+        </w:rPr>
+      </w:pPr>
+      <w:r>
+        <w:rPr>
+          <w:rFonts w:ascii="Sakkal Majalla" w:hAnsi="Sakkal Majalla" w:cs="Sakkal Majalla"/>
+          <w:sz w:val="28"/>
+          <w:szCs w:val="28"/>
+        </w:rPr>
+        <w:t>This means the item will not grow when there is free space available (</w:t>
+      </w:r>
+      <w:r>
+        <w:rPr>
+          <w:rFonts w:ascii="Sakkal Majalla" w:hAnsi="Sakkal Majalla" w:cs="Sakkal Majalla"/>
+          <w:b/>
+          <w:bCs/>
+          <w:color w:val="C00000"/>
+          <w:sz w:val="28"/>
+          <w:szCs w:val="28"/>
+        </w:rPr>
+        <w:t>just like flex: none</w:t>
+      </w:r>
+      <w:r>
+        <w:rPr>
+          <w:rFonts w:ascii="Sakkal Majalla" w:hAnsi="Sakkal Majalla" w:cs="Sakkal Majalla"/>
+          <w:sz w:val="28"/>
+          <w:szCs w:val="28"/>
+        </w:rPr>
+        <w:t>), but it can shrink when necessary (</w:t>
+      </w:r>
+      <w:r>
+        <w:rPr>
+          <w:rFonts w:ascii="Sakkal Majalla" w:hAnsi="Sakkal Majalla" w:cs="Sakkal Majalla"/>
+          <w:b/>
+          <w:bCs/>
+          <w:color w:val="3A7C22" w:themeColor="accent6" w:themeShade="BF"/>
+          <w:sz w:val="28"/>
+          <w:szCs w:val="28"/>
+        </w:rPr>
+        <w:t>unlike flex: none</w:t>
+      </w:r>
+      <w:r>
+        <w:rPr>
+          <w:rFonts w:ascii="Sakkal Majalla" w:hAnsi="Sakkal Majalla" w:cs="Sakkal Majalla"/>
+          <w:sz w:val="28"/>
+          <w:szCs w:val="28"/>
+        </w:rPr>
+        <w:t>).</w:t>
+      </w:r>
+    </w:p>
+    <w:p>
+      <w:pPr>
+        <w:ind w:left="720" w:firstLine="720"/>
+        <w:rPr>
+          <w:rFonts w:ascii="Sakkal Majalla" w:hAnsi="Sakkal Majalla" w:cs="Sakkal Majalla"/>
+          <w:sz w:val="28"/>
+          <w:szCs w:val="28"/>
+        </w:rPr>
+      </w:pPr>
+      <w:r>
+        <w:rPr>
+          <w:rFonts w:ascii="Sakkal Majalla" w:hAnsi="Sakkal Majalla" w:cs="Sakkal Majalla"/>
+          <w:sz w:val="28"/>
+          <w:szCs w:val="28"/>
+        </w:rPr>
+        <w:t>==========================================================</w:t>
+      </w:r>
+    </w:p>
+    <w:p>
+      <w:pPr>
+        <w:rPr>
+          <w:rFonts w:ascii="Sakkal Majalla" w:hAnsi="Sakkal Majalla" w:cs="Sakkal Majalla"/>
+          <w:sz w:val="28"/>
+          <w:szCs w:val="28"/>
+        </w:rPr>
+      </w:pPr>
+      <w:r>
+        <w:rPr>
+          <w:rFonts w:ascii="Sakkal Majalla" w:hAnsi="Sakkal Majalla" w:cs="Sakkal Majalla"/>
+          <w:sz w:val="28"/>
+          <w:szCs w:val="28"/>
+        </w:rPr>
+        <w:t>T</w:t>
+      </w:r>
+      <w:r>
+        <w:rPr>
+          <w:rFonts w:ascii="Sakkal Majalla" w:hAnsi="Sakkal Majalla" w:cs="Sakkal Majalla"/>
+          <w:sz w:val="28"/>
+          <w:szCs w:val="28"/>
+        </w:rPr>
+        <w:t>he layout file is the best way to create a shared layout that all pages in your application can use.</w:t>
+      </w:r>
+    </w:p>
+    <w:p>
+      <w:pPr>
+        <w:ind w:left="720" w:firstLine="720"/>
+        <w:rPr>
+          <w:rFonts w:ascii="Sakkal Majalla" w:hAnsi="Sakkal Majalla" w:cs="Sakkal Majalla"/>
+          <w:sz w:val="28"/>
+          <w:szCs w:val="28"/>
+        </w:rPr>
+      </w:pPr>
+      <w:r>
+        <w:rPr>
+          <w:rFonts w:ascii="Sakkal Majalla" w:hAnsi="Sakkal Majalla" w:cs="Sakkal Majalla"/>
+          <w:sz w:val="28"/>
+          <w:szCs w:val="28"/>
+        </w:rPr>
+        <w:t>==========================================================</w:t>
+      </w:r>
+    </w:p>
+    <w:p>
+      <w:pPr>
+        <w:rPr>
+          <w:rFonts w:ascii="Sakkal Majalla" w:hAnsi="Sakkal Majalla" w:cs="Sakkal Majalla"/>
+          <w:sz w:val="28"/>
+          <w:szCs w:val="28"/>
+        </w:rPr>
+      </w:pPr>
+      <w:r>
+        <w:rPr>
+          <w:noProof/>
+        </w:rPr>
+        <w:drawing>
+          <wp:inline distT="0" distB="0" distL="0" distR="0" wp14:anchorId="29E48672" wp14:editId="70CFF738">
+            <wp:extent cx="5943600" cy="1553210"/>
+            <wp:effectExtent l="0" t="0" r="0" b="8890"/>
+            <wp:docPr id="1743630059" name="Picture 1"/>
+            <wp:cNvGraphicFramePr>
+              <a:graphicFrameLocks xmlns:a="http://schemas.openxmlformats.org/drawingml/2006/main" noChangeAspect="1"/>
+            </wp:cNvGraphicFramePr>
+            <a:graphic xmlns:a="http://schemas.openxmlformats.org/drawingml/2006/main">
+              <a:graphicData uri="http://schemas.openxmlformats.org/drawingml/2006/picture">
+                <pic:pic xmlns:pic="http://schemas.openxmlformats.org/drawingml/2006/picture">
+                  <pic:nvPicPr>
+                    <pic:cNvPr id="1743630059" name=""/>
+                    <pic:cNvPicPr/>
+                  </pic:nvPicPr>
+                  <pic:blipFill>
+                    <a:blip r:embed="rId8"/>
+                    <a:stretch>
+                      <a:fillRect/>
+                    </a:stretch>
+                  </pic:blipFill>
+                  <pic:spPr>
+                    <a:xfrm>
+                      <a:off x="0" y="0"/>
+                      <a:ext cx="5943600" cy="1553210"/>
+                    </a:xfrm>
+                    <a:prstGeom prst="rect">
+                      <a:avLst/>
+                    </a:prstGeom>
+                  </pic:spPr>
+                </pic:pic>
+              </a:graphicData>
+            </a:graphic>
+          </wp:inline>
+        </w:drawing>
+      </w:r>
+    </w:p>
+    <w:p>
+      <w:pPr>
+        <w:ind w:left="720" w:firstLine="720"/>
+        <w:rPr>
+          <w:rFonts w:ascii="Sakkal Majalla" w:hAnsi="Sakkal Majalla" w:cs="Sakkal Majalla"/>
+          <w:sz w:val="28"/>
+          <w:szCs w:val="28"/>
+        </w:rPr>
+      </w:pPr>
+      <w:r>
+        <w:rPr>
+          <w:rFonts w:ascii="Sakkal Majalla" w:hAnsi="Sakkal Majalla" w:cs="Sakkal Majalla"/>
+          <w:sz w:val="28"/>
+          <w:szCs w:val="28"/>
+        </w:rPr>
+        <w:t>==========================================================</w:t>
+      </w:r>
+    </w:p>
+    <w:p>
+      <w:pPr>
+        <w:rPr>
+          <w:rFonts w:ascii="Sakkal Majalla" w:hAnsi="Sakkal Majalla" w:cs="Sakkal Majalla"/>
+          <w:sz w:val="28"/>
+          <w:szCs w:val="28"/>
+        </w:rPr>
+      </w:pPr>
+      <w:r>
+        <w:rPr>
+          <w:rFonts w:ascii="Sakkal Majalla" w:hAnsi="Sakkal Majalla" w:cs="Sakkal Majalla"/>
+          <w:sz w:val="28"/>
+          <w:szCs w:val="28"/>
+        </w:rPr>
+        <w:lastRenderedPageBreak/>
+        <w:t>T</w:t>
+      </w:r>
+      <w:r>
+        <w:rPr>
+          <w:rFonts w:ascii="Sakkal Majalla" w:hAnsi="Sakkal Majalla" w:cs="Sakkal Majalla"/>
+          <w:sz w:val="28"/>
+          <w:szCs w:val="28"/>
+        </w:rPr>
+        <w:t>he Link component is similar to using &lt;</w:t>
+      </w:r>
+      <w:r>
+        <w:rPr>
+          <w:rFonts w:ascii="Sakkal Majalla" w:hAnsi="Sakkal Majalla" w:cs="Sakkal Majalla"/>
+          <w:b/>
+          <w:bCs/>
+          <w:color w:val="002060"/>
+          <w:sz w:val="28"/>
+          <w:szCs w:val="28"/>
+        </w:rPr>
+        <w:t>a</w:t>
+      </w:r>
+      <w:r>
+        <w:rPr>
+          <w:rFonts w:ascii="Sakkal Majalla" w:hAnsi="Sakkal Majalla" w:cs="Sakkal Majalla"/>
+          <w:sz w:val="28"/>
+          <w:szCs w:val="28"/>
+        </w:rPr>
+        <w:t>&gt; </w:t>
+      </w:r>
+      <w:r>
+        <w:rPr>
+          <w:rFonts w:ascii="Sakkal Majalla" w:hAnsi="Sakkal Majalla" w:cs="Sakkal Majalla"/>
+          <w:b/>
+          <w:bCs/>
+          <w:color w:val="002060"/>
+          <w:sz w:val="28"/>
+          <w:szCs w:val="28"/>
+        </w:rPr>
+        <w:t>tags</w:t>
+      </w:r>
+      <w:r>
+        <w:rPr>
+          <w:rFonts w:ascii="Sakkal Majalla" w:hAnsi="Sakkal Majalla" w:cs="Sakkal Majalla"/>
+          <w:sz w:val="28"/>
+          <w:szCs w:val="28"/>
+        </w:rPr>
+        <w:t>, but instead of &lt;</w:t>
+      </w:r>
+      <w:r>
+        <w:rPr>
+          <w:rFonts w:ascii="Sakkal Majalla" w:hAnsi="Sakkal Majalla" w:cs="Sakkal Majalla"/>
+          <w:b/>
+          <w:bCs/>
+          <w:color w:val="002060"/>
+          <w:sz w:val="28"/>
+          <w:szCs w:val="28"/>
+        </w:rPr>
+        <w:t>a</w:t>
+      </w:r>
+      <w:r>
+        <w:rPr>
+          <w:rFonts w:ascii="Sakkal Majalla" w:hAnsi="Sakkal Majalla" w:cs="Sakkal Majalla"/>
+          <w:sz w:val="28"/>
+          <w:szCs w:val="28"/>
+        </w:rPr>
+        <w:t xml:space="preserve"> href="…"&gt;, you use &lt;</w:t>
+      </w:r>
+      <w:r>
+        <w:rPr>
+          <w:rFonts w:ascii="Sakkal Majalla" w:hAnsi="Sakkal Majalla" w:cs="Sakkal Majalla"/>
+          <w:b/>
+          <w:bCs/>
+          <w:color w:val="002060"/>
+          <w:sz w:val="28"/>
+          <w:szCs w:val="28"/>
+        </w:rPr>
+        <w:t>Link</w:t>
+      </w:r>
+      <w:r>
+        <w:rPr>
+          <w:rFonts w:ascii="Sakkal Majalla" w:hAnsi="Sakkal Majalla" w:cs="Sakkal Majalla"/>
+          <w:color w:val="002060"/>
+          <w:sz w:val="28"/>
+          <w:szCs w:val="28"/>
+        </w:rPr>
+        <w:t xml:space="preserve"> </w:t>
+      </w:r>
+      <w:r>
+        <w:rPr>
+          <w:rFonts w:ascii="Sakkal Majalla" w:hAnsi="Sakkal Majalla" w:cs="Sakkal Majalla"/>
+          <w:sz w:val="28"/>
+          <w:szCs w:val="28"/>
+        </w:rPr>
+        <w:t>href="…"&gt;.</w:t>
+      </w:r>
+    </w:p>
+    <w:p>
+      <w:pPr>
+        <w:rPr>
+          <w:rFonts w:ascii="Sakkal Majalla" w:hAnsi="Sakkal Majalla" w:cs="Sakkal Majalla"/>
+          <w:sz w:val="28"/>
+          <w:szCs w:val="28"/>
+        </w:rPr>
+      </w:pPr>
+      <w:r>
+        <w:rPr>
+          <w:rFonts w:ascii="Sakkal Majalla" w:hAnsi="Sakkal Majalla" w:cs="Sakkal Majalla"/>
+          <w:sz w:val="28"/>
+          <w:szCs w:val="28"/>
+        </w:rPr>
+        <w:tab/>
+      </w:r>
+      <w:r>
+        <w:rPr>
+          <w:rFonts w:ascii="Sakkal Majalla" w:hAnsi="Sakkal Majalla" w:cs="Sakkal Majalla"/>
+          <w:sz w:val="28"/>
+          <w:szCs w:val="28"/>
+        </w:rPr>
+        <w:tab/>
+      </w:r>
+      <w:r>
+        <w:rPr>
+          <w:rFonts w:ascii="Sakkal Majalla" w:hAnsi="Sakkal Majalla" w:cs="Sakkal Majalla"/>
+          <w:sz w:val="28"/>
+          <w:szCs w:val="28"/>
+        </w:rPr>
+        <w:t>==========================================================</w:t>
+      </w:r>
+    </w:p>
+    <w:p>
+      <w:pPr>
+        <w:rPr>
+          <w:rFonts w:ascii="Sakkal Majalla" w:hAnsi="Sakkal Majalla" w:cs="Sakkal Majalla"/>
+          <w:sz w:val="28"/>
+          <w:szCs w:val="28"/>
+        </w:rPr>
+      </w:pPr>
+      <w:r>
+        <w:rPr>
+          <w:noProof/>
+        </w:rPr>
+        <w:drawing>
+          <wp:inline distT="0" distB="0" distL="0" distR="0" wp14:anchorId="7CD86428" wp14:editId="7DF80527">
+            <wp:extent cx="6591935" cy="2295525"/>
+            <wp:effectExtent l="0" t="0" r="0" b="9525"/>
+            <wp:docPr id="1521719015" name="Picture 1"/>
+            <wp:cNvGraphicFramePr>
+              <a:graphicFrameLocks xmlns:a="http://schemas.openxmlformats.org/drawingml/2006/main" noChangeAspect="1"/>
+            </wp:cNvGraphicFramePr>
+            <a:graphic xmlns:a="http://schemas.openxmlformats.org/drawingml/2006/main">
+              <a:graphicData uri="http://schemas.openxmlformats.org/drawingml/2006/picture">
+                <pic:pic xmlns:pic="http://schemas.openxmlformats.org/drawingml/2006/picture">
+                  <pic:nvPicPr>
+                    <pic:cNvPr id="1521719015" name=""/>
+                    <pic:cNvPicPr/>
+                  </pic:nvPicPr>
+                  <pic:blipFill>
+                    <a:blip r:embed="rId9"/>
+                    <a:stretch>
+                      <a:fillRect/>
+                    </a:stretch>
+                  </pic:blipFill>
+                  <pic:spPr>
+                    <a:xfrm>
+                      <a:off x="0" y="0"/>
+                      <a:ext cx="6596018" cy="2296947"/>
+                    </a:xfrm>
+                    <a:prstGeom prst="rect">
+                      <a:avLst/>
+                    </a:prstGeom>
+                  </pic:spPr>
+                </pic:pic>
+              </a:graphicData>
+            </a:graphic>
+          </wp:inline>
+        </w:drawing>
+      </w:r>
+    </w:p>
+    <w:p>
+      <w:pPr>
+        <w:ind w:left="720" w:firstLine="720"/>
+        <w:rPr>
+          <w:rFonts w:ascii="Sakkal Majalla" w:hAnsi="Sakkal Majalla" w:cs="Sakkal Majalla"/>
+          <w:sz w:val="28"/>
+          <w:szCs w:val="28"/>
+        </w:rPr>
+      </w:pPr>
+      <w:r>
+        <w:rPr>
+          <w:rFonts w:ascii="Sakkal Majalla" w:hAnsi="Sakkal Majalla" w:cs="Sakkal Majalla"/>
+          <w:sz w:val="28"/>
+          <w:szCs w:val="28"/>
+        </w:rPr>
+        <w:t>==========================================================</w:t>
+      </w:r>
+    </w:p>
     <w:sectPr>
       <w:pgSz w:w="12240" w:h="15840"/>
       <w:pgMar w:top="1440" w:right="1440" w:bottom="1440" w:left="1440" w:header="720" w:footer="720" w:gutter="0"/>
@@ -3603,6 +4180,315 @@
     </w:sectPr>
   </w:body>
 </w:document>
+</file>
+
+<file path=word/numbering.xml><?xml version="1.0" encoding="utf-8"?>
+<w:numbering xmlns:wpc="http://schemas.microsoft.com/office/word/2010/wordprocessingCanvas" xmlns:cx="http://schemas.microsoft.com/office/drawing/2014/chartex" xmlns:cx1="http://schemas.microsoft.com/office/drawing/2015/9/8/chartex" xmlns:cx2="http://schemas.microsoft.com/office/drawing/2015/10/21/chartex" xmlns:cx3="http://schemas.microsoft.com/office/drawing/2016/5/9/chartex" xmlns:cx4="http://schemas.microsoft.com/office/drawing/2016/5/10/chartex" xmlns:cx5="http://schemas.microsoft.com/office/drawing/2016/5/11/chartex" xmlns:cx6="http://schemas.microsoft.com/office/drawing/2016/5/12/chartex" xmlns:cx7="http://schemas.microsoft.com/office/drawing/2016/5/13/chartex" xmlns:cx8="http://schemas.microsoft.com/office/drawing/2016/5/14/chartex" xmlns:mc="http://schemas.openxmlformats.org/markup-compatibility/2006" xmlns:aink="http://schemas.microsoft.com/office/drawing/2016/ink" xmlns:am3d="http://schemas.microsoft.com/office/drawing/2017/model3d" xmlns:o="urn:schemas-microsoft-com:office:office" xmlns:oel="http://schemas.microsoft.com/office/2019/extlst" xmlns:r="http://schemas.openxmlformats.org/officeDocument/2006/relationships" xmlns:m="http://schemas.openxmlformats.org/officeDocument/2006/math" xmlns:v="urn:schemas-microsoft-com:vml" xmlns:wp14="http://schemas.microsoft.com/office/word/2010/wordprocessingDrawing" xmlns:wp="http://schemas.openxmlformats.org/drawingml/2006/wordprocessingDrawing" xmlns:w10="urn:schemas-microsoft-com:office:word" xmlns:w="http://schemas.openxmlformats.org/wordprocessingml/2006/main" xmlns:w14="http://schemas.microsoft.com/office/word/2010/wordml" xmlns:w15="http://schemas.microsoft.com/office/word/2012/wordml" xmlns:w16cex="http://schemas.microsoft.com/office/word/2018/wordml/cex" xmlns:w16cid="http://schemas.microsoft.com/office/word/2016/wordml/cid" xmlns:w16="http://schemas.microsoft.com/office/word/2018/wordml" xmlns:w16du="http://schemas.microsoft.com/office/word/2023/wordml/word16du" xmlns:w16sdtdh="http://schemas.microsoft.com/office/word/2020/wordml/sdtdatahash" xmlns:w16sdtfl="http://schemas.microsoft.com/office/word/2024/wordml/sdtformatlock" xmlns:w16se="http://schemas.microsoft.com/office/word/2015/wordml/symex" xmlns:wpg="http://schemas.microsoft.com/office/word/2010/wordprocessingGroup" xmlns:wpi="http://schemas.microsoft.com/office/word/2010/wordprocessingInk" xmlns:wne="http://schemas.microsoft.com/office/word/2006/wordml" xmlns:wps="http://schemas.microsoft.com/office/word/2010/wordprocessingShape" mc:Ignorable="w14 w15 w16se w16cid w16 w16cex w16sdtdh w16sdtfl w16du wp14">
+  <w:abstractNum w:abstractNumId="0" w15:restartNumberingAfterBreak="0">
+    <w:nsid w:val="289F27E9"/>
+    <w:multiLevelType w:val="multilevel"/>
+    <w:tmpl w:val="C4207770"/>
+    <w:lvl w:ilvl="0">
+      <w:start w:val="1"/>
+      <w:numFmt w:val="bullet"/>
+      <w:lvlText w:val=""/>
+      <w:lvlJc w:val="left"/>
+      <w:pPr>
+        <w:tabs>
+          <w:tab w:val="num" w:pos="720"/>
+        </w:tabs>
+        <w:ind w:left="720" w:hanging="360"/>
+      </w:pPr>
+      <w:rPr>
+        <w:rFonts w:ascii="Symbol" w:hAnsi="Symbol" w:hint="default"/>
+        <w:sz w:val="20"/>
+      </w:rPr>
+    </w:lvl>
+    <w:lvl w:ilvl="1" w:tentative="1">
+      <w:start w:val="1"/>
+      <w:numFmt w:val="bullet"/>
+      <w:lvlText w:val=""/>
+      <w:lvlJc w:val="left"/>
+      <w:pPr>
+        <w:tabs>
+          <w:tab w:val="num" w:pos="1440"/>
+        </w:tabs>
+        <w:ind w:left="1440" w:hanging="360"/>
+      </w:pPr>
+      <w:rPr>
+        <w:rFonts w:ascii="Symbol" w:hAnsi="Symbol" w:hint="default"/>
+        <w:sz w:val="20"/>
+      </w:rPr>
+    </w:lvl>
+    <w:lvl w:ilvl="2" w:tentative="1">
+      <w:start w:val="1"/>
+      <w:numFmt w:val="bullet"/>
+      <w:lvlText w:val=""/>
+      <w:lvlJc w:val="left"/>
+      <w:pPr>
+        <w:tabs>
+          <w:tab w:val="num" w:pos="2160"/>
+        </w:tabs>
+        <w:ind w:left="2160" w:hanging="360"/>
+      </w:pPr>
+      <w:rPr>
+        <w:rFonts w:ascii="Symbol" w:hAnsi="Symbol" w:hint="default"/>
+        <w:sz w:val="20"/>
+      </w:rPr>
+    </w:lvl>
+    <w:lvl w:ilvl="3" w:tentative="1">
+      <w:start w:val="1"/>
+      <w:numFmt w:val="bullet"/>
+      <w:lvlText w:val=""/>
+      <w:lvlJc w:val="left"/>
+      <w:pPr>
+        <w:tabs>
+          <w:tab w:val="num" w:pos="2880"/>
+        </w:tabs>
+        <w:ind w:left="2880" w:hanging="360"/>
+      </w:pPr>
+      <w:rPr>
+        <w:rFonts w:ascii="Symbol" w:hAnsi="Symbol" w:hint="default"/>
+        <w:sz w:val="20"/>
+      </w:rPr>
+    </w:lvl>
+    <w:lvl w:ilvl="4" w:tentative="1">
+      <w:start w:val="1"/>
+      <w:numFmt w:val="bullet"/>
+      <w:lvlText w:val=""/>
+      <w:lvlJc w:val="left"/>
+      <w:pPr>
+        <w:tabs>
+          <w:tab w:val="num" w:pos="3600"/>
+        </w:tabs>
+        <w:ind w:left="3600" w:hanging="360"/>
+      </w:pPr>
+      <w:rPr>
+        <w:rFonts w:ascii="Symbol" w:hAnsi="Symbol" w:hint="default"/>
+        <w:sz w:val="20"/>
+      </w:rPr>
+    </w:lvl>
+    <w:lvl w:ilvl="5" w:tentative="1">
+      <w:start w:val="1"/>
+      <w:numFmt w:val="bullet"/>
+      <w:lvlText w:val=""/>
+      <w:lvlJc w:val="left"/>
+      <w:pPr>
+        <w:tabs>
+          <w:tab w:val="num" w:pos="4320"/>
+        </w:tabs>
+        <w:ind w:left="4320" w:hanging="360"/>
+      </w:pPr>
+      <w:rPr>
+        <w:rFonts w:ascii="Symbol" w:hAnsi="Symbol" w:hint="default"/>
+        <w:sz w:val="20"/>
+      </w:rPr>
+    </w:lvl>
+    <w:lvl w:ilvl="6" w:tentative="1">
+      <w:start w:val="1"/>
+      <w:numFmt w:val="bullet"/>
+      <w:lvlText w:val=""/>
+      <w:lvlJc w:val="left"/>
+      <w:pPr>
+        <w:tabs>
+          <w:tab w:val="num" w:pos="5040"/>
+        </w:tabs>
+        <w:ind w:left="5040" w:hanging="360"/>
+      </w:pPr>
+      <w:rPr>
+        <w:rFonts w:ascii="Symbol" w:hAnsi="Symbol" w:hint="default"/>
+        <w:sz w:val="20"/>
+      </w:rPr>
+    </w:lvl>
+    <w:lvl w:ilvl="7" w:tentative="1">
+      <w:start w:val="1"/>
+      <w:numFmt w:val="bullet"/>
+      <w:lvlText w:val=""/>
+      <w:lvlJc w:val="left"/>
+      <w:pPr>
+        <w:tabs>
+          <w:tab w:val="num" w:pos="5760"/>
+        </w:tabs>
+        <w:ind w:left="5760" w:hanging="360"/>
+      </w:pPr>
+      <w:rPr>
+        <w:rFonts w:ascii="Symbol" w:hAnsi="Symbol" w:hint="default"/>
+        <w:sz w:val="20"/>
+      </w:rPr>
+    </w:lvl>
+    <w:lvl w:ilvl="8" w:tentative="1">
+      <w:start w:val="1"/>
+      <w:numFmt w:val="bullet"/>
+      <w:lvlText w:val=""/>
+      <w:lvlJc w:val="left"/>
+      <w:pPr>
+        <w:tabs>
+          <w:tab w:val="num" w:pos="6480"/>
+        </w:tabs>
+        <w:ind w:left="6480" w:hanging="360"/>
+      </w:pPr>
+      <w:rPr>
+        <w:rFonts w:ascii="Symbol" w:hAnsi="Symbol" w:hint="default"/>
+        <w:sz w:val="20"/>
+      </w:rPr>
+    </w:lvl>
+  </w:abstractNum>
+  <w:abstractNum w:abstractNumId="1" w15:restartNumberingAfterBreak="0">
+    <w:nsid w:val="290D1E66"/>
+    <w:multiLevelType w:val="multilevel"/>
+    <w:tmpl w:val="C83657B6"/>
+    <w:lvl w:ilvl="0">
+      <w:start w:val="1"/>
+      <w:numFmt w:val="bullet"/>
+      <w:lvlText w:val=""/>
+      <w:lvlJc w:val="left"/>
+      <w:pPr>
+        <w:tabs>
+          <w:tab w:val="num" w:pos="720"/>
+        </w:tabs>
+        <w:ind w:left="720" w:hanging="360"/>
+      </w:pPr>
+      <w:rPr>
+        <w:rFonts w:ascii="Symbol" w:hAnsi="Symbol" w:hint="default"/>
+        <w:sz w:val="20"/>
+      </w:rPr>
+    </w:lvl>
+    <w:lvl w:ilvl="1" w:tentative="1">
+      <w:start w:val="1"/>
+      <w:numFmt w:val="bullet"/>
+      <w:lvlText w:val=""/>
+      <w:lvlJc w:val="left"/>
+      <w:pPr>
+        <w:tabs>
+          <w:tab w:val="num" w:pos="1440"/>
+        </w:tabs>
+        <w:ind w:left="1440" w:hanging="360"/>
+      </w:pPr>
+      <w:rPr>
+        <w:rFonts w:ascii="Symbol" w:hAnsi="Symbol" w:hint="default"/>
+        <w:sz w:val="20"/>
+      </w:rPr>
+    </w:lvl>
+    <w:lvl w:ilvl="2" w:tentative="1">
+      <w:start w:val="1"/>
+      <w:numFmt w:val="bullet"/>
+      <w:lvlText w:val=""/>
+      <w:lvlJc w:val="left"/>
+      <w:pPr>
+        <w:tabs>
+          <w:tab w:val="num" w:pos="2160"/>
+        </w:tabs>
+        <w:ind w:left="2160" w:hanging="360"/>
+      </w:pPr>
+      <w:rPr>
+        <w:rFonts w:ascii="Symbol" w:hAnsi="Symbol" w:hint="default"/>
+        <w:sz w:val="20"/>
+      </w:rPr>
+    </w:lvl>
+    <w:lvl w:ilvl="3" w:tentative="1">
+      <w:start w:val="1"/>
+      <w:numFmt w:val="bullet"/>
+      <w:lvlText w:val=""/>
+      <w:lvlJc w:val="left"/>
+      <w:pPr>
+        <w:tabs>
+          <w:tab w:val="num" w:pos="2880"/>
+        </w:tabs>
+        <w:ind w:left="2880" w:hanging="360"/>
+      </w:pPr>
+      <w:rPr>
+        <w:rFonts w:ascii="Symbol" w:hAnsi="Symbol" w:hint="default"/>
+        <w:sz w:val="20"/>
+      </w:rPr>
+    </w:lvl>
+    <w:lvl w:ilvl="4" w:tentative="1">
+      <w:start w:val="1"/>
+      <w:numFmt w:val="bullet"/>
+      <w:lvlText w:val=""/>
+      <w:lvlJc w:val="left"/>
+      <w:pPr>
+        <w:tabs>
+          <w:tab w:val="num" w:pos="3600"/>
+        </w:tabs>
+        <w:ind w:left="3600" w:hanging="360"/>
+      </w:pPr>
+      <w:rPr>
+        <w:rFonts w:ascii="Symbol" w:hAnsi="Symbol" w:hint="default"/>
+        <w:sz w:val="20"/>
+      </w:rPr>
+    </w:lvl>
+    <w:lvl w:ilvl="5" w:tentative="1">
+      <w:start w:val="1"/>
+      <w:numFmt w:val="bullet"/>
+      <w:lvlText w:val=""/>
+      <w:lvlJc w:val="left"/>
+      <w:pPr>
+        <w:tabs>
+          <w:tab w:val="num" w:pos="4320"/>
+        </w:tabs>
+        <w:ind w:left="4320" w:hanging="360"/>
+      </w:pPr>
+      <w:rPr>
+        <w:rFonts w:ascii="Symbol" w:hAnsi="Symbol" w:hint="default"/>
+        <w:sz w:val="20"/>
+      </w:rPr>
+    </w:lvl>
+    <w:lvl w:ilvl="6" w:tentative="1">
+      <w:start w:val="1"/>
+      <w:numFmt w:val="bullet"/>
+      <w:lvlText w:val=""/>
+      <w:lvlJc w:val="left"/>
+      <w:pPr>
+        <w:tabs>
+          <w:tab w:val="num" w:pos="5040"/>
+        </w:tabs>
+        <w:ind w:left="5040" w:hanging="360"/>
+      </w:pPr>
+      <w:rPr>
+        <w:rFonts w:ascii="Symbol" w:hAnsi="Symbol" w:hint="default"/>
+        <w:sz w:val="20"/>
+      </w:rPr>
+    </w:lvl>
+    <w:lvl w:ilvl="7" w:tentative="1">
+      <w:start w:val="1"/>
+      <w:numFmt w:val="bullet"/>
+      <w:lvlText w:val=""/>
+      <w:lvlJc w:val="left"/>
+      <w:pPr>
+        <w:tabs>
+          <w:tab w:val="num" w:pos="5760"/>
+        </w:tabs>
+        <w:ind w:left="5760" w:hanging="360"/>
+      </w:pPr>
+      <w:rPr>
+        <w:rFonts w:ascii="Symbol" w:hAnsi="Symbol" w:hint="default"/>
+        <w:sz w:val="20"/>
+      </w:rPr>
+    </w:lvl>
+    <w:lvl w:ilvl="8" w:tentative="1">
+      <w:start w:val="1"/>
+      <w:numFmt w:val="bullet"/>
+      <w:lvlText w:val=""/>
+      <w:lvlJc w:val="left"/>
+      <w:pPr>
+        <w:tabs>
+          <w:tab w:val="num" w:pos="6480"/>
+        </w:tabs>
+        <w:ind w:left="6480" w:hanging="360"/>
+      </w:pPr>
+      <w:rPr>
+        <w:rFonts w:ascii="Symbol" w:hAnsi="Symbol" w:hint="default"/>
+        <w:sz w:val="20"/>
+      </w:rPr>
+    </w:lvl>
+  </w:abstractNum>
+  <w:num w:numId="1" w16cid:durableId="1212493767">
+    <w:abstractNumId w:val="0"/>
+  </w:num>
+  <w:num w:numId="2" w16cid:durableId="554243911">
+    <w:abstractNumId w:val="1"/>
+  </w:num>
+</w:numbering>
 </file>
 
 <file path=word/styles.xml><?xml version="1.0" encoding="utf-8"?>

--- a/NextJS/NextJS-Notes-01.docx
+++ b/NextJS/NextJS-Notes-01.docx
@@ -111,7 +111,19 @@
           <w:szCs w:val="28"/>
           <w14:ligatures w14:val="none"/>
         </w:rPr>
-        <w:t xml:space="preserve"> { </w:t>
+        <w:t xml:space="preserve"> </w:t>
+      </w:r>
+      <w:proofErr w:type="gramStart"/>
+      <w:r>
+        <w:rPr>
+          <w:rFonts w:ascii="Sakkal Majalla" w:eastAsia="Times New Roman" w:hAnsi="Sakkal Majalla" w:cs="Sakkal Majalla"/>
+          <w:color w:val="3B3B3B"/>
+          <w:kern w:val="0"/>
+          <w:sz w:val="28"/>
+          <w:szCs w:val="28"/>
+          <w14:ligatures w14:val="none"/>
+        </w:rPr>
+        <w:t xml:space="preserve">{ </w:t>
       </w:r>
       <w:r>
         <w:rPr>
@@ -124,6 +136,7 @@
         </w:rPr>
         <w:t>Inter</w:t>
       </w:r>
+      <w:proofErr w:type="gramEnd"/>
       <w:r>
         <w:rPr>
           <w:rFonts w:ascii="Sakkal Majalla" w:eastAsia="Times New Roman" w:hAnsi="Sakkal Majalla" w:cs="Sakkal Majalla"/>
@@ -284,6 +297,7 @@
         </w:rPr>
         <w:t xml:space="preserve"> </w:t>
       </w:r>
+      <w:proofErr w:type="gramStart"/>
       <w:r>
         <w:rPr>
           <w:rFonts w:ascii="Sakkal Majalla" w:eastAsia="Times New Roman" w:hAnsi="Sakkal Majalla" w:cs="Sakkal Majalla"/>
@@ -315,7 +329,19 @@
           <w:szCs w:val="28"/>
           <w14:ligatures w14:val="none"/>
         </w:rPr>
-        <w:t>subsets:</w:t>
+        <w:t>subsets</w:t>
+      </w:r>
+      <w:proofErr w:type="gramEnd"/>
+      <w:r>
+        <w:rPr>
+          <w:rFonts w:ascii="Sakkal Majalla" w:eastAsia="Times New Roman" w:hAnsi="Sakkal Majalla" w:cs="Sakkal Majalla"/>
+          <w:color w:val="001080"/>
+          <w:kern w:val="0"/>
+          <w:sz w:val="28"/>
+          <w:szCs w:val="28"/>
+          <w14:ligatures w14:val="none"/>
+        </w:rPr>
+        <w:t>:</w:t>
       </w:r>
       <w:r>
         <w:rPr>
@@ -339,16 +365,29 @@
         </w:rPr>
         <w:t>'latin'</w:t>
       </w:r>
-      <w:r>
-        <w:rPr>
-          <w:rFonts w:ascii="Sakkal Majalla" w:eastAsia="Times New Roman" w:hAnsi="Sakkal Majalla" w:cs="Sakkal Majalla"/>
-          <w:color w:val="3B3B3B"/>
-          <w:kern w:val="0"/>
-          <w:sz w:val="28"/>
-          <w:szCs w:val="28"/>
-          <w14:ligatures w14:val="none"/>
-        </w:rPr>
-        <w:t>] })</w:t>
+      <w:proofErr w:type="gramStart"/>
+      <w:r>
+        <w:rPr>
+          <w:rFonts w:ascii="Sakkal Majalla" w:eastAsia="Times New Roman" w:hAnsi="Sakkal Majalla" w:cs="Sakkal Majalla"/>
+          <w:color w:val="3B3B3B"/>
+          <w:kern w:val="0"/>
+          <w:sz w:val="28"/>
+          <w:szCs w:val="28"/>
+          <w14:ligatures w14:val="none"/>
+        </w:rPr>
+        <w:t>] }</w:t>
+      </w:r>
+      <w:proofErr w:type="gramEnd"/>
+      <w:r>
+        <w:rPr>
+          <w:rFonts w:ascii="Sakkal Majalla" w:eastAsia="Times New Roman" w:hAnsi="Sakkal Majalla" w:cs="Sakkal Majalla"/>
+          <w:color w:val="3B3B3B"/>
+          <w:kern w:val="0"/>
+          <w:sz w:val="28"/>
+          <w:szCs w:val="28"/>
+          <w14:ligatures w14:val="none"/>
+        </w:rPr>
+        <w:t>)</w:t>
       </w:r>
     </w:p>
     <w:p>
@@ -503,7 +542,19 @@
           <w:szCs w:val="28"/>
           <w14:ligatures w14:val="none"/>
         </w:rPr>
-        <w:t xml:space="preserve"> { </w:t>
+        <w:t xml:space="preserve"> </w:t>
+      </w:r>
+      <w:proofErr w:type="gramStart"/>
+      <w:r>
+        <w:rPr>
+          <w:rFonts w:ascii="Sakkal Majalla" w:eastAsia="Times New Roman" w:hAnsi="Sakkal Majalla" w:cs="Sakkal Majalla"/>
+          <w:color w:val="3B3B3B"/>
+          <w:kern w:val="0"/>
+          <w:sz w:val="28"/>
+          <w:szCs w:val="28"/>
+          <w14:ligatures w14:val="none"/>
+        </w:rPr>
+        <w:t xml:space="preserve">{ </w:t>
       </w:r>
       <w:r>
         <w:rPr>
@@ -516,6 +567,7 @@
         </w:rPr>
         <w:t>inter</w:t>
       </w:r>
+      <w:proofErr w:type="gramEnd"/>
       <w:r>
         <w:rPr>
           <w:rFonts w:ascii="Sakkal Majalla" w:eastAsia="Times New Roman" w:hAnsi="Sakkal Majalla" w:cs="Sakkal Majalla"/>
@@ -689,6 +741,7 @@
         </w:rPr>
         <w:t xml:space="preserve"> </w:t>
       </w:r>
+      <w:proofErr w:type="gramStart"/>
       <w:r>
         <w:rPr>
           <w:rFonts w:ascii="Sakkal Majalla" w:eastAsia="Times New Roman" w:hAnsi="Sakkal Majalla" w:cs="Sakkal Majalla"/>
@@ -709,7 +762,19 @@
           <w:szCs w:val="28"/>
           <w14:ligatures w14:val="none"/>
         </w:rPr>
-        <w:t>({</w:t>
+        <w:t>(</w:t>
+      </w:r>
+      <w:proofErr w:type="gramEnd"/>
+      <w:r>
+        <w:rPr>
+          <w:rFonts w:ascii="Sakkal Majalla" w:eastAsia="Times New Roman" w:hAnsi="Sakkal Majalla" w:cs="Sakkal Majalla"/>
+          <w:color w:val="3B3B3B"/>
+          <w:kern w:val="0"/>
+          <w:sz w:val="28"/>
+          <w:szCs w:val="28"/>
+          <w14:ligatures w14:val="none"/>
+        </w:rPr>
+        <w:t>{</w:t>
       </w:r>
     </w:p>
     <w:p>
@@ -1172,6 +1237,7 @@
         </w:rPr>
         <w:t>${</w:t>
       </w:r>
+      <w:proofErr w:type="gramStart"/>
       <w:r>
         <w:rPr>
           <w:rFonts w:ascii="Sakkal Majalla" w:eastAsia="Times New Roman" w:hAnsi="Sakkal Majalla" w:cs="Sakkal Majalla"/>
@@ -1205,6 +1271,7 @@
         </w:rPr>
         <w:t>className</w:t>
       </w:r>
+      <w:proofErr w:type="gramEnd"/>
       <w:r>
         <w:rPr>
           <w:rFonts w:ascii="Sakkal Majalla" w:eastAsia="Times New Roman" w:hAnsi="Sakkal Majalla" w:cs="Sakkal Majalla"/>
@@ -1833,7 +1900,55 @@
           <w:szCs w:val="28"/>
           <w14:ligatures w14:val="none"/>
         </w:rPr>
-        <w:t>"flex items-center justify-center p-6 md:w-3/5 md:px-28 md:py-12"</w:t>
+        <w:t xml:space="preserve">"flex items-center justify-center p-6 </w:t>
+      </w:r>
+      <w:proofErr w:type="gramStart"/>
+      <w:r>
+        <w:rPr>
+          <w:rFonts w:ascii="Sakkal Majalla" w:eastAsia="Times New Roman" w:hAnsi="Sakkal Majalla" w:cs="Sakkal Majalla"/>
+          <w:color w:val="A31515"/>
+          <w:kern w:val="0"/>
+          <w:sz w:val="28"/>
+          <w:szCs w:val="28"/>
+          <w14:ligatures w14:val="none"/>
+        </w:rPr>
+        <w:t>md:w</w:t>
+      </w:r>
+      <w:proofErr w:type="gramEnd"/>
+      <w:r>
+        <w:rPr>
+          <w:rFonts w:ascii="Sakkal Majalla" w:eastAsia="Times New Roman" w:hAnsi="Sakkal Majalla" w:cs="Sakkal Majalla"/>
+          <w:color w:val="A31515"/>
+          <w:kern w:val="0"/>
+          <w:sz w:val="28"/>
+          <w:szCs w:val="28"/>
+          <w14:ligatures w14:val="none"/>
+        </w:rPr>
+        <w:t xml:space="preserve">-3/5 </w:t>
+      </w:r>
+      <w:proofErr w:type="gramStart"/>
+      <w:r>
+        <w:rPr>
+          <w:rFonts w:ascii="Sakkal Majalla" w:eastAsia="Times New Roman" w:hAnsi="Sakkal Majalla" w:cs="Sakkal Majalla"/>
+          <w:color w:val="A31515"/>
+          <w:kern w:val="0"/>
+          <w:sz w:val="28"/>
+          <w:szCs w:val="28"/>
+          <w14:ligatures w14:val="none"/>
+        </w:rPr>
+        <w:t>md:px</w:t>
+      </w:r>
+      <w:proofErr w:type="gramEnd"/>
+      <w:r>
+        <w:rPr>
+          <w:rFonts w:ascii="Sakkal Majalla" w:eastAsia="Times New Roman" w:hAnsi="Sakkal Majalla" w:cs="Sakkal Majalla"/>
+          <w:color w:val="A31515"/>
+          <w:kern w:val="0"/>
+          <w:sz w:val="28"/>
+          <w:szCs w:val="28"/>
+          <w14:ligatures w14:val="none"/>
+        </w:rPr>
+        <w:t>-28 md:py-12"</w:t>
       </w:r>
       <w:r>
         <w:rPr>
@@ -2067,6 +2182,7 @@
         </w:rPr>
         <w:t>width</w:t>
       </w:r>
+      <w:proofErr w:type="gramStart"/>
       <w:r>
         <w:rPr>
           <w:rFonts w:ascii="Sakkal Majalla" w:eastAsia="Times New Roman" w:hAnsi="Sakkal Majalla" w:cs="Sakkal Majalla"/>
@@ -2089,6 +2205,7 @@
         </w:rPr>
         <w:t>{</w:t>
       </w:r>
+      <w:proofErr w:type="gramEnd"/>
       <w:r>
         <w:rPr>
           <w:rFonts w:ascii="Sakkal Majalla" w:eastAsia="Times New Roman" w:hAnsi="Sakkal Majalla" w:cs="Sakkal Majalla"/>
@@ -2147,6 +2264,7 @@
         </w:rPr>
         <w:t>height</w:t>
       </w:r>
+      <w:proofErr w:type="gramStart"/>
       <w:r>
         <w:rPr>
           <w:rFonts w:ascii="Sakkal Majalla" w:eastAsia="Times New Roman" w:hAnsi="Sakkal Majalla" w:cs="Sakkal Majalla"/>
@@ -2169,6 +2287,7 @@
         </w:rPr>
         <w:t>{</w:t>
       </w:r>
+      <w:proofErr w:type="gramEnd"/>
       <w:r>
         <w:rPr>
           <w:rFonts w:ascii="Sakkal Majalla" w:eastAsia="Times New Roman" w:hAnsi="Sakkal Majalla" w:cs="Sakkal Majalla"/>
@@ -2247,7 +2366,31 @@
           <w:szCs w:val="28"/>
           <w14:ligatures w14:val="none"/>
         </w:rPr>
-        <w:t>'hidden md:block'</w:t>
+        <w:t xml:space="preserve">'hidden </w:t>
+      </w:r>
+      <w:proofErr w:type="gramStart"/>
+      <w:r>
+        <w:rPr>
+          <w:rFonts w:ascii="Sakkal Majalla" w:eastAsia="Times New Roman" w:hAnsi="Sakkal Majalla" w:cs="Sakkal Majalla"/>
+          <w:color w:val="A31515"/>
+          <w:kern w:val="0"/>
+          <w:sz w:val="28"/>
+          <w:szCs w:val="28"/>
+          <w14:ligatures w14:val="none"/>
+        </w:rPr>
+        <w:t>md:block</w:t>
+      </w:r>
+      <w:proofErr w:type="gramEnd"/>
+      <w:r>
+        <w:rPr>
+          <w:rFonts w:ascii="Sakkal Majalla" w:eastAsia="Times New Roman" w:hAnsi="Sakkal Majalla" w:cs="Sakkal Majalla"/>
+          <w:color w:val="A31515"/>
+          <w:kern w:val="0"/>
+          <w:sz w:val="28"/>
+          <w:szCs w:val="28"/>
+          <w14:ligatures w14:val="none"/>
+        </w:rPr>
+        <w:t>'</w:t>
       </w:r>
     </w:p>
     <w:p>
@@ -2484,6 +2627,7 @@
         </w:rPr>
         <w:t>width</w:t>
       </w:r>
+      <w:proofErr w:type="gramStart"/>
       <w:r>
         <w:rPr>
           <w:rFonts w:ascii="Sakkal Majalla" w:eastAsia="Times New Roman" w:hAnsi="Sakkal Majalla" w:cs="Sakkal Majalla"/>
@@ -2506,6 +2650,7 @@
         </w:rPr>
         <w:t>{</w:t>
       </w:r>
+      <w:proofErr w:type="gramEnd"/>
       <w:r>
         <w:rPr>
           <w:rFonts w:ascii="Sakkal Majalla" w:eastAsia="Times New Roman" w:hAnsi="Sakkal Majalla" w:cs="Sakkal Majalla"/>
@@ -2564,6 +2709,7 @@
         </w:rPr>
         <w:t>height</w:t>
       </w:r>
+      <w:proofErr w:type="gramStart"/>
       <w:r>
         <w:rPr>
           <w:rFonts w:ascii="Sakkal Majalla" w:eastAsia="Times New Roman" w:hAnsi="Sakkal Majalla" w:cs="Sakkal Majalla"/>
@@ -2586,6 +2732,7 @@
         </w:rPr>
         <w:t>{</w:t>
       </w:r>
+      <w:proofErr w:type="gramEnd"/>
       <w:r>
         <w:rPr>
           <w:rFonts w:ascii="Sakkal Majalla" w:eastAsia="Times New Roman" w:hAnsi="Sakkal Majalla" w:cs="Sakkal Majalla"/>
@@ -2664,7 +2811,31 @@
           <w:szCs w:val="28"/>
           <w14:ligatures w14:val="none"/>
         </w:rPr>
-        <w:t>'block md:hidden'</w:t>
+        <w:t xml:space="preserve">'block </w:t>
+      </w:r>
+      <w:proofErr w:type="gramStart"/>
+      <w:r>
+        <w:rPr>
+          <w:rFonts w:ascii="Sakkal Majalla" w:eastAsia="Times New Roman" w:hAnsi="Sakkal Majalla" w:cs="Sakkal Majalla"/>
+          <w:color w:val="A31515"/>
+          <w:kern w:val="0"/>
+          <w:sz w:val="28"/>
+          <w:szCs w:val="28"/>
+          <w14:ligatures w14:val="none"/>
+        </w:rPr>
+        <w:t>md:hidden</w:t>
+      </w:r>
+      <w:proofErr w:type="gramEnd"/>
+      <w:r>
+        <w:rPr>
+          <w:rFonts w:ascii="Sakkal Majalla" w:eastAsia="Times New Roman" w:hAnsi="Sakkal Majalla" w:cs="Sakkal Majalla"/>
+          <w:color w:val="A31515"/>
+          <w:kern w:val="0"/>
+          <w:sz w:val="28"/>
+          <w:szCs w:val="28"/>
+          <w14:ligatures w14:val="none"/>
+        </w:rPr>
+        <w:t>'</w:t>
       </w:r>
     </w:p>
     <w:p>
@@ -4171,6 +4342,2412 @@
         </w:rPr>
         <w:t>==========================================================</w:t>
       </w:r>
+    </w:p>
+    <w:p>
+      <w:pPr>
+        <w:rPr>
+          <w:rFonts w:ascii="Sakkal Majalla" w:hAnsi="Sakkal Majalla" w:cs="Sakkal Majalla"/>
+          <w:sz w:val="28"/>
+          <w:szCs w:val="28"/>
+        </w:rPr>
+      </w:pPr>
+      <w:r>
+        <w:rPr>
+          <w:rFonts w:ascii="Sakkal Majalla" w:hAnsi="Sakkal Majalla" w:cs="Sakkal Majalla"/>
+          <w:sz w:val="28"/>
+          <w:szCs w:val="28"/>
+        </w:rPr>
+        <w:t xml:space="preserve">Next.js automatically prefetches the code for the linked route in the background. By the time the user clicks the link, </w:t>
+      </w:r>
+      <w:r>
+        <w:rPr>
+          <w:rFonts w:ascii="Sakkal Majalla" w:hAnsi="Sakkal Majalla" w:cs="Sakkal Majalla"/>
+          <w:b/>
+          <w:bCs/>
+          <w:color w:val="3A7C22" w:themeColor="accent6" w:themeShade="BF"/>
+          <w:sz w:val="28"/>
+          <w:szCs w:val="28"/>
+        </w:rPr>
+        <w:t>the code for the destination page will already be loaded in the background</w:t>
+      </w:r>
+      <w:r>
+        <w:rPr>
+          <w:rFonts w:ascii="Sakkal Majalla" w:hAnsi="Sakkal Majalla" w:cs="Sakkal Majalla"/>
+          <w:sz w:val="28"/>
+          <w:szCs w:val="28"/>
+        </w:rPr>
+        <w:t>, and this is what makes the page transition near-instant!</w:t>
+      </w:r>
+    </w:p>
+    <w:p>
+      <w:pPr>
+        <w:rPr>
+          <w:rFonts w:ascii="Sakkal Majalla" w:hAnsi="Sakkal Majalla" w:cs="Sakkal Majalla"/>
+          <w:sz w:val="28"/>
+          <w:szCs w:val="28"/>
+        </w:rPr>
+      </w:pPr>
+      <w:r>
+        <w:rPr>
+          <w:rFonts w:ascii="Sakkal Majalla" w:hAnsi="Sakkal Majalla" w:cs="Sakkal Majalla"/>
+          <w:sz w:val="28"/>
+          <w:szCs w:val="28"/>
+        </w:rPr>
+        <w:tab/>
+      </w:r>
+      <w:r>
+        <w:rPr>
+          <w:rFonts w:ascii="Sakkal Majalla" w:hAnsi="Sakkal Majalla" w:cs="Sakkal Majalla"/>
+          <w:sz w:val="28"/>
+          <w:szCs w:val="28"/>
+        </w:rPr>
+        <w:tab/>
+      </w:r>
+      <w:r>
+        <w:rPr>
+          <w:rFonts w:ascii="Sakkal Majalla" w:hAnsi="Sakkal Majalla" w:cs="Sakkal Majalla"/>
+          <w:sz w:val="28"/>
+          <w:szCs w:val="28"/>
+        </w:rPr>
+        <w:t>==========================================================</w:t>
+      </w:r>
+    </w:p>
+    <w:p>
+      <w:pPr>
+        <w:rPr>
+          <w:rFonts w:ascii="Sakkal Majalla" w:hAnsi="Sakkal Majalla" w:cs="Sakkal Majalla"/>
+          <w:sz w:val="28"/>
+          <w:szCs w:val="28"/>
+        </w:rPr>
+      </w:pPr>
+    </w:p>
+    <w:p>
+      <w:pPr>
+        <w:rPr>
+          <w:rFonts w:ascii="Sakkal Majalla" w:hAnsi="Sakkal Majalla" w:cs="Sakkal Majalla"/>
+          <w:sz w:val="28"/>
+          <w:szCs w:val="28"/>
+        </w:rPr>
+      </w:pPr>
+    </w:p>
+    <w:p>
+      <w:pPr>
+        <w:rPr>
+          <w:rFonts w:ascii="Sakkal Majalla" w:hAnsi="Sakkal Majalla" w:cs="Sakkal Majalla"/>
+          <w:sz w:val="28"/>
+          <w:szCs w:val="28"/>
+        </w:rPr>
+      </w:pPr>
+    </w:p>
+    <w:p>
+      <w:pPr>
+        <w:rPr>
+          <w:rFonts w:ascii="Sakkal Majalla" w:hAnsi="Sakkal Majalla" w:cs="Sakkal Majalla"/>
+          <w:sz w:val="28"/>
+          <w:szCs w:val="28"/>
+        </w:rPr>
+      </w:pPr>
+    </w:p>
+    <w:p>
+      <w:pPr>
+        <w:rPr>
+          <w:rFonts w:ascii="Sakkal Majalla" w:hAnsi="Sakkal Majalla" w:cs="Sakkal Majalla"/>
+          <w:sz w:val="28"/>
+          <w:szCs w:val="28"/>
+        </w:rPr>
+      </w:pPr>
+    </w:p>
+    <w:p>
+      <w:pPr>
+        <w:rPr>
+          <w:rFonts w:ascii="Sakkal Majalla" w:hAnsi="Sakkal Majalla" w:cs="Sakkal Majalla"/>
+          <w:sz w:val="28"/>
+          <w:szCs w:val="28"/>
+        </w:rPr>
+      </w:pPr>
+    </w:p>
+    <w:p>
+      <w:pPr>
+        <w:rPr>
+          <w:rFonts w:ascii="Sakkal Majalla" w:hAnsi="Sakkal Majalla" w:cs="Sakkal Majalla"/>
+          <w:sz w:val="28"/>
+          <w:szCs w:val="28"/>
+        </w:rPr>
+      </w:pPr>
+    </w:p>
+    <w:p>
+      <w:pPr>
+        <w:rPr>
+          <w:rFonts w:ascii="Sakkal Majalla" w:hAnsi="Sakkal Majalla" w:cs="Sakkal Majalla"/>
+          <w:sz w:val="28"/>
+          <w:szCs w:val="28"/>
+        </w:rPr>
+      </w:pPr>
+    </w:p>
+    <w:p>
+      <w:pPr>
+        <w:rPr>
+          <w:rFonts w:ascii="Sakkal Majalla" w:hAnsi="Sakkal Majalla" w:cs="Sakkal Majalla"/>
+          <w:sz w:val="28"/>
+          <w:szCs w:val="28"/>
+        </w:rPr>
+      </w:pPr>
+      <w:r>
+        <w:rPr>
+          <w:rFonts w:ascii="Sakkal Majalla" w:hAnsi="Sakkal Majalla" w:cs="Sakkal Majalla"/>
+          <w:sz w:val="28"/>
+          <w:szCs w:val="28"/>
+        </w:rPr>
+        <w:lastRenderedPageBreak/>
+        <w:t>When using the path name hook, we should convert the component to client:</w:t>
+      </w:r>
+    </w:p>
+    <w:p>
+      <w:pPr>
+        <w:shd w:val="clear" w:color="auto" w:fill="FFFFFF"/>
+        <w:spacing w:after="0" w:line="285" w:lineRule="atLeast"/>
+        <w:rPr>
+          <w:rFonts w:ascii="Consolas" w:eastAsia="Times New Roman" w:hAnsi="Consolas" w:cs="Times New Roman"/>
+          <w:color w:val="3B3B3B"/>
+          <w:kern w:val="0"/>
+          <w:sz w:val="21"/>
+          <w:szCs w:val="21"/>
+          <w14:ligatures w14:val="none"/>
+        </w:rPr>
+      </w:pPr>
+      <w:r>
+        <w:rPr>
+          <w:rFonts w:ascii="Consolas" w:eastAsia="Times New Roman" w:hAnsi="Consolas" w:cs="Times New Roman"/>
+          <w:color w:val="A31515"/>
+          <w:kern w:val="0"/>
+          <w:sz w:val="21"/>
+          <w:szCs w:val="21"/>
+          <w14:ligatures w14:val="none"/>
+        </w:rPr>
+        <w:t>'</w:t>
+      </w:r>
+      <w:proofErr w:type="gramStart"/>
+      <w:r>
+        <w:rPr>
+          <w:rFonts w:ascii="Consolas" w:eastAsia="Times New Roman" w:hAnsi="Consolas" w:cs="Times New Roman"/>
+          <w:color w:val="A31515"/>
+          <w:kern w:val="0"/>
+          <w:sz w:val="21"/>
+          <w:szCs w:val="21"/>
+          <w14:ligatures w14:val="none"/>
+        </w:rPr>
+        <w:t>use</w:t>
+      </w:r>
+      <w:proofErr w:type="gramEnd"/>
+      <w:r>
+        <w:rPr>
+          <w:rFonts w:ascii="Consolas" w:eastAsia="Times New Roman" w:hAnsi="Consolas" w:cs="Times New Roman"/>
+          <w:color w:val="A31515"/>
+          <w:kern w:val="0"/>
+          <w:sz w:val="21"/>
+          <w:szCs w:val="21"/>
+          <w14:ligatures w14:val="none"/>
+        </w:rPr>
+        <w:t xml:space="preserve"> client'</w:t>
+      </w:r>
+    </w:p>
+    <w:p>
+      <w:pPr>
+        <w:shd w:val="clear" w:color="auto" w:fill="FFFFFF"/>
+        <w:spacing w:after="0" w:line="285" w:lineRule="atLeast"/>
+        <w:rPr>
+          <w:rFonts w:ascii="Consolas" w:eastAsia="Times New Roman" w:hAnsi="Consolas" w:cs="Times New Roman"/>
+          <w:color w:val="3B3B3B"/>
+          <w:kern w:val="0"/>
+          <w:sz w:val="21"/>
+          <w:szCs w:val="21"/>
+          <w14:ligatures w14:val="none"/>
+        </w:rPr>
+      </w:pPr>
+      <w:r>
+        <w:rPr>
+          <w:rFonts w:ascii="Consolas" w:eastAsia="Times New Roman" w:hAnsi="Consolas" w:cs="Times New Roman"/>
+          <w:color w:val="AF00DB"/>
+          <w:kern w:val="0"/>
+          <w:sz w:val="21"/>
+          <w:szCs w:val="21"/>
+          <w14:ligatures w14:val="none"/>
+        </w:rPr>
+        <w:t>import</w:t>
+      </w:r>
+      <w:r>
+        <w:rPr>
+          <w:rFonts w:ascii="Consolas" w:eastAsia="Times New Roman" w:hAnsi="Consolas" w:cs="Times New Roman"/>
+          <w:color w:val="3B3B3B"/>
+          <w:kern w:val="0"/>
+          <w:sz w:val="21"/>
+          <w:szCs w:val="21"/>
+          <w14:ligatures w14:val="none"/>
+        </w:rPr>
+        <w:t xml:space="preserve"> </w:t>
+      </w:r>
+      <w:proofErr w:type="gramStart"/>
+      <w:r>
+        <w:rPr>
+          <w:rFonts w:ascii="Consolas" w:eastAsia="Times New Roman" w:hAnsi="Consolas" w:cs="Times New Roman"/>
+          <w:color w:val="3B3B3B"/>
+          <w:kern w:val="0"/>
+          <w:sz w:val="21"/>
+          <w:szCs w:val="21"/>
+          <w14:ligatures w14:val="none"/>
+        </w:rPr>
+        <w:t xml:space="preserve">{ </w:t>
+      </w:r>
+      <w:r>
+        <w:rPr>
+          <w:rFonts w:ascii="Consolas" w:eastAsia="Times New Roman" w:hAnsi="Consolas" w:cs="Times New Roman"/>
+          <w:color w:val="001080"/>
+          <w:kern w:val="0"/>
+          <w:sz w:val="21"/>
+          <w:szCs w:val="21"/>
+          <w14:ligatures w14:val="none"/>
+        </w:rPr>
+        <w:t>usePathname</w:t>
+      </w:r>
+      <w:proofErr w:type="gramEnd"/>
+      <w:r>
+        <w:rPr>
+          <w:rFonts w:ascii="Consolas" w:eastAsia="Times New Roman" w:hAnsi="Consolas" w:cs="Times New Roman"/>
+          <w:color w:val="3B3B3B"/>
+          <w:kern w:val="0"/>
+          <w:sz w:val="21"/>
+          <w:szCs w:val="21"/>
+          <w14:ligatures w14:val="none"/>
+        </w:rPr>
+        <w:t xml:space="preserve"> } </w:t>
+      </w:r>
+      <w:r>
+        <w:rPr>
+          <w:rFonts w:ascii="Consolas" w:eastAsia="Times New Roman" w:hAnsi="Consolas" w:cs="Times New Roman"/>
+          <w:color w:val="AF00DB"/>
+          <w:kern w:val="0"/>
+          <w:sz w:val="21"/>
+          <w:szCs w:val="21"/>
+          <w14:ligatures w14:val="none"/>
+        </w:rPr>
+        <w:t>from</w:t>
+      </w:r>
+      <w:r>
+        <w:rPr>
+          <w:rFonts w:ascii="Consolas" w:eastAsia="Times New Roman" w:hAnsi="Consolas" w:cs="Times New Roman"/>
+          <w:color w:val="3B3B3B"/>
+          <w:kern w:val="0"/>
+          <w:sz w:val="21"/>
+          <w:szCs w:val="21"/>
+          <w14:ligatures w14:val="none"/>
+        </w:rPr>
+        <w:t xml:space="preserve"> </w:t>
+      </w:r>
+      <w:r>
+        <w:rPr>
+          <w:rFonts w:ascii="Consolas" w:eastAsia="Times New Roman" w:hAnsi="Consolas" w:cs="Times New Roman"/>
+          <w:color w:val="A31515"/>
+          <w:kern w:val="0"/>
+          <w:sz w:val="21"/>
+          <w:szCs w:val="21"/>
+          <w14:ligatures w14:val="none"/>
+        </w:rPr>
+        <w:t>'next/navigation'</w:t>
+      </w:r>
+      <w:r>
+        <w:rPr>
+          <w:rFonts w:ascii="Consolas" w:eastAsia="Times New Roman" w:hAnsi="Consolas" w:cs="Times New Roman"/>
+          <w:color w:val="3B3B3B"/>
+          <w:kern w:val="0"/>
+          <w:sz w:val="21"/>
+          <w:szCs w:val="21"/>
+          <w14:ligatures w14:val="none"/>
+        </w:rPr>
+        <w:t>;</w:t>
+      </w:r>
+    </w:p>
+    <w:p>
+      <w:pPr>
+        <w:shd w:val="clear" w:color="auto" w:fill="FFFFFF"/>
+        <w:spacing w:after="0" w:line="285" w:lineRule="atLeast"/>
+        <w:rPr>
+          <w:rFonts w:ascii="Consolas" w:eastAsia="Times New Roman" w:hAnsi="Consolas" w:cs="Times New Roman"/>
+          <w:color w:val="3B3B3B"/>
+          <w:kern w:val="0"/>
+          <w:sz w:val="21"/>
+          <w:szCs w:val="21"/>
+          <w14:ligatures w14:val="none"/>
+        </w:rPr>
+      </w:pPr>
+    </w:p>
+    <w:p>
+      <w:pPr>
+        <w:shd w:val="clear" w:color="auto" w:fill="FFFFFF"/>
+        <w:spacing w:after="0" w:line="285" w:lineRule="atLeast"/>
+        <w:rPr>
+          <w:rFonts w:ascii="Consolas" w:eastAsia="Times New Roman" w:hAnsi="Consolas" w:cs="Times New Roman"/>
+          <w:color w:val="3B3B3B"/>
+          <w:kern w:val="0"/>
+          <w:sz w:val="21"/>
+          <w:szCs w:val="21"/>
+          <w14:ligatures w14:val="none"/>
+        </w:rPr>
+      </w:pPr>
+      <w:r>
+        <w:rPr>
+          <w:rFonts w:ascii="Consolas" w:eastAsia="Times New Roman" w:hAnsi="Consolas" w:cs="Times New Roman"/>
+          <w:color w:val="AF00DB"/>
+          <w:kern w:val="0"/>
+          <w:sz w:val="21"/>
+          <w:szCs w:val="21"/>
+          <w14:ligatures w14:val="none"/>
+        </w:rPr>
+        <w:t>export</w:t>
+      </w:r>
+      <w:r>
+        <w:rPr>
+          <w:rFonts w:ascii="Consolas" w:eastAsia="Times New Roman" w:hAnsi="Consolas" w:cs="Times New Roman"/>
+          <w:color w:val="3B3B3B"/>
+          <w:kern w:val="0"/>
+          <w:sz w:val="21"/>
+          <w:szCs w:val="21"/>
+          <w14:ligatures w14:val="none"/>
+        </w:rPr>
+        <w:t xml:space="preserve"> </w:t>
+      </w:r>
+      <w:r>
+        <w:rPr>
+          <w:rFonts w:ascii="Consolas" w:eastAsia="Times New Roman" w:hAnsi="Consolas" w:cs="Times New Roman"/>
+          <w:color w:val="AF00DB"/>
+          <w:kern w:val="0"/>
+          <w:sz w:val="21"/>
+          <w:szCs w:val="21"/>
+          <w14:ligatures w14:val="none"/>
+        </w:rPr>
+        <w:t>default</w:t>
+      </w:r>
+      <w:r>
+        <w:rPr>
+          <w:rFonts w:ascii="Consolas" w:eastAsia="Times New Roman" w:hAnsi="Consolas" w:cs="Times New Roman"/>
+          <w:color w:val="3B3B3B"/>
+          <w:kern w:val="0"/>
+          <w:sz w:val="21"/>
+          <w:szCs w:val="21"/>
+          <w14:ligatures w14:val="none"/>
+        </w:rPr>
+        <w:t xml:space="preserve"> </w:t>
+      </w:r>
+      <w:r>
+        <w:rPr>
+          <w:rFonts w:ascii="Consolas" w:eastAsia="Times New Roman" w:hAnsi="Consolas" w:cs="Times New Roman"/>
+          <w:color w:val="0000FF"/>
+          <w:kern w:val="0"/>
+          <w:sz w:val="21"/>
+          <w:szCs w:val="21"/>
+          <w14:ligatures w14:val="none"/>
+        </w:rPr>
+        <w:t>function</w:t>
+      </w:r>
+      <w:r>
+        <w:rPr>
+          <w:rFonts w:ascii="Consolas" w:eastAsia="Times New Roman" w:hAnsi="Consolas" w:cs="Times New Roman"/>
+          <w:color w:val="3B3B3B"/>
+          <w:kern w:val="0"/>
+          <w:sz w:val="21"/>
+          <w:szCs w:val="21"/>
+          <w14:ligatures w14:val="none"/>
+        </w:rPr>
+        <w:t xml:space="preserve"> </w:t>
+      </w:r>
+      <w:proofErr w:type="gramStart"/>
+      <w:r>
+        <w:rPr>
+          <w:rFonts w:ascii="Consolas" w:eastAsia="Times New Roman" w:hAnsi="Consolas" w:cs="Times New Roman"/>
+          <w:color w:val="795E26"/>
+          <w:kern w:val="0"/>
+          <w:sz w:val="21"/>
+          <w:szCs w:val="21"/>
+          <w14:ligatures w14:val="none"/>
+        </w:rPr>
+        <w:t>NavLinks</w:t>
+      </w:r>
+      <w:r>
+        <w:rPr>
+          <w:rFonts w:ascii="Consolas" w:eastAsia="Times New Roman" w:hAnsi="Consolas" w:cs="Times New Roman"/>
+          <w:color w:val="3B3B3B"/>
+          <w:kern w:val="0"/>
+          <w:sz w:val="21"/>
+          <w:szCs w:val="21"/>
+          <w14:ligatures w14:val="none"/>
+        </w:rPr>
+        <w:t>(</w:t>
+      </w:r>
+      <w:proofErr w:type="gramEnd"/>
+      <w:r>
+        <w:rPr>
+          <w:rFonts w:ascii="Consolas" w:eastAsia="Times New Roman" w:hAnsi="Consolas" w:cs="Times New Roman"/>
+          <w:color w:val="3B3B3B"/>
+          <w:kern w:val="0"/>
+          <w:sz w:val="21"/>
+          <w:szCs w:val="21"/>
+          <w14:ligatures w14:val="none"/>
+        </w:rPr>
+        <w:t>) {</w:t>
+      </w:r>
+    </w:p>
+    <w:p>
+      <w:pPr>
+        <w:shd w:val="clear" w:color="auto" w:fill="FFFFFF"/>
+        <w:spacing w:after="0" w:line="285" w:lineRule="atLeast"/>
+        <w:rPr>
+          <w:rFonts w:ascii="Consolas" w:eastAsia="Times New Roman" w:hAnsi="Consolas" w:cs="Times New Roman"/>
+          <w:color w:val="3B3B3B"/>
+          <w:kern w:val="0"/>
+          <w:sz w:val="21"/>
+          <w:szCs w:val="21"/>
+          <w14:ligatures w14:val="none"/>
+        </w:rPr>
+      </w:pPr>
+      <w:r>
+        <w:rPr>
+          <w:rFonts w:ascii="Consolas" w:eastAsia="Times New Roman" w:hAnsi="Consolas" w:cs="Times New Roman"/>
+          <w:color w:val="3B3B3B"/>
+          <w:kern w:val="0"/>
+          <w:sz w:val="21"/>
+          <w:szCs w:val="21"/>
+          <w14:ligatures w14:val="none"/>
+        </w:rPr>
+        <w:t xml:space="preserve">  </w:t>
+      </w:r>
+      <w:r>
+        <w:rPr>
+          <w:rFonts w:ascii="Consolas" w:eastAsia="Times New Roman" w:hAnsi="Consolas" w:cs="Times New Roman"/>
+          <w:color w:val="0000FF"/>
+          <w:kern w:val="0"/>
+          <w:sz w:val="21"/>
+          <w:szCs w:val="21"/>
+          <w14:ligatures w14:val="none"/>
+        </w:rPr>
+        <w:t>const</w:t>
+      </w:r>
+      <w:r>
+        <w:rPr>
+          <w:rFonts w:ascii="Consolas" w:eastAsia="Times New Roman" w:hAnsi="Consolas" w:cs="Times New Roman"/>
+          <w:color w:val="3B3B3B"/>
+          <w:kern w:val="0"/>
+          <w:sz w:val="21"/>
+          <w:szCs w:val="21"/>
+          <w14:ligatures w14:val="none"/>
+        </w:rPr>
+        <w:t xml:space="preserve"> </w:t>
+      </w:r>
+      <w:r>
+        <w:rPr>
+          <w:rFonts w:ascii="Consolas" w:eastAsia="Times New Roman" w:hAnsi="Consolas" w:cs="Times New Roman"/>
+          <w:color w:val="0070C1"/>
+          <w:kern w:val="0"/>
+          <w:sz w:val="21"/>
+          <w:szCs w:val="21"/>
+          <w14:ligatures w14:val="none"/>
+        </w:rPr>
+        <w:t>pathname</w:t>
+      </w:r>
+      <w:r>
+        <w:rPr>
+          <w:rFonts w:ascii="Consolas" w:eastAsia="Times New Roman" w:hAnsi="Consolas" w:cs="Times New Roman"/>
+          <w:color w:val="3B3B3B"/>
+          <w:kern w:val="0"/>
+          <w:sz w:val="21"/>
+          <w:szCs w:val="21"/>
+          <w14:ligatures w14:val="none"/>
+        </w:rPr>
+        <w:t xml:space="preserve"> </w:t>
+      </w:r>
+      <w:r>
+        <w:rPr>
+          <w:rFonts w:ascii="Consolas" w:eastAsia="Times New Roman" w:hAnsi="Consolas" w:cs="Times New Roman"/>
+          <w:color w:val="000000"/>
+          <w:kern w:val="0"/>
+          <w:sz w:val="21"/>
+          <w:szCs w:val="21"/>
+          <w14:ligatures w14:val="none"/>
+        </w:rPr>
+        <w:t>=</w:t>
+      </w:r>
+      <w:r>
+        <w:rPr>
+          <w:rFonts w:ascii="Consolas" w:eastAsia="Times New Roman" w:hAnsi="Consolas" w:cs="Times New Roman"/>
+          <w:color w:val="3B3B3B"/>
+          <w:kern w:val="0"/>
+          <w:sz w:val="21"/>
+          <w:szCs w:val="21"/>
+          <w14:ligatures w14:val="none"/>
+        </w:rPr>
+        <w:t xml:space="preserve"> </w:t>
+      </w:r>
+      <w:proofErr w:type="gramStart"/>
+      <w:r>
+        <w:rPr>
+          <w:rFonts w:ascii="Consolas" w:eastAsia="Times New Roman" w:hAnsi="Consolas" w:cs="Times New Roman"/>
+          <w:color w:val="795E26"/>
+          <w:kern w:val="0"/>
+          <w:sz w:val="21"/>
+          <w:szCs w:val="21"/>
+          <w14:ligatures w14:val="none"/>
+        </w:rPr>
+        <w:t>usePathname</w:t>
+      </w:r>
+      <w:r>
+        <w:rPr>
+          <w:rFonts w:ascii="Consolas" w:eastAsia="Times New Roman" w:hAnsi="Consolas" w:cs="Times New Roman"/>
+          <w:color w:val="3B3B3B"/>
+          <w:kern w:val="0"/>
+          <w:sz w:val="21"/>
+          <w:szCs w:val="21"/>
+          <w14:ligatures w14:val="none"/>
+        </w:rPr>
+        <w:t>(</w:t>
+      </w:r>
+      <w:proofErr w:type="gramEnd"/>
+      <w:r>
+        <w:rPr>
+          <w:rFonts w:ascii="Consolas" w:eastAsia="Times New Roman" w:hAnsi="Consolas" w:cs="Times New Roman"/>
+          <w:color w:val="3B3B3B"/>
+          <w:kern w:val="0"/>
+          <w:sz w:val="21"/>
+          <w:szCs w:val="21"/>
+          <w14:ligatures w14:val="none"/>
+        </w:rPr>
+        <w:t>)</w:t>
+      </w:r>
+    </w:p>
+    <w:p>
+      <w:pPr>
+        <w:shd w:val="clear" w:color="auto" w:fill="FFFFFF"/>
+        <w:spacing w:after="0" w:line="285" w:lineRule="atLeast"/>
+        <w:rPr>
+          <w:rFonts w:ascii="Consolas" w:eastAsia="Times New Roman" w:hAnsi="Consolas" w:cs="Times New Roman"/>
+          <w:color w:val="3B3B3B"/>
+          <w:kern w:val="0"/>
+          <w:sz w:val="21"/>
+          <w:szCs w:val="21"/>
+          <w14:ligatures w14:val="none"/>
+        </w:rPr>
+      </w:pPr>
+      <w:r>
+        <w:rPr>
+          <w:rFonts w:ascii="Consolas" w:eastAsia="Times New Roman" w:hAnsi="Consolas" w:cs="Times New Roman"/>
+          <w:color w:val="3B3B3B"/>
+          <w:kern w:val="0"/>
+          <w:sz w:val="21"/>
+          <w:szCs w:val="21"/>
+          <w14:ligatures w14:val="none"/>
+        </w:rPr>
+        <w:t xml:space="preserve">  </w:t>
+      </w:r>
+      <w:r>
+        <w:rPr>
+          <w:rFonts w:ascii="Consolas" w:eastAsia="Times New Roman" w:hAnsi="Consolas" w:cs="Times New Roman"/>
+          <w:color w:val="AF00DB"/>
+          <w:kern w:val="0"/>
+          <w:sz w:val="21"/>
+          <w:szCs w:val="21"/>
+          <w14:ligatures w14:val="none"/>
+        </w:rPr>
+        <w:t>return</w:t>
+      </w:r>
+      <w:r>
+        <w:rPr>
+          <w:rFonts w:ascii="Consolas" w:eastAsia="Times New Roman" w:hAnsi="Consolas" w:cs="Times New Roman"/>
+          <w:color w:val="3B3B3B"/>
+          <w:kern w:val="0"/>
+          <w:sz w:val="21"/>
+          <w:szCs w:val="21"/>
+          <w14:ligatures w14:val="none"/>
+        </w:rPr>
+        <w:t xml:space="preserve"> (</w:t>
+      </w:r>
+    </w:p>
+    <w:p>
+      <w:pPr>
+        <w:shd w:val="clear" w:color="auto" w:fill="FFFFFF"/>
+        <w:spacing w:after="0" w:line="285" w:lineRule="atLeast"/>
+        <w:rPr>
+          <w:rFonts w:ascii="Consolas" w:eastAsia="Times New Roman" w:hAnsi="Consolas" w:cs="Times New Roman"/>
+          <w:color w:val="3B3B3B"/>
+          <w:kern w:val="0"/>
+          <w:sz w:val="21"/>
+          <w:szCs w:val="21"/>
+          <w14:ligatures w14:val="none"/>
+        </w:rPr>
+      </w:pPr>
+      <w:r>
+        <w:rPr>
+          <w:rFonts w:ascii="Consolas" w:eastAsia="Times New Roman" w:hAnsi="Consolas" w:cs="Times New Roman"/>
+          <w:color w:val="3B3B3B"/>
+          <w:kern w:val="0"/>
+          <w:sz w:val="21"/>
+          <w:szCs w:val="21"/>
+          <w14:ligatures w14:val="none"/>
+        </w:rPr>
+        <w:t xml:space="preserve">    </w:t>
+      </w:r>
+      <w:r>
+        <w:rPr>
+          <w:rFonts w:ascii="Consolas" w:eastAsia="Times New Roman" w:hAnsi="Consolas" w:cs="Times New Roman"/>
+          <w:color w:val="800000"/>
+          <w:kern w:val="0"/>
+          <w:sz w:val="21"/>
+          <w:szCs w:val="21"/>
+          <w14:ligatures w14:val="none"/>
+        </w:rPr>
+        <w:t>&lt;&gt;</w:t>
+      </w:r>
+    </w:p>
+    <w:p>
+      <w:pPr>
+        <w:shd w:val="clear" w:color="auto" w:fill="FFFFFF"/>
+        <w:spacing w:after="0" w:line="285" w:lineRule="atLeast"/>
+        <w:rPr>
+          <w:rFonts w:ascii="Consolas" w:eastAsia="Times New Roman" w:hAnsi="Consolas" w:cs="Times New Roman"/>
+          <w:color w:val="3B3B3B"/>
+          <w:kern w:val="0"/>
+          <w:sz w:val="21"/>
+          <w:szCs w:val="21"/>
+          <w14:ligatures w14:val="none"/>
+        </w:rPr>
+      </w:pPr>
+      <w:r>
+        <w:rPr>
+          <w:rFonts w:ascii="Consolas" w:eastAsia="Times New Roman" w:hAnsi="Consolas" w:cs="Times New Roman"/>
+          <w:color w:val="3B3B3B"/>
+          <w:kern w:val="0"/>
+          <w:sz w:val="21"/>
+          <w:szCs w:val="21"/>
+          <w14:ligatures w14:val="none"/>
+        </w:rPr>
+        <w:t xml:space="preserve">      </w:t>
+      </w:r>
+      <w:r>
+        <w:rPr>
+          <w:rFonts w:ascii="Consolas" w:eastAsia="Times New Roman" w:hAnsi="Consolas" w:cs="Times New Roman"/>
+          <w:color w:val="0000FF"/>
+          <w:kern w:val="0"/>
+          <w:sz w:val="21"/>
+          <w:szCs w:val="21"/>
+          <w14:ligatures w14:val="none"/>
+        </w:rPr>
+        <w:t>{</w:t>
+      </w:r>
+      <w:r>
+        <w:rPr>
+          <w:rFonts w:ascii="Consolas" w:eastAsia="Times New Roman" w:hAnsi="Consolas" w:cs="Times New Roman"/>
+          <w:color w:val="0070C1"/>
+          <w:kern w:val="0"/>
+          <w:sz w:val="21"/>
+          <w:szCs w:val="21"/>
+          <w14:ligatures w14:val="none"/>
+        </w:rPr>
+        <w:t>links</w:t>
+      </w:r>
+      <w:r>
+        <w:rPr>
+          <w:rFonts w:ascii="Consolas" w:eastAsia="Times New Roman" w:hAnsi="Consolas" w:cs="Times New Roman"/>
+          <w:color w:val="000000"/>
+          <w:kern w:val="0"/>
+          <w:sz w:val="21"/>
+          <w:szCs w:val="21"/>
+          <w14:ligatures w14:val="none"/>
+        </w:rPr>
+        <w:t>.</w:t>
+      </w:r>
+      <w:r>
+        <w:rPr>
+          <w:rFonts w:ascii="Consolas" w:eastAsia="Times New Roman" w:hAnsi="Consolas" w:cs="Times New Roman"/>
+          <w:color w:val="795E26"/>
+          <w:kern w:val="0"/>
+          <w:sz w:val="21"/>
+          <w:szCs w:val="21"/>
+          <w14:ligatures w14:val="none"/>
+        </w:rPr>
+        <w:t>map</w:t>
+      </w:r>
+      <w:r>
+        <w:rPr>
+          <w:rFonts w:ascii="Consolas" w:eastAsia="Times New Roman" w:hAnsi="Consolas" w:cs="Times New Roman"/>
+          <w:color w:val="000000"/>
+          <w:kern w:val="0"/>
+          <w:sz w:val="21"/>
+          <w:szCs w:val="21"/>
+          <w14:ligatures w14:val="none"/>
+        </w:rPr>
+        <w:t>((</w:t>
+      </w:r>
+      <w:r>
+        <w:rPr>
+          <w:rFonts w:ascii="Consolas" w:eastAsia="Times New Roman" w:hAnsi="Consolas" w:cs="Times New Roman"/>
+          <w:color w:val="001080"/>
+          <w:kern w:val="0"/>
+          <w:sz w:val="21"/>
+          <w:szCs w:val="21"/>
+          <w14:ligatures w14:val="none"/>
+        </w:rPr>
+        <w:t>link</w:t>
+      </w:r>
+      <w:r>
+        <w:rPr>
+          <w:rFonts w:ascii="Consolas" w:eastAsia="Times New Roman" w:hAnsi="Consolas" w:cs="Times New Roman"/>
+          <w:color w:val="000000"/>
+          <w:kern w:val="0"/>
+          <w:sz w:val="21"/>
+          <w:szCs w:val="21"/>
+          <w14:ligatures w14:val="none"/>
+        </w:rPr>
+        <w:t xml:space="preserve">) </w:t>
+      </w:r>
+      <w:r>
+        <w:rPr>
+          <w:rFonts w:ascii="Consolas" w:eastAsia="Times New Roman" w:hAnsi="Consolas" w:cs="Times New Roman"/>
+          <w:color w:val="0000FF"/>
+          <w:kern w:val="0"/>
+          <w:sz w:val="21"/>
+          <w:szCs w:val="21"/>
+          <w14:ligatures w14:val="none"/>
+        </w:rPr>
+        <w:t>=&gt;</w:t>
+      </w:r>
+      <w:r>
+        <w:rPr>
+          <w:rFonts w:ascii="Consolas" w:eastAsia="Times New Roman" w:hAnsi="Consolas" w:cs="Times New Roman"/>
+          <w:color w:val="000000"/>
+          <w:kern w:val="0"/>
+          <w:sz w:val="21"/>
+          <w:szCs w:val="21"/>
+          <w14:ligatures w14:val="none"/>
+        </w:rPr>
+        <w:t xml:space="preserve"> {</w:t>
+      </w:r>
+    </w:p>
+    <w:p>
+      <w:pPr>
+        <w:shd w:val="clear" w:color="auto" w:fill="FFFFFF"/>
+        <w:spacing w:after="0" w:line="285" w:lineRule="atLeast"/>
+        <w:rPr>
+          <w:rFonts w:ascii="Consolas" w:eastAsia="Times New Roman" w:hAnsi="Consolas" w:cs="Times New Roman"/>
+          <w:color w:val="3B3B3B"/>
+          <w:kern w:val="0"/>
+          <w:sz w:val="21"/>
+          <w:szCs w:val="21"/>
+          <w14:ligatures w14:val="none"/>
+        </w:rPr>
+      </w:pPr>
+      <w:r>
+        <w:rPr>
+          <w:rFonts w:ascii="Consolas" w:eastAsia="Times New Roman" w:hAnsi="Consolas" w:cs="Times New Roman"/>
+          <w:color w:val="000000"/>
+          <w:kern w:val="0"/>
+          <w:sz w:val="21"/>
+          <w:szCs w:val="21"/>
+          <w14:ligatures w14:val="none"/>
+        </w:rPr>
+        <w:t xml:space="preserve">        </w:t>
+      </w:r>
+      <w:r>
+        <w:rPr>
+          <w:rFonts w:ascii="Consolas" w:eastAsia="Times New Roman" w:hAnsi="Consolas" w:cs="Times New Roman"/>
+          <w:color w:val="0000FF"/>
+          <w:kern w:val="0"/>
+          <w:sz w:val="21"/>
+          <w:szCs w:val="21"/>
+          <w14:ligatures w14:val="none"/>
+        </w:rPr>
+        <w:t>const</w:t>
+      </w:r>
+      <w:r>
+        <w:rPr>
+          <w:rFonts w:ascii="Consolas" w:eastAsia="Times New Roman" w:hAnsi="Consolas" w:cs="Times New Roman"/>
+          <w:color w:val="000000"/>
+          <w:kern w:val="0"/>
+          <w:sz w:val="21"/>
+          <w:szCs w:val="21"/>
+          <w14:ligatures w14:val="none"/>
+        </w:rPr>
+        <w:t xml:space="preserve"> </w:t>
+      </w:r>
+      <w:r>
+        <w:rPr>
+          <w:rFonts w:ascii="Consolas" w:eastAsia="Times New Roman" w:hAnsi="Consolas" w:cs="Times New Roman"/>
+          <w:color w:val="0070C1"/>
+          <w:kern w:val="0"/>
+          <w:sz w:val="21"/>
+          <w:szCs w:val="21"/>
+          <w14:ligatures w14:val="none"/>
+        </w:rPr>
+        <w:t>LinkIcon</w:t>
+      </w:r>
+      <w:r>
+        <w:rPr>
+          <w:rFonts w:ascii="Consolas" w:eastAsia="Times New Roman" w:hAnsi="Consolas" w:cs="Times New Roman"/>
+          <w:color w:val="000000"/>
+          <w:kern w:val="0"/>
+          <w:sz w:val="21"/>
+          <w:szCs w:val="21"/>
+          <w14:ligatures w14:val="none"/>
+        </w:rPr>
+        <w:t xml:space="preserve"> = </w:t>
+      </w:r>
+      <w:proofErr w:type="gramStart"/>
+      <w:r>
+        <w:rPr>
+          <w:rFonts w:ascii="Consolas" w:eastAsia="Times New Roman" w:hAnsi="Consolas" w:cs="Times New Roman"/>
+          <w:color w:val="001080"/>
+          <w:kern w:val="0"/>
+          <w:sz w:val="21"/>
+          <w:szCs w:val="21"/>
+          <w14:ligatures w14:val="none"/>
+        </w:rPr>
+        <w:t>link</w:t>
+      </w:r>
+      <w:r>
+        <w:rPr>
+          <w:rFonts w:ascii="Consolas" w:eastAsia="Times New Roman" w:hAnsi="Consolas" w:cs="Times New Roman"/>
+          <w:color w:val="000000"/>
+          <w:kern w:val="0"/>
+          <w:sz w:val="21"/>
+          <w:szCs w:val="21"/>
+          <w14:ligatures w14:val="none"/>
+        </w:rPr>
+        <w:t>.</w:t>
+      </w:r>
+      <w:r>
+        <w:rPr>
+          <w:rFonts w:ascii="Consolas" w:eastAsia="Times New Roman" w:hAnsi="Consolas" w:cs="Times New Roman"/>
+          <w:color w:val="001080"/>
+          <w:kern w:val="0"/>
+          <w:sz w:val="21"/>
+          <w:szCs w:val="21"/>
+          <w14:ligatures w14:val="none"/>
+        </w:rPr>
+        <w:t>icon</w:t>
+      </w:r>
+      <w:proofErr w:type="gramEnd"/>
+      <w:r>
+        <w:rPr>
+          <w:rFonts w:ascii="Consolas" w:eastAsia="Times New Roman" w:hAnsi="Consolas" w:cs="Times New Roman"/>
+          <w:color w:val="000000"/>
+          <w:kern w:val="0"/>
+          <w:sz w:val="21"/>
+          <w:szCs w:val="21"/>
+          <w14:ligatures w14:val="none"/>
+        </w:rPr>
+        <w:t>;</w:t>
+      </w:r>
+    </w:p>
+    <w:p>
+      <w:pPr>
+        <w:shd w:val="clear" w:color="auto" w:fill="FFFFFF"/>
+        <w:spacing w:after="0" w:line="285" w:lineRule="atLeast"/>
+        <w:rPr>
+          <w:rFonts w:ascii="Consolas" w:eastAsia="Times New Roman" w:hAnsi="Consolas" w:cs="Times New Roman"/>
+          <w:color w:val="3B3B3B"/>
+          <w:kern w:val="0"/>
+          <w:sz w:val="21"/>
+          <w:szCs w:val="21"/>
+          <w14:ligatures w14:val="none"/>
+        </w:rPr>
+      </w:pPr>
+      <w:r>
+        <w:rPr>
+          <w:rFonts w:ascii="Consolas" w:eastAsia="Times New Roman" w:hAnsi="Consolas" w:cs="Times New Roman"/>
+          <w:color w:val="000000"/>
+          <w:kern w:val="0"/>
+          <w:sz w:val="21"/>
+          <w:szCs w:val="21"/>
+          <w14:ligatures w14:val="none"/>
+        </w:rPr>
+        <w:t xml:space="preserve">        </w:t>
+      </w:r>
+      <w:r>
+        <w:rPr>
+          <w:rFonts w:ascii="Consolas" w:eastAsia="Times New Roman" w:hAnsi="Consolas" w:cs="Times New Roman"/>
+          <w:color w:val="AF00DB"/>
+          <w:kern w:val="0"/>
+          <w:sz w:val="21"/>
+          <w:szCs w:val="21"/>
+          <w14:ligatures w14:val="none"/>
+        </w:rPr>
+        <w:t>return</w:t>
+      </w:r>
+      <w:r>
+        <w:rPr>
+          <w:rFonts w:ascii="Consolas" w:eastAsia="Times New Roman" w:hAnsi="Consolas" w:cs="Times New Roman"/>
+          <w:color w:val="000000"/>
+          <w:kern w:val="0"/>
+          <w:sz w:val="21"/>
+          <w:szCs w:val="21"/>
+          <w14:ligatures w14:val="none"/>
+        </w:rPr>
+        <w:t xml:space="preserve"> (</w:t>
+      </w:r>
+    </w:p>
+    <w:p>
+      <w:pPr>
+        <w:shd w:val="clear" w:color="auto" w:fill="FFFFFF"/>
+        <w:spacing w:after="0" w:line="285" w:lineRule="atLeast"/>
+        <w:rPr>
+          <w:rFonts w:ascii="Consolas" w:eastAsia="Times New Roman" w:hAnsi="Consolas" w:cs="Times New Roman"/>
+          <w:color w:val="3B3B3B"/>
+          <w:kern w:val="0"/>
+          <w:sz w:val="21"/>
+          <w:szCs w:val="21"/>
+          <w14:ligatures w14:val="none"/>
+        </w:rPr>
+      </w:pPr>
+      <w:r>
+        <w:rPr>
+          <w:rFonts w:ascii="Consolas" w:eastAsia="Times New Roman" w:hAnsi="Consolas" w:cs="Times New Roman"/>
+          <w:color w:val="000000"/>
+          <w:kern w:val="0"/>
+          <w:sz w:val="21"/>
+          <w:szCs w:val="21"/>
+          <w14:ligatures w14:val="none"/>
+        </w:rPr>
+        <w:t xml:space="preserve">          </w:t>
+      </w:r>
+      <w:r>
+        <w:rPr>
+          <w:rFonts w:ascii="Consolas" w:eastAsia="Times New Roman" w:hAnsi="Consolas" w:cs="Times New Roman"/>
+          <w:color w:val="800000"/>
+          <w:kern w:val="0"/>
+          <w:sz w:val="21"/>
+          <w:szCs w:val="21"/>
+          <w14:ligatures w14:val="none"/>
+        </w:rPr>
+        <w:t>&lt;</w:t>
+      </w:r>
+      <w:r>
+        <w:rPr>
+          <w:rFonts w:ascii="Consolas" w:eastAsia="Times New Roman" w:hAnsi="Consolas" w:cs="Times New Roman"/>
+          <w:color w:val="267F99"/>
+          <w:kern w:val="0"/>
+          <w:sz w:val="21"/>
+          <w:szCs w:val="21"/>
+          <w14:ligatures w14:val="none"/>
+        </w:rPr>
+        <w:t>Link</w:t>
+      </w:r>
+    </w:p>
+    <w:p>
+      <w:pPr>
+        <w:shd w:val="clear" w:color="auto" w:fill="FFFFFF"/>
+        <w:spacing w:after="0" w:line="285" w:lineRule="atLeast"/>
+        <w:rPr>
+          <w:rFonts w:ascii="Consolas" w:eastAsia="Times New Roman" w:hAnsi="Consolas" w:cs="Times New Roman"/>
+          <w:color w:val="3B3B3B"/>
+          <w:kern w:val="0"/>
+          <w:sz w:val="21"/>
+          <w:szCs w:val="21"/>
+          <w14:ligatures w14:val="none"/>
+        </w:rPr>
+      </w:pPr>
+      <w:r>
+        <w:rPr>
+          <w:rFonts w:ascii="Consolas" w:eastAsia="Times New Roman" w:hAnsi="Consolas" w:cs="Times New Roman"/>
+          <w:color w:val="000000"/>
+          <w:kern w:val="0"/>
+          <w:sz w:val="21"/>
+          <w:szCs w:val="21"/>
+          <w14:ligatures w14:val="none"/>
+        </w:rPr>
+        <w:t xml:space="preserve">            </w:t>
+      </w:r>
+      <w:r>
+        <w:rPr>
+          <w:rFonts w:ascii="Consolas" w:eastAsia="Times New Roman" w:hAnsi="Consolas" w:cs="Times New Roman"/>
+          <w:color w:val="E50000"/>
+          <w:kern w:val="0"/>
+          <w:sz w:val="21"/>
+          <w:szCs w:val="21"/>
+          <w14:ligatures w14:val="none"/>
+        </w:rPr>
+        <w:t>key</w:t>
+      </w:r>
+      <w:r>
+        <w:rPr>
+          <w:rFonts w:ascii="Consolas" w:eastAsia="Times New Roman" w:hAnsi="Consolas" w:cs="Times New Roman"/>
+          <w:color w:val="000000"/>
+          <w:kern w:val="0"/>
+          <w:sz w:val="21"/>
+          <w:szCs w:val="21"/>
+          <w14:ligatures w14:val="none"/>
+        </w:rPr>
+        <w:t>=</w:t>
+      </w:r>
+      <w:r>
+        <w:rPr>
+          <w:rFonts w:ascii="Consolas" w:eastAsia="Times New Roman" w:hAnsi="Consolas" w:cs="Times New Roman"/>
+          <w:color w:val="0000FF"/>
+          <w:kern w:val="0"/>
+          <w:sz w:val="21"/>
+          <w:szCs w:val="21"/>
+          <w14:ligatures w14:val="none"/>
+        </w:rPr>
+        <w:t>{</w:t>
+      </w:r>
+      <w:r>
+        <w:rPr>
+          <w:rFonts w:ascii="Consolas" w:eastAsia="Times New Roman" w:hAnsi="Consolas" w:cs="Times New Roman"/>
+          <w:color w:val="001080"/>
+          <w:kern w:val="0"/>
+          <w:sz w:val="21"/>
+          <w:szCs w:val="21"/>
+          <w14:ligatures w14:val="none"/>
+        </w:rPr>
+        <w:t>link</w:t>
+      </w:r>
+      <w:r>
+        <w:rPr>
+          <w:rFonts w:ascii="Consolas" w:eastAsia="Times New Roman" w:hAnsi="Consolas" w:cs="Times New Roman"/>
+          <w:color w:val="000000"/>
+          <w:kern w:val="0"/>
+          <w:sz w:val="21"/>
+          <w:szCs w:val="21"/>
+          <w14:ligatures w14:val="none"/>
+        </w:rPr>
+        <w:t>.</w:t>
+      </w:r>
+      <w:r>
+        <w:rPr>
+          <w:rFonts w:ascii="Consolas" w:eastAsia="Times New Roman" w:hAnsi="Consolas" w:cs="Times New Roman"/>
+          <w:color w:val="001080"/>
+          <w:kern w:val="0"/>
+          <w:sz w:val="21"/>
+          <w:szCs w:val="21"/>
+          <w14:ligatures w14:val="none"/>
+        </w:rPr>
+        <w:t>name</w:t>
+      </w:r>
+      <w:r>
+        <w:rPr>
+          <w:rFonts w:ascii="Consolas" w:eastAsia="Times New Roman" w:hAnsi="Consolas" w:cs="Times New Roman"/>
+          <w:color w:val="0000FF"/>
+          <w:kern w:val="0"/>
+          <w:sz w:val="21"/>
+          <w:szCs w:val="21"/>
+          <w14:ligatures w14:val="none"/>
+        </w:rPr>
+        <w:t>}</w:t>
+      </w:r>
+    </w:p>
+    <w:p>
+      <w:pPr>
+        <w:shd w:val="clear" w:color="auto" w:fill="FFFFFF"/>
+        <w:spacing w:after="0" w:line="285" w:lineRule="atLeast"/>
+        <w:rPr>
+          <w:rFonts w:ascii="Consolas" w:eastAsia="Times New Roman" w:hAnsi="Consolas" w:cs="Times New Roman"/>
+          <w:color w:val="3B3B3B"/>
+          <w:kern w:val="0"/>
+          <w:sz w:val="21"/>
+          <w:szCs w:val="21"/>
+          <w14:ligatures w14:val="none"/>
+        </w:rPr>
+      </w:pPr>
+      <w:r>
+        <w:rPr>
+          <w:rFonts w:ascii="Consolas" w:eastAsia="Times New Roman" w:hAnsi="Consolas" w:cs="Times New Roman"/>
+          <w:color w:val="000000"/>
+          <w:kern w:val="0"/>
+          <w:sz w:val="21"/>
+          <w:szCs w:val="21"/>
+          <w14:ligatures w14:val="none"/>
+        </w:rPr>
+        <w:t xml:space="preserve">            </w:t>
+      </w:r>
+      <w:r>
+        <w:rPr>
+          <w:rFonts w:ascii="Consolas" w:eastAsia="Times New Roman" w:hAnsi="Consolas" w:cs="Times New Roman"/>
+          <w:color w:val="E50000"/>
+          <w:kern w:val="0"/>
+          <w:sz w:val="21"/>
+          <w:szCs w:val="21"/>
+          <w14:ligatures w14:val="none"/>
+        </w:rPr>
+        <w:t>href</w:t>
+      </w:r>
+      <w:r>
+        <w:rPr>
+          <w:rFonts w:ascii="Consolas" w:eastAsia="Times New Roman" w:hAnsi="Consolas" w:cs="Times New Roman"/>
+          <w:color w:val="000000"/>
+          <w:kern w:val="0"/>
+          <w:sz w:val="21"/>
+          <w:szCs w:val="21"/>
+          <w14:ligatures w14:val="none"/>
+        </w:rPr>
+        <w:t>=</w:t>
+      </w:r>
+      <w:r>
+        <w:rPr>
+          <w:rFonts w:ascii="Consolas" w:eastAsia="Times New Roman" w:hAnsi="Consolas" w:cs="Times New Roman"/>
+          <w:color w:val="0000FF"/>
+          <w:kern w:val="0"/>
+          <w:sz w:val="21"/>
+          <w:szCs w:val="21"/>
+          <w14:ligatures w14:val="none"/>
+        </w:rPr>
+        <w:t>{</w:t>
+      </w:r>
+      <w:proofErr w:type="gramStart"/>
+      <w:r>
+        <w:rPr>
+          <w:rFonts w:ascii="Consolas" w:eastAsia="Times New Roman" w:hAnsi="Consolas" w:cs="Times New Roman"/>
+          <w:color w:val="001080"/>
+          <w:kern w:val="0"/>
+          <w:sz w:val="21"/>
+          <w:szCs w:val="21"/>
+          <w14:ligatures w14:val="none"/>
+        </w:rPr>
+        <w:t>link</w:t>
+      </w:r>
+      <w:r>
+        <w:rPr>
+          <w:rFonts w:ascii="Consolas" w:eastAsia="Times New Roman" w:hAnsi="Consolas" w:cs="Times New Roman"/>
+          <w:color w:val="000000"/>
+          <w:kern w:val="0"/>
+          <w:sz w:val="21"/>
+          <w:szCs w:val="21"/>
+          <w14:ligatures w14:val="none"/>
+        </w:rPr>
+        <w:t>.</w:t>
+      </w:r>
+      <w:r>
+        <w:rPr>
+          <w:rFonts w:ascii="Consolas" w:eastAsia="Times New Roman" w:hAnsi="Consolas" w:cs="Times New Roman"/>
+          <w:color w:val="001080"/>
+          <w:kern w:val="0"/>
+          <w:sz w:val="21"/>
+          <w:szCs w:val="21"/>
+          <w14:ligatures w14:val="none"/>
+        </w:rPr>
+        <w:t>href</w:t>
+      </w:r>
+      <w:proofErr w:type="gramEnd"/>
+      <w:r>
+        <w:rPr>
+          <w:rFonts w:ascii="Consolas" w:eastAsia="Times New Roman" w:hAnsi="Consolas" w:cs="Times New Roman"/>
+          <w:color w:val="0000FF"/>
+          <w:kern w:val="0"/>
+          <w:sz w:val="21"/>
+          <w:szCs w:val="21"/>
+          <w14:ligatures w14:val="none"/>
+        </w:rPr>
+        <w:t>}</w:t>
+      </w:r>
+    </w:p>
+    <w:p>
+      <w:pPr>
+        <w:shd w:val="clear" w:color="auto" w:fill="FFFFFF"/>
+        <w:spacing w:after="0" w:line="285" w:lineRule="atLeast"/>
+        <w:rPr>
+          <w:rFonts w:ascii="Consolas" w:eastAsia="Times New Roman" w:hAnsi="Consolas" w:cs="Times New Roman"/>
+          <w:color w:val="3B3B3B"/>
+          <w:kern w:val="0"/>
+          <w:sz w:val="21"/>
+          <w:szCs w:val="21"/>
+          <w14:ligatures w14:val="none"/>
+        </w:rPr>
+      </w:pPr>
+      <w:r>
+        <w:rPr>
+          <w:rFonts w:ascii="Consolas" w:eastAsia="Times New Roman" w:hAnsi="Consolas" w:cs="Times New Roman"/>
+          <w:color w:val="000000"/>
+          <w:kern w:val="0"/>
+          <w:sz w:val="21"/>
+          <w:szCs w:val="21"/>
+          <w14:ligatures w14:val="none"/>
+        </w:rPr>
+        <w:t xml:space="preserve">            </w:t>
+      </w:r>
+      <w:r>
+        <w:rPr>
+          <w:rFonts w:ascii="Consolas" w:eastAsia="Times New Roman" w:hAnsi="Consolas" w:cs="Times New Roman"/>
+          <w:color w:val="E50000"/>
+          <w:kern w:val="0"/>
+          <w:sz w:val="21"/>
+          <w:szCs w:val="21"/>
+          <w14:ligatures w14:val="none"/>
+        </w:rPr>
+        <w:t>className</w:t>
+      </w:r>
+      <w:proofErr w:type="gramStart"/>
+      <w:r>
+        <w:rPr>
+          <w:rFonts w:ascii="Consolas" w:eastAsia="Times New Roman" w:hAnsi="Consolas" w:cs="Times New Roman"/>
+          <w:color w:val="000000"/>
+          <w:kern w:val="0"/>
+          <w:sz w:val="21"/>
+          <w:szCs w:val="21"/>
+          <w14:ligatures w14:val="none"/>
+        </w:rPr>
+        <w:t>=</w:t>
+      </w:r>
+      <w:r>
+        <w:rPr>
+          <w:rFonts w:ascii="Consolas" w:eastAsia="Times New Roman" w:hAnsi="Consolas" w:cs="Times New Roman"/>
+          <w:color w:val="0000FF"/>
+          <w:kern w:val="0"/>
+          <w:sz w:val="21"/>
+          <w:szCs w:val="21"/>
+          <w14:ligatures w14:val="none"/>
+        </w:rPr>
+        <w:t>{</w:t>
+      </w:r>
+      <w:proofErr w:type="gramEnd"/>
+    </w:p>
+    <w:p>
+      <w:pPr>
+        <w:shd w:val="clear" w:color="auto" w:fill="FFFFFF"/>
+        <w:spacing w:after="0" w:line="285" w:lineRule="atLeast"/>
+        <w:rPr>
+          <w:rFonts w:ascii="Consolas" w:eastAsia="Times New Roman" w:hAnsi="Consolas" w:cs="Times New Roman"/>
+          <w:color w:val="3B3B3B"/>
+          <w:kern w:val="0"/>
+          <w:sz w:val="21"/>
+          <w:szCs w:val="21"/>
+          <w14:ligatures w14:val="none"/>
+        </w:rPr>
+      </w:pPr>
+      <w:r>
+        <w:rPr>
+          <w:rFonts w:ascii="Consolas" w:eastAsia="Times New Roman" w:hAnsi="Consolas" w:cs="Times New Roman"/>
+          <w:color w:val="000000"/>
+          <w:kern w:val="0"/>
+          <w:sz w:val="21"/>
+          <w:szCs w:val="21"/>
+          <w14:ligatures w14:val="none"/>
+        </w:rPr>
+        <w:t xml:space="preserve">              </w:t>
+      </w:r>
+      <w:proofErr w:type="gramStart"/>
+      <w:r>
+        <w:rPr>
+          <w:rFonts w:ascii="Consolas" w:eastAsia="Times New Roman" w:hAnsi="Consolas" w:cs="Times New Roman"/>
+          <w:color w:val="795E26"/>
+          <w:kern w:val="0"/>
+          <w:sz w:val="21"/>
+          <w:szCs w:val="21"/>
+          <w14:ligatures w14:val="none"/>
+        </w:rPr>
+        <w:t>clsx</w:t>
+      </w:r>
+      <w:r>
+        <w:rPr>
+          <w:rFonts w:ascii="Consolas" w:eastAsia="Times New Roman" w:hAnsi="Consolas" w:cs="Times New Roman"/>
+          <w:color w:val="000000"/>
+          <w:kern w:val="0"/>
+          <w:sz w:val="21"/>
+          <w:szCs w:val="21"/>
+          <w14:ligatures w14:val="none"/>
+        </w:rPr>
+        <w:t>(</w:t>
+      </w:r>
+      <w:proofErr w:type="gramEnd"/>
+    </w:p>
+    <w:p>
+      <w:pPr>
+        <w:shd w:val="clear" w:color="auto" w:fill="FFFFFF"/>
+        <w:spacing w:after="0" w:line="285" w:lineRule="atLeast"/>
+        <w:rPr>
+          <w:rFonts w:ascii="Consolas" w:eastAsia="Times New Roman" w:hAnsi="Consolas" w:cs="Times New Roman"/>
+          <w:color w:val="3B3B3B"/>
+          <w:kern w:val="0"/>
+          <w:sz w:val="21"/>
+          <w:szCs w:val="21"/>
+          <w14:ligatures w14:val="none"/>
+        </w:rPr>
+      </w:pPr>
+      <w:r>
+        <w:rPr>
+          <w:rFonts w:ascii="Consolas" w:eastAsia="Times New Roman" w:hAnsi="Consolas" w:cs="Times New Roman"/>
+          <w:color w:val="000000"/>
+          <w:kern w:val="0"/>
+          <w:sz w:val="21"/>
+          <w:szCs w:val="21"/>
+          <w14:ligatures w14:val="none"/>
+        </w:rPr>
+        <w:t xml:space="preserve">                </w:t>
+      </w:r>
+      <w:r>
+        <w:rPr>
+          <w:rFonts w:ascii="Consolas" w:eastAsia="Times New Roman" w:hAnsi="Consolas" w:cs="Times New Roman"/>
+          <w:color w:val="A31515"/>
+          <w:kern w:val="0"/>
+          <w:sz w:val="21"/>
+          <w:szCs w:val="21"/>
+          <w14:ligatures w14:val="none"/>
+        </w:rPr>
+        <w:t>"</w:t>
+      </w:r>
+      <w:proofErr w:type="gramStart"/>
+      <w:r>
+        <w:rPr>
+          <w:rFonts w:ascii="Consolas" w:eastAsia="Times New Roman" w:hAnsi="Consolas" w:cs="Times New Roman"/>
+          <w:color w:val="A31515"/>
+          <w:kern w:val="0"/>
+          <w:sz w:val="21"/>
+          <w:szCs w:val="21"/>
+          <w14:ligatures w14:val="none"/>
+        </w:rPr>
+        <w:t>flex</w:t>
+      </w:r>
+      <w:proofErr w:type="gramEnd"/>
+      <w:r>
+        <w:rPr>
+          <w:rFonts w:ascii="Consolas" w:eastAsia="Times New Roman" w:hAnsi="Consolas" w:cs="Times New Roman"/>
+          <w:color w:val="A31515"/>
+          <w:kern w:val="0"/>
+          <w:sz w:val="21"/>
+          <w:szCs w:val="21"/>
+          <w14:ligatures w14:val="none"/>
+        </w:rPr>
+        <w:t xml:space="preserve"> h-[48px] grow items-center justify-center gap-2 rounded-md bg-gray-50 p-3 text-</w:t>
+      </w:r>
+      <w:proofErr w:type="spellStart"/>
+      <w:r>
+        <w:rPr>
+          <w:rFonts w:ascii="Consolas" w:eastAsia="Times New Roman" w:hAnsi="Consolas" w:cs="Times New Roman"/>
+          <w:color w:val="A31515"/>
+          <w:kern w:val="0"/>
+          <w:sz w:val="21"/>
+          <w:szCs w:val="21"/>
+          <w14:ligatures w14:val="none"/>
+        </w:rPr>
+        <w:t>sm</w:t>
+      </w:r>
+      <w:proofErr w:type="spellEnd"/>
+      <w:r>
+        <w:rPr>
+          <w:rFonts w:ascii="Consolas" w:eastAsia="Times New Roman" w:hAnsi="Consolas" w:cs="Times New Roman"/>
+          <w:color w:val="A31515"/>
+          <w:kern w:val="0"/>
+          <w:sz w:val="21"/>
+          <w:szCs w:val="21"/>
+          <w14:ligatures w14:val="none"/>
+        </w:rPr>
+        <w:t xml:space="preserve"> font-medium hover:bg-sky-100 hover:text-blue-600 </w:t>
+      </w:r>
+      <w:proofErr w:type="gramStart"/>
+      <w:r>
+        <w:rPr>
+          <w:rFonts w:ascii="Consolas" w:eastAsia="Times New Roman" w:hAnsi="Consolas" w:cs="Times New Roman"/>
+          <w:color w:val="A31515"/>
+          <w:kern w:val="0"/>
+          <w:sz w:val="21"/>
+          <w:szCs w:val="21"/>
+          <w14:ligatures w14:val="none"/>
+        </w:rPr>
+        <w:t>md:flex</w:t>
+      </w:r>
+      <w:proofErr w:type="gramEnd"/>
+      <w:r>
+        <w:rPr>
+          <w:rFonts w:ascii="Consolas" w:eastAsia="Times New Roman" w:hAnsi="Consolas" w:cs="Times New Roman"/>
+          <w:color w:val="A31515"/>
+          <w:kern w:val="0"/>
+          <w:sz w:val="21"/>
+          <w:szCs w:val="21"/>
+          <w14:ligatures w14:val="none"/>
+        </w:rPr>
+        <w:t xml:space="preserve">-none </w:t>
+      </w:r>
+      <w:proofErr w:type="gramStart"/>
+      <w:r>
+        <w:rPr>
+          <w:rFonts w:ascii="Consolas" w:eastAsia="Times New Roman" w:hAnsi="Consolas" w:cs="Times New Roman"/>
+          <w:color w:val="A31515"/>
+          <w:kern w:val="0"/>
+          <w:sz w:val="21"/>
+          <w:szCs w:val="21"/>
+          <w14:ligatures w14:val="none"/>
+        </w:rPr>
+        <w:t>md:justify</w:t>
+      </w:r>
+      <w:proofErr w:type="gramEnd"/>
+      <w:r>
+        <w:rPr>
+          <w:rFonts w:ascii="Consolas" w:eastAsia="Times New Roman" w:hAnsi="Consolas" w:cs="Times New Roman"/>
+          <w:color w:val="A31515"/>
+          <w:kern w:val="0"/>
+          <w:sz w:val="21"/>
+          <w:szCs w:val="21"/>
+          <w14:ligatures w14:val="none"/>
+        </w:rPr>
+        <w:t xml:space="preserve">-start </w:t>
+      </w:r>
+      <w:proofErr w:type="gramStart"/>
+      <w:r>
+        <w:rPr>
+          <w:rFonts w:ascii="Consolas" w:eastAsia="Times New Roman" w:hAnsi="Consolas" w:cs="Times New Roman"/>
+          <w:color w:val="A31515"/>
+          <w:kern w:val="0"/>
+          <w:sz w:val="21"/>
+          <w:szCs w:val="21"/>
+          <w14:ligatures w14:val="none"/>
+        </w:rPr>
+        <w:t>md:p</w:t>
+      </w:r>
+      <w:proofErr w:type="gramEnd"/>
+      <w:r>
+        <w:rPr>
+          <w:rFonts w:ascii="Consolas" w:eastAsia="Times New Roman" w:hAnsi="Consolas" w:cs="Times New Roman"/>
+          <w:color w:val="A31515"/>
+          <w:kern w:val="0"/>
+          <w:sz w:val="21"/>
+          <w:szCs w:val="21"/>
+          <w14:ligatures w14:val="none"/>
+        </w:rPr>
+        <w:t xml:space="preserve">-2 </w:t>
+      </w:r>
+      <w:proofErr w:type="gramStart"/>
+      <w:r>
+        <w:rPr>
+          <w:rFonts w:ascii="Consolas" w:eastAsia="Times New Roman" w:hAnsi="Consolas" w:cs="Times New Roman"/>
+          <w:color w:val="A31515"/>
+          <w:kern w:val="0"/>
+          <w:sz w:val="21"/>
+          <w:szCs w:val="21"/>
+          <w14:ligatures w14:val="none"/>
+        </w:rPr>
+        <w:t>md:px</w:t>
+      </w:r>
+      <w:proofErr w:type="gramEnd"/>
+      <w:r>
+        <w:rPr>
+          <w:rFonts w:ascii="Consolas" w:eastAsia="Times New Roman" w:hAnsi="Consolas" w:cs="Times New Roman"/>
+          <w:color w:val="A31515"/>
+          <w:kern w:val="0"/>
+          <w:sz w:val="21"/>
+          <w:szCs w:val="21"/>
+          <w14:ligatures w14:val="none"/>
+        </w:rPr>
+        <w:t>-3"</w:t>
+      </w:r>
+      <w:r>
+        <w:rPr>
+          <w:rFonts w:ascii="Consolas" w:eastAsia="Times New Roman" w:hAnsi="Consolas" w:cs="Times New Roman"/>
+          <w:color w:val="000000"/>
+          <w:kern w:val="0"/>
+          <w:sz w:val="21"/>
+          <w:szCs w:val="21"/>
+          <w14:ligatures w14:val="none"/>
+        </w:rPr>
+        <w:t>,</w:t>
+      </w:r>
+    </w:p>
+    <w:p>
+      <w:pPr>
+        <w:shd w:val="clear" w:color="auto" w:fill="FFFFFF"/>
+        <w:spacing w:after="0" w:line="285" w:lineRule="atLeast"/>
+        <w:rPr>
+          <w:rFonts w:ascii="Consolas" w:eastAsia="Times New Roman" w:hAnsi="Consolas" w:cs="Times New Roman"/>
+          <w:color w:val="3B3B3B"/>
+          <w:kern w:val="0"/>
+          <w:sz w:val="21"/>
+          <w:szCs w:val="21"/>
+          <w14:ligatures w14:val="none"/>
+        </w:rPr>
+      </w:pPr>
+      <w:r>
+        <w:rPr>
+          <w:rFonts w:ascii="Consolas" w:eastAsia="Times New Roman" w:hAnsi="Consolas" w:cs="Times New Roman"/>
+          <w:color w:val="000000"/>
+          <w:kern w:val="0"/>
+          <w:sz w:val="21"/>
+          <w:szCs w:val="21"/>
+          <w14:ligatures w14:val="none"/>
+        </w:rPr>
+        <w:t>                {</w:t>
+      </w:r>
+    </w:p>
+    <w:p>
+      <w:pPr>
+        <w:shd w:val="clear" w:color="auto" w:fill="FFFFFF"/>
+        <w:spacing w:after="0" w:line="285" w:lineRule="atLeast"/>
+        <w:rPr>
+          <w:rFonts w:ascii="Consolas" w:eastAsia="Times New Roman" w:hAnsi="Consolas" w:cs="Times New Roman"/>
+          <w:color w:val="3B3B3B"/>
+          <w:kern w:val="0"/>
+          <w:sz w:val="21"/>
+          <w:szCs w:val="21"/>
+          <w14:ligatures w14:val="none"/>
+        </w:rPr>
+      </w:pPr>
+      <w:r>
+        <w:rPr>
+          <w:rFonts w:ascii="Consolas" w:eastAsia="Times New Roman" w:hAnsi="Consolas" w:cs="Times New Roman"/>
+          <w:color w:val="000000"/>
+          <w:kern w:val="0"/>
+          <w:sz w:val="21"/>
+          <w:szCs w:val="21"/>
+          <w14:ligatures w14:val="none"/>
+        </w:rPr>
+        <w:t xml:space="preserve">                  </w:t>
+      </w:r>
+      <w:r>
+        <w:rPr>
+          <w:rFonts w:ascii="Consolas" w:eastAsia="Times New Roman" w:hAnsi="Consolas" w:cs="Times New Roman"/>
+          <w:color w:val="A31515"/>
+          <w:kern w:val="0"/>
+          <w:sz w:val="21"/>
+          <w:szCs w:val="21"/>
+          <w14:ligatures w14:val="none"/>
+        </w:rPr>
+        <w:t>'</w:t>
+      </w:r>
+      <w:proofErr w:type="gramStart"/>
+      <w:r>
+        <w:rPr>
+          <w:rFonts w:ascii="Consolas" w:eastAsia="Times New Roman" w:hAnsi="Consolas" w:cs="Times New Roman"/>
+          <w:color w:val="A31515"/>
+          <w:kern w:val="0"/>
+          <w:sz w:val="21"/>
+          <w:szCs w:val="21"/>
+          <w14:ligatures w14:val="none"/>
+        </w:rPr>
+        <w:t>bg</w:t>
+      </w:r>
+      <w:proofErr w:type="gramEnd"/>
+      <w:r>
+        <w:rPr>
+          <w:rFonts w:ascii="Consolas" w:eastAsia="Times New Roman" w:hAnsi="Consolas" w:cs="Times New Roman"/>
+          <w:color w:val="A31515"/>
+          <w:kern w:val="0"/>
+          <w:sz w:val="21"/>
+          <w:szCs w:val="21"/>
+          <w14:ligatures w14:val="none"/>
+        </w:rPr>
+        <w:t>-sky-100 text-blue-600'</w:t>
+      </w:r>
+      <w:r>
+        <w:rPr>
+          <w:rFonts w:ascii="Consolas" w:eastAsia="Times New Roman" w:hAnsi="Consolas" w:cs="Times New Roman"/>
+          <w:color w:val="001080"/>
+          <w:kern w:val="0"/>
+          <w:sz w:val="21"/>
+          <w:szCs w:val="21"/>
+          <w14:ligatures w14:val="none"/>
+        </w:rPr>
+        <w:t>:</w:t>
+      </w:r>
+      <w:r>
+        <w:rPr>
+          <w:rFonts w:ascii="Consolas" w:eastAsia="Times New Roman" w:hAnsi="Consolas" w:cs="Times New Roman"/>
+          <w:color w:val="000000"/>
+          <w:kern w:val="0"/>
+          <w:sz w:val="21"/>
+          <w:szCs w:val="21"/>
+          <w14:ligatures w14:val="none"/>
+        </w:rPr>
+        <w:t xml:space="preserve"> </w:t>
+      </w:r>
+      <w:r>
+        <w:rPr>
+          <w:rFonts w:ascii="Consolas" w:eastAsia="Times New Roman" w:hAnsi="Consolas" w:cs="Times New Roman"/>
+          <w:color w:val="0070C1"/>
+          <w:kern w:val="0"/>
+          <w:sz w:val="21"/>
+          <w:szCs w:val="21"/>
+          <w14:ligatures w14:val="none"/>
+        </w:rPr>
+        <w:t>pathname</w:t>
+      </w:r>
+      <w:r>
+        <w:rPr>
+          <w:rFonts w:ascii="Consolas" w:eastAsia="Times New Roman" w:hAnsi="Consolas" w:cs="Times New Roman"/>
+          <w:color w:val="000000"/>
+          <w:kern w:val="0"/>
+          <w:sz w:val="21"/>
+          <w:szCs w:val="21"/>
+          <w14:ligatures w14:val="none"/>
+        </w:rPr>
+        <w:t xml:space="preserve"> === </w:t>
+      </w:r>
+      <w:proofErr w:type="gramStart"/>
+      <w:r>
+        <w:rPr>
+          <w:rFonts w:ascii="Consolas" w:eastAsia="Times New Roman" w:hAnsi="Consolas" w:cs="Times New Roman"/>
+          <w:color w:val="001080"/>
+          <w:kern w:val="0"/>
+          <w:sz w:val="21"/>
+          <w:szCs w:val="21"/>
+          <w14:ligatures w14:val="none"/>
+        </w:rPr>
+        <w:t>link</w:t>
+      </w:r>
+      <w:r>
+        <w:rPr>
+          <w:rFonts w:ascii="Consolas" w:eastAsia="Times New Roman" w:hAnsi="Consolas" w:cs="Times New Roman"/>
+          <w:color w:val="000000"/>
+          <w:kern w:val="0"/>
+          <w:sz w:val="21"/>
+          <w:szCs w:val="21"/>
+          <w14:ligatures w14:val="none"/>
+        </w:rPr>
+        <w:t>.</w:t>
+      </w:r>
+      <w:r>
+        <w:rPr>
+          <w:rFonts w:ascii="Consolas" w:eastAsia="Times New Roman" w:hAnsi="Consolas" w:cs="Times New Roman"/>
+          <w:color w:val="001080"/>
+          <w:kern w:val="0"/>
+          <w:sz w:val="21"/>
+          <w:szCs w:val="21"/>
+          <w14:ligatures w14:val="none"/>
+        </w:rPr>
+        <w:t>href</w:t>
+      </w:r>
+      <w:proofErr w:type="gramEnd"/>
+      <w:r>
+        <w:rPr>
+          <w:rFonts w:ascii="Consolas" w:eastAsia="Times New Roman" w:hAnsi="Consolas" w:cs="Times New Roman"/>
+          <w:color w:val="000000"/>
+          <w:kern w:val="0"/>
+          <w:sz w:val="21"/>
+          <w:szCs w:val="21"/>
+          <w14:ligatures w14:val="none"/>
+        </w:rPr>
+        <w:t>,</w:t>
+      </w:r>
+    </w:p>
+    <w:p>
+      <w:pPr>
+        <w:shd w:val="clear" w:color="auto" w:fill="FFFFFF"/>
+        <w:spacing w:after="0" w:line="285" w:lineRule="atLeast"/>
+        <w:rPr>
+          <w:rFonts w:ascii="Consolas" w:eastAsia="Times New Roman" w:hAnsi="Consolas" w:cs="Times New Roman"/>
+          <w:color w:val="3B3B3B"/>
+          <w:kern w:val="0"/>
+          <w:sz w:val="21"/>
+          <w:szCs w:val="21"/>
+          <w14:ligatures w14:val="none"/>
+        </w:rPr>
+      </w:pPr>
+      <w:r>
+        <w:rPr>
+          <w:rFonts w:ascii="Consolas" w:eastAsia="Times New Roman" w:hAnsi="Consolas" w:cs="Times New Roman"/>
+          <w:color w:val="000000"/>
+          <w:kern w:val="0"/>
+          <w:sz w:val="21"/>
+          <w:szCs w:val="21"/>
+          <w14:ligatures w14:val="none"/>
+        </w:rPr>
+        <w:t>                }</w:t>
+      </w:r>
+    </w:p>
+    <w:p>
+      <w:pPr>
+        <w:shd w:val="clear" w:color="auto" w:fill="FFFFFF"/>
+        <w:spacing w:after="0" w:line="285" w:lineRule="atLeast"/>
+        <w:rPr>
+          <w:rFonts w:ascii="Consolas" w:eastAsia="Times New Roman" w:hAnsi="Consolas" w:cs="Times New Roman"/>
+          <w:color w:val="3B3B3B"/>
+          <w:kern w:val="0"/>
+          <w:sz w:val="21"/>
+          <w:szCs w:val="21"/>
+          <w14:ligatures w14:val="none"/>
+        </w:rPr>
+      </w:pPr>
+      <w:r>
+        <w:rPr>
+          <w:rFonts w:ascii="Consolas" w:eastAsia="Times New Roman" w:hAnsi="Consolas" w:cs="Times New Roman"/>
+          <w:color w:val="000000"/>
+          <w:kern w:val="0"/>
+          <w:sz w:val="21"/>
+          <w:szCs w:val="21"/>
+          <w14:ligatures w14:val="none"/>
+        </w:rPr>
+        <w:t>              )</w:t>
+      </w:r>
+    </w:p>
+    <w:p>
+      <w:pPr>
+        <w:shd w:val="clear" w:color="auto" w:fill="FFFFFF"/>
+        <w:spacing w:after="0" w:line="285" w:lineRule="atLeast"/>
+        <w:rPr>
+          <w:rFonts w:ascii="Consolas" w:eastAsia="Times New Roman" w:hAnsi="Consolas" w:cs="Times New Roman"/>
+          <w:color w:val="3B3B3B"/>
+          <w:kern w:val="0"/>
+          <w:sz w:val="21"/>
+          <w:szCs w:val="21"/>
+          <w14:ligatures w14:val="none"/>
+        </w:rPr>
+      </w:pPr>
+      <w:r>
+        <w:rPr>
+          <w:rFonts w:ascii="Consolas" w:eastAsia="Times New Roman" w:hAnsi="Consolas" w:cs="Times New Roman"/>
+          <w:color w:val="000000"/>
+          <w:kern w:val="0"/>
+          <w:sz w:val="21"/>
+          <w:szCs w:val="21"/>
+          <w14:ligatures w14:val="none"/>
+        </w:rPr>
+        <w:t xml:space="preserve">            </w:t>
+      </w:r>
+      <w:r>
+        <w:rPr>
+          <w:rFonts w:ascii="Consolas" w:eastAsia="Times New Roman" w:hAnsi="Consolas" w:cs="Times New Roman"/>
+          <w:color w:val="0000FF"/>
+          <w:kern w:val="0"/>
+          <w:sz w:val="21"/>
+          <w:szCs w:val="21"/>
+          <w14:ligatures w14:val="none"/>
+        </w:rPr>
+        <w:t>}</w:t>
+      </w:r>
+    </w:p>
+    <w:p>
+      <w:pPr>
+        <w:shd w:val="clear" w:color="auto" w:fill="FFFFFF"/>
+        <w:spacing w:after="0" w:line="285" w:lineRule="atLeast"/>
+        <w:rPr>
+          <w:rFonts w:ascii="Consolas" w:eastAsia="Times New Roman" w:hAnsi="Consolas" w:cs="Times New Roman"/>
+          <w:color w:val="3B3B3B"/>
+          <w:kern w:val="0"/>
+          <w:sz w:val="21"/>
+          <w:szCs w:val="21"/>
+          <w14:ligatures w14:val="none"/>
+        </w:rPr>
+      </w:pPr>
+      <w:r>
+        <w:rPr>
+          <w:rFonts w:ascii="Consolas" w:eastAsia="Times New Roman" w:hAnsi="Consolas" w:cs="Times New Roman"/>
+          <w:color w:val="000000"/>
+          <w:kern w:val="0"/>
+          <w:sz w:val="21"/>
+          <w:szCs w:val="21"/>
+          <w14:ligatures w14:val="none"/>
+        </w:rPr>
+        <w:t xml:space="preserve">          </w:t>
+      </w:r>
+      <w:r>
+        <w:rPr>
+          <w:rFonts w:ascii="Consolas" w:eastAsia="Times New Roman" w:hAnsi="Consolas" w:cs="Times New Roman"/>
+          <w:color w:val="800000"/>
+          <w:kern w:val="0"/>
+          <w:sz w:val="21"/>
+          <w:szCs w:val="21"/>
+          <w14:ligatures w14:val="none"/>
+        </w:rPr>
+        <w:t>&gt;</w:t>
+      </w:r>
+    </w:p>
+    <w:p>
+      <w:pPr>
+        <w:shd w:val="clear" w:color="auto" w:fill="FFFFFF"/>
+        <w:spacing w:after="0" w:line="285" w:lineRule="atLeast"/>
+        <w:rPr>
+          <w:rFonts w:ascii="Consolas" w:eastAsia="Times New Roman" w:hAnsi="Consolas" w:cs="Times New Roman"/>
+          <w:color w:val="3B3B3B"/>
+          <w:kern w:val="0"/>
+          <w:sz w:val="21"/>
+          <w:szCs w:val="21"/>
+          <w14:ligatures w14:val="none"/>
+        </w:rPr>
+      </w:pPr>
+      <w:r>
+        <w:rPr>
+          <w:rFonts w:ascii="Consolas" w:eastAsia="Times New Roman" w:hAnsi="Consolas" w:cs="Times New Roman"/>
+          <w:color w:val="000000"/>
+          <w:kern w:val="0"/>
+          <w:sz w:val="21"/>
+          <w:szCs w:val="21"/>
+          <w14:ligatures w14:val="none"/>
+        </w:rPr>
+        <w:t xml:space="preserve">            </w:t>
+      </w:r>
+      <w:r>
+        <w:rPr>
+          <w:rFonts w:ascii="Consolas" w:eastAsia="Times New Roman" w:hAnsi="Consolas" w:cs="Times New Roman"/>
+          <w:color w:val="800000"/>
+          <w:kern w:val="0"/>
+          <w:sz w:val="21"/>
+          <w:szCs w:val="21"/>
+          <w14:ligatures w14:val="none"/>
+        </w:rPr>
+        <w:t>&lt;</w:t>
+      </w:r>
+      <w:r>
+        <w:rPr>
+          <w:rFonts w:ascii="Consolas" w:eastAsia="Times New Roman" w:hAnsi="Consolas" w:cs="Times New Roman"/>
+          <w:color w:val="267F99"/>
+          <w:kern w:val="0"/>
+          <w:sz w:val="21"/>
+          <w:szCs w:val="21"/>
+          <w14:ligatures w14:val="none"/>
+        </w:rPr>
+        <w:t>LinkIcon</w:t>
+      </w:r>
+      <w:r>
+        <w:rPr>
+          <w:rFonts w:ascii="Consolas" w:eastAsia="Times New Roman" w:hAnsi="Consolas" w:cs="Times New Roman"/>
+          <w:color w:val="000000"/>
+          <w:kern w:val="0"/>
+          <w:sz w:val="21"/>
+          <w:szCs w:val="21"/>
+          <w14:ligatures w14:val="none"/>
+        </w:rPr>
+        <w:t xml:space="preserve"> </w:t>
+      </w:r>
+      <w:r>
+        <w:rPr>
+          <w:rFonts w:ascii="Consolas" w:eastAsia="Times New Roman" w:hAnsi="Consolas" w:cs="Times New Roman"/>
+          <w:color w:val="E50000"/>
+          <w:kern w:val="0"/>
+          <w:sz w:val="21"/>
+          <w:szCs w:val="21"/>
+          <w14:ligatures w14:val="none"/>
+        </w:rPr>
+        <w:t>className</w:t>
+      </w:r>
+      <w:r>
+        <w:rPr>
+          <w:rFonts w:ascii="Consolas" w:eastAsia="Times New Roman" w:hAnsi="Consolas" w:cs="Times New Roman"/>
+          <w:color w:val="000000"/>
+          <w:kern w:val="0"/>
+          <w:sz w:val="21"/>
+          <w:szCs w:val="21"/>
+          <w14:ligatures w14:val="none"/>
+        </w:rPr>
+        <w:t>=</w:t>
+      </w:r>
+      <w:r>
+        <w:rPr>
+          <w:rFonts w:ascii="Consolas" w:eastAsia="Times New Roman" w:hAnsi="Consolas" w:cs="Times New Roman"/>
+          <w:color w:val="A31515"/>
+          <w:kern w:val="0"/>
+          <w:sz w:val="21"/>
+          <w:szCs w:val="21"/>
+          <w14:ligatures w14:val="none"/>
+        </w:rPr>
+        <w:t>"w-6"</w:t>
+      </w:r>
+      <w:r>
+        <w:rPr>
+          <w:rFonts w:ascii="Consolas" w:eastAsia="Times New Roman" w:hAnsi="Consolas" w:cs="Times New Roman"/>
+          <w:color w:val="000000"/>
+          <w:kern w:val="0"/>
+          <w:sz w:val="21"/>
+          <w:szCs w:val="21"/>
+          <w14:ligatures w14:val="none"/>
+        </w:rPr>
+        <w:t xml:space="preserve"> </w:t>
+      </w:r>
+      <w:r>
+        <w:rPr>
+          <w:rFonts w:ascii="Consolas" w:eastAsia="Times New Roman" w:hAnsi="Consolas" w:cs="Times New Roman"/>
+          <w:color w:val="800000"/>
+          <w:kern w:val="0"/>
+          <w:sz w:val="21"/>
+          <w:szCs w:val="21"/>
+          <w14:ligatures w14:val="none"/>
+        </w:rPr>
+        <w:t>/&gt;</w:t>
+      </w:r>
+    </w:p>
+    <w:p>
+      <w:pPr>
+        <w:shd w:val="clear" w:color="auto" w:fill="FFFFFF"/>
+        <w:spacing w:after="0" w:line="285" w:lineRule="atLeast"/>
+        <w:rPr>
+          <w:rFonts w:ascii="Consolas" w:eastAsia="Times New Roman" w:hAnsi="Consolas" w:cs="Times New Roman"/>
+          <w:color w:val="3B3B3B"/>
+          <w:kern w:val="0"/>
+          <w:sz w:val="21"/>
+          <w:szCs w:val="21"/>
+          <w14:ligatures w14:val="none"/>
+        </w:rPr>
+      </w:pPr>
+      <w:r>
+        <w:rPr>
+          <w:rFonts w:ascii="Consolas" w:eastAsia="Times New Roman" w:hAnsi="Consolas" w:cs="Times New Roman"/>
+          <w:color w:val="000000"/>
+          <w:kern w:val="0"/>
+          <w:sz w:val="21"/>
+          <w:szCs w:val="21"/>
+          <w14:ligatures w14:val="none"/>
+        </w:rPr>
+        <w:t xml:space="preserve">            </w:t>
+      </w:r>
+      <w:r>
+        <w:rPr>
+          <w:rFonts w:ascii="Consolas" w:eastAsia="Times New Roman" w:hAnsi="Consolas" w:cs="Times New Roman"/>
+          <w:color w:val="800000"/>
+          <w:kern w:val="0"/>
+          <w:sz w:val="21"/>
+          <w:szCs w:val="21"/>
+          <w14:ligatures w14:val="none"/>
+        </w:rPr>
+        <w:t>&lt;p</w:t>
+      </w:r>
+      <w:r>
+        <w:rPr>
+          <w:rFonts w:ascii="Consolas" w:eastAsia="Times New Roman" w:hAnsi="Consolas" w:cs="Times New Roman"/>
+          <w:color w:val="000000"/>
+          <w:kern w:val="0"/>
+          <w:sz w:val="21"/>
+          <w:szCs w:val="21"/>
+          <w14:ligatures w14:val="none"/>
+        </w:rPr>
+        <w:t xml:space="preserve"> </w:t>
+      </w:r>
+      <w:r>
+        <w:rPr>
+          <w:rFonts w:ascii="Consolas" w:eastAsia="Times New Roman" w:hAnsi="Consolas" w:cs="Times New Roman"/>
+          <w:color w:val="E50000"/>
+          <w:kern w:val="0"/>
+          <w:sz w:val="21"/>
+          <w:szCs w:val="21"/>
+          <w14:ligatures w14:val="none"/>
+        </w:rPr>
+        <w:t>className</w:t>
+      </w:r>
+      <w:r>
+        <w:rPr>
+          <w:rFonts w:ascii="Consolas" w:eastAsia="Times New Roman" w:hAnsi="Consolas" w:cs="Times New Roman"/>
+          <w:color w:val="000000"/>
+          <w:kern w:val="0"/>
+          <w:sz w:val="21"/>
+          <w:szCs w:val="21"/>
+          <w14:ligatures w14:val="none"/>
+        </w:rPr>
+        <w:t>=</w:t>
+      </w:r>
+      <w:r>
+        <w:rPr>
+          <w:rFonts w:ascii="Consolas" w:eastAsia="Times New Roman" w:hAnsi="Consolas" w:cs="Times New Roman"/>
+          <w:color w:val="A31515"/>
+          <w:kern w:val="0"/>
+          <w:sz w:val="21"/>
+          <w:szCs w:val="21"/>
+          <w14:ligatures w14:val="none"/>
+        </w:rPr>
+        <w:t xml:space="preserve">"hidden </w:t>
+      </w:r>
+      <w:proofErr w:type="gramStart"/>
+      <w:r>
+        <w:rPr>
+          <w:rFonts w:ascii="Consolas" w:eastAsia="Times New Roman" w:hAnsi="Consolas" w:cs="Times New Roman"/>
+          <w:color w:val="A31515"/>
+          <w:kern w:val="0"/>
+          <w:sz w:val="21"/>
+          <w:szCs w:val="21"/>
+          <w14:ligatures w14:val="none"/>
+        </w:rPr>
+        <w:t>md:block</w:t>
+      </w:r>
+      <w:proofErr w:type="gramEnd"/>
+      <w:r>
+        <w:rPr>
+          <w:rFonts w:ascii="Consolas" w:eastAsia="Times New Roman" w:hAnsi="Consolas" w:cs="Times New Roman"/>
+          <w:color w:val="A31515"/>
+          <w:kern w:val="0"/>
+          <w:sz w:val="21"/>
+          <w:szCs w:val="21"/>
+          <w14:ligatures w14:val="none"/>
+        </w:rPr>
+        <w:t>"</w:t>
+      </w:r>
+      <w:r>
+        <w:rPr>
+          <w:rFonts w:ascii="Consolas" w:eastAsia="Times New Roman" w:hAnsi="Consolas" w:cs="Times New Roman"/>
+          <w:color w:val="800000"/>
+          <w:kern w:val="0"/>
+          <w:sz w:val="21"/>
+          <w:szCs w:val="21"/>
+          <w14:ligatures w14:val="none"/>
+        </w:rPr>
+        <w:t>&gt;</w:t>
+      </w:r>
+      <w:r>
+        <w:rPr>
+          <w:rFonts w:ascii="Consolas" w:eastAsia="Times New Roman" w:hAnsi="Consolas" w:cs="Times New Roman"/>
+          <w:color w:val="0000FF"/>
+          <w:kern w:val="0"/>
+          <w:sz w:val="21"/>
+          <w:szCs w:val="21"/>
+          <w14:ligatures w14:val="none"/>
+        </w:rPr>
+        <w:t>{</w:t>
+      </w:r>
+      <w:proofErr w:type="gramStart"/>
+      <w:r>
+        <w:rPr>
+          <w:rFonts w:ascii="Consolas" w:eastAsia="Times New Roman" w:hAnsi="Consolas" w:cs="Times New Roman"/>
+          <w:color w:val="001080"/>
+          <w:kern w:val="0"/>
+          <w:sz w:val="21"/>
+          <w:szCs w:val="21"/>
+          <w14:ligatures w14:val="none"/>
+        </w:rPr>
+        <w:t>link</w:t>
+      </w:r>
+      <w:r>
+        <w:rPr>
+          <w:rFonts w:ascii="Consolas" w:eastAsia="Times New Roman" w:hAnsi="Consolas" w:cs="Times New Roman"/>
+          <w:color w:val="000000"/>
+          <w:kern w:val="0"/>
+          <w:sz w:val="21"/>
+          <w:szCs w:val="21"/>
+          <w14:ligatures w14:val="none"/>
+        </w:rPr>
+        <w:t>.</w:t>
+      </w:r>
+      <w:r>
+        <w:rPr>
+          <w:rFonts w:ascii="Consolas" w:eastAsia="Times New Roman" w:hAnsi="Consolas" w:cs="Times New Roman"/>
+          <w:color w:val="001080"/>
+          <w:kern w:val="0"/>
+          <w:sz w:val="21"/>
+          <w:szCs w:val="21"/>
+          <w14:ligatures w14:val="none"/>
+        </w:rPr>
+        <w:t>name</w:t>
+      </w:r>
+      <w:r>
+        <w:rPr>
+          <w:rFonts w:ascii="Consolas" w:eastAsia="Times New Roman" w:hAnsi="Consolas" w:cs="Times New Roman"/>
+          <w:color w:val="0000FF"/>
+          <w:kern w:val="0"/>
+          <w:sz w:val="21"/>
+          <w:szCs w:val="21"/>
+          <w14:ligatures w14:val="none"/>
+        </w:rPr>
+        <w:t>}</w:t>
+      </w:r>
+      <w:r>
+        <w:rPr>
+          <w:rFonts w:ascii="Consolas" w:eastAsia="Times New Roman" w:hAnsi="Consolas" w:cs="Times New Roman"/>
+          <w:color w:val="800000"/>
+          <w:kern w:val="0"/>
+          <w:sz w:val="21"/>
+          <w:szCs w:val="21"/>
+          <w14:ligatures w14:val="none"/>
+        </w:rPr>
+        <w:t>&lt;</w:t>
+      </w:r>
+      <w:proofErr w:type="gramEnd"/>
+      <w:r>
+        <w:rPr>
+          <w:rFonts w:ascii="Consolas" w:eastAsia="Times New Roman" w:hAnsi="Consolas" w:cs="Times New Roman"/>
+          <w:color w:val="800000"/>
+          <w:kern w:val="0"/>
+          <w:sz w:val="21"/>
+          <w:szCs w:val="21"/>
+          <w14:ligatures w14:val="none"/>
+        </w:rPr>
+        <w:t>/p&gt;</w:t>
+      </w:r>
+    </w:p>
+    <w:p>
+      <w:pPr>
+        <w:shd w:val="clear" w:color="auto" w:fill="FFFFFF"/>
+        <w:spacing w:after="0" w:line="285" w:lineRule="atLeast"/>
+        <w:rPr>
+          <w:rFonts w:ascii="Consolas" w:eastAsia="Times New Roman" w:hAnsi="Consolas" w:cs="Times New Roman"/>
+          <w:color w:val="3B3B3B"/>
+          <w:kern w:val="0"/>
+          <w:sz w:val="21"/>
+          <w:szCs w:val="21"/>
+          <w14:ligatures w14:val="none"/>
+        </w:rPr>
+      </w:pPr>
+      <w:r>
+        <w:rPr>
+          <w:rFonts w:ascii="Consolas" w:eastAsia="Times New Roman" w:hAnsi="Consolas" w:cs="Times New Roman"/>
+          <w:color w:val="000000"/>
+          <w:kern w:val="0"/>
+          <w:sz w:val="21"/>
+          <w:szCs w:val="21"/>
+          <w14:ligatures w14:val="none"/>
+        </w:rPr>
+        <w:t xml:space="preserve">          </w:t>
+      </w:r>
+      <w:r>
+        <w:rPr>
+          <w:rFonts w:ascii="Consolas" w:eastAsia="Times New Roman" w:hAnsi="Consolas" w:cs="Times New Roman"/>
+          <w:color w:val="800000"/>
+          <w:kern w:val="0"/>
+          <w:sz w:val="21"/>
+          <w:szCs w:val="21"/>
+          <w14:ligatures w14:val="none"/>
+        </w:rPr>
+        <w:t>&lt;/</w:t>
+      </w:r>
+      <w:r>
+        <w:rPr>
+          <w:rFonts w:ascii="Consolas" w:eastAsia="Times New Roman" w:hAnsi="Consolas" w:cs="Times New Roman"/>
+          <w:color w:val="267F99"/>
+          <w:kern w:val="0"/>
+          <w:sz w:val="21"/>
+          <w:szCs w:val="21"/>
+          <w14:ligatures w14:val="none"/>
+        </w:rPr>
+        <w:t>Link</w:t>
+      </w:r>
+      <w:r>
+        <w:rPr>
+          <w:rFonts w:ascii="Consolas" w:eastAsia="Times New Roman" w:hAnsi="Consolas" w:cs="Times New Roman"/>
+          <w:color w:val="800000"/>
+          <w:kern w:val="0"/>
+          <w:sz w:val="21"/>
+          <w:szCs w:val="21"/>
+          <w14:ligatures w14:val="none"/>
+        </w:rPr>
+        <w:t>&gt;</w:t>
+      </w:r>
+    </w:p>
+    <w:p>
+      <w:pPr>
+        <w:shd w:val="clear" w:color="auto" w:fill="FFFFFF"/>
+        <w:spacing w:after="0" w:line="285" w:lineRule="atLeast"/>
+        <w:rPr>
+          <w:rFonts w:ascii="Consolas" w:eastAsia="Times New Roman" w:hAnsi="Consolas" w:cs="Times New Roman"/>
+          <w:color w:val="3B3B3B"/>
+          <w:kern w:val="0"/>
+          <w:sz w:val="21"/>
+          <w:szCs w:val="21"/>
+          <w14:ligatures w14:val="none"/>
+        </w:rPr>
+      </w:pPr>
+      <w:r>
+        <w:rPr>
+          <w:rFonts w:ascii="Consolas" w:eastAsia="Times New Roman" w:hAnsi="Consolas" w:cs="Times New Roman"/>
+          <w:color w:val="000000"/>
+          <w:kern w:val="0"/>
+          <w:sz w:val="21"/>
+          <w:szCs w:val="21"/>
+          <w14:ligatures w14:val="none"/>
+        </w:rPr>
+        <w:t>        );</w:t>
+      </w:r>
+    </w:p>
+    <w:p>
+      <w:pPr>
+        <w:shd w:val="clear" w:color="auto" w:fill="FFFFFF"/>
+        <w:spacing w:after="0" w:line="285" w:lineRule="atLeast"/>
+        <w:rPr>
+          <w:rFonts w:ascii="Consolas" w:eastAsia="Times New Roman" w:hAnsi="Consolas" w:cs="Times New Roman"/>
+          <w:color w:val="3B3B3B"/>
+          <w:kern w:val="0"/>
+          <w:sz w:val="21"/>
+          <w:szCs w:val="21"/>
+          <w14:ligatures w14:val="none"/>
+        </w:rPr>
+      </w:pPr>
+      <w:r>
+        <w:rPr>
+          <w:rFonts w:ascii="Consolas" w:eastAsia="Times New Roman" w:hAnsi="Consolas" w:cs="Times New Roman"/>
+          <w:color w:val="000000"/>
+          <w:kern w:val="0"/>
+          <w:sz w:val="21"/>
+          <w:szCs w:val="21"/>
+          <w14:ligatures w14:val="none"/>
+        </w:rPr>
+        <w:t>      })</w:t>
+      </w:r>
+      <w:r>
+        <w:rPr>
+          <w:rFonts w:ascii="Consolas" w:eastAsia="Times New Roman" w:hAnsi="Consolas" w:cs="Times New Roman"/>
+          <w:color w:val="0000FF"/>
+          <w:kern w:val="0"/>
+          <w:sz w:val="21"/>
+          <w:szCs w:val="21"/>
+          <w14:ligatures w14:val="none"/>
+        </w:rPr>
+        <w:t>}</w:t>
+      </w:r>
+    </w:p>
+    <w:p>
+      <w:pPr>
+        <w:shd w:val="clear" w:color="auto" w:fill="FFFFFF"/>
+        <w:spacing w:after="0" w:line="285" w:lineRule="atLeast"/>
+        <w:rPr>
+          <w:rFonts w:ascii="Consolas" w:eastAsia="Times New Roman" w:hAnsi="Consolas" w:cs="Times New Roman"/>
+          <w:color w:val="3B3B3B"/>
+          <w:kern w:val="0"/>
+          <w:sz w:val="21"/>
+          <w:szCs w:val="21"/>
+          <w14:ligatures w14:val="none"/>
+        </w:rPr>
+      </w:pPr>
+      <w:r>
+        <w:rPr>
+          <w:rFonts w:ascii="Consolas" w:eastAsia="Times New Roman" w:hAnsi="Consolas" w:cs="Times New Roman"/>
+          <w:color w:val="3B3B3B"/>
+          <w:kern w:val="0"/>
+          <w:sz w:val="21"/>
+          <w:szCs w:val="21"/>
+          <w14:ligatures w14:val="none"/>
+        </w:rPr>
+        <w:t xml:space="preserve">    </w:t>
+      </w:r>
+      <w:r>
+        <w:rPr>
+          <w:rFonts w:ascii="Consolas" w:eastAsia="Times New Roman" w:hAnsi="Consolas" w:cs="Times New Roman"/>
+          <w:color w:val="800000"/>
+          <w:kern w:val="0"/>
+          <w:sz w:val="21"/>
+          <w:szCs w:val="21"/>
+          <w14:ligatures w14:val="none"/>
+        </w:rPr>
+        <w:t>&lt;/&gt;</w:t>
+      </w:r>
+    </w:p>
+    <w:p>
+      <w:pPr>
+        <w:shd w:val="clear" w:color="auto" w:fill="FFFFFF"/>
+        <w:spacing w:after="0" w:line="285" w:lineRule="atLeast"/>
+        <w:rPr>
+          <w:rFonts w:ascii="Consolas" w:eastAsia="Times New Roman" w:hAnsi="Consolas" w:cs="Times New Roman"/>
+          <w:color w:val="3B3B3B"/>
+          <w:kern w:val="0"/>
+          <w:sz w:val="21"/>
+          <w:szCs w:val="21"/>
+          <w14:ligatures w14:val="none"/>
+        </w:rPr>
+      </w:pPr>
+      <w:r>
+        <w:rPr>
+          <w:rFonts w:ascii="Consolas" w:eastAsia="Times New Roman" w:hAnsi="Consolas" w:cs="Times New Roman"/>
+          <w:color w:val="3B3B3B"/>
+          <w:kern w:val="0"/>
+          <w:sz w:val="21"/>
+          <w:szCs w:val="21"/>
+          <w14:ligatures w14:val="none"/>
+        </w:rPr>
+        <w:t>  );</w:t>
+      </w:r>
+    </w:p>
+    <w:p>
+      <w:pPr>
+        <w:shd w:val="clear" w:color="auto" w:fill="FFFFFF"/>
+        <w:spacing w:after="0" w:line="285" w:lineRule="atLeast"/>
+        <w:rPr>
+          <w:rFonts w:ascii="Consolas" w:eastAsia="Times New Roman" w:hAnsi="Consolas" w:cs="Times New Roman"/>
+          <w:color w:val="3B3B3B"/>
+          <w:kern w:val="0"/>
+          <w:sz w:val="21"/>
+          <w:szCs w:val="21"/>
+          <w14:ligatures w14:val="none"/>
+        </w:rPr>
+      </w:pPr>
+      <w:r>
+        <w:rPr>
+          <w:rFonts w:ascii="Consolas" w:eastAsia="Times New Roman" w:hAnsi="Consolas" w:cs="Times New Roman"/>
+          <w:color w:val="3B3B3B"/>
+          <w:kern w:val="0"/>
+          <w:sz w:val="21"/>
+          <w:szCs w:val="21"/>
+          <w14:ligatures w14:val="none"/>
+        </w:rPr>
+        <w:t>}</w:t>
+      </w:r>
+    </w:p>
+    <w:p>
+      <w:pPr>
+        <w:ind w:left="720" w:firstLine="720"/>
+        <w:rPr>
+          <w:rFonts w:ascii="Sakkal Majalla" w:hAnsi="Sakkal Majalla" w:cs="Sakkal Majalla"/>
+          <w:sz w:val="28"/>
+          <w:szCs w:val="28"/>
+        </w:rPr>
+      </w:pPr>
+      <w:r>
+        <w:rPr>
+          <w:rFonts w:ascii="Sakkal Majalla" w:hAnsi="Sakkal Majalla" w:cs="Sakkal Majalla"/>
+          <w:sz w:val="28"/>
+          <w:szCs w:val="28"/>
+        </w:rPr>
+        <w:t>==========================================================</w:t>
+      </w:r>
+    </w:p>
+    <w:p>
+      <w:pPr>
+        <w:rPr>
+          <w:rFonts w:ascii="Sakkal Majalla" w:hAnsi="Sakkal Majalla" w:cs="Sakkal Majalla"/>
+          <w:sz w:val="28"/>
+          <w:szCs w:val="28"/>
+        </w:rPr>
+      </w:pPr>
+      <w:r>
+        <w:rPr>
+          <w:rFonts w:ascii="Sakkal Majalla" w:hAnsi="Sakkal Majalla" w:cs="Sakkal Majalla"/>
+          <w:sz w:val="28"/>
+          <w:szCs w:val="28"/>
+        </w:rPr>
+        <w:lastRenderedPageBreak/>
+        <w:drawing>
+          <wp:inline distT="0" distB="0" distL="0" distR="0" wp14:anchorId="5AD7B481" wp14:editId="348DF5BA">
+            <wp:extent cx="6723380" cy="2590800"/>
+            <wp:effectExtent l="0" t="0" r="1270" b="0"/>
+            <wp:docPr id="559047634" name="Picture 1"/>
+            <wp:cNvGraphicFramePr>
+              <a:graphicFrameLocks xmlns:a="http://schemas.openxmlformats.org/drawingml/2006/main" noChangeAspect="1"/>
+            </wp:cNvGraphicFramePr>
+            <a:graphic xmlns:a="http://schemas.openxmlformats.org/drawingml/2006/main">
+              <a:graphicData uri="http://schemas.openxmlformats.org/drawingml/2006/picture">
+                <pic:pic xmlns:pic="http://schemas.openxmlformats.org/drawingml/2006/picture">
+                  <pic:nvPicPr>
+                    <pic:cNvPr id="559047634" name=""/>
+                    <pic:cNvPicPr/>
+                  </pic:nvPicPr>
+                  <pic:blipFill>
+                    <a:blip r:embed="rId10"/>
+                    <a:stretch>
+                      <a:fillRect/>
+                    </a:stretch>
+                  </pic:blipFill>
+                  <pic:spPr>
+                    <a:xfrm>
+                      <a:off x="0" y="0"/>
+                      <a:ext cx="6733587" cy="2594733"/>
+                    </a:xfrm>
+                    <a:prstGeom prst="rect">
+                      <a:avLst/>
+                    </a:prstGeom>
+                  </pic:spPr>
+                </pic:pic>
+              </a:graphicData>
+            </a:graphic>
+          </wp:inline>
+        </w:drawing>
+      </w:r>
+    </w:p>
+    <w:p>
+      <w:pPr>
+        <w:ind w:left="720" w:firstLine="720"/>
+        <w:rPr>
+          <w:rFonts w:ascii="Sakkal Majalla" w:hAnsi="Sakkal Majalla" w:cs="Sakkal Majalla"/>
+          <w:sz w:val="28"/>
+          <w:szCs w:val="28"/>
+        </w:rPr>
+      </w:pPr>
+      <w:r>
+        <w:rPr>
+          <w:rFonts w:ascii="Sakkal Majalla" w:hAnsi="Sakkal Majalla" w:cs="Sakkal Majalla"/>
+          <w:sz w:val="28"/>
+          <w:szCs w:val="28"/>
+        </w:rPr>
+        <w:t>==========================================================</w:t>
+      </w:r>
+    </w:p>
+    <w:p>
+      <w:pPr>
+        <w:rPr>
+          <w:rFonts w:ascii="Sakkal Majalla" w:hAnsi="Sakkal Majalla" w:cs="Sakkal Majalla"/>
+          <w:sz w:val="28"/>
+          <w:szCs w:val="28"/>
+        </w:rPr>
+      </w:pPr>
     </w:p>
     <w:sectPr>
       <w:pgSz w:w="12240" w:h="15840"/>

--- a/NextJS/NextJS-Notes-01.docx
+++ b/NextJS/NextJS-Notes-01.docx
@@ -111,19 +111,7 @@
           <w:szCs w:val="28"/>
           <w14:ligatures w14:val="none"/>
         </w:rPr>
-        <w:t xml:space="preserve"> </w:t>
-      </w:r>
-      <w:proofErr w:type="gramStart"/>
-      <w:r>
-        <w:rPr>
-          <w:rFonts w:ascii="Sakkal Majalla" w:eastAsia="Times New Roman" w:hAnsi="Sakkal Majalla" w:cs="Sakkal Majalla"/>
-          <w:color w:val="3B3B3B"/>
-          <w:kern w:val="0"/>
-          <w:sz w:val="28"/>
-          <w:szCs w:val="28"/>
-          <w14:ligatures w14:val="none"/>
-        </w:rPr>
-        <w:t xml:space="preserve">{ </w:t>
+        <w:t xml:space="preserve"> { </w:t>
       </w:r>
       <w:r>
         <w:rPr>
@@ -136,7 +124,6 @@
         </w:rPr>
         <w:t>Inter</w:t>
       </w:r>
-      <w:proofErr w:type="gramEnd"/>
       <w:r>
         <w:rPr>
           <w:rFonts w:ascii="Sakkal Majalla" w:eastAsia="Times New Roman" w:hAnsi="Sakkal Majalla" w:cs="Sakkal Majalla"/>
@@ -297,7 +284,6 @@
         </w:rPr>
         <w:t xml:space="preserve"> </w:t>
       </w:r>
-      <w:proofErr w:type="gramStart"/>
       <w:r>
         <w:rPr>
           <w:rFonts w:ascii="Sakkal Majalla" w:eastAsia="Times New Roman" w:hAnsi="Sakkal Majalla" w:cs="Sakkal Majalla"/>
@@ -329,19 +315,7 @@
           <w:szCs w:val="28"/>
           <w14:ligatures w14:val="none"/>
         </w:rPr>
-        <w:t>subsets</w:t>
-      </w:r>
-      <w:proofErr w:type="gramEnd"/>
-      <w:r>
-        <w:rPr>
-          <w:rFonts w:ascii="Sakkal Majalla" w:eastAsia="Times New Roman" w:hAnsi="Sakkal Majalla" w:cs="Sakkal Majalla"/>
-          <w:color w:val="001080"/>
-          <w:kern w:val="0"/>
-          <w:sz w:val="28"/>
-          <w:szCs w:val="28"/>
-          <w14:ligatures w14:val="none"/>
-        </w:rPr>
-        <w:t>:</w:t>
+        <w:t>subsets:</w:t>
       </w:r>
       <w:r>
         <w:rPr>
@@ -365,29 +339,16 @@
         </w:rPr>
         <w:t>'latin'</w:t>
       </w:r>
-      <w:proofErr w:type="gramStart"/>
-      <w:r>
-        <w:rPr>
-          <w:rFonts w:ascii="Sakkal Majalla" w:eastAsia="Times New Roman" w:hAnsi="Sakkal Majalla" w:cs="Sakkal Majalla"/>
-          <w:color w:val="3B3B3B"/>
-          <w:kern w:val="0"/>
-          <w:sz w:val="28"/>
-          <w:szCs w:val="28"/>
-          <w14:ligatures w14:val="none"/>
-        </w:rPr>
-        <w:t>] }</w:t>
-      </w:r>
-      <w:proofErr w:type="gramEnd"/>
-      <w:r>
-        <w:rPr>
-          <w:rFonts w:ascii="Sakkal Majalla" w:eastAsia="Times New Roman" w:hAnsi="Sakkal Majalla" w:cs="Sakkal Majalla"/>
-          <w:color w:val="3B3B3B"/>
-          <w:kern w:val="0"/>
-          <w:sz w:val="28"/>
-          <w:szCs w:val="28"/>
-          <w14:ligatures w14:val="none"/>
-        </w:rPr>
-        <w:t>)</w:t>
+      <w:r>
+        <w:rPr>
+          <w:rFonts w:ascii="Sakkal Majalla" w:eastAsia="Times New Roman" w:hAnsi="Sakkal Majalla" w:cs="Sakkal Majalla"/>
+          <w:color w:val="3B3B3B"/>
+          <w:kern w:val="0"/>
+          <w:sz w:val="28"/>
+          <w:szCs w:val="28"/>
+          <w14:ligatures w14:val="none"/>
+        </w:rPr>
+        <w:t>] })</w:t>
       </w:r>
     </w:p>
     <w:p>
@@ -542,19 +503,7 @@
           <w:szCs w:val="28"/>
           <w14:ligatures w14:val="none"/>
         </w:rPr>
-        <w:t xml:space="preserve"> </w:t>
-      </w:r>
-      <w:proofErr w:type="gramStart"/>
-      <w:r>
-        <w:rPr>
-          <w:rFonts w:ascii="Sakkal Majalla" w:eastAsia="Times New Roman" w:hAnsi="Sakkal Majalla" w:cs="Sakkal Majalla"/>
-          <w:color w:val="3B3B3B"/>
-          <w:kern w:val="0"/>
-          <w:sz w:val="28"/>
-          <w:szCs w:val="28"/>
-          <w14:ligatures w14:val="none"/>
-        </w:rPr>
-        <w:t xml:space="preserve">{ </w:t>
+        <w:t xml:space="preserve"> { </w:t>
       </w:r>
       <w:r>
         <w:rPr>
@@ -567,7 +516,6 @@
         </w:rPr>
         <w:t>inter</w:t>
       </w:r>
-      <w:proofErr w:type="gramEnd"/>
       <w:r>
         <w:rPr>
           <w:rFonts w:ascii="Sakkal Majalla" w:eastAsia="Times New Roman" w:hAnsi="Sakkal Majalla" w:cs="Sakkal Majalla"/>
@@ -741,7 +689,6 @@
         </w:rPr>
         <w:t xml:space="preserve"> </w:t>
       </w:r>
-      <w:proofErr w:type="gramStart"/>
       <w:r>
         <w:rPr>
           <w:rFonts w:ascii="Sakkal Majalla" w:eastAsia="Times New Roman" w:hAnsi="Sakkal Majalla" w:cs="Sakkal Majalla"/>
@@ -762,19 +709,7 @@
           <w:szCs w:val="28"/>
           <w14:ligatures w14:val="none"/>
         </w:rPr>
-        <w:t>(</w:t>
-      </w:r>
-      <w:proofErr w:type="gramEnd"/>
-      <w:r>
-        <w:rPr>
-          <w:rFonts w:ascii="Sakkal Majalla" w:eastAsia="Times New Roman" w:hAnsi="Sakkal Majalla" w:cs="Sakkal Majalla"/>
-          <w:color w:val="3B3B3B"/>
-          <w:kern w:val="0"/>
-          <w:sz w:val="28"/>
-          <w:szCs w:val="28"/>
-          <w14:ligatures w14:val="none"/>
-        </w:rPr>
-        <w:t>{</w:t>
+        <w:t>({</w:t>
       </w:r>
     </w:p>
     <w:p>
@@ -1237,7 +1172,6 @@
         </w:rPr>
         <w:t>${</w:t>
       </w:r>
-      <w:proofErr w:type="gramStart"/>
       <w:r>
         <w:rPr>
           <w:rFonts w:ascii="Sakkal Majalla" w:eastAsia="Times New Roman" w:hAnsi="Sakkal Majalla" w:cs="Sakkal Majalla"/>
@@ -1271,7 +1205,6 @@
         </w:rPr>
         <w:t>className</w:t>
       </w:r>
-      <w:proofErr w:type="gramEnd"/>
       <w:r>
         <w:rPr>
           <w:rFonts w:ascii="Sakkal Majalla" w:eastAsia="Times New Roman" w:hAnsi="Sakkal Majalla" w:cs="Sakkal Majalla"/>
@@ -1900,55 +1833,7 @@
           <w:szCs w:val="28"/>
           <w14:ligatures w14:val="none"/>
         </w:rPr>
-        <w:t xml:space="preserve">"flex items-center justify-center p-6 </w:t>
-      </w:r>
-      <w:proofErr w:type="gramStart"/>
-      <w:r>
-        <w:rPr>
-          <w:rFonts w:ascii="Sakkal Majalla" w:eastAsia="Times New Roman" w:hAnsi="Sakkal Majalla" w:cs="Sakkal Majalla"/>
-          <w:color w:val="A31515"/>
-          <w:kern w:val="0"/>
-          <w:sz w:val="28"/>
-          <w:szCs w:val="28"/>
-          <w14:ligatures w14:val="none"/>
-        </w:rPr>
-        <w:t>md:w</w:t>
-      </w:r>
-      <w:proofErr w:type="gramEnd"/>
-      <w:r>
-        <w:rPr>
-          <w:rFonts w:ascii="Sakkal Majalla" w:eastAsia="Times New Roman" w:hAnsi="Sakkal Majalla" w:cs="Sakkal Majalla"/>
-          <w:color w:val="A31515"/>
-          <w:kern w:val="0"/>
-          <w:sz w:val="28"/>
-          <w:szCs w:val="28"/>
-          <w14:ligatures w14:val="none"/>
-        </w:rPr>
-        <w:t xml:space="preserve">-3/5 </w:t>
-      </w:r>
-      <w:proofErr w:type="gramStart"/>
-      <w:r>
-        <w:rPr>
-          <w:rFonts w:ascii="Sakkal Majalla" w:eastAsia="Times New Roman" w:hAnsi="Sakkal Majalla" w:cs="Sakkal Majalla"/>
-          <w:color w:val="A31515"/>
-          <w:kern w:val="0"/>
-          <w:sz w:val="28"/>
-          <w:szCs w:val="28"/>
-          <w14:ligatures w14:val="none"/>
-        </w:rPr>
-        <w:t>md:px</w:t>
-      </w:r>
-      <w:proofErr w:type="gramEnd"/>
-      <w:r>
-        <w:rPr>
-          <w:rFonts w:ascii="Sakkal Majalla" w:eastAsia="Times New Roman" w:hAnsi="Sakkal Majalla" w:cs="Sakkal Majalla"/>
-          <w:color w:val="A31515"/>
-          <w:kern w:val="0"/>
-          <w:sz w:val="28"/>
-          <w:szCs w:val="28"/>
-          <w14:ligatures w14:val="none"/>
-        </w:rPr>
-        <w:t>-28 md:py-12"</w:t>
+        <w:t>"flex items-center justify-center p-6 md:w-3/5 md:px-28 md:py-12"</w:t>
       </w:r>
       <w:r>
         <w:rPr>
@@ -2182,7 +2067,6 @@
         </w:rPr>
         <w:t>width</w:t>
       </w:r>
-      <w:proofErr w:type="gramStart"/>
       <w:r>
         <w:rPr>
           <w:rFonts w:ascii="Sakkal Majalla" w:eastAsia="Times New Roman" w:hAnsi="Sakkal Majalla" w:cs="Sakkal Majalla"/>
@@ -2205,7 +2089,6 @@
         </w:rPr>
         <w:t>{</w:t>
       </w:r>
-      <w:proofErr w:type="gramEnd"/>
       <w:r>
         <w:rPr>
           <w:rFonts w:ascii="Sakkal Majalla" w:eastAsia="Times New Roman" w:hAnsi="Sakkal Majalla" w:cs="Sakkal Majalla"/>
@@ -2264,7 +2147,6 @@
         </w:rPr>
         <w:t>height</w:t>
       </w:r>
-      <w:proofErr w:type="gramStart"/>
       <w:r>
         <w:rPr>
           <w:rFonts w:ascii="Sakkal Majalla" w:eastAsia="Times New Roman" w:hAnsi="Sakkal Majalla" w:cs="Sakkal Majalla"/>
@@ -2287,7 +2169,6 @@
         </w:rPr>
         <w:t>{</w:t>
       </w:r>
-      <w:proofErr w:type="gramEnd"/>
       <w:r>
         <w:rPr>
           <w:rFonts w:ascii="Sakkal Majalla" w:eastAsia="Times New Roman" w:hAnsi="Sakkal Majalla" w:cs="Sakkal Majalla"/>
@@ -2366,31 +2247,7 @@
           <w:szCs w:val="28"/>
           <w14:ligatures w14:val="none"/>
         </w:rPr>
-        <w:t xml:space="preserve">'hidden </w:t>
-      </w:r>
-      <w:proofErr w:type="gramStart"/>
-      <w:r>
-        <w:rPr>
-          <w:rFonts w:ascii="Sakkal Majalla" w:eastAsia="Times New Roman" w:hAnsi="Sakkal Majalla" w:cs="Sakkal Majalla"/>
-          <w:color w:val="A31515"/>
-          <w:kern w:val="0"/>
-          <w:sz w:val="28"/>
-          <w:szCs w:val="28"/>
-          <w14:ligatures w14:val="none"/>
-        </w:rPr>
-        <w:t>md:block</w:t>
-      </w:r>
-      <w:proofErr w:type="gramEnd"/>
-      <w:r>
-        <w:rPr>
-          <w:rFonts w:ascii="Sakkal Majalla" w:eastAsia="Times New Roman" w:hAnsi="Sakkal Majalla" w:cs="Sakkal Majalla"/>
-          <w:color w:val="A31515"/>
-          <w:kern w:val="0"/>
-          <w:sz w:val="28"/>
-          <w:szCs w:val="28"/>
-          <w14:ligatures w14:val="none"/>
-        </w:rPr>
-        <w:t>'</w:t>
+        <w:t>'hidden md:block'</w:t>
       </w:r>
     </w:p>
     <w:p>
@@ -2627,7 +2484,6 @@
         </w:rPr>
         <w:t>width</w:t>
       </w:r>
-      <w:proofErr w:type="gramStart"/>
       <w:r>
         <w:rPr>
           <w:rFonts w:ascii="Sakkal Majalla" w:eastAsia="Times New Roman" w:hAnsi="Sakkal Majalla" w:cs="Sakkal Majalla"/>
@@ -2650,7 +2506,6 @@
         </w:rPr>
         <w:t>{</w:t>
       </w:r>
-      <w:proofErr w:type="gramEnd"/>
       <w:r>
         <w:rPr>
           <w:rFonts w:ascii="Sakkal Majalla" w:eastAsia="Times New Roman" w:hAnsi="Sakkal Majalla" w:cs="Sakkal Majalla"/>
@@ -2709,7 +2564,6 @@
         </w:rPr>
         <w:t>height</w:t>
       </w:r>
-      <w:proofErr w:type="gramStart"/>
       <w:r>
         <w:rPr>
           <w:rFonts w:ascii="Sakkal Majalla" w:eastAsia="Times New Roman" w:hAnsi="Sakkal Majalla" w:cs="Sakkal Majalla"/>
@@ -2732,7 +2586,6 @@
         </w:rPr>
         <w:t>{</w:t>
       </w:r>
-      <w:proofErr w:type="gramEnd"/>
       <w:r>
         <w:rPr>
           <w:rFonts w:ascii="Sakkal Majalla" w:eastAsia="Times New Roman" w:hAnsi="Sakkal Majalla" w:cs="Sakkal Majalla"/>
@@ -2811,31 +2664,7 @@
           <w:szCs w:val="28"/>
           <w14:ligatures w14:val="none"/>
         </w:rPr>
-        <w:t xml:space="preserve">'block </w:t>
-      </w:r>
-      <w:proofErr w:type="gramStart"/>
-      <w:r>
-        <w:rPr>
-          <w:rFonts w:ascii="Sakkal Majalla" w:eastAsia="Times New Roman" w:hAnsi="Sakkal Majalla" w:cs="Sakkal Majalla"/>
-          <w:color w:val="A31515"/>
-          <w:kern w:val="0"/>
-          <w:sz w:val="28"/>
-          <w:szCs w:val="28"/>
-          <w14:ligatures w14:val="none"/>
-        </w:rPr>
-        <w:t>md:hidden</w:t>
-      </w:r>
-      <w:proofErr w:type="gramEnd"/>
-      <w:r>
-        <w:rPr>
-          <w:rFonts w:ascii="Sakkal Majalla" w:eastAsia="Times New Roman" w:hAnsi="Sakkal Majalla" w:cs="Sakkal Majalla"/>
-          <w:color w:val="A31515"/>
-          <w:kern w:val="0"/>
-          <w:sz w:val="28"/>
-          <w:szCs w:val="28"/>
-          <w14:ligatures w14:val="none"/>
-        </w:rPr>
-        <w:t>'</w:t>
+        <w:t>'block md:hidden'</w:t>
       </w:r>
     </w:p>
     <w:p>
@@ -4524,31 +4353,7 @@
           <w:szCs w:val="21"/>
           <w14:ligatures w14:val="none"/>
         </w:rPr>
-        <w:t>'</w:t>
-      </w:r>
-      <w:proofErr w:type="gramStart"/>
-      <w:r>
-        <w:rPr>
-          <w:rFonts w:ascii="Consolas" w:eastAsia="Times New Roman" w:hAnsi="Consolas" w:cs="Times New Roman"/>
-          <w:color w:val="A31515"/>
-          <w:kern w:val="0"/>
-          <w:sz w:val="21"/>
-          <w:szCs w:val="21"/>
-          <w14:ligatures w14:val="none"/>
-        </w:rPr>
-        <w:t>use</w:t>
-      </w:r>
-      <w:proofErr w:type="gramEnd"/>
-      <w:r>
-        <w:rPr>
-          <w:rFonts w:ascii="Consolas" w:eastAsia="Times New Roman" w:hAnsi="Consolas" w:cs="Times New Roman"/>
-          <w:color w:val="A31515"/>
-          <w:kern w:val="0"/>
-          <w:sz w:val="21"/>
-          <w:szCs w:val="21"/>
-          <w14:ligatures w14:val="none"/>
-        </w:rPr>
-        <w:t xml:space="preserve"> client'</w:t>
+        <w:t>'use client'</w:t>
       </w:r>
     </w:p>
     <w:p>
@@ -4584,19 +4389,7 @@
           <w:szCs w:val="21"/>
           <w14:ligatures w14:val="none"/>
         </w:rPr>
-        <w:t xml:space="preserve"> </w:t>
-      </w:r>
-      <w:proofErr w:type="gramStart"/>
-      <w:r>
-        <w:rPr>
-          <w:rFonts w:ascii="Consolas" w:eastAsia="Times New Roman" w:hAnsi="Consolas" w:cs="Times New Roman"/>
-          <w:color w:val="3B3B3B"/>
-          <w:kern w:val="0"/>
-          <w:sz w:val="21"/>
-          <w:szCs w:val="21"/>
-          <w14:ligatures w14:val="none"/>
-        </w:rPr>
-        <w:t xml:space="preserve">{ </w:t>
+        <w:t xml:space="preserve"> { </w:t>
       </w:r>
       <w:r>
         <w:rPr>
@@ -4609,7 +4402,6 @@
         </w:rPr>
         <w:t>usePathname</w:t>
       </w:r>
-      <w:proofErr w:type="gramEnd"/>
       <w:r>
         <w:rPr>
           <w:rFonts w:ascii="Consolas" w:eastAsia="Times New Roman" w:hAnsi="Consolas" w:cs="Times New Roman"/>
@@ -4759,7 +4551,6 @@
         </w:rPr>
         <w:t xml:space="preserve"> </w:t>
       </w:r>
-      <w:proofErr w:type="gramStart"/>
       <w:r>
         <w:rPr>
           <w:rFonts w:ascii="Consolas" w:eastAsia="Times New Roman" w:hAnsi="Consolas" w:cs="Times New Roman"/>
@@ -4780,19 +4571,7 @@
           <w:szCs w:val="21"/>
           <w14:ligatures w14:val="none"/>
         </w:rPr>
-        <w:t>(</w:t>
-      </w:r>
-      <w:proofErr w:type="gramEnd"/>
-      <w:r>
-        <w:rPr>
-          <w:rFonts w:ascii="Consolas" w:eastAsia="Times New Roman" w:hAnsi="Consolas" w:cs="Times New Roman"/>
-          <w:color w:val="3B3B3B"/>
-          <w:kern w:val="0"/>
-          <w:sz w:val="21"/>
-          <w:szCs w:val="21"/>
-          <w14:ligatures w14:val="none"/>
-        </w:rPr>
-        <w:t>) {</w:t>
+        <w:t>() {</w:t>
       </w:r>
     </w:p>
     <w:p>
@@ -4885,7 +4664,6 @@
         </w:rPr>
         <w:t xml:space="preserve"> </w:t>
       </w:r>
-      <w:proofErr w:type="gramStart"/>
       <w:r>
         <w:rPr>
           <w:rFonts w:ascii="Consolas" w:eastAsia="Times New Roman" w:hAnsi="Consolas" w:cs="Times New Roman"/>
@@ -4906,19 +4684,7 @@
           <w:szCs w:val="21"/>
           <w14:ligatures w14:val="none"/>
         </w:rPr>
-        <w:t>(</w:t>
-      </w:r>
-      <w:proofErr w:type="gramEnd"/>
-      <w:r>
-        <w:rPr>
-          <w:rFonts w:ascii="Consolas" w:eastAsia="Times New Roman" w:hAnsi="Consolas" w:cs="Times New Roman"/>
-          <w:color w:val="3B3B3B"/>
-          <w:kern w:val="0"/>
-          <w:sz w:val="21"/>
-          <w:szCs w:val="21"/>
-          <w14:ligatures w14:val="none"/>
-        </w:rPr>
-        <w:t>)</w:t>
+        <w:t>()</w:t>
       </w:r>
     </w:p>
     <w:p>
@@ -5196,7 +4962,6 @@
         </w:rPr>
         <w:t xml:space="preserve"> = </w:t>
       </w:r>
-      <w:proofErr w:type="gramStart"/>
       <w:r>
         <w:rPr>
           <w:rFonts w:ascii="Consolas" w:eastAsia="Times New Roman" w:hAnsi="Consolas" w:cs="Times New Roman"/>
@@ -5230,7 +4995,6 @@
         </w:rPr>
         <w:t>icon</w:t>
       </w:r>
-      <w:proofErr w:type="gramEnd"/>
       <w:r>
         <w:rPr>
           <w:rFonts w:ascii="Consolas" w:eastAsia="Times New Roman" w:hAnsi="Consolas" w:cs="Times New Roman"/>
@@ -5496,7 +5260,6 @@
         </w:rPr>
         <w:t>{</w:t>
       </w:r>
-      <w:proofErr w:type="gramStart"/>
       <w:r>
         <w:rPr>
           <w:rFonts w:ascii="Consolas" w:eastAsia="Times New Roman" w:hAnsi="Consolas" w:cs="Times New Roman"/>
@@ -5530,7 +5293,6 @@
         </w:rPr>
         <w:t>href</w:t>
       </w:r>
-      <w:proofErr w:type="gramEnd"/>
       <w:r>
         <w:rPr>
           <w:rFonts w:ascii="Consolas" w:eastAsia="Times New Roman" w:hAnsi="Consolas" w:cs="Times New Roman"/>
@@ -5578,7 +5340,6 @@
         </w:rPr>
         <w:t>className</w:t>
       </w:r>
-      <w:proofErr w:type="gramStart"/>
       <w:r>
         <w:rPr>
           <w:rFonts w:ascii="Consolas" w:eastAsia="Times New Roman" w:hAnsi="Consolas" w:cs="Times New Roman"/>
@@ -5601,7 +5362,6 @@
         </w:rPr>
         <w:t>{</w:t>
       </w:r>
-      <w:proofErr w:type="gramEnd"/>
     </w:p>
     <w:p>
       <w:pPr>
@@ -5627,7 +5387,6 @@
         </w:rPr>
         <w:t xml:space="preserve">              </w:t>
       </w:r>
-      <w:proofErr w:type="gramStart"/>
       <w:r>
         <w:rPr>
           <w:rFonts w:ascii="Consolas" w:eastAsia="Times New Roman" w:hAnsi="Consolas" w:cs="Times New Roman"/>
@@ -5650,7 +5409,6 @@
         </w:rPr>
         <w:t>(</w:t>
       </w:r>
-      <w:proofErr w:type="gramEnd"/>
     </w:p>
     <w:p>
       <w:pPr>
@@ -5685,9 +5443,9 @@
           <w:szCs w:val="21"/>
           <w14:ligatures w14:val="none"/>
         </w:rPr>
-        <w:t>"</w:t>
-      </w:r>
-      <w:proofErr w:type="gramStart"/>
+        <w:t>"flex h-[48px] grow items-center justify-center gap-2 rounded-md bg-gray-50 p-3 text-</w:t>
+      </w:r>
+      <w:proofErr w:type="spellStart"/>
       <w:r>
         <w:rPr>
           <w:rFonts w:ascii="Consolas" w:eastAsia="Times New Roman" w:hAnsi="Consolas" w:cs="Times New Roman"/>
@@ -5697,9 +5455,9 @@
           <w:szCs w:val="21"/>
           <w14:ligatures w14:val="none"/>
         </w:rPr>
-        <w:t>flex</w:t>
-      </w:r>
-      <w:proofErr w:type="gramEnd"/>
+        <w:t>sm</w:t>
+      </w:r>
+      <w:proofErr w:type="spellEnd"/>
       <w:r>
         <w:rPr>
           <w:rFonts w:ascii="Consolas" w:eastAsia="Times New Roman" w:hAnsi="Consolas" w:cs="Times New Roman"/>
@@ -5709,127 +5467,7 @@
           <w:szCs w:val="21"/>
           <w14:ligatures w14:val="none"/>
         </w:rPr>
-        <w:t xml:space="preserve"> h-[48px] grow items-center justify-center gap-2 rounded-md bg-gray-50 p-3 text-</w:t>
-      </w:r>
-      <w:proofErr w:type="spellStart"/>
-      <w:r>
-        <w:rPr>
-          <w:rFonts w:ascii="Consolas" w:eastAsia="Times New Roman" w:hAnsi="Consolas" w:cs="Times New Roman"/>
-          <w:color w:val="A31515"/>
-          <w:kern w:val="0"/>
-          <w:sz w:val="21"/>
-          <w:szCs w:val="21"/>
-          <w14:ligatures w14:val="none"/>
-        </w:rPr>
-        <w:t>sm</w:t>
-      </w:r>
-      <w:proofErr w:type="spellEnd"/>
-      <w:r>
-        <w:rPr>
-          <w:rFonts w:ascii="Consolas" w:eastAsia="Times New Roman" w:hAnsi="Consolas" w:cs="Times New Roman"/>
-          <w:color w:val="A31515"/>
-          <w:kern w:val="0"/>
-          <w:sz w:val="21"/>
-          <w:szCs w:val="21"/>
-          <w14:ligatures w14:val="none"/>
-        </w:rPr>
-        <w:t xml:space="preserve"> font-medium hover:bg-sky-100 hover:text-blue-600 </w:t>
-      </w:r>
-      <w:proofErr w:type="gramStart"/>
-      <w:r>
-        <w:rPr>
-          <w:rFonts w:ascii="Consolas" w:eastAsia="Times New Roman" w:hAnsi="Consolas" w:cs="Times New Roman"/>
-          <w:color w:val="A31515"/>
-          <w:kern w:val="0"/>
-          <w:sz w:val="21"/>
-          <w:szCs w:val="21"/>
-          <w14:ligatures w14:val="none"/>
-        </w:rPr>
-        <w:t>md:flex</w:t>
-      </w:r>
-      <w:proofErr w:type="gramEnd"/>
-      <w:r>
-        <w:rPr>
-          <w:rFonts w:ascii="Consolas" w:eastAsia="Times New Roman" w:hAnsi="Consolas" w:cs="Times New Roman"/>
-          <w:color w:val="A31515"/>
-          <w:kern w:val="0"/>
-          <w:sz w:val="21"/>
-          <w:szCs w:val="21"/>
-          <w14:ligatures w14:val="none"/>
-        </w:rPr>
-        <w:t xml:space="preserve">-none </w:t>
-      </w:r>
-      <w:proofErr w:type="gramStart"/>
-      <w:r>
-        <w:rPr>
-          <w:rFonts w:ascii="Consolas" w:eastAsia="Times New Roman" w:hAnsi="Consolas" w:cs="Times New Roman"/>
-          <w:color w:val="A31515"/>
-          <w:kern w:val="0"/>
-          <w:sz w:val="21"/>
-          <w:szCs w:val="21"/>
-          <w14:ligatures w14:val="none"/>
-        </w:rPr>
-        <w:t>md:justify</w:t>
-      </w:r>
-      <w:proofErr w:type="gramEnd"/>
-      <w:r>
-        <w:rPr>
-          <w:rFonts w:ascii="Consolas" w:eastAsia="Times New Roman" w:hAnsi="Consolas" w:cs="Times New Roman"/>
-          <w:color w:val="A31515"/>
-          <w:kern w:val="0"/>
-          <w:sz w:val="21"/>
-          <w:szCs w:val="21"/>
-          <w14:ligatures w14:val="none"/>
-        </w:rPr>
-        <w:t xml:space="preserve">-start </w:t>
-      </w:r>
-      <w:proofErr w:type="gramStart"/>
-      <w:r>
-        <w:rPr>
-          <w:rFonts w:ascii="Consolas" w:eastAsia="Times New Roman" w:hAnsi="Consolas" w:cs="Times New Roman"/>
-          <w:color w:val="A31515"/>
-          <w:kern w:val="0"/>
-          <w:sz w:val="21"/>
-          <w:szCs w:val="21"/>
-          <w14:ligatures w14:val="none"/>
-        </w:rPr>
-        <w:t>md:p</w:t>
-      </w:r>
-      <w:proofErr w:type="gramEnd"/>
-      <w:r>
-        <w:rPr>
-          <w:rFonts w:ascii="Consolas" w:eastAsia="Times New Roman" w:hAnsi="Consolas" w:cs="Times New Roman"/>
-          <w:color w:val="A31515"/>
-          <w:kern w:val="0"/>
-          <w:sz w:val="21"/>
-          <w:szCs w:val="21"/>
-          <w14:ligatures w14:val="none"/>
-        </w:rPr>
-        <w:t xml:space="preserve">-2 </w:t>
-      </w:r>
-      <w:proofErr w:type="gramStart"/>
-      <w:r>
-        <w:rPr>
-          <w:rFonts w:ascii="Consolas" w:eastAsia="Times New Roman" w:hAnsi="Consolas" w:cs="Times New Roman"/>
-          <w:color w:val="A31515"/>
-          <w:kern w:val="0"/>
-          <w:sz w:val="21"/>
-          <w:szCs w:val="21"/>
-          <w14:ligatures w14:val="none"/>
-        </w:rPr>
-        <w:t>md:px</w:t>
-      </w:r>
-      <w:proofErr w:type="gramEnd"/>
-      <w:r>
-        <w:rPr>
-          <w:rFonts w:ascii="Consolas" w:eastAsia="Times New Roman" w:hAnsi="Consolas" w:cs="Times New Roman"/>
-          <w:color w:val="A31515"/>
-          <w:kern w:val="0"/>
-          <w:sz w:val="21"/>
-          <w:szCs w:val="21"/>
-          <w14:ligatures w14:val="none"/>
-        </w:rPr>
-        <w:t>-3"</w:t>
+        <w:t xml:space="preserve"> font-medium hover:bg-sky-100 hover:text-blue-600 md:flex-none md:justify-start md:p-2 md:px-3"</w:t>
       </w:r>
       <w:r>
         <w:rPr>
@@ -5901,31 +5539,7 @@
           <w:szCs w:val="21"/>
           <w14:ligatures w14:val="none"/>
         </w:rPr>
-        <w:t>'</w:t>
-      </w:r>
-      <w:proofErr w:type="gramStart"/>
-      <w:r>
-        <w:rPr>
-          <w:rFonts w:ascii="Consolas" w:eastAsia="Times New Roman" w:hAnsi="Consolas" w:cs="Times New Roman"/>
-          <w:color w:val="A31515"/>
-          <w:kern w:val="0"/>
-          <w:sz w:val="21"/>
-          <w:szCs w:val="21"/>
-          <w14:ligatures w14:val="none"/>
-        </w:rPr>
-        <w:t>bg</w:t>
-      </w:r>
-      <w:proofErr w:type="gramEnd"/>
-      <w:r>
-        <w:rPr>
-          <w:rFonts w:ascii="Consolas" w:eastAsia="Times New Roman" w:hAnsi="Consolas" w:cs="Times New Roman"/>
-          <w:color w:val="A31515"/>
-          <w:kern w:val="0"/>
-          <w:sz w:val="21"/>
-          <w:szCs w:val="21"/>
-          <w14:ligatures w14:val="none"/>
-        </w:rPr>
-        <w:t>-sky-100 text-blue-600'</w:t>
+        <w:t>'bg-sky-100 text-blue-600'</w:t>
       </w:r>
       <w:r>
         <w:rPr>
@@ -5971,7 +5585,6 @@
         </w:rPr>
         <w:t xml:space="preserve"> === </w:t>
       </w:r>
-      <w:proofErr w:type="gramStart"/>
       <w:r>
         <w:rPr>
           <w:rFonts w:ascii="Consolas" w:eastAsia="Times New Roman" w:hAnsi="Consolas" w:cs="Times New Roman"/>
@@ -6005,7 +5618,6 @@
         </w:rPr>
         <w:t>href</w:t>
       </w:r>
-      <w:proofErr w:type="gramEnd"/>
       <w:r>
         <w:rPr>
           <w:rFonts w:ascii="Consolas" w:eastAsia="Times New Roman" w:hAnsi="Consolas" w:cs="Times New Roman"/>
@@ -6330,31 +5942,7 @@
           <w:szCs w:val="21"/>
           <w14:ligatures w14:val="none"/>
         </w:rPr>
-        <w:t xml:space="preserve">"hidden </w:t>
-      </w:r>
-      <w:proofErr w:type="gramStart"/>
-      <w:r>
-        <w:rPr>
-          <w:rFonts w:ascii="Consolas" w:eastAsia="Times New Roman" w:hAnsi="Consolas" w:cs="Times New Roman"/>
-          <w:color w:val="A31515"/>
-          <w:kern w:val="0"/>
-          <w:sz w:val="21"/>
-          <w:szCs w:val="21"/>
-          <w14:ligatures w14:val="none"/>
-        </w:rPr>
-        <w:t>md:block</w:t>
-      </w:r>
-      <w:proofErr w:type="gramEnd"/>
-      <w:r>
-        <w:rPr>
-          <w:rFonts w:ascii="Consolas" w:eastAsia="Times New Roman" w:hAnsi="Consolas" w:cs="Times New Roman"/>
-          <w:color w:val="A31515"/>
-          <w:kern w:val="0"/>
-          <w:sz w:val="21"/>
-          <w:szCs w:val="21"/>
-          <w14:ligatures w14:val="none"/>
-        </w:rPr>
-        <w:t>"</w:t>
+        <w:t>"hidden md:block"</w:t>
       </w:r>
       <w:r>
         <w:rPr>
@@ -6378,7 +5966,6 @@
         </w:rPr>
         <w:t>{</w:t>
       </w:r>
-      <w:proofErr w:type="gramStart"/>
       <w:r>
         <w:rPr>
           <w:rFonts w:ascii="Consolas" w:eastAsia="Times New Roman" w:hAnsi="Consolas" w:cs="Times New Roman"/>
@@ -6432,19 +6019,7 @@
           <w:szCs w:val="21"/>
           <w14:ligatures w14:val="none"/>
         </w:rPr>
-        <w:t>&lt;</w:t>
-      </w:r>
-      <w:proofErr w:type="gramEnd"/>
-      <w:r>
-        <w:rPr>
-          <w:rFonts w:ascii="Consolas" w:eastAsia="Times New Roman" w:hAnsi="Consolas" w:cs="Times New Roman"/>
-          <w:color w:val="800000"/>
-          <w:kern w:val="0"/>
-          <w:sz w:val="21"/>
-          <w:szCs w:val="21"/>
-          <w14:ligatures w14:val="none"/>
-        </w:rPr>
-        <w:t>/p&gt;</w:t>
+        <w:t>&lt;/p&gt;</w:t>
       </w:r>
     </w:p>
     <w:p>
@@ -6681,6 +6256,7 @@
       <w:r>
         <w:rPr>
           <w:rFonts w:ascii="Sakkal Majalla" w:hAnsi="Sakkal Majalla" w:cs="Sakkal Majalla"/>
+          <w:noProof/>
           <w:sz w:val="28"/>
           <w:szCs w:val="28"/>
         </w:rPr>
@@ -6748,6 +6324,1105 @@
           <w:szCs w:val="28"/>
         </w:rPr>
       </w:pPr>
+      <w:r>
+        <w:rPr>
+          <w:rFonts w:ascii="Sakkal Majalla" w:hAnsi="Sakkal Majalla" w:cs="Sakkal Majalla"/>
+          <w:sz w:val="28"/>
+          <w:szCs w:val="28"/>
+        </w:rPr>
+        <w:t>In this way</w:t>
+      </w:r>
+      <w:r>
+        <w:rPr>
+          <w:rFonts w:ascii="Sakkal Majalla" w:hAnsi="Sakkal Majalla" w:cs="Sakkal Majalla"/>
+          <w:sz w:val="28"/>
+          <w:szCs w:val="28"/>
+        </w:rPr>
+        <w:t>,</w:t>
+      </w:r>
+      <w:r>
+        <w:rPr>
+          <w:rFonts w:ascii="Sakkal Majalla" w:hAnsi="Sakkal Majalla" w:cs="Sakkal Majalla"/>
+          <w:sz w:val="28"/>
+          <w:szCs w:val="28"/>
+        </w:rPr>
+        <w:t xml:space="preserve"> we can use async with the server component pages:</w:t>
+      </w:r>
+    </w:p>
+    <w:p>
+      <w:pPr>
+        <w:shd w:val="clear" w:color="auto" w:fill="FFFFFF"/>
+        <w:spacing w:after="0" w:line="285" w:lineRule="atLeast"/>
+        <w:rPr>
+          <w:rFonts w:ascii="Consolas" w:eastAsia="Times New Roman" w:hAnsi="Consolas" w:cs="Times New Roman"/>
+          <w:color w:val="3B3B3B"/>
+          <w:kern w:val="0"/>
+          <w:sz w:val="21"/>
+          <w:szCs w:val="21"/>
+          <w14:ligatures w14:val="none"/>
+        </w:rPr>
+      </w:pPr>
+      <w:r>
+        <w:rPr>
+          <w:rFonts w:ascii="Consolas" w:eastAsia="Times New Roman" w:hAnsi="Consolas" w:cs="Times New Roman"/>
+          <w:color w:val="AF00DB"/>
+          <w:kern w:val="0"/>
+          <w:sz w:val="21"/>
+          <w:szCs w:val="21"/>
+          <w14:ligatures w14:val="none"/>
+        </w:rPr>
+        <w:t>export</w:t>
+      </w:r>
+      <w:r>
+        <w:rPr>
+          <w:rFonts w:ascii="Consolas" w:eastAsia="Times New Roman" w:hAnsi="Consolas" w:cs="Times New Roman"/>
+          <w:color w:val="3B3B3B"/>
+          <w:kern w:val="0"/>
+          <w:sz w:val="21"/>
+          <w:szCs w:val="21"/>
+          <w14:ligatures w14:val="none"/>
+        </w:rPr>
+        <w:t xml:space="preserve"> </w:t>
+      </w:r>
+      <w:r>
+        <w:rPr>
+          <w:rFonts w:ascii="Consolas" w:eastAsia="Times New Roman" w:hAnsi="Consolas" w:cs="Times New Roman"/>
+          <w:color w:val="AF00DB"/>
+          <w:kern w:val="0"/>
+          <w:sz w:val="21"/>
+          <w:szCs w:val="21"/>
+          <w14:ligatures w14:val="none"/>
+        </w:rPr>
+        <w:t>default</w:t>
+      </w:r>
+      <w:r>
+        <w:rPr>
+          <w:rFonts w:ascii="Consolas" w:eastAsia="Times New Roman" w:hAnsi="Consolas" w:cs="Times New Roman"/>
+          <w:color w:val="3B3B3B"/>
+          <w:kern w:val="0"/>
+          <w:sz w:val="21"/>
+          <w:szCs w:val="21"/>
+          <w14:ligatures w14:val="none"/>
+        </w:rPr>
+        <w:t xml:space="preserve"> </w:t>
+      </w:r>
+      <w:r>
+        <w:rPr>
+          <w:rFonts w:ascii="Consolas" w:eastAsia="Times New Roman" w:hAnsi="Consolas" w:cs="Times New Roman"/>
+          <w:color w:val="0000FF"/>
+          <w:kern w:val="0"/>
+          <w:sz w:val="21"/>
+          <w:szCs w:val="21"/>
+          <w14:ligatures w14:val="none"/>
+        </w:rPr>
+        <w:t>async</w:t>
+      </w:r>
+      <w:r>
+        <w:rPr>
+          <w:rFonts w:ascii="Consolas" w:eastAsia="Times New Roman" w:hAnsi="Consolas" w:cs="Times New Roman"/>
+          <w:color w:val="3B3B3B"/>
+          <w:kern w:val="0"/>
+          <w:sz w:val="21"/>
+          <w:szCs w:val="21"/>
+          <w14:ligatures w14:val="none"/>
+        </w:rPr>
+        <w:t xml:space="preserve"> </w:t>
+      </w:r>
+      <w:r>
+        <w:rPr>
+          <w:rFonts w:ascii="Consolas" w:eastAsia="Times New Roman" w:hAnsi="Consolas" w:cs="Times New Roman"/>
+          <w:color w:val="0000FF"/>
+          <w:kern w:val="0"/>
+          <w:sz w:val="21"/>
+          <w:szCs w:val="21"/>
+          <w14:ligatures w14:val="none"/>
+        </w:rPr>
+        <w:t>function</w:t>
+      </w:r>
+      <w:r>
+        <w:rPr>
+          <w:rFonts w:ascii="Consolas" w:eastAsia="Times New Roman" w:hAnsi="Consolas" w:cs="Times New Roman"/>
+          <w:color w:val="3B3B3B"/>
+          <w:kern w:val="0"/>
+          <w:sz w:val="21"/>
+          <w:szCs w:val="21"/>
+          <w14:ligatures w14:val="none"/>
+        </w:rPr>
+        <w:t xml:space="preserve"> </w:t>
+      </w:r>
+      <w:r>
+        <w:rPr>
+          <w:rFonts w:ascii="Consolas" w:eastAsia="Times New Roman" w:hAnsi="Consolas" w:cs="Times New Roman"/>
+          <w:color w:val="795E26"/>
+          <w:kern w:val="0"/>
+          <w:sz w:val="21"/>
+          <w:szCs w:val="21"/>
+          <w14:ligatures w14:val="none"/>
+        </w:rPr>
+        <w:t>Page</w:t>
+      </w:r>
+      <w:r>
+        <w:rPr>
+          <w:rFonts w:ascii="Consolas" w:eastAsia="Times New Roman" w:hAnsi="Consolas" w:cs="Times New Roman"/>
+          <w:color w:val="3B3B3B"/>
+          <w:kern w:val="0"/>
+          <w:sz w:val="21"/>
+          <w:szCs w:val="21"/>
+          <w14:ligatures w14:val="none"/>
+        </w:rPr>
+        <w:t>() {</w:t>
+      </w:r>
+    </w:p>
+    <w:p>
+      <w:pPr>
+        <w:shd w:val="clear" w:color="auto" w:fill="FFFFFF"/>
+        <w:spacing w:after="0" w:line="285" w:lineRule="atLeast"/>
+        <w:rPr>
+          <w:rFonts w:ascii="Consolas" w:eastAsia="Times New Roman" w:hAnsi="Consolas" w:cs="Times New Roman"/>
+          <w:color w:val="3B3B3B"/>
+          <w:kern w:val="0"/>
+          <w:sz w:val="21"/>
+          <w:szCs w:val="21"/>
+          <w14:ligatures w14:val="none"/>
+        </w:rPr>
+      </w:pPr>
+      <w:r>
+        <w:rPr>
+          <w:rFonts w:ascii="Consolas" w:eastAsia="Times New Roman" w:hAnsi="Consolas" w:cs="Times New Roman"/>
+          <w:color w:val="3B3B3B"/>
+          <w:kern w:val="0"/>
+          <w:sz w:val="21"/>
+          <w:szCs w:val="21"/>
+          <w14:ligatures w14:val="none"/>
+        </w:rPr>
+        <w:t xml:space="preserve">    </w:t>
+      </w:r>
+      <w:r>
+        <w:rPr>
+          <w:rFonts w:ascii="Consolas" w:eastAsia="Times New Roman" w:hAnsi="Consolas" w:cs="Times New Roman"/>
+          <w:color w:val="AF00DB"/>
+          <w:kern w:val="0"/>
+          <w:sz w:val="21"/>
+          <w:szCs w:val="21"/>
+          <w14:ligatures w14:val="none"/>
+        </w:rPr>
+        <w:t>return</w:t>
+      </w:r>
+      <w:r>
+        <w:rPr>
+          <w:rFonts w:ascii="Consolas" w:eastAsia="Times New Roman" w:hAnsi="Consolas" w:cs="Times New Roman"/>
+          <w:color w:val="3B3B3B"/>
+          <w:kern w:val="0"/>
+          <w:sz w:val="21"/>
+          <w:szCs w:val="21"/>
+          <w14:ligatures w14:val="none"/>
+        </w:rPr>
+        <w:t xml:space="preserve"> (</w:t>
+      </w:r>
+    </w:p>
+    <w:p>
+      <w:pPr>
+        <w:shd w:val="clear" w:color="auto" w:fill="FFFFFF"/>
+        <w:spacing w:after="0" w:line="285" w:lineRule="atLeast"/>
+        <w:rPr>
+          <w:rFonts w:ascii="Consolas" w:eastAsia="Times New Roman" w:hAnsi="Consolas" w:cs="Times New Roman"/>
+          <w:color w:val="3B3B3B"/>
+          <w:kern w:val="0"/>
+          <w:sz w:val="21"/>
+          <w:szCs w:val="21"/>
+          <w14:ligatures w14:val="none"/>
+        </w:rPr>
+      </w:pPr>
+      <w:r>
+        <w:rPr>
+          <w:rFonts w:ascii="Consolas" w:eastAsia="Times New Roman" w:hAnsi="Consolas" w:cs="Times New Roman"/>
+          <w:color w:val="3B3B3B"/>
+          <w:kern w:val="0"/>
+          <w:sz w:val="21"/>
+          <w:szCs w:val="21"/>
+          <w14:ligatures w14:val="none"/>
+        </w:rPr>
+        <w:t xml:space="preserve">        </w:t>
+      </w:r>
+      <w:r>
+        <w:rPr>
+          <w:rFonts w:ascii="Consolas" w:eastAsia="Times New Roman" w:hAnsi="Consolas" w:cs="Times New Roman"/>
+          <w:color w:val="800000"/>
+          <w:kern w:val="0"/>
+          <w:sz w:val="21"/>
+          <w:szCs w:val="21"/>
+          <w14:ligatures w14:val="none"/>
+        </w:rPr>
+        <w:t>&lt;main&gt;</w:t>
+      </w:r>
+    </w:p>
+    <w:p>
+      <w:pPr>
+        <w:shd w:val="clear" w:color="auto" w:fill="FFFFFF"/>
+        <w:spacing w:after="0" w:line="285" w:lineRule="atLeast"/>
+        <w:rPr>
+          <w:rFonts w:ascii="Consolas" w:eastAsia="Times New Roman" w:hAnsi="Consolas" w:cs="Times New Roman"/>
+          <w:color w:val="3B3B3B"/>
+          <w:kern w:val="0"/>
+          <w:sz w:val="21"/>
+          <w:szCs w:val="21"/>
+          <w14:ligatures w14:val="none"/>
+        </w:rPr>
+      </w:pPr>
+      <w:r>
+        <w:rPr>
+          <w:rFonts w:ascii="Consolas" w:eastAsia="Times New Roman" w:hAnsi="Consolas" w:cs="Times New Roman"/>
+          <w:color w:val="3B3B3B"/>
+          <w:kern w:val="0"/>
+          <w:sz w:val="21"/>
+          <w:szCs w:val="21"/>
+          <w14:ligatures w14:val="none"/>
+        </w:rPr>
+        <w:t xml:space="preserve">            </w:t>
+      </w:r>
+      <w:r>
+        <w:rPr>
+          <w:rFonts w:ascii="Consolas" w:eastAsia="Times New Roman" w:hAnsi="Consolas" w:cs="Times New Roman"/>
+          <w:color w:val="800000"/>
+          <w:kern w:val="0"/>
+          <w:sz w:val="21"/>
+          <w:szCs w:val="21"/>
+          <w14:ligatures w14:val="none"/>
+        </w:rPr>
+        <w:t>&lt;h1</w:t>
+      </w:r>
+      <w:r>
+        <w:rPr>
+          <w:rFonts w:ascii="Consolas" w:eastAsia="Times New Roman" w:hAnsi="Consolas" w:cs="Times New Roman"/>
+          <w:color w:val="3B3B3B"/>
+          <w:kern w:val="0"/>
+          <w:sz w:val="21"/>
+          <w:szCs w:val="21"/>
+          <w14:ligatures w14:val="none"/>
+        </w:rPr>
+        <w:t xml:space="preserve"> </w:t>
+      </w:r>
+      <w:r>
+        <w:rPr>
+          <w:rFonts w:ascii="Consolas" w:eastAsia="Times New Roman" w:hAnsi="Consolas" w:cs="Times New Roman"/>
+          <w:color w:val="E50000"/>
+          <w:kern w:val="0"/>
+          <w:sz w:val="21"/>
+          <w:szCs w:val="21"/>
+          <w14:ligatures w14:val="none"/>
+        </w:rPr>
+        <w:t>className</w:t>
+      </w:r>
+      <w:r>
+        <w:rPr>
+          <w:rFonts w:ascii="Consolas" w:eastAsia="Times New Roman" w:hAnsi="Consolas" w:cs="Times New Roman"/>
+          <w:color w:val="000000"/>
+          <w:kern w:val="0"/>
+          <w:sz w:val="21"/>
+          <w:szCs w:val="21"/>
+          <w14:ligatures w14:val="none"/>
+        </w:rPr>
+        <w:t>=</w:t>
+      </w:r>
+      <w:r>
+        <w:rPr>
+          <w:rFonts w:ascii="Consolas" w:eastAsia="Times New Roman" w:hAnsi="Consolas" w:cs="Times New Roman"/>
+          <w:color w:val="0000FF"/>
+          <w:kern w:val="0"/>
+          <w:sz w:val="21"/>
+          <w:szCs w:val="21"/>
+          <w14:ligatures w14:val="none"/>
+        </w:rPr>
+        <w:t>{</w:t>
+      </w:r>
+      <w:r>
+        <w:rPr>
+          <w:rFonts w:ascii="Consolas" w:eastAsia="Times New Roman" w:hAnsi="Consolas" w:cs="Times New Roman"/>
+          <w:color w:val="A31515"/>
+          <w:kern w:val="0"/>
+          <w:sz w:val="21"/>
+          <w:szCs w:val="21"/>
+          <w14:ligatures w14:val="none"/>
+        </w:rPr>
+        <w:t>`</w:t>
+      </w:r>
+      <w:r>
+        <w:rPr>
+          <w:rFonts w:ascii="Consolas" w:eastAsia="Times New Roman" w:hAnsi="Consolas" w:cs="Times New Roman"/>
+          <w:color w:val="0000FF"/>
+          <w:kern w:val="0"/>
+          <w:sz w:val="21"/>
+          <w:szCs w:val="21"/>
+          <w14:ligatures w14:val="none"/>
+        </w:rPr>
+        <w:t>${</w:t>
+      </w:r>
+      <w:r>
+        <w:rPr>
+          <w:rFonts w:ascii="Consolas" w:eastAsia="Times New Roman" w:hAnsi="Consolas" w:cs="Times New Roman"/>
+          <w:color w:val="0070C1"/>
+          <w:kern w:val="0"/>
+          <w:sz w:val="21"/>
+          <w:szCs w:val="21"/>
+          <w14:ligatures w14:val="none"/>
+        </w:rPr>
+        <w:t>lusitana</w:t>
+      </w:r>
+      <w:r>
+        <w:rPr>
+          <w:rFonts w:ascii="Consolas" w:eastAsia="Times New Roman" w:hAnsi="Consolas" w:cs="Times New Roman"/>
+          <w:color w:val="000000"/>
+          <w:kern w:val="0"/>
+          <w:sz w:val="21"/>
+          <w:szCs w:val="21"/>
+          <w14:ligatures w14:val="none"/>
+        </w:rPr>
+        <w:t>.</w:t>
+      </w:r>
+      <w:r>
+        <w:rPr>
+          <w:rFonts w:ascii="Consolas" w:eastAsia="Times New Roman" w:hAnsi="Consolas" w:cs="Times New Roman"/>
+          <w:color w:val="001080"/>
+          <w:kern w:val="0"/>
+          <w:sz w:val="21"/>
+          <w:szCs w:val="21"/>
+          <w14:ligatures w14:val="none"/>
+        </w:rPr>
+        <w:t>className</w:t>
+      </w:r>
+      <w:r>
+        <w:rPr>
+          <w:rFonts w:ascii="Consolas" w:eastAsia="Times New Roman" w:hAnsi="Consolas" w:cs="Times New Roman"/>
+          <w:color w:val="0000FF"/>
+          <w:kern w:val="0"/>
+          <w:sz w:val="21"/>
+          <w:szCs w:val="21"/>
+          <w14:ligatures w14:val="none"/>
+        </w:rPr>
+        <w:t>}</w:t>
+      </w:r>
+      <w:r>
+        <w:rPr>
+          <w:rFonts w:ascii="Consolas" w:eastAsia="Times New Roman" w:hAnsi="Consolas" w:cs="Times New Roman"/>
+          <w:color w:val="A31515"/>
+          <w:kern w:val="0"/>
+          <w:sz w:val="21"/>
+          <w:szCs w:val="21"/>
+          <w14:ligatures w14:val="none"/>
+        </w:rPr>
+        <w:t xml:space="preserve"> mb-4 text-xl md:text-2xl`</w:t>
+      </w:r>
+      <w:r>
+        <w:rPr>
+          <w:rFonts w:ascii="Consolas" w:eastAsia="Times New Roman" w:hAnsi="Consolas" w:cs="Times New Roman"/>
+          <w:color w:val="0000FF"/>
+          <w:kern w:val="0"/>
+          <w:sz w:val="21"/>
+          <w:szCs w:val="21"/>
+          <w14:ligatures w14:val="none"/>
+        </w:rPr>
+        <w:t>}</w:t>
+      </w:r>
+      <w:r>
+        <w:rPr>
+          <w:rFonts w:ascii="Consolas" w:eastAsia="Times New Roman" w:hAnsi="Consolas" w:cs="Times New Roman"/>
+          <w:color w:val="800000"/>
+          <w:kern w:val="0"/>
+          <w:sz w:val="21"/>
+          <w:szCs w:val="21"/>
+          <w14:ligatures w14:val="none"/>
+        </w:rPr>
+        <w:t>&gt;</w:t>
+      </w:r>
+    </w:p>
+    <w:p>
+      <w:pPr>
+        <w:shd w:val="clear" w:color="auto" w:fill="FFFFFF"/>
+        <w:spacing w:after="0" w:line="285" w:lineRule="atLeast"/>
+        <w:rPr>
+          <w:rFonts w:ascii="Consolas" w:eastAsia="Times New Roman" w:hAnsi="Consolas" w:cs="Times New Roman"/>
+          <w:color w:val="3B3B3B"/>
+          <w:kern w:val="0"/>
+          <w:sz w:val="21"/>
+          <w:szCs w:val="21"/>
+          <w14:ligatures w14:val="none"/>
+        </w:rPr>
+      </w:pPr>
+      <w:r>
+        <w:rPr>
+          <w:rFonts w:ascii="Consolas" w:eastAsia="Times New Roman" w:hAnsi="Consolas" w:cs="Times New Roman"/>
+          <w:color w:val="3B3B3B"/>
+          <w:kern w:val="0"/>
+          <w:sz w:val="21"/>
+          <w:szCs w:val="21"/>
+          <w14:ligatures w14:val="none"/>
+        </w:rPr>
+        <w:t>                Dashboard</w:t>
+      </w:r>
+    </w:p>
+    <w:p>
+      <w:pPr>
+        <w:shd w:val="clear" w:color="auto" w:fill="FFFFFF"/>
+        <w:spacing w:after="0" w:line="285" w:lineRule="atLeast"/>
+        <w:rPr>
+          <w:rFonts w:ascii="Consolas" w:eastAsia="Times New Roman" w:hAnsi="Consolas" w:cs="Times New Roman"/>
+          <w:color w:val="3B3B3B"/>
+          <w:kern w:val="0"/>
+          <w:sz w:val="21"/>
+          <w:szCs w:val="21"/>
+          <w14:ligatures w14:val="none"/>
+        </w:rPr>
+      </w:pPr>
+      <w:r>
+        <w:rPr>
+          <w:rFonts w:ascii="Consolas" w:eastAsia="Times New Roman" w:hAnsi="Consolas" w:cs="Times New Roman"/>
+          <w:color w:val="3B3B3B"/>
+          <w:kern w:val="0"/>
+          <w:sz w:val="21"/>
+          <w:szCs w:val="21"/>
+          <w14:ligatures w14:val="none"/>
+        </w:rPr>
+        <w:t xml:space="preserve">            </w:t>
+      </w:r>
+      <w:r>
+        <w:rPr>
+          <w:rFonts w:ascii="Consolas" w:eastAsia="Times New Roman" w:hAnsi="Consolas" w:cs="Times New Roman"/>
+          <w:color w:val="800000"/>
+          <w:kern w:val="0"/>
+          <w:sz w:val="21"/>
+          <w:szCs w:val="21"/>
+          <w14:ligatures w14:val="none"/>
+        </w:rPr>
+        <w:t>&lt;/h1&gt;</w:t>
+      </w:r>
+    </w:p>
+    <w:p>
+      <w:pPr>
+        <w:shd w:val="clear" w:color="auto" w:fill="FFFFFF"/>
+        <w:spacing w:after="0" w:line="285" w:lineRule="atLeast"/>
+        <w:rPr>
+          <w:rFonts w:ascii="Consolas" w:eastAsia="Times New Roman" w:hAnsi="Consolas" w:cs="Times New Roman"/>
+          <w:color w:val="3B3B3B"/>
+          <w:kern w:val="0"/>
+          <w:sz w:val="21"/>
+          <w:szCs w:val="21"/>
+          <w14:ligatures w14:val="none"/>
+        </w:rPr>
+      </w:pPr>
+      <w:r>
+        <w:rPr>
+          <w:rFonts w:ascii="Consolas" w:eastAsia="Times New Roman" w:hAnsi="Consolas" w:cs="Times New Roman"/>
+          <w:color w:val="3B3B3B"/>
+          <w:kern w:val="0"/>
+          <w:sz w:val="21"/>
+          <w:szCs w:val="21"/>
+          <w14:ligatures w14:val="none"/>
+        </w:rPr>
+        <w:t xml:space="preserve">            </w:t>
+      </w:r>
+      <w:r>
+        <w:rPr>
+          <w:rFonts w:ascii="Consolas" w:eastAsia="Times New Roman" w:hAnsi="Consolas" w:cs="Times New Roman"/>
+          <w:color w:val="800000"/>
+          <w:kern w:val="0"/>
+          <w:sz w:val="21"/>
+          <w:szCs w:val="21"/>
+          <w14:ligatures w14:val="none"/>
+        </w:rPr>
+        <w:t>&lt;div</w:t>
+      </w:r>
+      <w:r>
+        <w:rPr>
+          <w:rFonts w:ascii="Consolas" w:eastAsia="Times New Roman" w:hAnsi="Consolas" w:cs="Times New Roman"/>
+          <w:color w:val="3B3B3B"/>
+          <w:kern w:val="0"/>
+          <w:sz w:val="21"/>
+          <w:szCs w:val="21"/>
+          <w14:ligatures w14:val="none"/>
+        </w:rPr>
+        <w:t xml:space="preserve"> </w:t>
+      </w:r>
+      <w:r>
+        <w:rPr>
+          <w:rFonts w:ascii="Consolas" w:eastAsia="Times New Roman" w:hAnsi="Consolas" w:cs="Times New Roman"/>
+          <w:color w:val="E50000"/>
+          <w:kern w:val="0"/>
+          <w:sz w:val="21"/>
+          <w:szCs w:val="21"/>
+          <w14:ligatures w14:val="none"/>
+        </w:rPr>
+        <w:t>className</w:t>
+      </w:r>
+      <w:r>
+        <w:rPr>
+          <w:rFonts w:ascii="Consolas" w:eastAsia="Times New Roman" w:hAnsi="Consolas" w:cs="Times New Roman"/>
+          <w:color w:val="000000"/>
+          <w:kern w:val="0"/>
+          <w:sz w:val="21"/>
+          <w:szCs w:val="21"/>
+          <w14:ligatures w14:val="none"/>
+        </w:rPr>
+        <w:t>=</w:t>
+      </w:r>
+      <w:r>
+        <w:rPr>
+          <w:rFonts w:ascii="Consolas" w:eastAsia="Times New Roman" w:hAnsi="Consolas" w:cs="Times New Roman"/>
+          <w:color w:val="A31515"/>
+          <w:kern w:val="0"/>
+          <w:sz w:val="21"/>
+          <w:szCs w:val="21"/>
+          <w14:ligatures w14:val="none"/>
+        </w:rPr>
+        <w:t>"grid gap-6 sm:grid-cols-2 lg:grid-cols-4"</w:t>
+      </w:r>
+      <w:r>
+        <w:rPr>
+          <w:rFonts w:ascii="Consolas" w:eastAsia="Times New Roman" w:hAnsi="Consolas" w:cs="Times New Roman"/>
+          <w:color w:val="800000"/>
+          <w:kern w:val="0"/>
+          <w:sz w:val="21"/>
+          <w:szCs w:val="21"/>
+          <w14:ligatures w14:val="none"/>
+        </w:rPr>
+        <w:t>&gt;</w:t>
+      </w:r>
+    </w:p>
+    <w:p>
+      <w:pPr>
+        <w:shd w:val="clear" w:color="auto" w:fill="FFFFFF"/>
+        <w:spacing w:after="0" w:line="285" w:lineRule="atLeast"/>
+        <w:rPr>
+          <w:rFonts w:ascii="Consolas" w:eastAsia="Times New Roman" w:hAnsi="Consolas" w:cs="Times New Roman"/>
+          <w:color w:val="3B3B3B"/>
+          <w:kern w:val="0"/>
+          <w:sz w:val="21"/>
+          <w:szCs w:val="21"/>
+          <w14:ligatures w14:val="none"/>
+        </w:rPr>
+      </w:pPr>
+      <w:r>
+        <w:rPr>
+          <w:rFonts w:ascii="Consolas" w:eastAsia="Times New Roman" w:hAnsi="Consolas" w:cs="Times New Roman"/>
+          <w:color w:val="3B3B3B"/>
+          <w:kern w:val="0"/>
+          <w:sz w:val="21"/>
+          <w:szCs w:val="21"/>
+          <w14:ligatures w14:val="none"/>
+        </w:rPr>
+        <w:t xml:space="preserve">                </w:t>
+      </w:r>
+    </w:p>
+    <w:p>
+      <w:pPr>
+        <w:shd w:val="clear" w:color="auto" w:fill="FFFFFF"/>
+        <w:spacing w:after="0" w:line="285" w:lineRule="atLeast"/>
+        <w:rPr>
+          <w:rFonts w:ascii="Consolas" w:eastAsia="Times New Roman" w:hAnsi="Consolas" w:cs="Times New Roman"/>
+          <w:color w:val="3B3B3B"/>
+          <w:kern w:val="0"/>
+          <w:sz w:val="21"/>
+          <w:szCs w:val="21"/>
+          <w14:ligatures w14:val="none"/>
+        </w:rPr>
+      </w:pPr>
+    </w:p>
+    <w:p>
+      <w:pPr>
+        <w:shd w:val="clear" w:color="auto" w:fill="FFFFFF"/>
+        <w:spacing w:after="0" w:line="285" w:lineRule="atLeast"/>
+        <w:rPr>
+          <w:rFonts w:ascii="Consolas" w:eastAsia="Times New Roman" w:hAnsi="Consolas" w:cs="Times New Roman"/>
+          <w:color w:val="3B3B3B"/>
+          <w:kern w:val="0"/>
+          <w:sz w:val="21"/>
+          <w:szCs w:val="21"/>
+          <w14:ligatures w14:val="none"/>
+        </w:rPr>
+      </w:pPr>
+      <w:r>
+        <w:rPr>
+          <w:rFonts w:ascii="Consolas" w:eastAsia="Times New Roman" w:hAnsi="Consolas" w:cs="Times New Roman"/>
+          <w:color w:val="3B3B3B"/>
+          <w:kern w:val="0"/>
+          <w:sz w:val="21"/>
+          <w:szCs w:val="21"/>
+          <w14:ligatures w14:val="none"/>
+        </w:rPr>
+        <w:t xml:space="preserve">            </w:t>
+      </w:r>
+      <w:r>
+        <w:rPr>
+          <w:rFonts w:ascii="Consolas" w:eastAsia="Times New Roman" w:hAnsi="Consolas" w:cs="Times New Roman"/>
+          <w:color w:val="800000"/>
+          <w:kern w:val="0"/>
+          <w:sz w:val="21"/>
+          <w:szCs w:val="21"/>
+          <w14:ligatures w14:val="none"/>
+        </w:rPr>
+        <w:t>&lt;/div&gt;</w:t>
+      </w:r>
+    </w:p>
+    <w:p>
+      <w:pPr>
+        <w:shd w:val="clear" w:color="auto" w:fill="FFFFFF"/>
+        <w:spacing w:after="0" w:line="285" w:lineRule="atLeast"/>
+        <w:rPr>
+          <w:rFonts w:ascii="Consolas" w:eastAsia="Times New Roman" w:hAnsi="Consolas" w:cs="Times New Roman"/>
+          <w:color w:val="3B3B3B"/>
+          <w:kern w:val="0"/>
+          <w:sz w:val="21"/>
+          <w:szCs w:val="21"/>
+          <w14:ligatures w14:val="none"/>
+        </w:rPr>
+      </w:pPr>
+      <w:r>
+        <w:rPr>
+          <w:rFonts w:ascii="Consolas" w:eastAsia="Times New Roman" w:hAnsi="Consolas" w:cs="Times New Roman"/>
+          <w:color w:val="3B3B3B"/>
+          <w:kern w:val="0"/>
+          <w:sz w:val="21"/>
+          <w:szCs w:val="21"/>
+          <w14:ligatures w14:val="none"/>
+        </w:rPr>
+        <w:t xml:space="preserve">            </w:t>
+      </w:r>
+      <w:r>
+        <w:rPr>
+          <w:rFonts w:ascii="Consolas" w:eastAsia="Times New Roman" w:hAnsi="Consolas" w:cs="Times New Roman"/>
+          <w:color w:val="800000"/>
+          <w:kern w:val="0"/>
+          <w:sz w:val="21"/>
+          <w:szCs w:val="21"/>
+          <w14:ligatures w14:val="none"/>
+        </w:rPr>
+        <w:t>&lt;div</w:t>
+      </w:r>
+      <w:r>
+        <w:rPr>
+          <w:rFonts w:ascii="Consolas" w:eastAsia="Times New Roman" w:hAnsi="Consolas" w:cs="Times New Roman"/>
+          <w:color w:val="3B3B3B"/>
+          <w:kern w:val="0"/>
+          <w:sz w:val="21"/>
+          <w:szCs w:val="21"/>
+          <w14:ligatures w14:val="none"/>
+        </w:rPr>
+        <w:t xml:space="preserve"> </w:t>
+      </w:r>
+      <w:r>
+        <w:rPr>
+          <w:rFonts w:ascii="Consolas" w:eastAsia="Times New Roman" w:hAnsi="Consolas" w:cs="Times New Roman"/>
+          <w:color w:val="E50000"/>
+          <w:kern w:val="0"/>
+          <w:sz w:val="21"/>
+          <w:szCs w:val="21"/>
+          <w14:ligatures w14:val="none"/>
+        </w:rPr>
+        <w:t>className</w:t>
+      </w:r>
+      <w:r>
+        <w:rPr>
+          <w:rFonts w:ascii="Consolas" w:eastAsia="Times New Roman" w:hAnsi="Consolas" w:cs="Times New Roman"/>
+          <w:color w:val="000000"/>
+          <w:kern w:val="0"/>
+          <w:sz w:val="21"/>
+          <w:szCs w:val="21"/>
+          <w14:ligatures w14:val="none"/>
+        </w:rPr>
+        <w:t>=</w:t>
+      </w:r>
+      <w:r>
+        <w:rPr>
+          <w:rFonts w:ascii="Consolas" w:eastAsia="Times New Roman" w:hAnsi="Consolas" w:cs="Times New Roman"/>
+          <w:color w:val="A31515"/>
+          <w:kern w:val="0"/>
+          <w:sz w:val="21"/>
+          <w:szCs w:val="21"/>
+          <w14:ligatures w14:val="none"/>
+        </w:rPr>
+        <w:t>"mt-6 grid grid-cols-1 gap-6 md:grid-cols-4 lg:grid-cols-8"</w:t>
+      </w:r>
+      <w:r>
+        <w:rPr>
+          <w:rFonts w:ascii="Consolas" w:eastAsia="Times New Roman" w:hAnsi="Consolas" w:cs="Times New Roman"/>
+          <w:color w:val="800000"/>
+          <w:kern w:val="0"/>
+          <w:sz w:val="21"/>
+          <w:szCs w:val="21"/>
+          <w14:ligatures w14:val="none"/>
+        </w:rPr>
+        <w:t>&gt;</w:t>
+      </w:r>
+    </w:p>
+    <w:p>
+      <w:pPr>
+        <w:shd w:val="clear" w:color="auto" w:fill="FFFFFF"/>
+        <w:spacing w:after="0" w:line="285" w:lineRule="atLeast"/>
+        <w:rPr>
+          <w:rFonts w:ascii="Consolas" w:eastAsia="Times New Roman" w:hAnsi="Consolas" w:cs="Times New Roman"/>
+          <w:color w:val="3B3B3B"/>
+          <w:kern w:val="0"/>
+          <w:sz w:val="21"/>
+          <w:szCs w:val="21"/>
+          <w14:ligatures w14:val="none"/>
+        </w:rPr>
+      </w:pPr>
+      <w:r>
+        <w:rPr>
+          <w:rFonts w:ascii="Consolas" w:eastAsia="Times New Roman" w:hAnsi="Consolas" w:cs="Times New Roman"/>
+          <w:color w:val="3B3B3B"/>
+          <w:kern w:val="0"/>
+          <w:sz w:val="21"/>
+          <w:szCs w:val="21"/>
+          <w14:ligatures w14:val="none"/>
+        </w:rPr>
+        <w:t xml:space="preserve">                </w:t>
+      </w:r>
+    </w:p>
+    <w:p>
+      <w:pPr>
+        <w:shd w:val="clear" w:color="auto" w:fill="FFFFFF"/>
+        <w:spacing w:after="0" w:line="285" w:lineRule="atLeast"/>
+        <w:rPr>
+          <w:rFonts w:ascii="Consolas" w:eastAsia="Times New Roman" w:hAnsi="Consolas" w:cs="Times New Roman"/>
+          <w:color w:val="3B3B3B"/>
+          <w:kern w:val="0"/>
+          <w:sz w:val="21"/>
+          <w:szCs w:val="21"/>
+          <w14:ligatures w14:val="none"/>
+        </w:rPr>
+      </w:pPr>
+      <w:r>
+        <w:rPr>
+          <w:rFonts w:ascii="Consolas" w:eastAsia="Times New Roman" w:hAnsi="Consolas" w:cs="Times New Roman"/>
+          <w:color w:val="3B3B3B"/>
+          <w:kern w:val="0"/>
+          <w:sz w:val="21"/>
+          <w:szCs w:val="21"/>
+          <w14:ligatures w14:val="none"/>
+        </w:rPr>
+        <w:t xml:space="preserve">            </w:t>
+      </w:r>
+      <w:r>
+        <w:rPr>
+          <w:rFonts w:ascii="Consolas" w:eastAsia="Times New Roman" w:hAnsi="Consolas" w:cs="Times New Roman"/>
+          <w:color w:val="800000"/>
+          <w:kern w:val="0"/>
+          <w:sz w:val="21"/>
+          <w:szCs w:val="21"/>
+          <w14:ligatures w14:val="none"/>
+        </w:rPr>
+        <w:t>&lt;/div&gt;</w:t>
+      </w:r>
+    </w:p>
+    <w:p>
+      <w:pPr>
+        <w:shd w:val="clear" w:color="auto" w:fill="FFFFFF"/>
+        <w:spacing w:after="0" w:line="285" w:lineRule="atLeast"/>
+        <w:rPr>
+          <w:rFonts w:ascii="Consolas" w:eastAsia="Times New Roman" w:hAnsi="Consolas" w:cs="Times New Roman"/>
+          <w:color w:val="3B3B3B"/>
+          <w:kern w:val="0"/>
+          <w:sz w:val="21"/>
+          <w:szCs w:val="21"/>
+          <w14:ligatures w14:val="none"/>
+        </w:rPr>
+      </w:pPr>
+      <w:r>
+        <w:rPr>
+          <w:rFonts w:ascii="Consolas" w:eastAsia="Times New Roman" w:hAnsi="Consolas" w:cs="Times New Roman"/>
+          <w:color w:val="3B3B3B"/>
+          <w:kern w:val="0"/>
+          <w:sz w:val="21"/>
+          <w:szCs w:val="21"/>
+          <w14:ligatures w14:val="none"/>
+        </w:rPr>
+        <w:t xml:space="preserve">        </w:t>
+      </w:r>
+      <w:r>
+        <w:rPr>
+          <w:rFonts w:ascii="Consolas" w:eastAsia="Times New Roman" w:hAnsi="Consolas" w:cs="Times New Roman"/>
+          <w:color w:val="800000"/>
+          <w:kern w:val="0"/>
+          <w:sz w:val="21"/>
+          <w:szCs w:val="21"/>
+          <w14:ligatures w14:val="none"/>
+        </w:rPr>
+        <w:t>&lt;/main&gt;</w:t>
+      </w:r>
+    </w:p>
+    <w:p>
+      <w:pPr>
+        <w:shd w:val="clear" w:color="auto" w:fill="FFFFFF"/>
+        <w:spacing w:after="0" w:line="285" w:lineRule="atLeast"/>
+        <w:rPr>
+          <w:rFonts w:ascii="Consolas" w:eastAsia="Times New Roman" w:hAnsi="Consolas" w:cs="Times New Roman"/>
+          <w:color w:val="3B3B3B"/>
+          <w:kern w:val="0"/>
+          <w:sz w:val="21"/>
+          <w:szCs w:val="21"/>
+          <w14:ligatures w14:val="none"/>
+        </w:rPr>
+      </w:pPr>
+      <w:r>
+        <w:rPr>
+          <w:rFonts w:ascii="Consolas" w:eastAsia="Times New Roman" w:hAnsi="Consolas" w:cs="Times New Roman"/>
+          <w:color w:val="3B3B3B"/>
+          <w:kern w:val="0"/>
+          <w:sz w:val="21"/>
+          <w:szCs w:val="21"/>
+          <w14:ligatures w14:val="none"/>
+        </w:rPr>
+        <w:t>    )</w:t>
+      </w:r>
+    </w:p>
+    <w:p>
+      <w:pPr>
+        <w:shd w:val="clear" w:color="auto" w:fill="FFFFFF"/>
+        <w:spacing w:after="0" w:line="285" w:lineRule="atLeast"/>
+        <w:rPr>
+          <w:rFonts w:ascii="Consolas" w:eastAsia="Times New Roman" w:hAnsi="Consolas" w:cs="Times New Roman"/>
+          <w:color w:val="3B3B3B"/>
+          <w:kern w:val="0"/>
+          <w:sz w:val="21"/>
+          <w:szCs w:val="21"/>
+          <w14:ligatures w14:val="none"/>
+        </w:rPr>
+      </w:pPr>
+      <w:r>
+        <w:rPr>
+          <w:rFonts w:ascii="Consolas" w:eastAsia="Times New Roman" w:hAnsi="Consolas" w:cs="Times New Roman"/>
+          <w:color w:val="3B3B3B"/>
+          <w:kern w:val="0"/>
+          <w:sz w:val="21"/>
+          <w:szCs w:val="21"/>
+          <w14:ligatures w14:val="none"/>
+        </w:rPr>
+        <w:t>}</w:t>
+      </w:r>
+    </w:p>
+    <w:p>
+      <w:pPr>
+        <w:ind w:left="720" w:firstLine="720"/>
+        <w:rPr>
+          <w:rFonts w:ascii="Sakkal Majalla" w:hAnsi="Sakkal Majalla" w:cs="Sakkal Majalla"/>
+          <w:sz w:val="28"/>
+          <w:szCs w:val="28"/>
+        </w:rPr>
+      </w:pPr>
+      <w:r>
+        <w:rPr>
+          <w:rFonts w:ascii="Sakkal Majalla" w:hAnsi="Sakkal Majalla" w:cs="Sakkal Majalla"/>
+          <w:sz w:val="28"/>
+          <w:szCs w:val="28"/>
+        </w:rPr>
+        <w:t>==========================================================</w:t>
+      </w:r>
+    </w:p>
+    <w:p>
+      <w:pPr>
+        <w:rPr>
+          <w:rFonts w:ascii="Sakkal Majalla" w:hAnsi="Sakkal Majalla" w:cs="Sakkal Majalla"/>
+          <w:sz w:val="28"/>
+          <w:szCs w:val="28"/>
+        </w:rPr>
+      </w:pPr>
+      <w:r>
+        <w:rPr>
+          <w:rFonts w:ascii="Sakkal Majalla" w:hAnsi="Sakkal Majalla" w:cs="Sakkal Majalla"/>
+          <w:sz w:val="28"/>
+          <w:szCs w:val="28"/>
+        </w:rPr>
+        <w:t>By default, Next.js </w:t>
+      </w:r>
+      <w:r>
+        <w:rPr>
+          <w:rFonts w:ascii="Sakkal Majalla" w:hAnsi="Sakkal Majalla" w:cs="Sakkal Majalla"/>
+          <w:b/>
+          <w:bCs/>
+          <w:color w:val="3A7C22" w:themeColor="accent6" w:themeShade="BF"/>
+          <w:sz w:val="28"/>
+          <w:szCs w:val="28"/>
+        </w:rPr>
+        <w:t>prerenders</w:t>
+      </w:r>
+      <w:r>
+        <w:rPr>
+          <w:rFonts w:ascii="Sakkal Majalla" w:hAnsi="Sakkal Majalla" w:cs="Sakkal Majalla"/>
+          <w:color w:val="3A7C22" w:themeColor="accent6" w:themeShade="BF"/>
+          <w:sz w:val="28"/>
+          <w:szCs w:val="28"/>
+        </w:rPr>
+        <w:t> </w:t>
+      </w:r>
+      <w:r>
+        <w:rPr>
+          <w:rFonts w:ascii="Sakkal Majalla" w:hAnsi="Sakkal Majalla" w:cs="Sakkal Majalla"/>
+          <w:sz w:val="28"/>
+          <w:szCs w:val="28"/>
+        </w:rPr>
+        <w:t xml:space="preserve">routes to improve performance, </w:t>
+      </w:r>
+      <w:r>
+        <w:rPr>
+          <w:rFonts w:ascii="Sakkal Majalla" w:hAnsi="Sakkal Majalla" w:cs="Sakkal Majalla"/>
+          <w:sz w:val="28"/>
+          <w:szCs w:val="28"/>
+        </w:rPr>
+        <w:t>which</w:t>
+      </w:r>
+      <w:r>
+        <w:rPr>
+          <w:rFonts w:ascii="Sakkal Majalla" w:hAnsi="Sakkal Majalla" w:cs="Sakkal Majalla"/>
+          <w:sz w:val="28"/>
+          <w:szCs w:val="28"/>
+        </w:rPr>
+        <w:t xml:space="preserve"> is called </w:t>
+      </w:r>
+      <w:r>
+        <w:rPr>
+          <w:rFonts w:ascii="Sakkal Majalla" w:hAnsi="Sakkal Majalla" w:cs="Sakkal Majalla"/>
+          <w:b/>
+          <w:bCs/>
+          <w:color w:val="3A7C22" w:themeColor="accent6" w:themeShade="BF"/>
+          <w:sz w:val="28"/>
+          <w:szCs w:val="28"/>
+        </w:rPr>
+        <w:t>Static Rendering</w:t>
+      </w:r>
+      <w:r>
+        <w:rPr>
+          <w:rFonts w:ascii="Sakkal Majalla" w:hAnsi="Sakkal Majalla" w:cs="Sakkal Majalla"/>
+          <w:sz w:val="28"/>
+          <w:szCs w:val="28"/>
+        </w:rPr>
+        <w:t xml:space="preserve">. </w:t>
+      </w:r>
+      <w:r>
+        <w:rPr>
+          <w:rFonts w:ascii="Sakkal Majalla" w:hAnsi="Sakkal Majalla" w:cs="Sakkal Majalla"/>
+          <w:sz w:val="28"/>
+          <w:szCs w:val="28"/>
+        </w:rPr>
+        <w:t>So,</w:t>
+      </w:r>
+      <w:r>
+        <w:rPr>
+          <w:rFonts w:ascii="Sakkal Majalla" w:hAnsi="Sakkal Majalla" w:cs="Sakkal Majalla"/>
+          <w:sz w:val="28"/>
+          <w:szCs w:val="28"/>
+        </w:rPr>
+        <w:t xml:space="preserve"> if your data changes, it won't be reflected in your dashboard.</w:t>
+      </w:r>
+    </w:p>
+    <w:p>
+      <w:pPr>
+        <w:ind w:left="720" w:firstLine="720"/>
+        <w:rPr>
+          <w:rFonts w:ascii="Sakkal Majalla" w:hAnsi="Sakkal Majalla" w:cs="Sakkal Majalla"/>
+          <w:sz w:val="28"/>
+          <w:szCs w:val="28"/>
+        </w:rPr>
+      </w:pPr>
+      <w:r>
+        <w:rPr>
+          <w:rFonts w:ascii="Sakkal Majalla" w:hAnsi="Sakkal Majalla" w:cs="Sakkal Majalla"/>
+          <w:sz w:val="28"/>
+          <w:szCs w:val="28"/>
+        </w:rPr>
+        <w:t>==========================================================</w:t>
+      </w:r>
+    </w:p>
+    <w:p>
+      <w:pPr>
+        <w:rPr>
+          <w:rFonts w:ascii="Sakkal Majalla" w:hAnsi="Sakkal Majalla" w:cs="Sakkal Majalla"/>
+          <w:sz w:val="28"/>
+          <w:szCs w:val="28"/>
+        </w:rPr>
+      </w:pPr>
+      <w:r>
+        <w:rPr>
+          <w:rFonts w:ascii="Sakkal Majalla" w:hAnsi="Sakkal Majalla" w:cs="Sakkal Majalla"/>
+          <w:sz w:val="28"/>
+          <w:szCs w:val="28"/>
+        </w:rPr>
+        <w:lastRenderedPageBreak/>
+        <w:t>A "</w:t>
+      </w:r>
+      <w:r>
+        <w:rPr>
+          <w:rFonts w:ascii="Sakkal Majalla" w:hAnsi="Sakkal Majalla" w:cs="Sakkal Majalla"/>
+          <w:b/>
+          <w:bCs/>
+          <w:color w:val="002060"/>
+          <w:sz w:val="28"/>
+          <w:szCs w:val="28"/>
+        </w:rPr>
+        <w:t>waterfall</w:t>
+      </w:r>
+      <w:r>
+        <w:rPr>
+          <w:rFonts w:ascii="Sakkal Majalla" w:hAnsi="Sakkal Majalla" w:cs="Sakkal Majalla"/>
+          <w:sz w:val="28"/>
+          <w:szCs w:val="28"/>
+        </w:rPr>
+        <w:t xml:space="preserve">" refers to a sequence of network requests that </w:t>
+      </w:r>
+      <w:r>
+        <w:rPr>
+          <w:rFonts w:ascii="Sakkal Majalla" w:hAnsi="Sakkal Majalla" w:cs="Sakkal Majalla"/>
+          <w:b/>
+          <w:bCs/>
+          <w:color w:val="002060"/>
+          <w:sz w:val="28"/>
+          <w:szCs w:val="28"/>
+        </w:rPr>
+        <w:t>depend on the completion of previous requests</w:t>
+      </w:r>
+      <w:r>
+        <w:rPr>
+          <w:rFonts w:ascii="Sakkal Majalla" w:hAnsi="Sakkal Majalla" w:cs="Sakkal Majalla"/>
+          <w:sz w:val="28"/>
+          <w:szCs w:val="28"/>
+        </w:rPr>
+        <w:t>. In the case of data fetching, each request can only begin once the previous request has returned data.</w:t>
+      </w:r>
+    </w:p>
+    <w:p>
+      <w:pPr>
+        <w:ind w:left="720" w:firstLine="720"/>
+        <w:rPr>
+          <w:rFonts w:ascii="Sakkal Majalla" w:hAnsi="Sakkal Majalla" w:cs="Sakkal Majalla"/>
+          <w:sz w:val="28"/>
+          <w:szCs w:val="28"/>
+        </w:rPr>
+      </w:pPr>
+      <w:r>
+        <w:rPr>
+          <w:rFonts w:ascii="Sakkal Majalla" w:hAnsi="Sakkal Majalla" w:cs="Sakkal Majalla"/>
+          <w:sz w:val="28"/>
+          <w:szCs w:val="28"/>
+        </w:rPr>
+        <w:t>==========================================================</w:t>
+      </w:r>
+    </w:p>
+    <w:p>
+      <w:pPr>
+        <w:rPr>
+          <w:rFonts w:ascii="Sakkal Majalla" w:hAnsi="Sakkal Majalla" w:cs="Sakkal Majalla"/>
+          <w:sz w:val="28"/>
+          <w:szCs w:val="28"/>
+        </w:rPr>
+      </w:pPr>
+    </w:p>
+    <w:p>
+      <w:pPr>
+        <w:rPr>
+          <w:rFonts w:ascii="Sakkal Majalla" w:hAnsi="Sakkal Majalla" w:cs="Sakkal Majalla"/>
+          <w:sz w:val="28"/>
+          <w:szCs w:val="28"/>
+        </w:rPr>
+      </w:pPr>
     </w:p>
     <w:sectPr>
       <w:pgSz w:w="12240" w:h="15840"/>
@@ -7059,11 +7734,127 @@
       </w:rPr>
     </w:lvl>
   </w:abstractNum>
+  <w:abstractNum w:abstractNumId="2" w15:restartNumberingAfterBreak="0">
+    <w:nsid w:val="5F3532BF"/>
+    <w:multiLevelType w:val="multilevel"/>
+    <w:tmpl w:val="09F8BD96"/>
+    <w:lvl w:ilvl="0">
+      <w:start w:val="1"/>
+      <w:numFmt w:val="decimal"/>
+      <w:lvlText w:val="%1."/>
+      <w:lvlJc w:val="left"/>
+      <w:pPr>
+        <w:tabs>
+          <w:tab w:val="num" w:pos="720"/>
+        </w:tabs>
+        <w:ind w:left="720" w:hanging="360"/>
+      </w:pPr>
+    </w:lvl>
+    <w:lvl w:ilvl="1" w:tentative="1">
+      <w:start w:val="1"/>
+      <w:numFmt w:val="decimal"/>
+      <w:lvlText w:val="%2."/>
+      <w:lvlJc w:val="left"/>
+      <w:pPr>
+        <w:tabs>
+          <w:tab w:val="num" w:pos="1440"/>
+        </w:tabs>
+        <w:ind w:left="1440" w:hanging="360"/>
+      </w:pPr>
+    </w:lvl>
+    <w:lvl w:ilvl="2" w:tentative="1">
+      <w:start w:val="1"/>
+      <w:numFmt w:val="decimal"/>
+      <w:lvlText w:val="%3."/>
+      <w:lvlJc w:val="left"/>
+      <w:pPr>
+        <w:tabs>
+          <w:tab w:val="num" w:pos="2160"/>
+        </w:tabs>
+        <w:ind w:left="2160" w:hanging="360"/>
+      </w:pPr>
+    </w:lvl>
+    <w:lvl w:ilvl="3" w:tentative="1">
+      <w:start w:val="1"/>
+      <w:numFmt w:val="decimal"/>
+      <w:lvlText w:val="%4."/>
+      <w:lvlJc w:val="left"/>
+      <w:pPr>
+        <w:tabs>
+          <w:tab w:val="num" w:pos="2880"/>
+        </w:tabs>
+        <w:ind w:left="2880" w:hanging="360"/>
+      </w:pPr>
+    </w:lvl>
+    <w:lvl w:ilvl="4" w:tentative="1">
+      <w:start w:val="1"/>
+      <w:numFmt w:val="decimal"/>
+      <w:lvlText w:val="%5."/>
+      <w:lvlJc w:val="left"/>
+      <w:pPr>
+        <w:tabs>
+          <w:tab w:val="num" w:pos="3600"/>
+        </w:tabs>
+        <w:ind w:left="3600" w:hanging="360"/>
+      </w:pPr>
+    </w:lvl>
+    <w:lvl w:ilvl="5" w:tentative="1">
+      <w:start w:val="1"/>
+      <w:numFmt w:val="decimal"/>
+      <w:lvlText w:val="%6."/>
+      <w:lvlJc w:val="left"/>
+      <w:pPr>
+        <w:tabs>
+          <w:tab w:val="num" w:pos="4320"/>
+        </w:tabs>
+        <w:ind w:left="4320" w:hanging="360"/>
+      </w:pPr>
+    </w:lvl>
+    <w:lvl w:ilvl="6" w:tentative="1">
+      <w:start w:val="1"/>
+      <w:numFmt w:val="decimal"/>
+      <w:lvlText w:val="%7."/>
+      <w:lvlJc w:val="left"/>
+      <w:pPr>
+        <w:tabs>
+          <w:tab w:val="num" w:pos="5040"/>
+        </w:tabs>
+        <w:ind w:left="5040" w:hanging="360"/>
+      </w:pPr>
+    </w:lvl>
+    <w:lvl w:ilvl="7" w:tentative="1">
+      <w:start w:val="1"/>
+      <w:numFmt w:val="decimal"/>
+      <w:lvlText w:val="%8."/>
+      <w:lvlJc w:val="left"/>
+      <w:pPr>
+        <w:tabs>
+          <w:tab w:val="num" w:pos="5760"/>
+        </w:tabs>
+        <w:ind w:left="5760" w:hanging="360"/>
+      </w:pPr>
+    </w:lvl>
+    <w:lvl w:ilvl="8" w:tentative="1">
+      <w:start w:val="1"/>
+      <w:numFmt w:val="decimal"/>
+      <w:lvlText w:val="%9."/>
+      <w:lvlJc w:val="left"/>
+      <w:pPr>
+        <w:tabs>
+          <w:tab w:val="num" w:pos="6480"/>
+        </w:tabs>
+        <w:ind w:left="6480" w:hanging="360"/>
+      </w:pPr>
+    </w:lvl>
+  </w:abstractNum>
   <w:num w:numId="1" w16cid:durableId="1212493767">
     <w:abstractNumId w:val="0"/>
   </w:num>
   <w:num w:numId="2" w16cid:durableId="554243911">
     <w:abstractNumId w:val="1"/>
+  </w:num>
+  <w:num w:numId="3" w16cid:durableId="1601722613">
+    <w:abstractNumId w:val="2"/>
   </w:num>
 </w:numbering>
 </file>

--- a/NextJS/NextJS-Notes-01.docx
+++ b/NextJS/NextJS-Notes-01.docx
@@ -111,7 +111,19 @@
           <w:szCs w:val="28"/>
           <w14:ligatures w14:val="none"/>
         </w:rPr>
-        <w:t xml:space="preserve"> { </w:t>
+        <w:t xml:space="preserve"> </w:t>
+      </w:r>
+      <w:proofErr w:type="gramStart"/>
+      <w:r>
+        <w:rPr>
+          <w:rFonts w:ascii="Sakkal Majalla" w:eastAsia="Times New Roman" w:hAnsi="Sakkal Majalla" w:cs="Sakkal Majalla"/>
+          <w:color w:val="3B3B3B"/>
+          <w:kern w:val="0"/>
+          <w:sz w:val="28"/>
+          <w:szCs w:val="28"/>
+          <w14:ligatures w14:val="none"/>
+        </w:rPr>
+        <w:t xml:space="preserve">{ </w:t>
       </w:r>
       <w:r>
         <w:rPr>
@@ -124,6 +136,7 @@
         </w:rPr>
         <w:t>Inter</w:t>
       </w:r>
+      <w:proofErr w:type="gramEnd"/>
       <w:r>
         <w:rPr>
           <w:rFonts w:ascii="Sakkal Majalla" w:eastAsia="Times New Roman" w:hAnsi="Sakkal Majalla" w:cs="Sakkal Majalla"/>
@@ -284,6 +297,7 @@
         </w:rPr>
         <w:t xml:space="preserve"> </w:t>
       </w:r>
+      <w:proofErr w:type="gramStart"/>
       <w:r>
         <w:rPr>
           <w:rFonts w:ascii="Sakkal Majalla" w:eastAsia="Times New Roman" w:hAnsi="Sakkal Majalla" w:cs="Sakkal Majalla"/>
@@ -315,7 +329,19 @@
           <w:szCs w:val="28"/>
           <w14:ligatures w14:val="none"/>
         </w:rPr>
-        <w:t>subsets:</w:t>
+        <w:t>subsets</w:t>
+      </w:r>
+      <w:proofErr w:type="gramEnd"/>
+      <w:r>
+        <w:rPr>
+          <w:rFonts w:ascii="Sakkal Majalla" w:eastAsia="Times New Roman" w:hAnsi="Sakkal Majalla" w:cs="Sakkal Majalla"/>
+          <w:color w:val="001080"/>
+          <w:kern w:val="0"/>
+          <w:sz w:val="28"/>
+          <w:szCs w:val="28"/>
+          <w14:ligatures w14:val="none"/>
+        </w:rPr>
+        <w:t>:</w:t>
       </w:r>
       <w:r>
         <w:rPr>
@@ -339,16 +365,29 @@
         </w:rPr>
         <w:t>'latin'</w:t>
       </w:r>
-      <w:r>
-        <w:rPr>
-          <w:rFonts w:ascii="Sakkal Majalla" w:eastAsia="Times New Roman" w:hAnsi="Sakkal Majalla" w:cs="Sakkal Majalla"/>
-          <w:color w:val="3B3B3B"/>
-          <w:kern w:val="0"/>
-          <w:sz w:val="28"/>
-          <w:szCs w:val="28"/>
-          <w14:ligatures w14:val="none"/>
-        </w:rPr>
-        <w:t>] })</w:t>
+      <w:proofErr w:type="gramStart"/>
+      <w:r>
+        <w:rPr>
+          <w:rFonts w:ascii="Sakkal Majalla" w:eastAsia="Times New Roman" w:hAnsi="Sakkal Majalla" w:cs="Sakkal Majalla"/>
+          <w:color w:val="3B3B3B"/>
+          <w:kern w:val="0"/>
+          <w:sz w:val="28"/>
+          <w:szCs w:val="28"/>
+          <w14:ligatures w14:val="none"/>
+        </w:rPr>
+        <w:t>] }</w:t>
+      </w:r>
+      <w:proofErr w:type="gramEnd"/>
+      <w:r>
+        <w:rPr>
+          <w:rFonts w:ascii="Sakkal Majalla" w:eastAsia="Times New Roman" w:hAnsi="Sakkal Majalla" w:cs="Sakkal Majalla"/>
+          <w:color w:val="3B3B3B"/>
+          <w:kern w:val="0"/>
+          <w:sz w:val="28"/>
+          <w:szCs w:val="28"/>
+          <w14:ligatures w14:val="none"/>
+        </w:rPr>
+        <w:t>)</w:t>
       </w:r>
     </w:p>
     <w:p>
@@ -503,7 +542,19 @@
           <w:szCs w:val="28"/>
           <w14:ligatures w14:val="none"/>
         </w:rPr>
-        <w:t xml:space="preserve"> { </w:t>
+        <w:t xml:space="preserve"> </w:t>
+      </w:r>
+      <w:proofErr w:type="gramStart"/>
+      <w:r>
+        <w:rPr>
+          <w:rFonts w:ascii="Sakkal Majalla" w:eastAsia="Times New Roman" w:hAnsi="Sakkal Majalla" w:cs="Sakkal Majalla"/>
+          <w:color w:val="3B3B3B"/>
+          <w:kern w:val="0"/>
+          <w:sz w:val="28"/>
+          <w:szCs w:val="28"/>
+          <w14:ligatures w14:val="none"/>
+        </w:rPr>
+        <w:t xml:space="preserve">{ </w:t>
       </w:r>
       <w:r>
         <w:rPr>
@@ -516,6 +567,7 @@
         </w:rPr>
         <w:t>inter</w:t>
       </w:r>
+      <w:proofErr w:type="gramEnd"/>
       <w:r>
         <w:rPr>
           <w:rFonts w:ascii="Sakkal Majalla" w:eastAsia="Times New Roman" w:hAnsi="Sakkal Majalla" w:cs="Sakkal Majalla"/>
@@ -689,6 +741,7 @@
         </w:rPr>
         <w:t xml:space="preserve"> </w:t>
       </w:r>
+      <w:proofErr w:type="gramStart"/>
       <w:r>
         <w:rPr>
           <w:rFonts w:ascii="Sakkal Majalla" w:eastAsia="Times New Roman" w:hAnsi="Sakkal Majalla" w:cs="Sakkal Majalla"/>
@@ -709,7 +762,19 @@
           <w:szCs w:val="28"/>
           <w14:ligatures w14:val="none"/>
         </w:rPr>
-        <w:t>({</w:t>
+        <w:t>(</w:t>
+      </w:r>
+      <w:proofErr w:type="gramEnd"/>
+      <w:r>
+        <w:rPr>
+          <w:rFonts w:ascii="Sakkal Majalla" w:eastAsia="Times New Roman" w:hAnsi="Sakkal Majalla" w:cs="Sakkal Majalla"/>
+          <w:color w:val="3B3B3B"/>
+          <w:kern w:val="0"/>
+          <w:sz w:val="28"/>
+          <w:szCs w:val="28"/>
+          <w14:ligatures w14:val="none"/>
+        </w:rPr>
+        <w:t>{</w:t>
       </w:r>
     </w:p>
     <w:p>
@@ -1172,6 +1237,7 @@
         </w:rPr>
         <w:t>${</w:t>
       </w:r>
+      <w:proofErr w:type="gramStart"/>
       <w:r>
         <w:rPr>
           <w:rFonts w:ascii="Sakkal Majalla" w:eastAsia="Times New Roman" w:hAnsi="Sakkal Majalla" w:cs="Sakkal Majalla"/>
@@ -1205,6 +1271,7 @@
         </w:rPr>
         <w:t>className</w:t>
       </w:r>
+      <w:proofErr w:type="gramEnd"/>
       <w:r>
         <w:rPr>
           <w:rFonts w:ascii="Sakkal Majalla" w:eastAsia="Times New Roman" w:hAnsi="Sakkal Majalla" w:cs="Sakkal Majalla"/>
@@ -1833,7 +1900,55 @@
           <w:szCs w:val="28"/>
           <w14:ligatures w14:val="none"/>
         </w:rPr>
-        <w:t>"flex items-center justify-center p-6 md:w-3/5 md:px-28 md:py-12"</w:t>
+        <w:t xml:space="preserve">"flex items-center justify-center p-6 </w:t>
+      </w:r>
+      <w:proofErr w:type="gramStart"/>
+      <w:r>
+        <w:rPr>
+          <w:rFonts w:ascii="Sakkal Majalla" w:eastAsia="Times New Roman" w:hAnsi="Sakkal Majalla" w:cs="Sakkal Majalla"/>
+          <w:color w:val="A31515"/>
+          <w:kern w:val="0"/>
+          <w:sz w:val="28"/>
+          <w:szCs w:val="28"/>
+          <w14:ligatures w14:val="none"/>
+        </w:rPr>
+        <w:t>md:w</w:t>
+      </w:r>
+      <w:proofErr w:type="gramEnd"/>
+      <w:r>
+        <w:rPr>
+          <w:rFonts w:ascii="Sakkal Majalla" w:eastAsia="Times New Roman" w:hAnsi="Sakkal Majalla" w:cs="Sakkal Majalla"/>
+          <w:color w:val="A31515"/>
+          <w:kern w:val="0"/>
+          <w:sz w:val="28"/>
+          <w:szCs w:val="28"/>
+          <w14:ligatures w14:val="none"/>
+        </w:rPr>
+        <w:t xml:space="preserve">-3/5 </w:t>
+      </w:r>
+      <w:proofErr w:type="gramStart"/>
+      <w:r>
+        <w:rPr>
+          <w:rFonts w:ascii="Sakkal Majalla" w:eastAsia="Times New Roman" w:hAnsi="Sakkal Majalla" w:cs="Sakkal Majalla"/>
+          <w:color w:val="A31515"/>
+          <w:kern w:val="0"/>
+          <w:sz w:val="28"/>
+          <w:szCs w:val="28"/>
+          <w14:ligatures w14:val="none"/>
+        </w:rPr>
+        <w:t>md:px</w:t>
+      </w:r>
+      <w:proofErr w:type="gramEnd"/>
+      <w:r>
+        <w:rPr>
+          <w:rFonts w:ascii="Sakkal Majalla" w:eastAsia="Times New Roman" w:hAnsi="Sakkal Majalla" w:cs="Sakkal Majalla"/>
+          <w:color w:val="A31515"/>
+          <w:kern w:val="0"/>
+          <w:sz w:val="28"/>
+          <w:szCs w:val="28"/>
+          <w14:ligatures w14:val="none"/>
+        </w:rPr>
+        <w:t>-28 md:py-12"</w:t>
       </w:r>
       <w:r>
         <w:rPr>
@@ -2067,6 +2182,7 @@
         </w:rPr>
         <w:t>width</w:t>
       </w:r>
+      <w:proofErr w:type="gramStart"/>
       <w:r>
         <w:rPr>
           <w:rFonts w:ascii="Sakkal Majalla" w:eastAsia="Times New Roman" w:hAnsi="Sakkal Majalla" w:cs="Sakkal Majalla"/>
@@ -2089,6 +2205,7 @@
         </w:rPr>
         <w:t>{</w:t>
       </w:r>
+      <w:proofErr w:type="gramEnd"/>
       <w:r>
         <w:rPr>
           <w:rFonts w:ascii="Sakkal Majalla" w:eastAsia="Times New Roman" w:hAnsi="Sakkal Majalla" w:cs="Sakkal Majalla"/>
@@ -2147,6 +2264,7 @@
         </w:rPr>
         <w:t>height</w:t>
       </w:r>
+      <w:proofErr w:type="gramStart"/>
       <w:r>
         <w:rPr>
           <w:rFonts w:ascii="Sakkal Majalla" w:eastAsia="Times New Roman" w:hAnsi="Sakkal Majalla" w:cs="Sakkal Majalla"/>
@@ -2169,6 +2287,7 @@
         </w:rPr>
         <w:t>{</w:t>
       </w:r>
+      <w:proofErr w:type="gramEnd"/>
       <w:r>
         <w:rPr>
           <w:rFonts w:ascii="Sakkal Majalla" w:eastAsia="Times New Roman" w:hAnsi="Sakkal Majalla" w:cs="Sakkal Majalla"/>
@@ -2247,7 +2366,31 @@
           <w:szCs w:val="28"/>
           <w14:ligatures w14:val="none"/>
         </w:rPr>
-        <w:t>'hidden md:block'</w:t>
+        <w:t xml:space="preserve">'hidden </w:t>
+      </w:r>
+      <w:proofErr w:type="gramStart"/>
+      <w:r>
+        <w:rPr>
+          <w:rFonts w:ascii="Sakkal Majalla" w:eastAsia="Times New Roman" w:hAnsi="Sakkal Majalla" w:cs="Sakkal Majalla"/>
+          <w:color w:val="A31515"/>
+          <w:kern w:val="0"/>
+          <w:sz w:val="28"/>
+          <w:szCs w:val="28"/>
+          <w14:ligatures w14:val="none"/>
+        </w:rPr>
+        <w:t>md:block</w:t>
+      </w:r>
+      <w:proofErr w:type="gramEnd"/>
+      <w:r>
+        <w:rPr>
+          <w:rFonts w:ascii="Sakkal Majalla" w:eastAsia="Times New Roman" w:hAnsi="Sakkal Majalla" w:cs="Sakkal Majalla"/>
+          <w:color w:val="A31515"/>
+          <w:kern w:val="0"/>
+          <w:sz w:val="28"/>
+          <w:szCs w:val="28"/>
+          <w14:ligatures w14:val="none"/>
+        </w:rPr>
+        <w:t>'</w:t>
       </w:r>
     </w:p>
     <w:p>
@@ -2484,6 +2627,7 @@
         </w:rPr>
         <w:t>width</w:t>
       </w:r>
+      <w:proofErr w:type="gramStart"/>
       <w:r>
         <w:rPr>
           <w:rFonts w:ascii="Sakkal Majalla" w:eastAsia="Times New Roman" w:hAnsi="Sakkal Majalla" w:cs="Sakkal Majalla"/>
@@ -2506,6 +2650,7 @@
         </w:rPr>
         <w:t>{</w:t>
       </w:r>
+      <w:proofErr w:type="gramEnd"/>
       <w:r>
         <w:rPr>
           <w:rFonts w:ascii="Sakkal Majalla" w:eastAsia="Times New Roman" w:hAnsi="Sakkal Majalla" w:cs="Sakkal Majalla"/>
@@ -2564,6 +2709,7 @@
         </w:rPr>
         <w:t>height</w:t>
       </w:r>
+      <w:proofErr w:type="gramStart"/>
       <w:r>
         <w:rPr>
           <w:rFonts w:ascii="Sakkal Majalla" w:eastAsia="Times New Roman" w:hAnsi="Sakkal Majalla" w:cs="Sakkal Majalla"/>
@@ -2586,6 +2732,7 @@
         </w:rPr>
         <w:t>{</w:t>
       </w:r>
+      <w:proofErr w:type="gramEnd"/>
       <w:r>
         <w:rPr>
           <w:rFonts w:ascii="Sakkal Majalla" w:eastAsia="Times New Roman" w:hAnsi="Sakkal Majalla" w:cs="Sakkal Majalla"/>
@@ -2664,7 +2811,31 @@
           <w:szCs w:val="28"/>
           <w14:ligatures w14:val="none"/>
         </w:rPr>
-        <w:t>'block md:hidden'</w:t>
+        <w:t xml:space="preserve">'block </w:t>
+      </w:r>
+      <w:proofErr w:type="gramStart"/>
+      <w:r>
+        <w:rPr>
+          <w:rFonts w:ascii="Sakkal Majalla" w:eastAsia="Times New Roman" w:hAnsi="Sakkal Majalla" w:cs="Sakkal Majalla"/>
+          <w:color w:val="A31515"/>
+          <w:kern w:val="0"/>
+          <w:sz w:val="28"/>
+          <w:szCs w:val="28"/>
+          <w14:ligatures w14:val="none"/>
+        </w:rPr>
+        <w:t>md:hidden</w:t>
+      </w:r>
+      <w:proofErr w:type="gramEnd"/>
+      <w:r>
+        <w:rPr>
+          <w:rFonts w:ascii="Sakkal Majalla" w:eastAsia="Times New Roman" w:hAnsi="Sakkal Majalla" w:cs="Sakkal Majalla"/>
+          <w:color w:val="A31515"/>
+          <w:kern w:val="0"/>
+          <w:sz w:val="28"/>
+          <w:szCs w:val="28"/>
+          <w14:ligatures w14:val="none"/>
+        </w:rPr>
+        <w:t>'</w:t>
       </w:r>
     </w:p>
     <w:p>
@@ -4353,7 +4524,31 @@
           <w:szCs w:val="21"/>
           <w14:ligatures w14:val="none"/>
         </w:rPr>
-        <w:t>'use client'</w:t>
+        <w:t>'</w:t>
+      </w:r>
+      <w:proofErr w:type="gramStart"/>
+      <w:r>
+        <w:rPr>
+          <w:rFonts w:ascii="Consolas" w:eastAsia="Times New Roman" w:hAnsi="Consolas" w:cs="Times New Roman"/>
+          <w:color w:val="A31515"/>
+          <w:kern w:val="0"/>
+          <w:sz w:val="21"/>
+          <w:szCs w:val="21"/>
+          <w14:ligatures w14:val="none"/>
+        </w:rPr>
+        <w:t>use</w:t>
+      </w:r>
+      <w:proofErr w:type="gramEnd"/>
+      <w:r>
+        <w:rPr>
+          <w:rFonts w:ascii="Consolas" w:eastAsia="Times New Roman" w:hAnsi="Consolas" w:cs="Times New Roman"/>
+          <w:color w:val="A31515"/>
+          <w:kern w:val="0"/>
+          <w:sz w:val="21"/>
+          <w:szCs w:val="21"/>
+          <w14:ligatures w14:val="none"/>
+        </w:rPr>
+        <w:t xml:space="preserve"> client'</w:t>
       </w:r>
     </w:p>
     <w:p>
@@ -4389,7 +4584,19 @@
           <w:szCs w:val="21"/>
           <w14:ligatures w14:val="none"/>
         </w:rPr>
-        <w:t xml:space="preserve"> { </w:t>
+        <w:t xml:space="preserve"> </w:t>
+      </w:r>
+      <w:proofErr w:type="gramStart"/>
+      <w:r>
+        <w:rPr>
+          <w:rFonts w:ascii="Consolas" w:eastAsia="Times New Roman" w:hAnsi="Consolas" w:cs="Times New Roman"/>
+          <w:color w:val="3B3B3B"/>
+          <w:kern w:val="0"/>
+          <w:sz w:val="21"/>
+          <w:szCs w:val="21"/>
+          <w14:ligatures w14:val="none"/>
+        </w:rPr>
+        <w:t xml:space="preserve">{ </w:t>
       </w:r>
       <w:r>
         <w:rPr>
@@ -4402,6 +4609,7 @@
         </w:rPr>
         <w:t>usePathname</w:t>
       </w:r>
+      <w:proofErr w:type="gramEnd"/>
       <w:r>
         <w:rPr>
           <w:rFonts w:ascii="Consolas" w:eastAsia="Times New Roman" w:hAnsi="Consolas" w:cs="Times New Roman"/>
@@ -4551,6 +4759,7 @@
         </w:rPr>
         <w:t xml:space="preserve"> </w:t>
       </w:r>
+      <w:proofErr w:type="gramStart"/>
       <w:r>
         <w:rPr>
           <w:rFonts w:ascii="Consolas" w:eastAsia="Times New Roman" w:hAnsi="Consolas" w:cs="Times New Roman"/>
@@ -4571,7 +4780,19 @@
           <w:szCs w:val="21"/>
           <w14:ligatures w14:val="none"/>
         </w:rPr>
-        <w:t>() {</w:t>
+        <w:t>(</w:t>
+      </w:r>
+      <w:proofErr w:type="gramEnd"/>
+      <w:r>
+        <w:rPr>
+          <w:rFonts w:ascii="Consolas" w:eastAsia="Times New Roman" w:hAnsi="Consolas" w:cs="Times New Roman"/>
+          <w:color w:val="3B3B3B"/>
+          <w:kern w:val="0"/>
+          <w:sz w:val="21"/>
+          <w:szCs w:val="21"/>
+          <w14:ligatures w14:val="none"/>
+        </w:rPr>
+        <w:t>) {</w:t>
       </w:r>
     </w:p>
     <w:p>
@@ -4664,6 +4885,7 @@
         </w:rPr>
         <w:t xml:space="preserve"> </w:t>
       </w:r>
+      <w:proofErr w:type="gramStart"/>
       <w:r>
         <w:rPr>
           <w:rFonts w:ascii="Consolas" w:eastAsia="Times New Roman" w:hAnsi="Consolas" w:cs="Times New Roman"/>
@@ -4684,7 +4906,19 @@
           <w:szCs w:val="21"/>
           <w14:ligatures w14:val="none"/>
         </w:rPr>
-        <w:t>()</w:t>
+        <w:t>(</w:t>
+      </w:r>
+      <w:proofErr w:type="gramEnd"/>
+      <w:r>
+        <w:rPr>
+          <w:rFonts w:ascii="Consolas" w:eastAsia="Times New Roman" w:hAnsi="Consolas" w:cs="Times New Roman"/>
+          <w:color w:val="3B3B3B"/>
+          <w:kern w:val="0"/>
+          <w:sz w:val="21"/>
+          <w:szCs w:val="21"/>
+          <w14:ligatures w14:val="none"/>
+        </w:rPr>
+        <w:t>)</w:t>
       </w:r>
     </w:p>
     <w:p>
@@ -4962,6 +5196,7 @@
         </w:rPr>
         <w:t xml:space="preserve"> = </w:t>
       </w:r>
+      <w:proofErr w:type="gramStart"/>
       <w:r>
         <w:rPr>
           <w:rFonts w:ascii="Consolas" w:eastAsia="Times New Roman" w:hAnsi="Consolas" w:cs="Times New Roman"/>
@@ -4995,6 +5230,7 @@
         </w:rPr>
         <w:t>icon</w:t>
       </w:r>
+      <w:proofErr w:type="gramEnd"/>
       <w:r>
         <w:rPr>
           <w:rFonts w:ascii="Consolas" w:eastAsia="Times New Roman" w:hAnsi="Consolas" w:cs="Times New Roman"/>
@@ -5260,6 +5496,7 @@
         </w:rPr>
         <w:t>{</w:t>
       </w:r>
+      <w:proofErr w:type="gramStart"/>
       <w:r>
         <w:rPr>
           <w:rFonts w:ascii="Consolas" w:eastAsia="Times New Roman" w:hAnsi="Consolas" w:cs="Times New Roman"/>
@@ -5293,6 +5530,7 @@
         </w:rPr>
         <w:t>href</w:t>
       </w:r>
+      <w:proofErr w:type="gramEnd"/>
       <w:r>
         <w:rPr>
           <w:rFonts w:ascii="Consolas" w:eastAsia="Times New Roman" w:hAnsi="Consolas" w:cs="Times New Roman"/>
@@ -5340,6 +5578,7 @@
         </w:rPr>
         <w:t>className</w:t>
       </w:r>
+      <w:proofErr w:type="gramStart"/>
       <w:r>
         <w:rPr>
           <w:rFonts w:ascii="Consolas" w:eastAsia="Times New Roman" w:hAnsi="Consolas" w:cs="Times New Roman"/>
@@ -5362,6 +5601,7 @@
         </w:rPr>
         <w:t>{</w:t>
       </w:r>
+      <w:proofErr w:type="gramEnd"/>
     </w:p>
     <w:p>
       <w:pPr>
@@ -5387,6 +5627,7 @@
         </w:rPr>
         <w:t xml:space="preserve">              </w:t>
       </w:r>
+      <w:proofErr w:type="gramStart"/>
       <w:r>
         <w:rPr>
           <w:rFonts w:ascii="Consolas" w:eastAsia="Times New Roman" w:hAnsi="Consolas" w:cs="Times New Roman"/>
@@ -5409,6 +5650,7 @@
         </w:rPr>
         <w:t>(</w:t>
       </w:r>
+      <w:proofErr w:type="gramEnd"/>
     </w:p>
     <w:p>
       <w:pPr>
@@ -5443,7 +5685,31 @@
           <w:szCs w:val="21"/>
           <w14:ligatures w14:val="none"/>
         </w:rPr>
-        <w:t>"flex h-[48px] grow items-center justify-center gap-2 rounded-md bg-gray-50 p-3 text-</w:t>
+        <w:t>"</w:t>
+      </w:r>
+      <w:proofErr w:type="gramStart"/>
+      <w:r>
+        <w:rPr>
+          <w:rFonts w:ascii="Consolas" w:eastAsia="Times New Roman" w:hAnsi="Consolas" w:cs="Times New Roman"/>
+          <w:color w:val="A31515"/>
+          <w:kern w:val="0"/>
+          <w:sz w:val="21"/>
+          <w:szCs w:val="21"/>
+          <w14:ligatures w14:val="none"/>
+        </w:rPr>
+        <w:t>flex</w:t>
+      </w:r>
+      <w:proofErr w:type="gramEnd"/>
+      <w:r>
+        <w:rPr>
+          <w:rFonts w:ascii="Consolas" w:eastAsia="Times New Roman" w:hAnsi="Consolas" w:cs="Times New Roman"/>
+          <w:color w:val="A31515"/>
+          <w:kern w:val="0"/>
+          <w:sz w:val="21"/>
+          <w:szCs w:val="21"/>
+          <w14:ligatures w14:val="none"/>
+        </w:rPr>
+        <w:t xml:space="preserve"> h-[48px] grow items-center justify-center gap-2 rounded-md bg-gray-50 p-3 text-</w:t>
       </w:r>
       <w:proofErr w:type="spellStart"/>
       <w:r>
@@ -5467,7 +5733,103 @@
           <w:szCs w:val="21"/>
           <w14:ligatures w14:val="none"/>
         </w:rPr>
-        <w:t xml:space="preserve"> font-medium hover:bg-sky-100 hover:text-blue-600 md:flex-none md:justify-start md:p-2 md:px-3"</w:t>
+        <w:t xml:space="preserve"> font-medium hover:bg-sky-100 hover:text-blue-600 </w:t>
+      </w:r>
+      <w:proofErr w:type="gramStart"/>
+      <w:r>
+        <w:rPr>
+          <w:rFonts w:ascii="Consolas" w:eastAsia="Times New Roman" w:hAnsi="Consolas" w:cs="Times New Roman"/>
+          <w:color w:val="A31515"/>
+          <w:kern w:val="0"/>
+          <w:sz w:val="21"/>
+          <w:szCs w:val="21"/>
+          <w14:ligatures w14:val="none"/>
+        </w:rPr>
+        <w:t>md:flex</w:t>
+      </w:r>
+      <w:proofErr w:type="gramEnd"/>
+      <w:r>
+        <w:rPr>
+          <w:rFonts w:ascii="Consolas" w:eastAsia="Times New Roman" w:hAnsi="Consolas" w:cs="Times New Roman"/>
+          <w:color w:val="A31515"/>
+          <w:kern w:val="0"/>
+          <w:sz w:val="21"/>
+          <w:szCs w:val="21"/>
+          <w14:ligatures w14:val="none"/>
+        </w:rPr>
+        <w:t xml:space="preserve">-none </w:t>
+      </w:r>
+      <w:proofErr w:type="gramStart"/>
+      <w:r>
+        <w:rPr>
+          <w:rFonts w:ascii="Consolas" w:eastAsia="Times New Roman" w:hAnsi="Consolas" w:cs="Times New Roman"/>
+          <w:color w:val="A31515"/>
+          <w:kern w:val="0"/>
+          <w:sz w:val="21"/>
+          <w:szCs w:val="21"/>
+          <w14:ligatures w14:val="none"/>
+        </w:rPr>
+        <w:t>md:justify</w:t>
+      </w:r>
+      <w:proofErr w:type="gramEnd"/>
+      <w:r>
+        <w:rPr>
+          <w:rFonts w:ascii="Consolas" w:eastAsia="Times New Roman" w:hAnsi="Consolas" w:cs="Times New Roman"/>
+          <w:color w:val="A31515"/>
+          <w:kern w:val="0"/>
+          <w:sz w:val="21"/>
+          <w:szCs w:val="21"/>
+          <w14:ligatures w14:val="none"/>
+        </w:rPr>
+        <w:t xml:space="preserve">-start </w:t>
+      </w:r>
+      <w:proofErr w:type="gramStart"/>
+      <w:r>
+        <w:rPr>
+          <w:rFonts w:ascii="Consolas" w:eastAsia="Times New Roman" w:hAnsi="Consolas" w:cs="Times New Roman"/>
+          <w:color w:val="A31515"/>
+          <w:kern w:val="0"/>
+          <w:sz w:val="21"/>
+          <w:szCs w:val="21"/>
+          <w14:ligatures w14:val="none"/>
+        </w:rPr>
+        <w:t>md:p</w:t>
+      </w:r>
+      <w:proofErr w:type="gramEnd"/>
+      <w:r>
+        <w:rPr>
+          <w:rFonts w:ascii="Consolas" w:eastAsia="Times New Roman" w:hAnsi="Consolas" w:cs="Times New Roman"/>
+          <w:color w:val="A31515"/>
+          <w:kern w:val="0"/>
+          <w:sz w:val="21"/>
+          <w:szCs w:val="21"/>
+          <w14:ligatures w14:val="none"/>
+        </w:rPr>
+        <w:t xml:space="preserve">-2 </w:t>
+      </w:r>
+      <w:proofErr w:type="gramStart"/>
+      <w:r>
+        <w:rPr>
+          <w:rFonts w:ascii="Consolas" w:eastAsia="Times New Roman" w:hAnsi="Consolas" w:cs="Times New Roman"/>
+          <w:color w:val="A31515"/>
+          <w:kern w:val="0"/>
+          <w:sz w:val="21"/>
+          <w:szCs w:val="21"/>
+          <w14:ligatures w14:val="none"/>
+        </w:rPr>
+        <w:t>md:px</w:t>
+      </w:r>
+      <w:proofErr w:type="gramEnd"/>
+      <w:r>
+        <w:rPr>
+          <w:rFonts w:ascii="Consolas" w:eastAsia="Times New Roman" w:hAnsi="Consolas" w:cs="Times New Roman"/>
+          <w:color w:val="A31515"/>
+          <w:kern w:val="0"/>
+          <w:sz w:val="21"/>
+          <w:szCs w:val="21"/>
+          <w14:ligatures w14:val="none"/>
+        </w:rPr>
+        <w:t>-3"</w:t>
       </w:r>
       <w:r>
         <w:rPr>
@@ -5539,7 +5901,31 @@
           <w:szCs w:val="21"/>
           <w14:ligatures w14:val="none"/>
         </w:rPr>
-        <w:t>'bg-sky-100 text-blue-600'</w:t>
+        <w:t>'</w:t>
+      </w:r>
+      <w:proofErr w:type="gramStart"/>
+      <w:r>
+        <w:rPr>
+          <w:rFonts w:ascii="Consolas" w:eastAsia="Times New Roman" w:hAnsi="Consolas" w:cs="Times New Roman"/>
+          <w:color w:val="A31515"/>
+          <w:kern w:val="0"/>
+          <w:sz w:val="21"/>
+          <w:szCs w:val="21"/>
+          <w14:ligatures w14:val="none"/>
+        </w:rPr>
+        <w:t>bg</w:t>
+      </w:r>
+      <w:proofErr w:type="gramEnd"/>
+      <w:r>
+        <w:rPr>
+          <w:rFonts w:ascii="Consolas" w:eastAsia="Times New Roman" w:hAnsi="Consolas" w:cs="Times New Roman"/>
+          <w:color w:val="A31515"/>
+          <w:kern w:val="0"/>
+          <w:sz w:val="21"/>
+          <w:szCs w:val="21"/>
+          <w14:ligatures w14:val="none"/>
+        </w:rPr>
+        <w:t>-sky-100 text-blue-600'</w:t>
       </w:r>
       <w:r>
         <w:rPr>
@@ -5585,6 +5971,7 @@
         </w:rPr>
         <w:t xml:space="preserve"> === </w:t>
       </w:r>
+      <w:proofErr w:type="gramStart"/>
       <w:r>
         <w:rPr>
           <w:rFonts w:ascii="Consolas" w:eastAsia="Times New Roman" w:hAnsi="Consolas" w:cs="Times New Roman"/>
@@ -5618,6 +6005,7 @@
         </w:rPr>
         <w:t>href</w:t>
       </w:r>
+      <w:proofErr w:type="gramEnd"/>
       <w:r>
         <w:rPr>
           <w:rFonts w:ascii="Consolas" w:eastAsia="Times New Roman" w:hAnsi="Consolas" w:cs="Times New Roman"/>
@@ -5942,7 +6330,31 @@
           <w:szCs w:val="21"/>
           <w14:ligatures w14:val="none"/>
         </w:rPr>
-        <w:t>"hidden md:block"</w:t>
+        <w:t xml:space="preserve">"hidden </w:t>
+      </w:r>
+      <w:proofErr w:type="gramStart"/>
+      <w:r>
+        <w:rPr>
+          <w:rFonts w:ascii="Consolas" w:eastAsia="Times New Roman" w:hAnsi="Consolas" w:cs="Times New Roman"/>
+          <w:color w:val="A31515"/>
+          <w:kern w:val="0"/>
+          <w:sz w:val="21"/>
+          <w:szCs w:val="21"/>
+          <w14:ligatures w14:val="none"/>
+        </w:rPr>
+        <w:t>md:block</w:t>
+      </w:r>
+      <w:proofErr w:type="gramEnd"/>
+      <w:r>
+        <w:rPr>
+          <w:rFonts w:ascii="Consolas" w:eastAsia="Times New Roman" w:hAnsi="Consolas" w:cs="Times New Roman"/>
+          <w:color w:val="A31515"/>
+          <w:kern w:val="0"/>
+          <w:sz w:val="21"/>
+          <w:szCs w:val="21"/>
+          <w14:ligatures w14:val="none"/>
+        </w:rPr>
+        <w:t>"</w:t>
       </w:r>
       <w:r>
         <w:rPr>
@@ -5966,6 +6378,7 @@
         </w:rPr>
         <w:t>{</w:t>
       </w:r>
+      <w:proofErr w:type="gramStart"/>
       <w:r>
         <w:rPr>
           <w:rFonts w:ascii="Consolas" w:eastAsia="Times New Roman" w:hAnsi="Consolas" w:cs="Times New Roman"/>
@@ -6019,7 +6432,19 @@
           <w:szCs w:val="21"/>
           <w14:ligatures w14:val="none"/>
         </w:rPr>
-        <w:t>&lt;/p&gt;</w:t>
+        <w:t>&lt;</w:t>
+      </w:r>
+      <w:proofErr w:type="gramEnd"/>
+      <w:r>
+        <w:rPr>
+          <w:rFonts w:ascii="Consolas" w:eastAsia="Times New Roman" w:hAnsi="Consolas" w:cs="Times New Roman"/>
+          <w:color w:val="800000"/>
+          <w:kern w:val="0"/>
+          <w:sz w:val="21"/>
+          <w:szCs w:val="21"/>
+          <w14:ligatures w14:val="none"/>
+        </w:rPr>
+        <w:t>/p&gt;</w:t>
       </w:r>
     </w:p>
     <w:p>
@@ -6450,6 +6875,7 @@
         </w:rPr>
         <w:t xml:space="preserve"> </w:t>
       </w:r>
+      <w:proofErr w:type="gramStart"/>
       <w:r>
         <w:rPr>
           <w:rFonts w:ascii="Consolas" w:eastAsia="Times New Roman" w:hAnsi="Consolas" w:cs="Times New Roman"/>
@@ -6470,7 +6896,19 @@
           <w:szCs w:val="21"/>
           <w14:ligatures w14:val="none"/>
         </w:rPr>
-        <w:t>() {</w:t>
+        <w:t>(</w:t>
+      </w:r>
+      <w:proofErr w:type="gramEnd"/>
+      <w:r>
+        <w:rPr>
+          <w:rFonts w:ascii="Consolas" w:eastAsia="Times New Roman" w:hAnsi="Consolas" w:cs="Times New Roman"/>
+          <w:color w:val="3B3B3B"/>
+          <w:kern w:val="0"/>
+          <w:sz w:val="21"/>
+          <w:szCs w:val="21"/>
+          <w14:ligatures w14:val="none"/>
+        </w:rPr>
+        <w:t>) {</w:t>
       </w:r>
     </w:p>
     <w:p>
@@ -6657,6 +7095,7 @@
         </w:rPr>
         <w:t>${</w:t>
       </w:r>
+      <w:proofErr w:type="gramStart"/>
       <w:r>
         <w:rPr>
           <w:rFonts w:ascii="Consolas" w:eastAsia="Times New Roman" w:hAnsi="Consolas" w:cs="Times New Roman"/>
@@ -6690,6 +7129,7 @@
         </w:rPr>
         <w:t>className</w:t>
       </w:r>
+      <w:proofErr w:type="gramEnd"/>
       <w:r>
         <w:rPr>
           <w:rFonts w:ascii="Consolas" w:eastAsia="Times New Roman" w:hAnsi="Consolas" w:cs="Times New Roman"/>
@@ -6873,7 +7313,55 @@
           <w:szCs w:val="21"/>
           <w14:ligatures w14:val="none"/>
         </w:rPr>
-        <w:t>"grid gap-6 sm:grid-cols-2 lg:grid-cols-4"</w:t>
+        <w:t xml:space="preserve">"grid gap-6 </w:t>
+      </w:r>
+      <w:proofErr w:type="gramStart"/>
+      <w:r>
+        <w:rPr>
+          <w:rFonts w:ascii="Consolas" w:eastAsia="Times New Roman" w:hAnsi="Consolas" w:cs="Times New Roman"/>
+          <w:color w:val="A31515"/>
+          <w:kern w:val="0"/>
+          <w:sz w:val="21"/>
+          <w:szCs w:val="21"/>
+          <w14:ligatures w14:val="none"/>
+        </w:rPr>
+        <w:t>sm:grid</w:t>
+      </w:r>
+      <w:proofErr w:type="gramEnd"/>
+      <w:r>
+        <w:rPr>
+          <w:rFonts w:ascii="Consolas" w:eastAsia="Times New Roman" w:hAnsi="Consolas" w:cs="Times New Roman"/>
+          <w:color w:val="A31515"/>
+          <w:kern w:val="0"/>
+          <w:sz w:val="21"/>
+          <w:szCs w:val="21"/>
+          <w14:ligatures w14:val="none"/>
+        </w:rPr>
+        <w:t xml:space="preserve">-cols-2 </w:t>
+      </w:r>
+      <w:proofErr w:type="gramStart"/>
+      <w:r>
+        <w:rPr>
+          <w:rFonts w:ascii="Consolas" w:eastAsia="Times New Roman" w:hAnsi="Consolas" w:cs="Times New Roman"/>
+          <w:color w:val="A31515"/>
+          <w:kern w:val="0"/>
+          <w:sz w:val="21"/>
+          <w:szCs w:val="21"/>
+          <w14:ligatures w14:val="none"/>
+        </w:rPr>
+        <w:t>lg:grid</w:t>
+      </w:r>
+      <w:proofErr w:type="gramEnd"/>
+      <w:r>
+        <w:rPr>
+          <w:rFonts w:ascii="Consolas" w:eastAsia="Times New Roman" w:hAnsi="Consolas" w:cs="Times New Roman"/>
+          <w:color w:val="A31515"/>
+          <w:kern w:val="0"/>
+          <w:sz w:val="21"/>
+          <w:szCs w:val="21"/>
+          <w14:ligatures w14:val="none"/>
+        </w:rPr>
+        <w:t>-cols-4"</w:t>
       </w:r>
       <w:r>
         <w:rPr>
@@ -7039,7 +7527,55 @@
           <w:szCs w:val="21"/>
           <w14:ligatures w14:val="none"/>
         </w:rPr>
-        <w:t>"mt-6 grid grid-cols-1 gap-6 md:grid-cols-4 lg:grid-cols-8"</w:t>
+        <w:t xml:space="preserve">"mt-6 grid grid-cols-1 gap-6 </w:t>
+      </w:r>
+      <w:proofErr w:type="gramStart"/>
+      <w:r>
+        <w:rPr>
+          <w:rFonts w:ascii="Consolas" w:eastAsia="Times New Roman" w:hAnsi="Consolas" w:cs="Times New Roman"/>
+          <w:color w:val="A31515"/>
+          <w:kern w:val="0"/>
+          <w:sz w:val="21"/>
+          <w:szCs w:val="21"/>
+          <w14:ligatures w14:val="none"/>
+        </w:rPr>
+        <w:t>md:grid</w:t>
+      </w:r>
+      <w:proofErr w:type="gramEnd"/>
+      <w:r>
+        <w:rPr>
+          <w:rFonts w:ascii="Consolas" w:eastAsia="Times New Roman" w:hAnsi="Consolas" w:cs="Times New Roman"/>
+          <w:color w:val="A31515"/>
+          <w:kern w:val="0"/>
+          <w:sz w:val="21"/>
+          <w:szCs w:val="21"/>
+          <w14:ligatures w14:val="none"/>
+        </w:rPr>
+        <w:t xml:space="preserve">-cols-4 </w:t>
+      </w:r>
+      <w:proofErr w:type="gramStart"/>
+      <w:r>
+        <w:rPr>
+          <w:rFonts w:ascii="Consolas" w:eastAsia="Times New Roman" w:hAnsi="Consolas" w:cs="Times New Roman"/>
+          <w:color w:val="A31515"/>
+          <w:kern w:val="0"/>
+          <w:sz w:val="21"/>
+          <w:szCs w:val="21"/>
+          <w14:ligatures w14:val="none"/>
+        </w:rPr>
+        <w:t>lg:grid</w:t>
+      </w:r>
+      <w:proofErr w:type="gramEnd"/>
+      <w:r>
+        <w:rPr>
+          <w:rFonts w:ascii="Consolas" w:eastAsia="Times New Roman" w:hAnsi="Consolas" w:cs="Times New Roman"/>
+          <w:color w:val="A31515"/>
+          <w:kern w:val="0"/>
+          <w:sz w:val="21"/>
+          <w:szCs w:val="21"/>
+          <w14:ligatures w14:val="none"/>
+        </w:rPr>
+        <w:t>-cols-8"</w:t>
       </w:r>
       <w:r>
         <w:rPr>
@@ -7414,6 +7950,137 @@
           <w:szCs w:val="28"/>
         </w:rPr>
       </w:pPr>
+      <w:r>
+        <w:rPr>
+          <w:rFonts w:ascii="Sakkal Majalla" w:hAnsi="Sakkal Majalla" w:cs="Sakkal Majalla"/>
+          <w:sz w:val="28"/>
+          <w:szCs w:val="28"/>
+        </w:rPr>
+        <w:drawing>
+          <wp:inline distT="0" distB="0" distL="0" distR="0" wp14:anchorId="1779E335" wp14:editId="4B17F649">
+            <wp:extent cx="5943600" cy="3046730"/>
+            <wp:effectExtent l="0" t="0" r="0" b="1270"/>
+            <wp:docPr id="1628038966" name="Picture 1"/>
+            <wp:cNvGraphicFramePr>
+              <a:graphicFrameLocks xmlns:a="http://schemas.openxmlformats.org/drawingml/2006/main" noChangeAspect="1"/>
+            </wp:cNvGraphicFramePr>
+            <a:graphic xmlns:a="http://schemas.openxmlformats.org/drawingml/2006/main">
+              <a:graphicData uri="http://schemas.openxmlformats.org/drawingml/2006/picture">
+                <pic:pic xmlns:pic="http://schemas.openxmlformats.org/drawingml/2006/picture">
+                  <pic:nvPicPr>
+                    <pic:cNvPr id="1628038966" name=""/>
+                    <pic:cNvPicPr/>
+                  </pic:nvPicPr>
+                  <pic:blipFill>
+                    <a:blip r:embed="rId11"/>
+                    <a:stretch>
+                      <a:fillRect/>
+                    </a:stretch>
+                  </pic:blipFill>
+                  <pic:spPr>
+                    <a:xfrm>
+                      <a:off x="0" y="0"/>
+                      <a:ext cx="5943600" cy="3046730"/>
+                    </a:xfrm>
+                    <a:prstGeom prst="rect">
+                      <a:avLst/>
+                    </a:prstGeom>
+                  </pic:spPr>
+                </pic:pic>
+              </a:graphicData>
+            </a:graphic>
+          </wp:inline>
+        </w:drawing>
+      </w:r>
+    </w:p>
+    <w:p>
+      <w:pPr>
+        <w:ind w:left="720" w:firstLine="720"/>
+        <w:rPr>
+          <w:rFonts w:ascii="Sakkal Majalla" w:hAnsi="Sakkal Majalla" w:cs="Sakkal Majalla"/>
+          <w:sz w:val="28"/>
+          <w:szCs w:val="28"/>
+        </w:rPr>
+      </w:pPr>
+      <w:r>
+        <w:rPr>
+          <w:rFonts w:ascii="Sakkal Majalla" w:hAnsi="Sakkal Majalla" w:cs="Sakkal Majalla"/>
+          <w:sz w:val="28"/>
+          <w:szCs w:val="28"/>
+        </w:rPr>
+        <w:t>==========================================================</w:t>
+      </w:r>
+    </w:p>
+    <w:p>
+      <w:pPr>
+        <w:jc w:val="center"/>
+        <w:rPr>
+          <w:rFonts w:ascii="Sakkal Majalla" w:hAnsi="Sakkal Majalla" w:cs="Sakkal Majalla"/>
+          <w:sz w:val="28"/>
+          <w:szCs w:val="28"/>
+        </w:rPr>
+      </w:pPr>
+      <w:r>
+        <w:rPr>
+          <w:rFonts w:ascii="Sakkal Majalla" w:hAnsi="Sakkal Majalla" w:cs="Sakkal Majalla"/>
+          <w:sz w:val="28"/>
+          <w:szCs w:val="28"/>
+        </w:rPr>
+        <w:lastRenderedPageBreak/>
+        <w:drawing>
+          <wp:inline distT="0" distB="0" distL="0" distR="0" wp14:anchorId="672D8BB6" wp14:editId="07D4D234">
+            <wp:extent cx="4505417" cy="3642360"/>
+            <wp:effectExtent l="0" t="0" r="9525" b="0"/>
+            <wp:docPr id="718320760" name="Picture 1"/>
+            <wp:cNvGraphicFramePr>
+              <a:graphicFrameLocks xmlns:a="http://schemas.openxmlformats.org/drawingml/2006/main" noChangeAspect="1"/>
+            </wp:cNvGraphicFramePr>
+            <a:graphic xmlns:a="http://schemas.openxmlformats.org/drawingml/2006/main">
+              <a:graphicData uri="http://schemas.openxmlformats.org/drawingml/2006/picture">
+                <pic:pic xmlns:pic="http://schemas.openxmlformats.org/drawingml/2006/picture">
+                  <pic:nvPicPr>
+                    <pic:cNvPr id="718320760" name=""/>
+                    <pic:cNvPicPr/>
+                  </pic:nvPicPr>
+                  <pic:blipFill>
+                    <a:blip r:embed="rId12"/>
+                    <a:stretch>
+                      <a:fillRect/>
+                    </a:stretch>
+                  </pic:blipFill>
+                  <pic:spPr>
+                    <a:xfrm>
+                      <a:off x="0" y="0"/>
+                      <a:ext cx="4508753" cy="3645057"/>
+                    </a:xfrm>
+                    <a:prstGeom prst="rect">
+                      <a:avLst/>
+                    </a:prstGeom>
+                  </pic:spPr>
+                </pic:pic>
+              </a:graphicData>
+            </a:graphic>
+          </wp:inline>
+        </w:drawing>
+      </w:r>
+    </w:p>
+    <w:p>
+      <w:pPr>
+        <w:ind w:left="720" w:firstLine="720"/>
+        <w:rPr>
+          <w:rFonts w:ascii="Sakkal Majalla" w:hAnsi="Sakkal Majalla" w:cs="Sakkal Majalla"/>
+          <w:sz w:val="28"/>
+          <w:szCs w:val="28"/>
+        </w:rPr>
+      </w:pPr>
+      <w:r>
+        <w:rPr>
+          <w:rFonts w:ascii="Sakkal Majalla" w:hAnsi="Sakkal Majalla" w:cs="Sakkal Majalla"/>
+          <w:sz w:val="28"/>
+          <w:szCs w:val="28"/>
+        </w:rPr>
+        <w:t>==========================================================</w:t>
+      </w:r>
     </w:p>
     <w:p>
       <w:pPr>
@@ -8462,6 +9129,7 @@
   <w:style w:type="character" w:default="1" w:styleId="DefaultParagraphFont">
     <w:name w:val="Default Paragraph Font"/>
     <w:uiPriority w:val="1"/>
+    <w:semiHidden/>
     <w:unhideWhenUsed/>
   </w:style>
   <w:style w:type="table" w:default="1" w:styleId="TableNormal">
